--- a/DATABASE DESIGN Assignment L4DC.docx
+++ b/DATABASE DESIGN Assignment L4DC.docx
@@ -626,42 +626,8 @@
           <w:b/>
           <w:bCs/>
         </w:rPr>
-        <w:t>U</w:t>
+        <w:t>Unnormalized</w:t>
       </w:r>
-      <w:r>
-        <w:rPr>
-          <w:rFonts w:ascii="Arial" w:hAnsi="Arial" w:cs="Arial"/>
-          <w:b/>
-          <w:bCs/>
-        </w:rPr>
-        <w:t xml:space="preserve">NOT </w:t>
-      </w:r>
-      <w:proofErr w:type="spellStart"/>
-      <w:r>
-        <w:rPr>
-          <w:rFonts w:ascii="Arial" w:hAnsi="Arial" w:cs="Arial"/>
-          <w:b/>
-          <w:bCs/>
-        </w:rPr>
-        <w:t>NULL</w:t>
-      </w:r>
-      <w:r>
-        <w:rPr>
-          <w:rFonts w:ascii="Arial" w:hAnsi="Arial" w:cs="Arial"/>
-          <w:b/>
-          <w:bCs/>
-        </w:rPr>
-        <w:t>or</w:t>
-      </w:r>
-      <w:r>
-        <w:rPr>
-          <w:rFonts w:ascii="Arial" w:hAnsi="Arial" w:cs="Arial"/>
-          <w:b/>
-          <w:bCs/>
-        </w:rPr>
-        <w:t>malized</w:t>
-      </w:r>
-      <w:proofErr w:type="spellEnd"/>
       <w:r>
         <w:rPr>
           <w:rFonts w:ascii="Arial" w:hAnsi="Arial" w:cs="Arial"/>
@@ -708,7 +674,6 @@
                 <w:szCs w:val="16"/>
               </w:rPr>
             </w:pPr>
-            <w:proofErr w:type="spellStart"/>
             <w:r>
               <w:rPr>
                 <w:rFonts w:ascii="Arial" w:hAnsi="Arial" w:cs="Arial"/>
@@ -717,10 +682,18 @@
                 <w:sz w:val="16"/>
                 <w:szCs w:val="16"/>
               </w:rPr>
-              <w:t>Customer_ID</w:t>
-            </w:r>
-            <w:proofErr w:type="spellEnd"/>
-            <w:r>
+              <w:t xml:space="preserve">Customer_ID </w:t>
+            </w:r>
+          </w:p>
+        </w:tc>
+        <w:tc>
+          <w:tcPr>
+            <w:tcW w:w="556" w:type="pct"/>
+          </w:tcPr>
+          <w:p>
+            <w:pPr>
+              <w:pStyle w:val="ListParagraph"/>
+              <w:ind w:left="0"/>
               <w:rPr>
                 <w:rFonts w:ascii="Arial" w:hAnsi="Arial" w:cs="Arial"/>
                 <w:b/>
@@ -728,18 +701,8 @@
                 <w:sz w:val="16"/>
                 <w:szCs w:val="16"/>
               </w:rPr>
-              <w:t xml:space="preserve"> </w:t>
-            </w:r>
-          </w:p>
-        </w:tc>
-        <w:tc>
-          <w:tcPr>
-            <w:tcW w:w="556" w:type="pct"/>
-          </w:tcPr>
-          <w:p>
-            <w:pPr>
-              <w:pStyle w:val="ListParagraph"/>
-              <w:ind w:left="0"/>
+            </w:pPr>
+            <w:r>
               <w:rPr>
                 <w:rFonts w:ascii="Arial" w:hAnsi="Arial" w:cs="Arial"/>
                 <w:b/>
@@ -747,9 +710,18 @@
                 <w:sz w:val="16"/>
                 <w:szCs w:val="16"/>
               </w:rPr>
-            </w:pPr>
-            <w:proofErr w:type="spellStart"/>
-            <w:r>
+              <w:t>Customer_Name</w:t>
+            </w:r>
+          </w:p>
+        </w:tc>
+        <w:tc>
+          <w:tcPr>
+            <w:tcW w:w="556" w:type="pct"/>
+          </w:tcPr>
+          <w:p>
+            <w:pPr>
+              <w:pStyle w:val="ListParagraph"/>
+              <w:ind w:left="0"/>
               <w:rPr>
                 <w:rFonts w:ascii="Arial" w:hAnsi="Arial" w:cs="Arial"/>
                 <w:b/>
@@ -757,19 +729,8 @@
                 <w:sz w:val="16"/>
                 <w:szCs w:val="16"/>
               </w:rPr>
-              <w:t>Customer_Name</w:t>
-            </w:r>
-            <w:proofErr w:type="spellEnd"/>
-          </w:p>
-        </w:tc>
-        <w:tc>
-          <w:tcPr>
-            <w:tcW w:w="556" w:type="pct"/>
-          </w:tcPr>
-          <w:p>
-            <w:pPr>
-              <w:pStyle w:val="ListParagraph"/>
-              <w:ind w:left="0"/>
+            </w:pPr>
+            <w:r>
               <w:rPr>
                 <w:rFonts w:ascii="Arial" w:hAnsi="Arial" w:cs="Arial"/>
                 <w:b/>
@@ -777,9 +738,18 @@
                 <w:sz w:val="16"/>
                 <w:szCs w:val="16"/>
               </w:rPr>
-            </w:pPr>
-            <w:proofErr w:type="spellStart"/>
-            <w:r>
+              <w:t>Customer_Phonenumber</w:t>
+            </w:r>
+          </w:p>
+        </w:tc>
+        <w:tc>
+          <w:tcPr>
+            <w:tcW w:w="555" w:type="pct"/>
+          </w:tcPr>
+          <w:p>
+            <w:pPr>
+              <w:pStyle w:val="ListParagraph"/>
+              <w:ind w:left="0"/>
               <w:rPr>
                 <w:rFonts w:ascii="Arial" w:hAnsi="Arial" w:cs="Arial"/>
                 <w:b/>
@@ -787,19 +757,8 @@
                 <w:sz w:val="16"/>
                 <w:szCs w:val="16"/>
               </w:rPr>
-              <w:t>Customer_Phonenumber</w:t>
-            </w:r>
-            <w:proofErr w:type="spellEnd"/>
-          </w:p>
-        </w:tc>
-        <w:tc>
-          <w:tcPr>
-            <w:tcW w:w="555" w:type="pct"/>
-          </w:tcPr>
-          <w:p>
-            <w:pPr>
-              <w:pStyle w:val="ListParagraph"/>
-              <w:ind w:left="0"/>
+            </w:pPr>
+            <w:r>
               <w:rPr>
                 <w:rFonts w:ascii="Arial" w:hAnsi="Arial" w:cs="Arial"/>
                 <w:b/>
@@ -807,9 +766,18 @@
                 <w:sz w:val="16"/>
                 <w:szCs w:val="16"/>
               </w:rPr>
-            </w:pPr>
-            <w:proofErr w:type="spellStart"/>
-            <w:r>
+              <w:t>Session_Title</w:t>
+            </w:r>
+          </w:p>
+        </w:tc>
+        <w:tc>
+          <w:tcPr>
+            <w:tcW w:w="556" w:type="pct"/>
+          </w:tcPr>
+          <w:p>
+            <w:pPr>
+              <w:pStyle w:val="ListParagraph"/>
+              <w:ind w:left="0"/>
               <w:rPr>
                 <w:rFonts w:ascii="Arial" w:hAnsi="Arial" w:cs="Arial"/>
                 <w:b/>
@@ -817,19 +785,8 @@
                 <w:sz w:val="16"/>
                 <w:szCs w:val="16"/>
               </w:rPr>
-              <w:t>Session_Title</w:t>
-            </w:r>
-            <w:proofErr w:type="spellEnd"/>
-          </w:p>
-        </w:tc>
-        <w:tc>
-          <w:tcPr>
-            <w:tcW w:w="556" w:type="pct"/>
-          </w:tcPr>
-          <w:p>
-            <w:pPr>
-              <w:pStyle w:val="ListParagraph"/>
-              <w:ind w:left="0"/>
+            </w:pPr>
+            <w:r>
               <w:rPr>
                 <w:rFonts w:ascii="Arial" w:hAnsi="Arial" w:cs="Arial"/>
                 <w:b/>
@@ -837,9 +794,18 @@
                 <w:sz w:val="16"/>
                 <w:szCs w:val="16"/>
               </w:rPr>
-            </w:pPr>
-            <w:proofErr w:type="spellStart"/>
-            <w:r>
+              <w:t>Session_Date</w:t>
+            </w:r>
+          </w:p>
+        </w:tc>
+        <w:tc>
+          <w:tcPr>
+            <w:tcW w:w="556" w:type="pct"/>
+          </w:tcPr>
+          <w:p>
+            <w:pPr>
+              <w:pStyle w:val="ListParagraph"/>
+              <w:ind w:left="0"/>
               <w:rPr>
                 <w:rFonts w:ascii="Arial" w:hAnsi="Arial" w:cs="Arial"/>
                 <w:b/>
@@ -847,19 +813,8 @@
                 <w:sz w:val="16"/>
                 <w:szCs w:val="16"/>
               </w:rPr>
-              <w:t>Session_Date</w:t>
-            </w:r>
-            <w:proofErr w:type="spellEnd"/>
-          </w:p>
-        </w:tc>
-        <w:tc>
-          <w:tcPr>
-            <w:tcW w:w="556" w:type="pct"/>
-          </w:tcPr>
-          <w:p>
-            <w:pPr>
-              <w:pStyle w:val="ListParagraph"/>
-              <w:ind w:left="0"/>
+            </w:pPr>
+            <w:r>
               <w:rPr>
                 <w:rFonts w:ascii="Arial" w:hAnsi="Arial" w:cs="Arial"/>
                 <w:b/>
@@ -867,9 +822,18 @@
                 <w:sz w:val="16"/>
                 <w:szCs w:val="16"/>
               </w:rPr>
-            </w:pPr>
-            <w:proofErr w:type="spellStart"/>
-            <w:r>
+              <w:t>Employee_Assigned</w:t>
+            </w:r>
+          </w:p>
+        </w:tc>
+        <w:tc>
+          <w:tcPr>
+            <w:tcW w:w="555" w:type="pct"/>
+          </w:tcPr>
+          <w:p>
+            <w:pPr>
+              <w:pStyle w:val="ListParagraph"/>
+              <w:ind w:left="0"/>
               <w:rPr>
                 <w:rFonts w:ascii="Arial" w:hAnsi="Arial" w:cs="Arial"/>
                 <w:b/>
@@ -877,19 +841,8 @@
                 <w:sz w:val="16"/>
                 <w:szCs w:val="16"/>
               </w:rPr>
-              <w:t>Employee_Assigned</w:t>
-            </w:r>
-            <w:proofErr w:type="spellEnd"/>
-          </w:p>
-        </w:tc>
-        <w:tc>
-          <w:tcPr>
-            <w:tcW w:w="555" w:type="pct"/>
-          </w:tcPr>
-          <w:p>
-            <w:pPr>
-              <w:pStyle w:val="ListParagraph"/>
-              <w:ind w:left="0"/>
+            </w:pPr>
+            <w:r>
               <w:rPr>
                 <w:rFonts w:ascii="Arial" w:hAnsi="Arial" w:cs="Arial"/>
                 <w:b/>
@@ -897,9 +850,27 @@
                 <w:sz w:val="16"/>
                 <w:szCs w:val="16"/>
               </w:rPr>
-            </w:pPr>
-            <w:proofErr w:type="spellStart"/>
-            <w:r>
+              <w:t>Equipment_Used</w:t>
+            </w:r>
+          </w:p>
+          <w:p>
+            <w:pPr>
+              <w:rPr>
+                <w:rFonts w:ascii="Arial" w:hAnsi="Arial" w:cs="Arial"/>
+                <w:sz w:val="16"/>
+                <w:szCs w:val="16"/>
+              </w:rPr>
+            </w:pPr>
+          </w:p>
+        </w:tc>
+        <w:tc>
+          <w:tcPr>
+            <w:tcW w:w="556" w:type="pct"/>
+          </w:tcPr>
+          <w:p>
+            <w:pPr>
+              <w:pStyle w:val="ListParagraph"/>
+              <w:ind w:left="0"/>
               <w:rPr>
                 <w:rFonts w:ascii="Arial" w:hAnsi="Arial" w:cs="Arial"/>
                 <w:b/>
@@ -907,28 +878,8 @@
                 <w:sz w:val="16"/>
                 <w:szCs w:val="16"/>
               </w:rPr>
-              <w:t>Equipment_Used</w:t>
-            </w:r>
-            <w:proofErr w:type="spellEnd"/>
-          </w:p>
-          <w:p>
-            <w:pPr>
-              <w:rPr>
-                <w:rFonts w:ascii="Arial" w:hAnsi="Arial" w:cs="Arial"/>
-                <w:sz w:val="16"/>
-                <w:szCs w:val="16"/>
-              </w:rPr>
-            </w:pPr>
-          </w:p>
-        </w:tc>
-        <w:tc>
-          <w:tcPr>
-            <w:tcW w:w="556" w:type="pct"/>
-          </w:tcPr>
-          <w:p>
-            <w:pPr>
-              <w:pStyle w:val="ListParagraph"/>
-              <w:ind w:left="0"/>
+            </w:pPr>
+            <w:r>
               <w:rPr>
                 <w:rFonts w:ascii="Arial" w:hAnsi="Arial" w:cs="Arial"/>
                 <w:b/>
@@ -936,9 +887,18 @@
                 <w:sz w:val="16"/>
                 <w:szCs w:val="16"/>
               </w:rPr>
-            </w:pPr>
-            <w:proofErr w:type="spellStart"/>
-            <w:r>
+              <w:t>Products_Purchased</w:t>
+            </w:r>
+          </w:p>
+        </w:tc>
+        <w:tc>
+          <w:tcPr>
+            <w:tcW w:w="556" w:type="pct"/>
+          </w:tcPr>
+          <w:p>
+            <w:pPr>
+              <w:pStyle w:val="ListParagraph"/>
+              <w:ind w:left="0"/>
               <w:rPr>
                 <w:rFonts w:ascii="Arial" w:hAnsi="Arial" w:cs="Arial"/>
                 <w:b/>
@@ -946,19 +906,8 @@
                 <w:sz w:val="16"/>
                 <w:szCs w:val="16"/>
               </w:rPr>
-              <w:t>Products_Purchased</w:t>
-            </w:r>
-            <w:proofErr w:type="spellEnd"/>
-          </w:p>
-        </w:tc>
-        <w:tc>
-          <w:tcPr>
-            <w:tcW w:w="556" w:type="pct"/>
-          </w:tcPr>
-          <w:p>
-            <w:pPr>
-              <w:pStyle w:val="ListParagraph"/>
-              <w:ind w:left="0"/>
+            </w:pPr>
+            <w:r>
               <w:rPr>
                 <w:rFonts w:ascii="Arial" w:hAnsi="Arial" w:cs="Arial"/>
                 <w:b/>
@@ -966,19 +915,8 @@
                 <w:sz w:val="16"/>
                 <w:szCs w:val="16"/>
               </w:rPr>
-            </w:pPr>
-            <w:proofErr w:type="spellStart"/>
-            <w:r>
-              <w:rPr>
-                <w:rFonts w:ascii="Arial" w:hAnsi="Arial" w:cs="Arial"/>
-                <w:b/>
-                <w:bCs/>
-                <w:sz w:val="16"/>
-                <w:szCs w:val="16"/>
-              </w:rPr>
               <w:t>Customer_Status</w:t>
             </w:r>
-            <w:proofErr w:type="spellEnd"/>
           </w:p>
         </w:tc>
       </w:tr>
@@ -1823,8 +1761,6 @@
                 <w:szCs w:val="16"/>
               </w:rPr>
             </w:pPr>
-            <w:proofErr w:type="spellStart"/>
-            <w:proofErr w:type="gramStart"/>
             <w:r>
               <w:rPr>
                 <w:rFonts w:ascii="Arial" w:hAnsi="Arial" w:cs="Arial"/>
@@ -1833,8 +1769,6 @@
               </w:rPr>
               <w:t>Peter,Mary</w:t>
             </w:r>
-            <w:proofErr w:type="spellEnd"/>
-            <w:proofErr w:type="gramEnd"/>
           </w:p>
         </w:tc>
         <w:tc>
@@ -2176,50 +2110,14 @@
         </w:rPr>
         <w:t xml:space="preserve">The initial data structure was created using a single table containing customer information, workshop details, employees assigned to a workshop, equipment used in a workshop and purchased products. The table is considered to be </w:t>
       </w:r>
-      <w:proofErr w:type="spellStart"/>
       <w:r>
         <w:rPr>
           <w:rFonts w:ascii="Arial" w:hAnsi="Arial" w:cs="Arial"/>
           <w:sz w:val="22"/>
           <w:szCs w:val="22"/>
         </w:rPr>
-        <w:t>u</w:t>
+        <w:t>Unnormalized</w:t>
       </w:r>
-      <w:r>
-        <w:rPr>
-          <w:rFonts w:ascii="Arial" w:hAnsi="Arial" w:cs="Arial"/>
-          <w:sz w:val="22"/>
-          <w:szCs w:val="22"/>
-        </w:rPr>
-        <w:t>NOT</w:t>
-      </w:r>
-      <w:proofErr w:type="spellEnd"/>
-      <w:r>
-        <w:rPr>
-          <w:rFonts w:ascii="Arial" w:hAnsi="Arial" w:cs="Arial"/>
-          <w:sz w:val="22"/>
-          <w:szCs w:val="22"/>
-        </w:rPr>
-        <w:t xml:space="preserve"> </w:t>
-      </w:r>
-      <w:proofErr w:type="spellStart"/>
-      <w:r>
-        <w:rPr>
-          <w:rFonts w:ascii="Arial" w:hAnsi="Arial" w:cs="Arial"/>
-          <w:sz w:val="22"/>
-          <w:szCs w:val="22"/>
-        </w:rPr>
-        <w:t>NULL</w:t>
-      </w:r>
-      <w:r>
-        <w:rPr>
-          <w:rFonts w:ascii="Arial" w:hAnsi="Arial" w:cs="Arial"/>
-          <w:sz w:val="22"/>
-          <w:szCs w:val="22"/>
-        </w:rPr>
-        <w:t>ormalized</w:t>
-      </w:r>
-      <w:proofErr w:type="spellEnd"/>
       <w:r>
         <w:rPr>
           <w:rFonts w:ascii="Arial" w:hAnsi="Arial" w:cs="Arial"/>
@@ -2288,25 +2186,7 @@
           <w:b/>
           <w:bCs/>
         </w:rPr>
-        <w:t xml:space="preserve">Normalized Tables </w:t>
-      </w:r>
-      <w:proofErr w:type="gramStart"/>
-      <w:r>
-        <w:rPr>
-          <w:rFonts w:ascii="Arial" w:hAnsi="Arial" w:cs="Arial"/>
-          <w:b/>
-          <w:bCs/>
-        </w:rPr>
-        <w:t>In</w:t>
-      </w:r>
-      <w:proofErr w:type="gramEnd"/>
-      <w:r>
-        <w:rPr>
-          <w:rFonts w:ascii="Arial" w:hAnsi="Arial" w:cs="Arial"/>
-          <w:b/>
-          <w:bCs/>
-        </w:rPr>
-        <w:t xml:space="preserve"> </w:t>
+        <w:t xml:space="preserve">Normalized Tables In </w:t>
       </w:r>
       <w:r>
         <w:rPr>
@@ -2381,7 +2261,6 @@
                 <w:szCs w:val="16"/>
               </w:rPr>
             </w:pPr>
-            <w:proofErr w:type="spellStart"/>
             <w:r>
               <w:rPr>
                 <w:rFonts w:ascii="Arial" w:hAnsi="Arial" w:cs="Arial"/>
@@ -2392,7 +2271,6 @@
               </w:rPr>
               <w:t>Customer_Id</w:t>
             </w:r>
-            <w:proofErr w:type="spellEnd"/>
           </w:p>
         </w:tc>
         <w:tc>
@@ -2411,7 +2289,6 @@
                 <w:szCs w:val="16"/>
               </w:rPr>
             </w:pPr>
-            <w:proofErr w:type="spellStart"/>
             <w:r>
               <w:rPr>
                 <w:rFonts w:ascii="Arial" w:hAnsi="Arial" w:cs="Arial"/>
@@ -2422,7 +2299,6 @@
               </w:rPr>
               <w:t>Customer_Firstname</w:t>
             </w:r>
-            <w:proofErr w:type="spellEnd"/>
           </w:p>
         </w:tc>
         <w:tc>
@@ -2441,7 +2317,6 @@
                 <w:szCs w:val="16"/>
               </w:rPr>
             </w:pPr>
-            <w:proofErr w:type="spellStart"/>
             <w:r>
               <w:rPr>
                 <w:rFonts w:ascii="Arial" w:hAnsi="Arial" w:cs="Arial"/>
@@ -2452,7 +2327,6 @@
               </w:rPr>
               <w:t>Customer_Lastname</w:t>
             </w:r>
-            <w:proofErr w:type="spellEnd"/>
           </w:p>
         </w:tc>
         <w:tc>
@@ -2471,7 +2345,6 @@
                 <w:szCs w:val="16"/>
               </w:rPr>
             </w:pPr>
-            <w:proofErr w:type="spellStart"/>
             <w:r>
               <w:rPr>
                 <w:rFonts w:ascii="Arial" w:hAnsi="Arial" w:cs="Arial"/>
@@ -2482,7 +2355,6 @@
               </w:rPr>
               <w:t>Customer_Email</w:t>
             </w:r>
-            <w:proofErr w:type="spellEnd"/>
           </w:p>
         </w:tc>
         <w:tc>
@@ -2501,7 +2373,6 @@
                 <w:szCs w:val="16"/>
               </w:rPr>
             </w:pPr>
-            <w:proofErr w:type="spellStart"/>
             <w:r>
               <w:rPr>
                 <w:rFonts w:ascii="Arial" w:hAnsi="Arial" w:cs="Arial"/>
@@ -2512,7 +2383,6 @@
               </w:rPr>
               <w:t>Customer_Gender</w:t>
             </w:r>
-            <w:proofErr w:type="spellEnd"/>
           </w:p>
         </w:tc>
         <w:tc>
@@ -2531,7 +2401,6 @@
                 <w:szCs w:val="16"/>
               </w:rPr>
             </w:pPr>
-            <w:proofErr w:type="spellStart"/>
             <w:r>
               <w:rPr>
                 <w:rFonts w:ascii="Arial" w:hAnsi="Arial" w:cs="Arial"/>
@@ -2542,7 +2411,6 @@
               </w:rPr>
               <w:t>Customer_Phonenumber</w:t>
             </w:r>
-            <w:proofErr w:type="spellEnd"/>
           </w:p>
         </w:tc>
         <w:tc>
@@ -2561,7 +2429,6 @@
                 <w:szCs w:val="16"/>
               </w:rPr>
             </w:pPr>
-            <w:proofErr w:type="spellStart"/>
             <w:r>
               <w:rPr>
                 <w:rFonts w:ascii="Arial" w:hAnsi="Arial" w:cs="Arial"/>
@@ -2572,7 +2439,6 @@
               </w:rPr>
               <w:t>Customer_Address</w:t>
             </w:r>
-            <w:proofErr w:type="spellEnd"/>
           </w:p>
         </w:tc>
         <w:tc>
@@ -2591,7 +2457,6 @@
                 <w:szCs w:val="16"/>
               </w:rPr>
             </w:pPr>
-            <w:proofErr w:type="spellStart"/>
             <w:r>
               <w:rPr>
                 <w:rFonts w:ascii="Arial" w:hAnsi="Arial" w:cs="Arial"/>
@@ -2602,7 +2467,6 @@
               </w:rPr>
               <w:t>Customer_Status</w:t>
             </w:r>
-            <w:proofErr w:type="spellEnd"/>
           </w:p>
         </w:tc>
         <w:tc>
@@ -2621,7 +2485,6 @@
                 <w:szCs w:val="16"/>
               </w:rPr>
             </w:pPr>
-            <w:proofErr w:type="spellStart"/>
             <w:r>
               <w:rPr>
                 <w:rFonts w:ascii="Arial" w:hAnsi="Arial" w:cs="Arial"/>
@@ -2632,7 +2495,6 @@
               </w:rPr>
               <w:t>Customer_Created_At</w:t>
             </w:r>
-            <w:proofErr w:type="spellEnd"/>
           </w:p>
         </w:tc>
       </w:tr>
@@ -3181,7 +3043,6 @@
                 <w:szCs w:val="16"/>
               </w:rPr>
             </w:pPr>
-            <w:proofErr w:type="spellStart"/>
             <w:r>
               <w:rPr>
                 <w:rFonts w:ascii="Arial" w:hAnsi="Arial" w:cs="Arial"/>
@@ -3190,7 +3051,6 @@
               </w:rPr>
               <w:t>Kaliyeka</w:t>
             </w:r>
-            <w:proofErr w:type="spellEnd"/>
           </w:p>
         </w:tc>
         <w:tc>
@@ -5037,7 +4897,6 @@
                 <w:szCs w:val="16"/>
               </w:rPr>
             </w:pPr>
-            <w:proofErr w:type="spellStart"/>
             <w:r>
               <w:rPr>
                 <w:rFonts w:ascii="Arial" w:hAnsi="Arial" w:cs="Arial"/>
@@ -5046,7 +4905,6 @@
               </w:rPr>
               <w:t>Mulula</w:t>
             </w:r>
-            <w:proofErr w:type="spellEnd"/>
           </w:p>
         </w:tc>
         <w:tc>
@@ -5233,7 +5091,6 @@
           <w:szCs w:val="16"/>
         </w:rPr>
       </w:pPr>
-      <w:proofErr w:type="spellStart"/>
       <w:r>
         <w:rPr>
           <w:rFonts w:ascii="Arial" w:hAnsi="Arial" w:cs="Arial"/>
@@ -5242,7 +5099,6 @@
         </w:rPr>
         <w:t>Employee_Role</w:t>
       </w:r>
-      <w:proofErr w:type="spellEnd"/>
     </w:p>
     <w:tbl>
       <w:tblPr>
@@ -5271,7 +5127,6 @@
                 <w:szCs w:val="16"/>
               </w:rPr>
             </w:pPr>
-            <w:proofErr w:type="spellStart"/>
             <w:r>
               <w:rPr>
                 <w:rFonts w:ascii="Arial" w:hAnsi="Arial" w:cs="Arial"/>
@@ -5280,7 +5135,6 @@
               </w:rPr>
               <w:t>Role_Id</w:t>
             </w:r>
-            <w:proofErr w:type="spellEnd"/>
           </w:p>
         </w:tc>
         <w:tc>
@@ -5297,7 +5151,6 @@
                 <w:szCs w:val="16"/>
               </w:rPr>
             </w:pPr>
-            <w:proofErr w:type="spellStart"/>
             <w:r>
               <w:rPr>
                 <w:rFonts w:ascii="Arial" w:hAnsi="Arial" w:cs="Arial"/>
@@ -5306,7 +5159,6 @@
               </w:rPr>
               <w:t>Role_name</w:t>
             </w:r>
-            <w:proofErr w:type="spellEnd"/>
           </w:p>
         </w:tc>
         <w:tc>
@@ -5323,7 +5175,6 @@
                 <w:szCs w:val="16"/>
               </w:rPr>
             </w:pPr>
-            <w:proofErr w:type="spellStart"/>
             <w:r>
               <w:rPr>
                 <w:rFonts w:ascii="Arial" w:hAnsi="Arial" w:cs="Arial"/>
@@ -5332,7 +5183,6 @@
               </w:rPr>
               <w:t>Role_Description</w:t>
             </w:r>
-            <w:proofErr w:type="spellEnd"/>
           </w:p>
         </w:tc>
         <w:tc>
@@ -5349,7 +5199,6 @@
                 <w:szCs w:val="16"/>
               </w:rPr>
             </w:pPr>
-            <w:proofErr w:type="spellStart"/>
             <w:r>
               <w:rPr>
                 <w:rFonts w:ascii="Arial" w:hAnsi="Arial" w:cs="Arial"/>
@@ -5358,7 +5207,6 @@
               </w:rPr>
               <w:t>Role_Date_Created</w:t>
             </w:r>
-            <w:proofErr w:type="spellEnd"/>
           </w:p>
         </w:tc>
       </w:tr>
@@ -6052,18 +5900,8 @@
                 <w:sz w:val="16"/>
                 <w:szCs w:val="16"/>
               </w:rPr>
-              <w:t xml:space="preserve">Sales </w:t>
-            </w:r>
-            <w:proofErr w:type="spellStart"/>
-            <w:r>
-              <w:rPr>
-                <w:rFonts w:ascii="Arial" w:hAnsi="Arial" w:cs="Arial"/>
-                <w:sz w:val="16"/>
-                <w:szCs w:val="16"/>
-              </w:rPr>
-              <w:t>Assistnace</w:t>
-            </w:r>
-            <w:proofErr w:type="spellEnd"/>
+              <w:t>Sales Assistnace</w:t>
+            </w:r>
           </w:p>
         </w:tc>
         <w:tc>
@@ -6254,7 +6092,6 @@
           <w:szCs w:val="16"/>
         </w:rPr>
       </w:pPr>
-      <w:proofErr w:type="spellStart"/>
       <w:r>
         <w:rPr>
           <w:rFonts w:ascii="Arial" w:hAnsi="Arial" w:cs="Arial"/>
@@ -6263,7 +6100,6 @@
         </w:rPr>
         <w:t>Employee_Qualification</w:t>
       </w:r>
-      <w:proofErr w:type="spellEnd"/>
     </w:p>
     <w:tbl>
       <w:tblPr>
@@ -6290,7 +6126,6 @@
                 <w:szCs w:val="16"/>
               </w:rPr>
             </w:pPr>
-            <w:proofErr w:type="spellStart"/>
             <w:r>
               <w:rPr>
                 <w:rFonts w:ascii="Arial" w:hAnsi="Arial" w:cs="Arial"/>
@@ -6299,7 +6134,6 @@
               </w:rPr>
               <w:t>Qualification_Id</w:t>
             </w:r>
-            <w:proofErr w:type="spellEnd"/>
           </w:p>
         </w:tc>
         <w:tc>
@@ -6316,7 +6150,6 @@
                 <w:szCs w:val="16"/>
               </w:rPr>
             </w:pPr>
-            <w:proofErr w:type="spellStart"/>
             <w:r>
               <w:rPr>
                 <w:rFonts w:ascii="Arial" w:hAnsi="Arial" w:cs="Arial"/>
@@ -6341,7 +6174,6 @@
               </w:rPr>
               <w:t>ame</w:t>
             </w:r>
-            <w:proofErr w:type="spellEnd"/>
           </w:p>
         </w:tc>
       </w:tr>
@@ -6588,18 +6420,8 @@
                 <w:sz w:val="16"/>
                 <w:szCs w:val="16"/>
               </w:rPr>
-              <w:t xml:space="preserve">Certificate in Land </w:t>
-            </w:r>
-            <w:proofErr w:type="spellStart"/>
-            <w:r>
-              <w:rPr>
-                <w:rFonts w:ascii="Arial" w:hAnsi="Arial" w:cs="Arial"/>
-                <w:sz w:val="16"/>
-                <w:szCs w:val="16"/>
-              </w:rPr>
-              <w:t>Labouring</w:t>
-            </w:r>
-            <w:proofErr w:type="spellEnd"/>
+              <w:t>Certificate in Land Labouring</w:t>
+            </w:r>
           </w:p>
         </w:tc>
       </w:tr>
@@ -6714,18 +6536,8 @@
                 <w:sz w:val="16"/>
                 <w:szCs w:val="16"/>
               </w:rPr>
-              <w:t xml:space="preserve">Diploma in </w:t>
-            </w:r>
-            <w:proofErr w:type="spellStart"/>
-            <w:r>
-              <w:rPr>
-                <w:rFonts w:ascii="Arial" w:hAnsi="Arial" w:cs="Arial"/>
-                <w:sz w:val="16"/>
-                <w:szCs w:val="16"/>
-              </w:rPr>
-              <w:t>Holticulture</w:t>
-            </w:r>
-            <w:proofErr w:type="spellEnd"/>
+              <w:t>Diploma in Holticulture</w:t>
+            </w:r>
           </w:p>
         </w:tc>
       </w:tr>
@@ -6913,7 +6725,6 @@
                 <w:szCs w:val="16"/>
               </w:rPr>
             </w:pPr>
-            <w:proofErr w:type="spellStart"/>
             <w:r>
               <w:rPr>
                 <w:rFonts w:ascii="Arial" w:hAnsi="Arial" w:cs="Arial"/>
@@ -6924,7 +6735,6 @@
               </w:rPr>
               <w:t>Employee_Id</w:t>
             </w:r>
-            <w:proofErr w:type="spellEnd"/>
           </w:p>
         </w:tc>
         <w:tc>
@@ -6943,7 +6753,6 @@
                 <w:szCs w:val="16"/>
               </w:rPr>
             </w:pPr>
-            <w:proofErr w:type="spellStart"/>
             <w:r>
               <w:rPr>
                 <w:rFonts w:ascii="Arial" w:hAnsi="Arial" w:cs="Arial"/>
@@ -6954,7 +6763,6 @@
               </w:rPr>
               <w:t>Employee_Firstname</w:t>
             </w:r>
-            <w:proofErr w:type="spellEnd"/>
           </w:p>
         </w:tc>
         <w:tc>
@@ -6973,7 +6781,6 @@
                 <w:szCs w:val="16"/>
               </w:rPr>
             </w:pPr>
-            <w:proofErr w:type="spellStart"/>
             <w:r>
               <w:rPr>
                 <w:rFonts w:ascii="Arial" w:hAnsi="Arial" w:cs="Arial"/>
@@ -6984,7 +6791,6 @@
               </w:rPr>
               <w:t>Employee_Lastname</w:t>
             </w:r>
-            <w:proofErr w:type="spellEnd"/>
           </w:p>
         </w:tc>
         <w:tc>
@@ -7003,7 +6809,6 @@
                 <w:szCs w:val="16"/>
               </w:rPr>
             </w:pPr>
-            <w:proofErr w:type="spellStart"/>
             <w:r>
               <w:rPr>
                 <w:rFonts w:ascii="Arial" w:hAnsi="Arial" w:cs="Arial"/>
@@ -7014,7 +6819,6 @@
               </w:rPr>
               <w:t>Employee_Email</w:t>
             </w:r>
-            <w:proofErr w:type="spellEnd"/>
           </w:p>
         </w:tc>
         <w:tc>
@@ -7033,7 +6837,6 @@
                 <w:szCs w:val="16"/>
               </w:rPr>
             </w:pPr>
-            <w:proofErr w:type="spellStart"/>
             <w:r>
               <w:rPr>
                 <w:rFonts w:ascii="Arial" w:hAnsi="Arial" w:cs="Arial"/>
@@ -7044,7 +6847,6 @@
               </w:rPr>
               <w:t>Employee_Phonenumber</w:t>
             </w:r>
-            <w:proofErr w:type="spellEnd"/>
           </w:p>
         </w:tc>
         <w:tc>
@@ -7063,7 +6865,6 @@
                 <w:szCs w:val="16"/>
               </w:rPr>
             </w:pPr>
-            <w:proofErr w:type="spellStart"/>
             <w:r>
               <w:rPr>
                 <w:rFonts w:ascii="Arial" w:hAnsi="Arial" w:cs="Arial"/>
@@ -7072,10 +6873,18 @@
                 <w:sz w:val="16"/>
                 <w:szCs w:val="16"/>
               </w:rPr>
-              <w:t>Employee_Working</w:t>
-            </w:r>
-            <w:proofErr w:type="spellEnd"/>
-            <w:r>
+              <w:t>Employee_Working Hours</w:t>
+            </w:r>
+          </w:p>
+        </w:tc>
+        <w:tc>
+          <w:tcPr>
+            <w:tcW w:w="521" w:type="pct"/>
+          </w:tcPr>
+          <w:p>
+            <w:pPr>
+              <w:pStyle w:val="ListParagraph"/>
+              <w:ind w:left="0"/>
               <w:rPr>
                 <w:rFonts w:ascii="Arial" w:hAnsi="Arial" w:cs="Arial"/>
                 <w:b/>
@@ -7083,18 +6892,8 @@
                 <w:sz w:val="16"/>
                 <w:szCs w:val="16"/>
               </w:rPr>
-              <w:t xml:space="preserve"> Hours</w:t>
-            </w:r>
-          </w:p>
-        </w:tc>
-        <w:tc>
-          <w:tcPr>
-            <w:tcW w:w="521" w:type="pct"/>
-          </w:tcPr>
-          <w:p>
-            <w:pPr>
-              <w:pStyle w:val="ListParagraph"/>
-              <w:ind w:left="0"/>
+            </w:pPr>
+            <w:r>
               <w:rPr>
                 <w:rFonts w:ascii="Arial" w:hAnsi="Arial" w:cs="Arial"/>
                 <w:b/>
@@ -7102,9 +6901,18 @@
                 <w:sz w:val="16"/>
                 <w:szCs w:val="16"/>
               </w:rPr>
-            </w:pPr>
-            <w:proofErr w:type="spellStart"/>
-            <w:r>
+              <w:t>Employee_Status</w:t>
+            </w:r>
+          </w:p>
+        </w:tc>
+        <w:tc>
+          <w:tcPr>
+            <w:tcW w:w="578" w:type="pct"/>
+          </w:tcPr>
+          <w:p>
+            <w:pPr>
+              <w:pStyle w:val="ListParagraph"/>
+              <w:ind w:left="0"/>
               <w:rPr>
                 <w:rFonts w:ascii="Arial" w:hAnsi="Arial" w:cs="Arial"/>
                 <w:b/>
@@ -7112,19 +6920,8 @@
                 <w:sz w:val="16"/>
                 <w:szCs w:val="16"/>
               </w:rPr>
-              <w:t>Employee_Status</w:t>
-            </w:r>
-            <w:proofErr w:type="spellEnd"/>
-          </w:p>
-        </w:tc>
-        <w:tc>
-          <w:tcPr>
-            <w:tcW w:w="578" w:type="pct"/>
-          </w:tcPr>
-          <w:p>
-            <w:pPr>
-              <w:pStyle w:val="ListParagraph"/>
-              <w:ind w:left="0"/>
+            </w:pPr>
+            <w:r>
               <w:rPr>
                 <w:rFonts w:ascii="Arial" w:hAnsi="Arial" w:cs="Arial"/>
                 <w:b/>
@@ -7132,9 +6929,18 @@
                 <w:sz w:val="16"/>
                 <w:szCs w:val="16"/>
               </w:rPr>
-            </w:pPr>
-            <w:proofErr w:type="spellStart"/>
-            <w:r>
+              <w:t>Qualification_Id(FK)</w:t>
+            </w:r>
+          </w:p>
+        </w:tc>
+        <w:tc>
+          <w:tcPr>
+            <w:tcW w:w="388" w:type="pct"/>
+          </w:tcPr>
+          <w:p>
+            <w:pPr>
+              <w:pStyle w:val="ListParagraph"/>
+              <w:ind w:left="0"/>
               <w:rPr>
                 <w:rFonts w:ascii="Arial" w:hAnsi="Arial" w:cs="Arial"/>
                 <w:b/>
@@ -7142,9 +6948,7 @@
                 <w:sz w:val="16"/>
                 <w:szCs w:val="16"/>
               </w:rPr>
-              <w:t>Qualification_</w:t>
-            </w:r>
-            <w:proofErr w:type="gramStart"/>
+            </w:pPr>
             <w:r>
               <w:rPr>
                 <w:rFonts w:ascii="Arial" w:hAnsi="Arial" w:cs="Arial"/>
@@ -7153,91 +6957,7 @@
                 <w:sz w:val="16"/>
                 <w:szCs w:val="16"/>
               </w:rPr>
-              <w:t>Id</w:t>
-            </w:r>
-            <w:proofErr w:type="spellEnd"/>
-            <w:r>
-              <w:rPr>
-                <w:rFonts w:ascii="Arial" w:hAnsi="Arial" w:cs="Arial"/>
-                <w:b/>
-                <w:bCs/>
-                <w:sz w:val="16"/>
-                <w:szCs w:val="16"/>
-              </w:rPr>
-              <w:t>(</w:t>
-            </w:r>
-            <w:proofErr w:type="gramEnd"/>
-            <w:r>
-              <w:rPr>
-                <w:rFonts w:ascii="Arial" w:hAnsi="Arial" w:cs="Arial"/>
-                <w:b/>
-                <w:bCs/>
-                <w:sz w:val="16"/>
-                <w:szCs w:val="16"/>
-              </w:rPr>
-              <w:t>FK)</w:t>
-            </w:r>
-          </w:p>
-        </w:tc>
-        <w:tc>
-          <w:tcPr>
-            <w:tcW w:w="388" w:type="pct"/>
-          </w:tcPr>
-          <w:p>
-            <w:pPr>
-              <w:pStyle w:val="ListParagraph"/>
-              <w:ind w:left="0"/>
-              <w:rPr>
-                <w:rFonts w:ascii="Arial" w:hAnsi="Arial" w:cs="Arial"/>
-                <w:b/>
-                <w:bCs/>
-                <w:sz w:val="16"/>
-                <w:szCs w:val="16"/>
-              </w:rPr>
-            </w:pPr>
-            <w:proofErr w:type="spellStart"/>
-            <w:r>
-              <w:rPr>
-                <w:rFonts w:ascii="Arial" w:hAnsi="Arial" w:cs="Arial"/>
-                <w:b/>
-                <w:bCs/>
-                <w:sz w:val="16"/>
-                <w:szCs w:val="16"/>
-              </w:rPr>
-              <w:t>Role_</w:t>
-            </w:r>
-            <w:proofErr w:type="gramStart"/>
-            <w:r>
-              <w:rPr>
-                <w:rFonts w:ascii="Arial" w:hAnsi="Arial" w:cs="Arial"/>
-                <w:b/>
-                <w:bCs/>
-                <w:sz w:val="16"/>
-                <w:szCs w:val="16"/>
-              </w:rPr>
-              <w:t>Id</w:t>
-            </w:r>
-            <w:proofErr w:type="spellEnd"/>
-            <w:r>
-              <w:rPr>
-                <w:rFonts w:ascii="Arial" w:hAnsi="Arial" w:cs="Arial"/>
-                <w:b/>
-                <w:bCs/>
-                <w:sz w:val="16"/>
-                <w:szCs w:val="16"/>
-              </w:rPr>
-              <w:t>(</w:t>
-            </w:r>
-            <w:proofErr w:type="gramEnd"/>
-            <w:r>
-              <w:rPr>
-                <w:rFonts w:ascii="Arial" w:hAnsi="Arial" w:cs="Arial"/>
-                <w:b/>
-                <w:bCs/>
-                <w:sz w:val="16"/>
-                <w:szCs w:val="16"/>
-              </w:rPr>
-              <w:t>FK)</w:t>
+              <w:t>Role_Id(FK)</w:t>
             </w:r>
           </w:p>
         </w:tc>
@@ -8799,7 +8519,6 @@
                 <w:szCs w:val="16"/>
               </w:rPr>
             </w:pPr>
-            <w:proofErr w:type="spellStart"/>
             <w:r>
               <w:rPr>
                 <w:rFonts w:ascii="Arial" w:hAnsi="Arial" w:cs="Arial"/>
@@ -8808,7 +8527,6 @@
               </w:rPr>
               <w:t>Tapiwah</w:t>
             </w:r>
-            <w:proofErr w:type="spellEnd"/>
           </w:p>
         </w:tc>
         <w:tc>
@@ -8825,7 +8543,6 @@
                 <w:szCs w:val="16"/>
               </w:rPr>
             </w:pPr>
-            <w:proofErr w:type="spellStart"/>
             <w:r>
               <w:rPr>
                 <w:rFonts w:ascii="Arial" w:hAnsi="Arial" w:cs="Arial"/>
@@ -8834,7 +8551,6 @@
               </w:rPr>
               <w:t>Sendema</w:t>
             </w:r>
-            <w:proofErr w:type="spellEnd"/>
           </w:p>
         </w:tc>
         <w:tc>
@@ -9293,7 +9009,6 @@
                 <w:szCs w:val="16"/>
               </w:rPr>
             </w:pPr>
-            <w:proofErr w:type="spellStart"/>
             <w:r>
               <w:rPr>
                 <w:rFonts w:ascii="Arial" w:hAnsi="Arial" w:cs="Arial"/>
@@ -9302,7 +9017,6 @@
               </w:rPr>
               <w:t>Daudeni</w:t>
             </w:r>
-            <w:proofErr w:type="spellEnd"/>
           </w:p>
         </w:tc>
         <w:tc>
@@ -9540,7 +9254,6 @@
                 <w:szCs w:val="16"/>
               </w:rPr>
             </w:pPr>
-            <w:proofErr w:type="spellStart"/>
             <w:r>
               <w:rPr>
                 <w:rFonts w:ascii="Arial" w:hAnsi="Arial" w:cs="Arial"/>
@@ -9549,7 +9262,6 @@
               </w:rPr>
               <w:t>Bornface</w:t>
             </w:r>
-            <w:proofErr w:type="spellEnd"/>
           </w:p>
         </w:tc>
         <w:tc>
@@ -9566,7 +9278,6 @@
                 <w:szCs w:val="16"/>
               </w:rPr>
             </w:pPr>
-            <w:proofErr w:type="spellStart"/>
             <w:r>
               <w:rPr>
                 <w:rFonts w:ascii="Arial" w:hAnsi="Arial" w:cs="Arial"/>
@@ -9575,7 +9286,6 @@
               </w:rPr>
               <w:t>Takhoza</w:t>
             </w:r>
-            <w:proofErr w:type="spellEnd"/>
           </w:p>
         </w:tc>
         <w:tc>
@@ -9825,7 +9535,6 @@
                 <w:szCs w:val="16"/>
               </w:rPr>
             </w:pPr>
-            <w:proofErr w:type="spellStart"/>
             <w:r>
               <w:rPr>
                 <w:rFonts w:ascii="Arial" w:hAnsi="Arial" w:cs="Arial"/>
@@ -9836,7 +9545,6 @@
               </w:rPr>
               <w:t>Supplier_Id</w:t>
             </w:r>
-            <w:proofErr w:type="spellEnd"/>
           </w:p>
         </w:tc>
         <w:tc>
@@ -9855,7 +9563,6 @@
                 <w:szCs w:val="16"/>
               </w:rPr>
             </w:pPr>
-            <w:proofErr w:type="spellStart"/>
             <w:r>
               <w:rPr>
                 <w:rFonts w:ascii="Arial" w:hAnsi="Arial" w:cs="Arial"/>
@@ -9866,7 +9573,6 @@
               </w:rPr>
               <w:t>Supplier_name</w:t>
             </w:r>
-            <w:proofErr w:type="spellEnd"/>
           </w:p>
         </w:tc>
         <w:tc>
@@ -9885,7 +9591,6 @@
                 <w:szCs w:val="16"/>
               </w:rPr>
             </w:pPr>
-            <w:proofErr w:type="spellStart"/>
             <w:r>
               <w:rPr>
                 <w:rFonts w:ascii="Arial" w:hAnsi="Arial" w:cs="Arial"/>
@@ -9896,7 +9601,6 @@
               </w:rPr>
               <w:t>Supplier_Email</w:t>
             </w:r>
-            <w:proofErr w:type="spellEnd"/>
           </w:p>
         </w:tc>
         <w:tc>
@@ -9915,7 +9619,6 @@
                 <w:szCs w:val="16"/>
               </w:rPr>
             </w:pPr>
-            <w:proofErr w:type="spellStart"/>
             <w:r>
               <w:rPr>
                 <w:rFonts w:ascii="Arial" w:hAnsi="Arial" w:cs="Arial"/>
@@ -9926,7 +9629,6 @@
               </w:rPr>
               <w:t>Supplier_Phonenumber</w:t>
             </w:r>
-            <w:proofErr w:type="spellEnd"/>
           </w:p>
         </w:tc>
         <w:tc>
@@ -9945,7 +9647,6 @@
                 <w:szCs w:val="16"/>
               </w:rPr>
             </w:pPr>
-            <w:proofErr w:type="spellStart"/>
             <w:r>
               <w:rPr>
                 <w:rFonts w:ascii="Arial" w:hAnsi="Arial" w:cs="Arial"/>
@@ -9956,7 +9657,6 @@
               </w:rPr>
               <w:t>Supplier_Location</w:t>
             </w:r>
-            <w:proofErr w:type="spellEnd"/>
           </w:p>
         </w:tc>
       </w:tr>
@@ -10007,23 +9707,13 @@
                 <w:szCs w:val="16"/>
               </w:rPr>
             </w:pPr>
-            <w:proofErr w:type="spellStart"/>
-            <w:r>
-              <w:rPr>
-                <w:rFonts w:ascii="Arial" w:hAnsi="Arial" w:cs="Arial"/>
-                <w:sz w:val="16"/>
-                <w:szCs w:val="16"/>
-              </w:rPr>
-              <w:t>AgriSupplies</w:t>
-            </w:r>
-            <w:proofErr w:type="spellEnd"/>
-            <w:r>
-              <w:rPr>
-                <w:rFonts w:ascii="Arial" w:hAnsi="Arial" w:cs="Arial"/>
-                <w:sz w:val="16"/>
-                <w:szCs w:val="16"/>
-              </w:rPr>
-              <w:t xml:space="preserve"> Ltd</w:t>
+            <w:r>
+              <w:rPr>
+                <w:rFonts w:ascii="Arial" w:hAnsi="Arial" w:cs="Arial"/>
+                <w:sz w:val="16"/>
+                <w:szCs w:val="16"/>
+              </w:rPr>
+              <w:t>AgriSupplies Ltd</w:t>
             </w:r>
           </w:p>
         </w:tc>
@@ -10150,23 +9840,13 @@
                 <w:szCs w:val="16"/>
               </w:rPr>
             </w:pPr>
-            <w:proofErr w:type="spellStart"/>
-            <w:r>
-              <w:rPr>
-                <w:rFonts w:ascii="Arial" w:hAnsi="Arial" w:cs="Arial"/>
-                <w:sz w:val="16"/>
-                <w:szCs w:val="16"/>
-              </w:rPr>
-              <w:t>Ferticore</w:t>
-            </w:r>
-            <w:proofErr w:type="spellEnd"/>
-            <w:r>
-              <w:rPr>
-                <w:rFonts w:ascii="Arial" w:hAnsi="Arial" w:cs="Arial"/>
-                <w:sz w:val="16"/>
-                <w:szCs w:val="16"/>
-              </w:rPr>
-              <w:t xml:space="preserve"> Ltd</w:t>
+            <w:r>
+              <w:rPr>
+                <w:rFonts w:ascii="Arial" w:hAnsi="Arial" w:cs="Arial"/>
+                <w:sz w:val="16"/>
+                <w:szCs w:val="16"/>
+              </w:rPr>
+              <w:t>Ferticore Ltd</w:t>
             </w:r>
           </w:p>
         </w:tc>
@@ -10325,23 +10005,13 @@
                 <w:szCs w:val="16"/>
               </w:rPr>
             </w:pPr>
-            <w:proofErr w:type="spellStart"/>
-            <w:r>
-              <w:rPr>
-                <w:rFonts w:ascii="Arial" w:hAnsi="Arial" w:cs="Arial"/>
-                <w:sz w:val="16"/>
-                <w:szCs w:val="16"/>
-              </w:rPr>
-              <w:t>UlimiWathu</w:t>
-            </w:r>
-            <w:proofErr w:type="spellEnd"/>
-            <w:r>
-              <w:rPr>
-                <w:rFonts w:ascii="Arial" w:hAnsi="Arial" w:cs="Arial"/>
-                <w:sz w:val="16"/>
-                <w:szCs w:val="16"/>
-              </w:rPr>
-              <w:t xml:space="preserve"> Ltd</w:t>
+            <w:r>
+              <w:rPr>
+                <w:rFonts w:ascii="Arial" w:hAnsi="Arial" w:cs="Arial"/>
+                <w:sz w:val="16"/>
+                <w:szCs w:val="16"/>
+              </w:rPr>
+              <w:t>UlimiWathu Ltd</w:t>
             </w:r>
           </w:p>
         </w:tc>
@@ -10468,23 +10138,13 @@
                 <w:szCs w:val="16"/>
               </w:rPr>
             </w:pPr>
-            <w:proofErr w:type="spellStart"/>
-            <w:r>
-              <w:rPr>
-                <w:rFonts w:ascii="Arial" w:hAnsi="Arial" w:cs="Arial"/>
-                <w:sz w:val="16"/>
-                <w:szCs w:val="16"/>
-              </w:rPr>
-              <w:t>MbewuZathu</w:t>
-            </w:r>
-            <w:proofErr w:type="spellEnd"/>
-            <w:r>
-              <w:rPr>
-                <w:rFonts w:ascii="Arial" w:hAnsi="Arial" w:cs="Arial"/>
-                <w:sz w:val="16"/>
-                <w:szCs w:val="16"/>
-              </w:rPr>
-              <w:t xml:space="preserve"> Ltd</w:t>
+            <w:r>
+              <w:rPr>
+                <w:rFonts w:ascii="Arial" w:hAnsi="Arial" w:cs="Arial"/>
+                <w:sz w:val="16"/>
+                <w:szCs w:val="16"/>
+              </w:rPr>
+              <w:t>MbewuZathu Ltd</w:t>
             </w:r>
           </w:p>
         </w:tc>
@@ -10611,23 +10271,13 @@
                 <w:szCs w:val="16"/>
               </w:rPr>
             </w:pPr>
-            <w:proofErr w:type="spellStart"/>
-            <w:r>
-              <w:rPr>
-                <w:rFonts w:ascii="Arial" w:hAnsi="Arial" w:cs="Arial"/>
-                <w:sz w:val="16"/>
-                <w:szCs w:val="16"/>
-              </w:rPr>
-              <w:t>Agricom</w:t>
-            </w:r>
-            <w:proofErr w:type="spellEnd"/>
-            <w:r>
-              <w:rPr>
-                <w:rFonts w:ascii="Arial" w:hAnsi="Arial" w:cs="Arial"/>
-                <w:sz w:val="16"/>
-                <w:szCs w:val="16"/>
-              </w:rPr>
-              <w:t xml:space="preserve"> Ltd</w:t>
+            <w:r>
+              <w:rPr>
+                <w:rFonts w:ascii="Arial" w:hAnsi="Arial" w:cs="Arial"/>
+                <w:sz w:val="16"/>
+                <w:szCs w:val="16"/>
+              </w:rPr>
+              <w:t>Agricom Ltd</w:t>
             </w:r>
           </w:p>
         </w:tc>
@@ -10696,7 +10346,6 @@
                 <w:szCs w:val="16"/>
               </w:rPr>
             </w:pPr>
-            <w:proofErr w:type="spellStart"/>
             <w:r>
               <w:rPr>
                 <w:rFonts w:ascii="Arial" w:hAnsi="Arial" w:cs="Arial"/>
@@ -10705,7 +10354,6 @@
               </w:rPr>
               <w:t>Brantyre</w:t>
             </w:r>
-            <w:proofErr w:type="spellEnd"/>
           </w:p>
         </w:tc>
       </w:tr>
@@ -10886,7 +10534,6 @@
           <w:szCs w:val="16"/>
         </w:rPr>
       </w:pPr>
-      <w:proofErr w:type="spellStart"/>
       <w:r>
         <w:rPr>
           <w:rFonts w:ascii="Arial" w:hAnsi="Arial" w:cs="Arial"/>
@@ -10895,7 +10542,6 @@
         </w:rPr>
         <w:t>Product_Category</w:t>
       </w:r>
-      <w:proofErr w:type="spellEnd"/>
     </w:p>
     <w:tbl>
       <w:tblPr>
@@ -10924,7 +10570,6 @@
                 <w:szCs w:val="16"/>
               </w:rPr>
             </w:pPr>
-            <w:proofErr w:type="spellStart"/>
             <w:r>
               <w:rPr>
                 <w:rFonts w:ascii="Arial" w:hAnsi="Arial" w:cs="Arial"/>
@@ -10935,7 +10580,6 @@
               </w:rPr>
               <w:t>Category_Id</w:t>
             </w:r>
-            <w:proofErr w:type="spellEnd"/>
           </w:p>
         </w:tc>
         <w:tc>
@@ -10954,7 +10598,6 @@
                 <w:szCs w:val="16"/>
               </w:rPr>
             </w:pPr>
-            <w:proofErr w:type="spellStart"/>
             <w:r>
               <w:rPr>
                 <w:rFonts w:ascii="Arial" w:hAnsi="Arial" w:cs="Arial"/>
@@ -10965,7 +10608,6 @@
               </w:rPr>
               <w:t>Category_Name</w:t>
             </w:r>
-            <w:proofErr w:type="spellEnd"/>
           </w:p>
         </w:tc>
       </w:tr>
@@ -11423,7 +11065,6 @@
                 <w:szCs w:val="16"/>
               </w:rPr>
             </w:pPr>
-            <w:proofErr w:type="spellStart"/>
             <w:r>
               <w:rPr>
                 <w:rFonts w:ascii="Arial" w:hAnsi="Arial" w:cs="Arial"/>
@@ -11432,7 +11073,6 @@
               </w:rPr>
               <w:t>Pesticldes</w:t>
             </w:r>
-            <w:proofErr w:type="spellEnd"/>
           </w:p>
         </w:tc>
       </w:tr>
@@ -11503,7 +11143,6 @@
                 <w:szCs w:val="16"/>
               </w:rPr>
             </w:pPr>
-            <w:proofErr w:type="spellStart"/>
             <w:r>
               <w:rPr>
                 <w:rFonts w:ascii="Arial" w:hAnsi="Arial" w:cs="Arial"/>
@@ -11514,7 +11153,6 @@
               </w:rPr>
               <w:t>Product_Id</w:t>
             </w:r>
-            <w:proofErr w:type="spellEnd"/>
           </w:p>
         </w:tc>
         <w:tc>
@@ -11533,7 +11171,6 @@
                 <w:szCs w:val="16"/>
               </w:rPr>
             </w:pPr>
-            <w:proofErr w:type="spellStart"/>
             <w:r>
               <w:rPr>
                 <w:rFonts w:ascii="Arial" w:hAnsi="Arial" w:cs="Arial"/>
@@ -11544,7 +11181,6 @@
               </w:rPr>
               <w:t>Product_Name</w:t>
             </w:r>
-            <w:proofErr w:type="spellEnd"/>
           </w:p>
         </w:tc>
         <w:tc>
@@ -11563,7 +11199,6 @@
                 <w:szCs w:val="16"/>
               </w:rPr>
             </w:pPr>
-            <w:proofErr w:type="spellStart"/>
             <w:r>
               <w:rPr>
                 <w:rFonts w:ascii="Arial" w:hAnsi="Arial" w:cs="Arial"/>
@@ -11574,7 +11209,6 @@
               </w:rPr>
               <w:t>Product_Description</w:t>
             </w:r>
-            <w:proofErr w:type="spellEnd"/>
           </w:p>
         </w:tc>
         <w:tc>
@@ -11593,7 +11227,6 @@
                 <w:szCs w:val="16"/>
               </w:rPr>
             </w:pPr>
-            <w:proofErr w:type="spellStart"/>
             <w:r>
               <w:rPr>
                 <w:rFonts w:ascii="Arial" w:hAnsi="Arial" w:cs="Arial"/>
@@ -11604,7 +11237,6 @@
               </w:rPr>
               <w:t>Product_Price</w:t>
             </w:r>
-            <w:proofErr w:type="spellEnd"/>
           </w:p>
         </w:tc>
         <w:tc>
@@ -11623,7 +11255,6 @@
                 <w:szCs w:val="16"/>
               </w:rPr>
             </w:pPr>
-            <w:proofErr w:type="spellStart"/>
             <w:r>
               <w:rPr>
                 <w:rFonts w:ascii="Arial" w:hAnsi="Arial" w:cs="Arial"/>
@@ -11634,7 +11265,6 @@
               </w:rPr>
               <w:t>Product_Stock_Quantity</w:t>
             </w:r>
-            <w:proofErr w:type="spellEnd"/>
           </w:p>
         </w:tc>
         <w:tc>
@@ -11653,7 +11283,6 @@
                 <w:szCs w:val="16"/>
               </w:rPr>
             </w:pPr>
-            <w:proofErr w:type="spellStart"/>
             <w:r>
               <w:rPr>
                 <w:rFonts w:ascii="Arial" w:hAnsi="Arial" w:cs="Arial"/>
@@ -11664,7 +11293,6 @@
               </w:rPr>
               <w:t>Product_Date_Added</w:t>
             </w:r>
-            <w:proofErr w:type="spellEnd"/>
           </w:p>
         </w:tc>
         <w:tc>
@@ -11683,7 +11311,6 @@
                 <w:szCs w:val="16"/>
               </w:rPr>
             </w:pPr>
-            <w:proofErr w:type="spellStart"/>
             <w:r>
               <w:rPr>
                 <w:rFonts w:ascii="Arial" w:hAnsi="Arial" w:cs="Arial"/>
@@ -11692,10 +11319,18 @@
                 <w:sz w:val="16"/>
                 <w:szCs w:val="16"/>
               </w:rPr>
-              <w:t>Category_</w:t>
-            </w:r>
-            <w:proofErr w:type="gramStart"/>
-            <w:r>
+              <w:t>Category_Id(FK)</w:t>
+            </w:r>
+          </w:p>
+        </w:tc>
+        <w:tc>
+          <w:tcPr>
+            <w:tcW w:w="463" w:type="pct"/>
+          </w:tcPr>
+          <w:p>
+            <w:pPr>
+              <w:pStyle w:val="ListParagraph"/>
+              <w:ind w:left="0"/>
               <w:rPr>
                 <w:rFonts w:ascii="Arial" w:hAnsi="Arial" w:cs="Arial"/>
                 <w:b/>
@@ -11703,9 +11338,7 @@
                 <w:sz w:val="16"/>
                 <w:szCs w:val="16"/>
               </w:rPr>
-              <w:t>Id</w:t>
-            </w:r>
-            <w:proofErr w:type="spellEnd"/>
+            </w:pPr>
             <w:r>
               <w:rPr>
                 <w:rFonts w:ascii="Arial" w:hAnsi="Arial" w:cs="Arial"/>
@@ -11714,49 +11347,8 @@
                 <w:sz w:val="16"/>
                 <w:szCs w:val="16"/>
               </w:rPr>
-              <w:t>(</w:t>
-            </w:r>
-            <w:proofErr w:type="gramEnd"/>
-            <w:r>
-              <w:rPr>
-                <w:rFonts w:ascii="Arial" w:hAnsi="Arial" w:cs="Arial"/>
-                <w:b/>
-                <w:bCs/>
-                <w:sz w:val="16"/>
-                <w:szCs w:val="16"/>
-              </w:rPr>
-              <w:t>FK)</w:t>
-            </w:r>
-          </w:p>
-        </w:tc>
-        <w:tc>
-          <w:tcPr>
-            <w:tcW w:w="463" w:type="pct"/>
-          </w:tcPr>
-          <w:p>
-            <w:pPr>
-              <w:pStyle w:val="ListParagraph"/>
-              <w:ind w:left="0"/>
-              <w:rPr>
-                <w:rFonts w:ascii="Arial" w:hAnsi="Arial" w:cs="Arial"/>
-                <w:b/>
-                <w:bCs/>
-                <w:sz w:val="16"/>
-                <w:szCs w:val="16"/>
-              </w:rPr>
-            </w:pPr>
-            <w:proofErr w:type="spellStart"/>
-            <w:r>
-              <w:rPr>
-                <w:rFonts w:ascii="Arial" w:hAnsi="Arial" w:cs="Arial"/>
-                <w:b/>
-                <w:bCs/>
-                <w:sz w:val="16"/>
-                <w:szCs w:val="16"/>
-              </w:rPr>
               <w:t>Supplier_Id</w:t>
             </w:r>
-            <w:proofErr w:type="spellEnd"/>
           </w:p>
         </w:tc>
       </w:tr>
@@ -14018,7 +13610,6 @@
                 <w:szCs w:val="16"/>
               </w:rPr>
             </w:pPr>
-            <w:proofErr w:type="spellStart"/>
             <w:r>
               <w:rPr>
                 <w:rFonts w:ascii="Arial" w:hAnsi="Arial" w:cs="Arial"/>
@@ -14029,7 +13620,6 @@
               </w:rPr>
               <w:t>Training_Id</w:t>
             </w:r>
-            <w:proofErr w:type="spellEnd"/>
           </w:p>
         </w:tc>
         <w:tc>
@@ -14048,7 +13638,6 @@
                 <w:szCs w:val="16"/>
               </w:rPr>
             </w:pPr>
-            <w:proofErr w:type="spellStart"/>
             <w:r>
               <w:rPr>
                 <w:rFonts w:ascii="Arial" w:hAnsi="Arial" w:cs="Arial"/>
@@ -14059,7 +13648,6 @@
               </w:rPr>
               <w:t>Training_Name</w:t>
             </w:r>
-            <w:proofErr w:type="spellEnd"/>
           </w:p>
         </w:tc>
         <w:tc>
@@ -14078,7 +13666,6 @@
                 <w:szCs w:val="16"/>
               </w:rPr>
             </w:pPr>
-            <w:proofErr w:type="spellStart"/>
             <w:r>
               <w:rPr>
                 <w:rFonts w:ascii="Arial" w:hAnsi="Arial" w:cs="Arial"/>
@@ -14089,7 +13676,6 @@
               </w:rPr>
               <w:t>Training_Description</w:t>
             </w:r>
-            <w:proofErr w:type="spellEnd"/>
           </w:p>
         </w:tc>
         <w:tc>
@@ -14108,7 +13694,6 @@
                 <w:szCs w:val="16"/>
               </w:rPr>
             </w:pPr>
-            <w:proofErr w:type="spellStart"/>
             <w:r>
               <w:rPr>
                 <w:rFonts w:ascii="Arial" w:hAnsi="Arial" w:cs="Arial"/>
@@ -14119,7 +13704,6 @@
               </w:rPr>
               <w:t>Training_Duration</w:t>
             </w:r>
-            <w:proofErr w:type="spellEnd"/>
           </w:p>
         </w:tc>
         <w:tc>
@@ -14138,7 +13722,6 @@
                 <w:szCs w:val="16"/>
               </w:rPr>
             </w:pPr>
-            <w:proofErr w:type="spellStart"/>
             <w:r>
               <w:rPr>
                 <w:rFonts w:ascii="Arial" w:hAnsi="Arial" w:cs="Arial"/>
@@ -14149,7 +13732,6 @@
               </w:rPr>
               <w:t>Training_Level</w:t>
             </w:r>
-            <w:proofErr w:type="spellEnd"/>
           </w:p>
         </w:tc>
       </w:tr>
@@ -14280,7 +13862,6 @@
                 <w:szCs w:val="16"/>
               </w:rPr>
             </w:pPr>
-            <w:proofErr w:type="spellStart"/>
             <w:r>
               <w:rPr>
                 <w:rFonts w:ascii="Arial" w:hAnsi="Arial" w:cs="Arial"/>
@@ -14295,16 +13876,7 @@
                 <w:sz w:val="16"/>
                 <w:szCs w:val="16"/>
               </w:rPr>
-              <w:t>NOT</w:t>
-            </w:r>
-            <w:proofErr w:type="spellEnd"/>
-            <w:r>
-              <w:rPr>
-                <w:rFonts w:ascii="Arial" w:hAnsi="Arial" w:cs="Arial"/>
-                <w:sz w:val="16"/>
-                <w:szCs w:val="16"/>
-              </w:rPr>
-              <w:t xml:space="preserve"> NULL</w:t>
+              <w:t>NOT NULL</w:t>
             </w:r>
             <w:r>
               <w:rPr>
@@ -14394,42 +13966,15 @@
                 <w:sz w:val="16"/>
                 <w:szCs w:val="16"/>
               </w:rPr>
-              <w:t xml:space="preserve">Natural pest control </w:t>
-            </w:r>
-            <w:proofErr w:type="spellStart"/>
-            <w:r>
-              <w:rPr>
-                <w:rFonts w:ascii="Arial" w:hAnsi="Arial" w:cs="Arial"/>
-                <w:sz w:val="16"/>
-                <w:szCs w:val="16"/>
-              </w:rPr>
-              <w:t>tech</w:t>
-            </w:r>
-            <w:r>
-              <w:rPr>
-                <w:rFonts w:ascii="Arial" w:hAnsi="Arial" w:cs="Arial"/>
-                <w:sz w:val="16"/>
-                <w:szCs w:val="16"/>
-              </w:rPr>
-              <w:t>NOT</w:t>
-            </w:r>
-            <w:proofErr w:type="spellEnd"/>
-            <w:r>
-              <w:rPr>
-                <w:rFonts w:ascii="Arial" w:hAnsi="Arial" w:cs="Arial"/>
-                <w:sz w:val="16"/>
-                <w:szCs w:val="16"/>
-              </w:rPr>
-              <w:t xml:space="preserve"> </w:t>
-            </w:r>
-            <w:proofErr w:type="spellStart"/>
-            <w:r>
-              <w:rPr>
-                <w:rFonts w:ascii="Arial" w:hAnsi="Arial" w:cs="Arial"/>
-                <w:sz w:val="16"/>
-                <w:szCs w:val="16"/>
-              </w:rPr>
-              <w:t>NULL</w:t>
+              <w:t>Natural pest control tech</w:t>
+            </w:r>
+            <w:r>
+              <w:rPr>
+                <w:rFonts w:ascii="Arial" w:hAnsi="Arial" w:cs="Arial"/>
+                <w:sz w:val="16"/>
+                <w:szCs w:val="16"/>
+              </w:rPr>
+              <w:t>NOT NULL</w:t>
             </w:r>
             <w:r>
               <w:rPr>
@@ -14439,7 +13984,6 @@
               </w:rPr>
               <w:t>iques</w:t>
             </w:r>
-            <w:proofErr w:type="spellEnd"/>
             <w:r>
               <w:rPr>
                 <w:rFonts w:ascii="Arial" w:hAnsi="Arial" w:cs="Arial"/>
@@ -14746,18 +14290,8 @@
                 <w:sz w:val="16"/>
                 <w:szCs w:val="16"/>
               </w:rPr>
-              <w:t xml:space="preserve">2 </w:t>
-            </w:r>
-            <w:proofErr w:type="gramStart"/>
-            <w:r>
-              <w:rPr>
-                <w:rFonts w:ascii="Arial" w:hAnsi="Arial" w:cs="Arial"/>
-                <w:sz w:val="16"/>
-                <w:szCs w:val="16"/>
-              </w:rPr>
-              <w:t>day</w:t>
-            </w:r>
-            <w:proofErr w:type="gramEnd"/>
+              <w:t>2 day</w:t>
+            </w:r>
           </w:p>
         </w:tc>
         <w:tc>
@@ -15098,18 +14632,8 @@
                 <w:sz w:val="16"/>
                 <w:szCs w:val="16"/>
               </w:rPr>
-              <w:t xml:space="preserve">Seed </w:t>
-            </w:r>
-            <w:proofErr w:type="spellStart"/>
-            <w:r>
-              <w:rPr>
-                <w:rFonts w:ascii="Arial" w:hAnsi="Arial" w:cs="Arial"/>
-                <w:sz w:val="16"/>
-                <w:szCs w:val="16"/>
-              </w:rPr>
-              <w:t>Propagration</w:t>
-            </w:r>
-            <w:proofErr w:type="spellEnd"/>
+              <w:t>Seed Propagration</w:t>
+            </w:r>
           </w:p>
         </w:tc>
         <w:tc>
@@ -15174,7 +14698,6 @@
                 <w:szCs w:val="16"/>
               </w:rPr>
             </w:pPr>
-            <w:proofErr w:type="spellStart"/>
             <w:r>
               <w:rPr>
                 <w:rFonts w:ascii="Arial" w:hAnsi="Arial" w:cs="Arial"/>
@@ -15189,16 +14712,7 @@
                 <w:sz w:val="16"/>
                 <w:szCs w:val="16"/>
               </w:rPr>
-              <w:t>NOT</w:t>
-            </w:r>
-            <w:proofErr w:type="spellEnd"/>
-            <w:r>
-              <w:rPr>
-                <w:rFonts w:ascii="Arial" w:hAnsi="Arial" w:cs="Arial"/>
-                <w:sz w:val="16"/>
-                <w:szCs w:val="16"/>
-              </w:rPr>
-              <w:t xml:space="preserve"> NULL</w:t>
+              <w:t>NOT NULL</w:t>
             </w:r>
             <w:r>
               <w:rPr>
@@ -15364,7 +14878,6 @@
           <w:szCs w:val="16"/>
         </w:rPr>
       </w:pPr>
-      <w:proofErr w:type="spellStart"/>
       <w:r>
         <w:rPr>
           <w:rFonts w:ascii="Arial" w:hAnsi="Arial" w:cs="Arial"/>
@@ -15373,7 +14886,6 @@
         </w:rPr>
         <w:t>Session_Type</w:t>
       </w:r>
-      <w:proofErr w:type="spellEnd"/>
     </w:p>
     <w:tbl>
       <w:tblPr>
@@ -15403,7 +14915,6 @@
                 <w:szCs w:val="16"/>
               </w:rPr>
             </w:pPr>
-            <w:proofErr w:type="spellStart"/>
             <w:r>
               <w:rPr>
                 <w:rFonts w:ascii="Arial" w:hAnsi="Arial" w:cs="Arial"/>
@@ -15414,7 +14925,6 @@
               </w:rPr>
               <w:t>Session_Type_Id</w:t>
             </w:r>
-            <w:proofErr w:type="spellEnd"/>
           </w:p>
         </w:tc>
         <w:tc>
@@ -15433,7 +14943,6 @@
                 <w:szCs w:val="16"/>
               </w:rPr>
             </w:pPr>
-            <w:proofErr w:type="spellStart"/>
             <w:r>
               <w:rPr>
                 <w:rFonts w:ascii="Arial" w:hAnsi="Arial" w:cs="Arial"/>
@@ -15444,7 +14953,6 @@
               </w:rPr>
               <w:t>Session_Name</w:t>
             </w:r>
-            <w:proofErr w:type="spellEnd"/>
           </w:p>
         </w:tc>
         <w:tc>
@@ -15463,7 +14971,6 @@
                 <w:szCs w:val="16"/>
               </w:rPr>
             </w:pPr>
-            <w:proofErr w:type="spellStart"/>
             <w:r>
               <w:rPr>
                 <w:rFonts w:ascii="Arial" w:hAnsi="Arial" w:cs="Arial"/>
@@ -15474,7 +14981,6 @@
               </w:rPr>
               <w:t>Session_Description</w:t>
             </w:r>
-            <w:proofErr w:type="spellEnd"/>
           </w:p>
         </w:tc>
       </w:tr>
@@ -15719,18 +15225,8 @@
                 <w:sz w:val="16"/>
                 <w:szCs w:val="16"/>
               </w:rPr>
-              <w:t xml:space="preserve">Outdoor practical </w:t>
-            </w:r>
-            <w:proofErr w:type="spellStart"/>
-            <w:r>
-              <w:rPr>
-                <w:rFonts w:ascii="Arial" w:hAnsi="Arial" w:cs="Arial"/>
-                <w:sz w:val="16"/>
-                <w:szCs w:val="16"/>
-              </w:rPr>
-              <w:t>demostration</w:t>
-            </w:r>
-            <w:proofErr w:type="spellEnd"/>
+              <w:t>Outdoor practical demostration</w:t>
+            </w:r>
           </w:p>
         </w:tc>
       </w:tr>
@@ -15979,7 +15475,6 @@
                 <w:szCs w:val="16"/>
               </w:rPr>
             </w:pPr>
-            <w:proofErr w:type="spellStart"/>
             <w:r>
               <w:rPr>
                 <w:rFonts w:ascii="Arial" w:hAnsi="Arial" w:cs="Arial"/>
@@ -15990,7 +15485,6 @@
               </w:rPr>
               <w:t>Session_Id</w:t>
             </w:r>
-            <w:proofErr w:type="spellEnd"/>
           </w:p>
         </w:tc>
         <w:tc>
@@ -16009,7 +15503,6 @@
                 <w:szCs w:val="16"/>
               </w:rPr>
             </w:pPr>
-            <w:proofErr w:type="spellStart"/>
             <w:r>
               <w:rPr>
                 <w:rFonts w:ascii="Arial" w:hAnsi="Arial" w:cs="Arial"/>
@@ -16020,7 +15513,6 @@
               </w:rPr>
               <w:t>Session_Title</w:t>
             </w:r>
-            <w:proofErr w:type="spellEnd"/>
           </w:p>
         </w:tc>
         <w:tc>
@@ -16039,7 +15531,6 @@
                 <w:szCs w:val="16"/>
               </w:rPr>
             </w:pPr>
-            <w:proofErr w:type="spellStart"/>
             <w:r>
               <w:rPr>
                 <w:rFonts w:ascii="Arial" w:hAnsi="Arial" w:cs="Arial"/>
@@ -16050,7 +15541,6 @@
               </w:rPr>
               <w:t>Session_Description</w:t>
             </w:r>
-            <w:proofErr w:type="spellEnd"/>
           </w:p>
         </w:tc>
         <w:tc>
@@ -16069,7 +15559,6 @@
                 <w:szCs w:val="16"/>
               </w:rPr>
             </w:pPr>
-            <w:proofErr w:type="spellStart"/>
             <w:r>
               <w:rPr>
                 <w:rFonts w:ascii="Arial" w:hAnsi="Arial" w:cs="Arial"/>
@@ -16080,7 +15569,6 @@
               </w:rPr>
               <w:t>Session_Date</w:t>
             </w:r>
-            <w:proofErr w:type="spellEnd"/>
           </w:p>
         </w:tc>
         <w:tc>
@@ -16099,7 +15587,6 @@
                 <w:szCs w:val="16"/>
               </w:rPr>
             </w:pPr>
-            <w:proofErr w:type="spellStart"/>
             <w:r>
               <w:rPr>
                 <w:rFonts w:ascii="Arial" w:hAnsi="Arial" w:cs="Arial"/>
@@ -16110,7 +15597,6 @@
               </w:rPr>
               <w:t>Session_Time</w:t>
             </w:r>
-            <w:proofErr w:type="spellEnd"/>
           </w:p>
         </w:tc>
         <w:tc>
@@ -16129,7 +15615,6 @@
                 <w:szCs w:val="16"/>
               </w:rPr>
             </w:pPr>
-            <w:proofErr w:type="spellStart"/>
             <w:r>
               <w:rPr>
                 <w:rFonts w:ascii="Arial" w:hAnsi="Arial" w:cs="Arial"/>
@@ -16140,7 +15625,6 @@
               </w:rPr>
               <w:t>Session_Location</w:t>
             </w:r>
-            <w:proofErr w:type="spellEnd"/>
           </w:p>
         </w:tc>
         <w:tc>
@@ -16159,7 +15643,6 @@
                 <w:szCs w:val="16"/>
               </w:rPr>
             </w:pPr>
-            <w:proofErr w:type="spellStart"/>
             <w:r>
               <w:rPr>
                 <w:rFonts w:ascii="Arial" w:hAnsi="Arial" w:cs="Arial"/>
@@ -16170,7 +15653,6 @@
               </w:rPr>
               <w:t>Session_Max_Attendance</w:t>
             </w:r>
-            <w:proofErr w:type="spellEnd"/>
           </w:p>
         </w:tc>
         <w:tc>
@@ -16217,7 +15699,6 @@
                 <w:szCs w:val="16"/>
               </w:rPr>
             </w:pPr>
-            <w:proofErr w:type="spellStart"/>
             <w:r>
               <w:rPr>
                 <w:rFonts w:ascii="Arial" w:hAnsi="Arial" w:cs="Arial"/>
@@ -16226,40 +15707,7 @@
                 <w:sz w:val="16"/>
                 <w:szCs w:val="16"/>
               </w:rPr>
-              <w:t>Session_Type_</w:t>
-            </w:r>
-            <w:proofErr w:type="gramStart"/>
-            <w:r>
-              <w:rPr>
-                <w:rFonts w:ascii="Arial" w:hAnsi="Arial" w:cs="Arial"/>
-                <w:b/>
-                <w:bCs/>
-                <w:sz w:val="16"/>
-                <w:szCs w:val="16"/>
-              </w:rPr>
-              <w:t>Id</w:t>
-            </w:r>
-            <w:proofErr w:type="spellEnd"/>
-            <w:r>
-              <w:rPr>
-                <w:rFonts w:ascii="Arial" w:hAnsi="Arial" w:cs="Arial"/>
-                <w:b/>
-                <w:bCs/>
-                <w:sz w:val="16"/>
-                <w:szCs w:val="16"/>
-              </w:rPr>
-              <w:t>(</w:t>
-            </w:r>
-            <w:proofErr w:type="gramEnd"/>
-            <w:r>
-              <w:rPr>
-                <w:rFonts w:ascii="Arial" w:hAnsi="Arial" w:cs="Arial"/>
-                <w:b/>
-                <w:bCs/>
-                <w:sz w:val="16"/>
-                <w:szCs w:val="16"/>
-              </w:rPr>
-              <w:t>FK)</w:t>
+              <w:t>Session_Type_Id(FK)</w:t>
             </w:r>
           </w:p>
         </w:tc>
@@ -18253,7 +17701,6 @@
                 <w:szCs w:val="16"/>
               </w:rPr>
             </w:pPr>
-            <w:proofErr w:type="spellStart"/>
             <w:r>
               <w:rPr>
                 <w:rFonts w:ascii="Arial" w:hAnsi="Arial" w:cs="Arial"/>
@@ -18264,7 +17711,6 @@
               </w:rPr>
               <w:t>Equipment_Id</w:t>
             </w:r>
-            <w:proofErr w:type="spellEnd"/>
             <w:r>
               <w:rPr>
                 <w:rFonts w:ascii="Arial" w:hAnsi="Arial" w:cs="Arial"/>
@@ -18293,7 +17739,6 @@
                 <w:szCs w:val="16"/>
               </w:rPr>
             </w:pPr>
-            <w:proofErr w:type="spellStart"/>
             <w:r>
               <w:rPr>
                 <w:rFonts w:ascii="Arial" w:hAnsi="Arial" w:cs="Arial"/>
@@ -18304,7 +17749,6 @@
               </w:rPr>
               <w:t>Equipment_Name</w:t>
             </w:r>
-            <w:proofErr w:type="spellEnd"/>
           </w:p>
         </w:tc>
         <w:tc>
@@ -18323,7 +17767,6 @@
                 <w:szCs w:val="16"/>
               </w:rPr>
             </w:pPr>
-            <w:proofErr w:type="spellStart"/>
             <w:r>
               <w:rPr>
                 <w:rFonts w:ascii="Arial" w:hAnsi="Arial" w:cs="Arial"/>
@@ -18334,7 +17777,6 @@
               </w:rPr>
               <w:t>Equipment_Quantity</w:t>
             </w:r>
-            <w:proofErr w:type="spellEnd"/>
           </w:p>
         </w:tc>
         <w:tc>
@@ -18353,7 +17795,6 @@
                 <w:szCs w:val="16"/>
               </w:rPr>
             </w:pPr>
-            <w:proofErr w:type="spellStart"/>
             <w:r>
               <w:rPr>
                 <w:rFonts w:ascii="Arial" w:hAnsi="Arial" w:cs="Arial"/>
@@ -18364,7 +17805,6 @@
               </w:rPr>
               <w:t>Equipment_Description</w:t>
             </w:r>
-            <w:proofErr w:type="spellEnd"/>
           </w:p>
         </w:tc>
         <w:tc>
@@ -18383,7 +17823,6 @@
                 <w:szCs w:val="16"/>
               </w:rPr>
             </w:pPr>
-            <w:proofErr w:type="spellStart"/>
             <w:r>
               <w:rPr>
                 <w:rFonts w:ascii="Arial" w:hAnsi="Arial" w:cs="Arial"/>
@@ -18394,7 +17833,6 @@
               </w:rPr>
               <w:t>Equipment_Status</w:t>
             </w:r>
-            <w:proofErr w:type="spellEnd"/>
           </w:p>
         </w:tc>
         <w:tc>
@@ -18413,7 +17851,6 @@
                 <w:szCs w:val="16"/>
               </w:rPr>
             </w:pPr>
-            <w:proofErr w:type="spellStart"/>
             <w:r>
               <w:rPr>
                 <w:rFonts w:ascii="Arial" w:hAnsi="Arial" w:cs="Arial"/>
@@ -18424,7 +17861,6 @@
               </w:rPr>
               <w:t>Equipment_Cost</w:t>
             </w:r>
-            <w:proofErr w:type="spellEnd"/>
           </w:p>
         </w:tc>
         <w:tc>
@@ -18443,7 +17879,6 @@
                 <w:szCs w:val="16"/>
               </w:rPr>
             </w:pPr>
-            <w:proofErr w:type="spellStart"/>
             <w:r>
               <w:rPr>
                 <w:rFonts w:ascii="Arial" w:hAnsi="Arial" w:cs="Arial"/>
@@ -18454,7 +17889,6 @@
               </w:rPr>
               <w:t>Equipment_Purchase_Date</w:t>
             </w:r>
-            <w:proofErr w:type="spellEnd"/>
           </w:p>
         </w:tc>
       </w:tr>
@@ -19090,25 +18524,7 @@
                 <w:sz w:val="16"/>
                 <w:szCs w:val="16"/>
               </w:rPr>
-              <w:t xml:space="preserve">Portable </w:t>
-            </w:r>
-            <w:proofErr w:type="spellStart"/>
-            <w:r>
-              <w:rPr>
-                <w:rFonts w:ascii="Arial" w:hAnsi="Arial" w:cs="Arial"/>
-                <w:sz w:val="16"/>
-                <w:szCs w:val="16"/>
-              </w:rPr>
-              <w:t>handhleld</w:t>
-            </w:r>
-            <w:proofErr w:type="spellEnd"/>
-            <w:r>
-              <w:rPr>
-                <w:rFonts w:ascii="Arial" w:hAnsi="Arial" w:cs="Arial"/>
-                <w:sz w:val="16"/>
-                <w:szCs w:val="16"/>
-              </w:rPr>
-              <w:t xml:space="preserve"> speaker</w:t>
+              <w:t>Portable handhleld speaker</w:t>
             </w:r>
           </w:p>
         </w:tc>
@@ -20230,7 +19646,6 @@
           <w:szCs w:val="16"/>
         </w:rPr>
       </w:pPr>
-      <w:proofErr w:type="spellStart"/>
       <w:r>
         <w:rPr>
           <w:rFonts w:ascii="Arial" w:hAnsi="Arial" w:cs="Arial"/>
@@ -20239,7 +19654,6 @@
         </w:rPr>
         <w:t>Session_Equipment</w:t>
       </w:r>
-      <w:proofErr w:type="spellEnd"/>
     </w:p>
     <w:p>
       <w:pPr>
@@ -20279,7 +19693,6 @@
                 <w:szCs w:val="16"/>
               </w:rPr>
             </w:pPr>
-            <w:proofErr w:type="spellStart"/>
             <w:r>
               <w:rPr>
                 <w:rFonts w:ascii="Arial" w:hAnsi="Arial" w:cs="Arial"/>
@@ -20288,10 +19701,18 @@
                 <w:sz w:val="16"/>
                 <w:szCs w:val="16"/>
               </w:rPr>
-              <w:t>Session_</w:t>
-            </w:r>
-            <w:proofErr w:type="gramStart"/>
-            <w:r>
+              <w:t>Session_Id(FK)</w:t>
+            </w:r>
+          </w:p>
+        </w:tc>
+        <w:tc>
+          <w:tcPr>
+            <w:tcW w:w="2524" w:type="pct"/>
+          </w:tcPr>
+          <w:p>
+            <w:pPr>
+              <w:pStyle w:val="ListParagraph"/>
+              <w:ind w:left="0"/>
               <w:rPr>
                 <w:rFonts w:ascii="Arial" w:hAnsi="Arial" w:cs="Arial"/>
                 <w:b/>
@@ -20299,9 +19720,7 @@
                 <w:sz w:val="16"/>
                 <w:szCs w:val="16"/>
               </w:rPr>
-              <w:t>Id</w:t>
-            </w:r>
-            <w:proofErr w:type="spellEnd"/>
+            </w:pPr>
             <w:r>
               <w:rPr>
                 <w:rFonts w:ascii="Arial" w:hAnsi="Arial" w:cs="Arial"/>
@@ -20310,80 +19729,7 @@
                 <w:sz w:val="16"/>
                 <w:szCs w:val="16"/>
               </w:rPr>
-              <w:t>(</w:t>
-            </w:r>
-            <w:proofErr w:type="gramEnd"/>
-            <w:r>
-              <w:rPr>
-                <w:rFonts w:ascii="Arial" w:hAnsi="Arial" w:cs="Arial"/>
-                <w:b/>
-                <w:bCs/>
-                <w:sz w:val="16"/>
-                <w:szCs w:val="16"/>
-              </w:rPr>
-              <w:t>FK)</w:t>
-            </w:r>
-          </w:p>
-        </w:tc>
-        <w:tc>
-          <w:tcPr>
-            <w:tcW w:w="2524" w:type="pct"/>
-          </w:tcPr>
-          <w:p>
-            <w:pPr>
-              <w:pStyle w:val="ListParagraph"/>
-              <w:ind w:left="0"/>
-              <w:rPr>
-                <w:rFonts w:ascii="Arial" w:hAnsi="Arial" w:cs="Arial"/>
-                <w:b/>
-                <w:bCs/>
-                <w:sz w:val="16"/>
-                <w:szCs w:val="16"/>
-              </w:rPr>
-            </w:pPr>
-            <w:proofErr w:type="spellStart"/>
-            <w:r>
-              <w:rPr>
-                <w:rFonts w:ascii="Arial" w:hAnsi="Arial" w:cs="Arial"/>
-                <w:b/>
-                <w:bCs/>
-                <w:sz w:val="16"/>
-                <w:szCs w:val="16"/>
-              </w:rPr>
-              <w:t>Equipment_</w:t>
-            </w:r>
-            <w:proofErr w:type="gramStart"/>
-            <w:r>
-              <w:rPr>
-                <w:rFonts w:ascii="Arial" w:hAnsi="Arial" w:cs="Arial"/>
-                <w:b/>
-                <w:bCs/>
-                <w:sz w:val="16"/>
-                <w:szCs w:val="16"/>
-              </w:rPr>
-              <w:t>Id</w:t>
-            </w:r>
-            <w:proofErr w:type="spellEnd"/>
-            <w:r>
-              <w:rPr>
-                <w:rFonts w:ascii="Arial" w:hAnsi="Arial" w:cs="Arial"/>
-                <w:b/>
-                <w:bCs/>
-                <w:sz w:val="16"/>
-                <w:szCs w:val="16"/>
-              </w:rPr>
-              <w:t>(</w:t>
-            </w:r>
-            <w:proofErr w:type="gramEnd"/>
-            <w:r>
-              <w:rPr>
-                <w:rFonts w:ascii="Arial" w:hAnsi="Arial" w:cs="Arial"/>
-                <w:b/>
-                <w:bCs/>
-                <w:sz w:val="16"/>
-                <w:szCs w:val="16"/>
-              </w:rPr>
-              <w:t>FK)</w:t>
+              <w:t>Equipment_Id(FK)</w:t>
             </w:r>
           </w:p>
         </w:tc>
@@ -20822,7 +20168,6 @@
           <w:szCs w:val="16"/>
         </w:rPr>
       </w:pPr>
-      <w:proofErr w:type="spellStart"/>
       <w:r>
         <w:rPr>
           <w:rFonts w:ascii="Arial" w:hAnsi="Arial" w:cs="Arial"/>
@@ -20831,7 +20176,6 @@
         </w:rPr>
         <w:t>Session_Employee</w:t>
       </w:r>
-      <w:proofErr w:type="spellEnd"/>
     </w:p>
     <w:tbl>
       <w:tblPr>
@@ -20858,7 +20202,6 @@
                 <w:szCs w:val="16"/>
               </w:rPr>
             </w:pPr>
-            <w:proofErr w:type="spellStart"/>
             <w:r>
               <w:rPr>
                 <w:rFonts w:ascii="Arial" w:hAnsi="Arial" w:cs="Arial"/>
@@ -20867,10 +20210,16 @@
                 <w:sz w:val="16"/>
                 <w:szCs w:val="16"/>
               </w:rPr>
-              <w:t>Session_</w:t>
-            </w:r>
-            <w:proofErr w:type="gramStart"/>
-            <w:r>
+              <w:t>Session_Id(FK)</w:t>
+            </w:r>
+          </w:p>
+        </w:tc>
+        <w:tc>
+          <w:tcPr>
+            <w:tcW w:w="2500" w:type="pct"/>
+          </w:tcPr>
+          <w:p>
+            <w:pPr>
               <w:rPr>
                 <w:rFonts w:ascii="Arial" w:hAnsi="Arial" w:cs="Arial"/>
                 <w:b/>
@@ -20878,9 +20227,7 @@
                 <w:sz w:val="16"/>
                 <w:szCs w:val="16"/>
               </w:rPr>
-              <w:t>Id</w:t>
-            </w:r>
-            <w:proofErr w:type="spellEnd"/>
+            </w:pPr>
             <w:r>
               <w:rPr>
                 <w:rFonts w:ascii="Arial" w:hAnsi="Arial" w:cs="Arial"/>
@@ -20889,78 +20236,7 @@
                 <w:sz w:val="16"/>
                 <w:szCs w:val="16"/>
               </w:rPr>
-              <w:t>(</w:t>
-            </w:r>
-            <w:proofErr w:type="gramEnd"/>
-            <w:r>
-              <w:rPr>
-                <w:rFonts w:ascii="Arial" w:hAnsi="Arial" w:cs="Arial"/>
-                <w:b/>
-                <w:bCs/>
-                <w:sz w:val="16"/>
-                <w:szCs w:val="16"/>
-              </w:rPr>
-              <w:t>FK)</w:t>
-            </w:r>
-          </w:p>
-        </w:tc>
-        <w:tc>
-          <w:tcPr>
-            <w:tcW w:w="2500" w:type="pct"/>
-          </w:tcPr>
-          <w:p>
-            <w:pPr>
-              <w:rPr>
-                <w:rFonts w:ascii="Arial" w:hAnsi="Arial" w:cs="Arial"/>
-                <w:b/>
-                <w:bCs/>
-                <w:sz w:val="16"/>
-                <w:szCs w:val="16"/>
-              </w:rPr>
-            </w:pPr>
-            <w:proofErr w:type="spellStart"/>
-            <w:r>
-              <w:rPr>
-                <w:rFonts w:ascii="Arial" w:hAnsi="Arial" w:cs="Arial"/>
-                <w:b/>
-                <w:bCs/>
-                <w:sz w:val="16"/>
-                <w:szCs w:val="16"/>
-              </w:rPr>
-              <w:t>Employee_</w:t>
-            </w:r>
-            <w:proofErr w:type="gramStart"/>
-            <w:r>
-              <w:rPr>
-                <w:rFonts w:ascii="Arial" w:hAnsi="Arial" w:cs="Arial"/>
-                <w:b/>
-                <w:bCs/>
-                <w:sz w:val="16"/>
-                <w:szCs w:val="16"/>
-              </w:rPr>
-              <w:t>Id</w:t>
-            </w:r>
-            <w:proofErr w:type="spellEnd"/>
-            <w:r>
-              <w:rPr>
-                <w:rFonts w:ascii="Arial" w:hAnsi="Arial" w:cs="Arial"/>
-                <w:b/>
-                <w:bCs/>
-                <w:sz w:val="16"/>
-                <w:szCs w:val="16"/>
-              </w:rPr>
-              <w:t>(</w:t>
-            </w:r>
-            <w:proofErr w:type="gramEnd"/>
-            <w:r>
-              <w:rPr>
-                <w:rFonts w:ascii="Arial" w:hAnsi="Arial" w:cs="Arial"/>
-                <w:b/>
-                <w:bCs/>
-                <w:sz w:val="16"/>
-                <w:szCs w:val="16"/>
-              </w:rPr>
-              <w:t>FK)</w:t>
+              <w:t>Employee_Id(FK)</w:t>
             </w:r>
           </w:p>
         </w:tc>
@@ -21311,7 +20587,6 @@
           <w:szCs w:val="16"/>
         </w:rPr>
       </w:pPr>
-      <w:proofErr w:type="spellStart"/>
       <w:r>
         <w:rPr>
           <w:rFonts w:ascii="Arial" w:hAnsi="Arial" w:cs="Arial"/>
@@ -21328,7 +20603,6 @@
         </w:rPr>
         <w:t>ession_Attendance</w:t>
       </w:r>
-      <w:proofErr w:type="spellEnd"/>
     </w:p>
     <w:tbl>
       <w:tblPr>
@@ -21360,7 +20634,6 @@
                 <w:szCs w:val="16"/>
               </w:rPr>
             </w:pPr>
-            <w:proofErr w:type="spellStart"/>
             <w:r>
               <w:rPr>
                 <w:rFonts w:ascii="Arial" w:hAnsi="Arial" w:cs="Arial"/>
@@ -21370,10 +20643,18 @@
                 <w:szCs w:val="16"/>
               </w:rPr>
               <w:lastRenderedPageBreak/>
-              <w:t>Session_Attendance_</w:t>
-            </w:r>
-            <w:proofErr w:type="gramStart"/>
-            <w:r>
+              <w:t>Session_Attendance_Id(PK)</w:t>
+            </w:r>
+          </w:p>
+        </w:tc>
+        <w:tc>
+          <w:tcPr>
+            <w:tcW w:w="897" w:type="pct"/>
+          </w:tcPr>
+          <w:p>
+            <w:pPr>
+              <w:pStyle w:val="ListParagraph"/>
+              <w:ind w:left="0"/>
               <w:rPr>
                 <w:rFonts w:ascii="Arial" w:hAnsi="Arial" w:cs="Arial"/>
                 <w:b/>
@@ -21381,9 +20662,7 @@
                 <w:sz w:val="16"/>
                 <w:szCs w:val="16"/>
               </w:rPr>
-              <w:t>Id</w:t>
-            </w:r>
-            <w:proofErr w:type="spellEnd"/>
+            </w:pPr>
             <w:r>
               <w:rPr>
                 <w:rFonts w:ascii="Arial" w:hAnsi="Arial" w:cs="Arial"/>
@@ -21392,10 +20671,18 @@
                 <w:sz w:val="16"/>
                 <w:szCs w:val="16"/>
               </w:rPr>
-              <w:t>(</w:t>
-            </w:r>
-            <w:proofErr w:type="gramEnd"/>
-            <w:r>
+              <w:t>Session_Id(FK)</w:t>
+            </w:r>
+          </w:p>
+        </w:tc>
+        <w:tc>
+          <w:tcPr>
+            <w:tcW w:w="769" w:type="pct"/>
+          </w:tcPr>
+          <w:p>
+            <w:pPr>
+              <w:pStyle w:val="ListParagraph"/>
+              <w:ind w:left="0"/>
               <w:rPr>
                 <w:rFonts w:ascii="Arial" w:hAnsi="Arial" w:cs="Arial"/>
                 <w:b/>
@@ -21403,18 +20690,8 @@
                 <w:sz w:val="16"/>
                 <w:szCs w:val="16"/>
               </w:rPr>
-              <w:t>PK)</w:t>
-            </w:r>
-          </w:p>
-        </w:tc>
-        <w:tc>
-          <w:tcPr>
-            <w:tcW w:w="897" w:type="pct"/>
-          </w:tcPr>
-          <w:p>
-            <w:pPr>
-              <w:pStyle w:val="ListParagraph"/>
-              <w:ind w:left="0"/>
+            </w:pPr>
+            <w:r>
               <w:rPr>
                 <w:rFonts w:ascii="Arial" w:hAnsi="Arial" w:cs="Arial"/>
                 <w:b/>
@@ -21422,9 +20699,18 @@
                 <w:sz w:val="16"/>
                 <w:szCs w:val="16"/>
               </w:rPr>
-            </w:pPr>
-            <w:proofErr w:type="spellStart"/>
-            <w:r>
+              <w:t>Customer_Id (FK)</w:t>
+            </w:r>
+          </w:p>
+        </w:tc>
+        <w:tc>
+          <w:tcPr>
+            <w:tcW w:w="902" w:type="pct"/>
+          </w:tcPr>
+          <w:p>
+            <w:pPr>
+              <w:pStyle w:val="ListParagraph"/>
+              <w:ind w:left="0"/>
               <w:rPr>
                 <w:rFonts w:ascii="Arial" w:hAnsi="Arial" w:cs="Arial"/>
                 <w:b/>
@@ -21432,9 +20718,7 @@
                 <w:sz w:val="16"/>
                 <w:szCs w:val="16"/>
               </w:rPr>
-              <w:t>Session_</w:t>
-            </w:r>
-            <w:proofErr w:type="gramStart"/>
+            </w:pPr>
             <w:r>
               <w:rPr>
                 <w:rFonts w:ascii="Arial" w:hAnsi="Arial" w:cs="Arial"/>
@@ -21443,10 +20727,18 @@
                 <w:sz w:val="16"/>
                 <w:szCs w:val="16"/>
               </w:rPr>
-              <w:t>Id</w:t>
-            </w:r>
-            <w:proofErr w:type="spellEnd"/>
-            <w:r>
+              <w:t>Attendance_Date</w:t>
+            </w:r>
+          </w:p>
+        </w:tc>
+        <w:tc>
+          <w:tcPr>
+            <w:tcW w:w="1175" w:type="pct"/>
+          </w:tcPr>
+          <w:p>
+            <w:pPr>
+              <w:pStyle w:val="ListParagraph"/>
+              <w:ind w:left="0"/>
               <w:rPr>
                 <w:rFonts w:ascii="Arial" w:hAnsi="Arial" w:cs="Arial"/>
                 <w:b/>
@@ -21454,9 +20746,7 @@
                 <w:sz w:val="16"/>
                 <w:szCs w:val="16"/>
               </w:rPr>
-              <w:t>(</w:t>
-            </w:r>
-            <w:proofErr w:type="gramEnd"/>
+            </w:pPr>
             <w:r>
               <w:rPr>
                 <w:rFonts w:ascii="Arial" w:hAnsi="Arial" w:cs="Arial"/>
@@ -21465,108 +20755,8 @@
                 <w:sz w:val="16"/>
                 <w:szCs w:val="16"/>
               </w:rPr>
-              <w:t>FK)</w:t>
-            </w:r>
-          </w:p>
-        </w:tc>
-        <w:tc>
-          <w:tcPr>
-            <w:tcW w:w="769" w:type="pct"/>
-          </w:tcPr>
-          <w:p>
-            <w:pPr>
-              <w:pStyle w:val="ListParagraph"/>
-              <w:ind w:left="0"/>
-              <w:rPr>
-                <w:rFonts w:ascii="Arial" w:hAnsi="Arial" w:cs="Arial"/>
-                <w:b/>
-                <w:bCs/>
-                <w:sz w:val="16"/>
-                <w:szCs w:val="16"/>
-              </w:rPr>
-            </w:pPr>
-            <w:proofErr w:type="spellStart"/>
-            <w:r>
-              <w:rPr>
-                <w:rFonts w:ascii="Arial" w:hAnsi="Arial" w:cs="Arial"/>
-                <w:b/>
-                <w:bCs/>
-                <w:sz w:val="16"/>
-                <w:szCs w:val="16"/>
-              </w:rPr>
-              <w:t>Customer_Id</w:t>
-            </w:r>
-            <w:proofErr w:type="spellEnd"/>
-            <w:r>
-              <w:rPr>
-                <w:rFonts w:ascii="Arial" w:hAnsi="Arial" w:cs="Arial"/>
-                <w:b/>
-                <w:bCs/>
-                <w:sz w:val="16"/>
-                <w:szCs w:val="16"/>
-              </w:rPr>
-              <w:t xml:space="preserve"> (FK)</w:t>
-            </w:r>
-          </w:p>
-        </w:tc>
-        <w:tc>
-          <w:tcPr>
-            <w:tcW w:w="902" w:type="pct"/>
-          </w:tcPr>
-          <w:p>
-            <w:pPr>
-              <w:pStyle w:val="ListParagraph"/>
-              <w:ind w:left="0"/>
-              <w:rPr>
-                <w:rFonts w:ascii="Arial" w:hAnsi="Arial" w:cs="Arial"/>
-                <w:b/>
-                <w:bCs/>
-                <w:sz w:val="16"/>
-                <w:szCs w:val="16"/>
-              </w:rPr>
-            </w:pPr>
-            <w:proofErr w:type="spellStart"/>
-            <w:r>
-              <w:rPr>
-                <w:rFonts w:ascii="Arial" w:hAnsi="Arial" w:cs="Arial"/>
-                <w:b/>
-                <w:bCs/>
-                <w:sz w:val="16"/>
-                <w:szCs w:val="16"/>
-              </w:rPr>
-              <w:t>Attendance_Date</w:t>
-            </w:r>
-            <w:proofErr w:type="spellEnd"/>
-          </w:p>
-        </w:tc>
-        <w:tc>
-          <w:tcPr>
-            <w:tcW w:w="1175" w:type="pct"/>
-          </w:tcPr>
-          <w:p>
-            <w:pPr>
-              <w:pStyle w:val="ListParagraph"/>
-              <w:ind w:left="0"/>
-              <w:rPr>
-                <w:rFonts w:ascii="Arial" w:hAnsi="Arial" w:cs="Arial"/>
-                <w:b/>
-                <w:bCs/>
-                <w:sz w:val="16"/>
-                <w:szCs w:val="16"/>
-              </w:rPr>
-            </w:pPr>
-            <w:proofErr w:type="spellStart"/>
-            <w:r>
-              <w:rPr>
-                <w:rFonts w:ascii="Arial" w:hAnsi="Arial" w:cs="Arial"/>
-                <w:b/>
-                <w:bCs/>
-                <w:sz w:val="16"/>
-                <w:szCs w:val="16"/>
-              </w:rPr>
               <w:t>Attendance_Status</w:t>
             </w:r>
-            <w:proofErr w:type="spellEnd"/>
           </w:p>
         </w:tc>
       </w:tr>
@@ -22977,7 +22167,6 @@
           <w:szCs w:val="16"/>
         </w:rPr>
       </w:pPr>
-      <w:proofErr w:type="spellStart"/>
       <w:r>
         <w:rPr>
           <w:rFonts w:ascii="Arial" w:hAnsi="Arial" w:cs="Arial"/>
@@ -22986,7 +22175,6 @@
         </w:rPr>
         <w:t>Sale_Transaction</w:t>
       </w:r>
-      <w:proofErr w:type="spellEnd"/>
     </w:p>
     <w:tbl>
       <w:tblPr>
@@ -23019,7 +22207,6 @@
                 <w:szCs w:val="16"/>
               </w:rPr>
             </w:pPr>
-            <w:proofErr w:type="spellStart"/>
             <w:r>
               <w:rPr>
                 <w:rFonts w:ascii="Arial" w:hAnsi="Arial" w:cs="Arial"/>
@@ -23028,10 +22215,18 @@
                 <w:sz w:val="16"/>
                 <w:szCs w:val="16"/>
               </w:rPr>
-              <w:t>Transactional_</w:t>
-            </w:r>
-            <w:proofErr w:type="gramStart"/>
-            <w:r>
+              <w:t>Transactional_Id(PK)</w:t>
+            </w:r>
+          </w:p>
+        </w:tc>
+        <w:tc>
+          <w:tcPr>
+            <w:tcW w:w="756" w:type="pct"/>
+          </w:tcPr>
+          <w:p>
+            <w:pPr>
+              <w:pStyle w:val="ListParagraph"/>
+              <w:ind w:left="0"/>
               <w:rPr>
                 <w:rFonts w:ascii="Arial" w:hAnsi="Arial" w:cs="Arial"/>
                 <w:b/>
@@ -23039,9 +22234,7 @@
                 <w:sz w:val="16"/>
                 <w:szCs w:val="16"/>
               </w:rPr>
-              <w:t>Id</w:t>
-            </w:r>
-            <w:proofErr w:type="spellEnd"/>
+            </w:pPr>
             <w:r>
               <w:rPr>
                 <w:rFonts w:ascii="Arial" w:hAnsi="Arial" w:cs="Arial"/>
@@ -23050,10 +22243,18 @@
                 <w:sz w:val="16"/>
                 <w:szCs w:val="16"/>
               </w:rPr>
-              <w:t>(</w:t>
-            </w:r>
-            <w:proofErr w:type="gramEnd"/>
-            <w:r>
+              <w:t>Quantity</w:t>
+            </w:r>
+          </w:p>
+        </w:tc>
+        <w:tc>
+          <w:tcPr>
+            <w:tcW w:w="649" w:type="pct"/>
+          </w:tcPr>
+          <w:p>
+            <w:pPr>
+              <w:pStyle w:val="ListParagraph"/>
+              <w:ind w:left="0"/>
               <w:rPr>
                 <w:rFonts w:ascii="Arial" w:hAnsi="Arial" w:cs="Arial"/>
                 <w:b/>
@@ -23061,18 +22262,8 @@
                 <w:sz w:val="16"/>
                 <w:szCs w:val="16"/>
               </w:rPr>
-              <w:t>PK)</w:t>
-            </w:r>
-          </w:p>
-        </w:tc>
-        <w:tc>
-          <w:tcPr>
-            <w:tcW w:w="756" w:type="pct"/>
-          </w:tcPr>
-          <w:p>
-            <w:pPr>
-              <w:pStyle w:val="ListParagraph"/>
-              <w:ind w:left="0"/>
+            </w:pPr>
+            <w:r>
               <w:rPr>
                 <w:rFonts w:ascii="Arial" w:hAnsi="Arial" w:cs="Arial"/>
                 <w:b/>
@@ -23080,8 +22271,18 @@
                 <w:sz w:val="16"/>
                 <w:szCs w:val="16"/>
               </w:rPr>
-            </w:pPr>
-            <w:r>
+              <w:t>Unit Price</w:t>
+            </w:r>
+          </w:p>
+        </w:tc>
+        <w:tc>
+          <w:tcPr>
+            <w:tcW w:w="810" w:type="pct"/>
+          </w:tcPr>
+          <w:p>
+            <w:pPr>
+              <w:pStyle w:val="ListParagraph"/>
+              <w:ind w:left="0"/>
               <w:rPr>
                 <w:rFonts w:ascii="Arial" w:hAnsi="Arial" w:cs="Arial"/>
                 <w:b/>
@@ -23089,18 +22290,8 @@
                 <w:sz w:val="16"/>
                 <w:szCs w:val="16"/>
               </w:rPr>
-              <w:t>Quantity</w:t>
-            </w:r>
-          </w:p>
-        </w:tc>
-        <w:tc>
-          <w:tcPr>
-            <w:tcW w:w="649" w:type="pct"/>
-          </w:tcPr>
-          <w:p>
-            <w:pPr>
-              <w:pStyle w:val="ListParagraph"/>
-              <w:ind w:left="0"/>
+            </w:pPr>
+            <w:r>
               <w:rPr>
                 <w:rFonts w:ascii="Arial" w:hAnsi="Arial" w:cs="Arial"/>
                 <w:b/>
@@ -23108,8 +22299,18 @@
                 <w:sz w:val="16"/>
                 <w:szCs w:val="16"/>
               </w:rPr>
-            </w:pPr>
-            <w:r>
+              <w:t>Customer_Id(FK)</w:t>
+            </w:r>
+          </w:p>
+        </w:tc>
+        <w:tc>
+          <w:tcPr>
+            <w:tcW w:w="814" w:type="pct"/>
+          </w:tcPr>
+          <w:p>
+            <w:pPr>
+              <w:pStyle w:val="ListParagraph"/>
+              <w:ind w:left="0"/>
               <w:rPr>
                 <w:rFonts w:ascii="Arial" w:hAnsi="Arial" w:cs="Arial"/>
                 <w:b/>
@@ -23117,18 +22318,8 @@
                 <w:sz w:val="16"/>
                 <w:szCs w:val="16"/>
               </w:rPr>
-              <w:t>Unit Price</w:t>
-            </w:r>
-          </w:p>
-        </w:tc>
-        <w:tc>
-          <w:tcPr>
-            <w:tcW w:w="810" w:type="pct"/>
-          </w:tcPr>
-          <w:p>
-            <w:pPr>
-              <w:pStyle w:val="ListParagraph"/>
-              <w:ind w:left="0"/>
+            </w:pPr>
+            <w:r>
               <w:rPr>
                 <w:rFonts w:ascii="Arial" w:hAnsi="Arial" w:cs="Arial"/>
                 <w:b/>
@@ -23136,9 +22327,18 @@
                 <w:sz w:val="16"/>
                 <w:szCs w:val="16"/>
               </w:rPr>
-            </w:pPr>
-            <w:proofErr w:type="spellStart"/>
-            <w:r>
+              <w:t>Employee_Id(FK)</w:t>
+            </w:r>
+          </w:p>
+        </w:tc>
+        <w:tc>
+          <w:tcPr>
+            <w:tcW w:w="992" w:type="pct"/>
+          </w:tcPr>
+          <w:p>
+            <w:pPr>
+              <w:pStyle w:val="ListParagraph"/>
+              <w:ind w:left="0"/>
               <w:rPr>
                 <w:rFonts w:ascii="Arial" w:hAnsi="Arial" w:cs="Arial"/>
                 <w:b/>
@@ -23146,9 +22346,7 @@
                 <w:sz w:val="16"/>
                 <w:szCs w:val="16"/>
               </w:rPr>
-              <w:t>Customer_</w:t>
-            </w:r>
-            <w:proofErr w:type="gramStart"/>
+            </w:pPr>
             <w:r>
               <w:rPr>
                 <w:rFonts w:ascii="Arial" w:hAnsi="Arial" w:cs="Arial"/>
@@ -23157,153 +22355,7 @@
                 <w:sz w:val="16"/>
                 <w:szCs w:val="16"/>
               </w:rPr>
-              <w:t>Id</w:t>
-            </w:r>
-            <w:proofErr w:type="spellEnd"/>
-            <w:r>
-              <w:rPr>
-                <w:rFonts w:ascii="Arial" w:hAnsi="Arial" w:cs="Arial"/>
-                <w:b/>
-                <w:bCs/>
-                <w:sz w:val="16"/>
-                <w:szCs w:val="16"/>
-              </w:rPr>
-              <w:t>(</w:t>
-            </w:r>
-            <w:proofErr w:type="gramEnd"/>
-            <w:r>
-              <w:rPr>
-                <w:rFonts w:ascii="Arial" w:hAnsi="Arial" w:cs="Arial"/>
-                <w:b/>
-                <w:bCs/>
-                <w:sz w:val="16"/>
-                <w:szCs w:val="16"/>
-              </w:rPr>
-              <w:t>FK)</w:t>
-            </w:r>
-          </w:p>
-        </w:tc>
-        <w:tc>
-          <w:tcPr>
-            <w:tcW w:w="814" w:type="pct"/>
-          </w:tcPr>
-          <w:p>
-            <w:pPr>
-              <w:pStyle w:val="ListParagraph"/>
-              <w:ind w:left="0"/>
-              <w:rPr>
-                <w:rFonts w:ascii="Arial" w:hAnsi="Arial" w:cs="Arial"/>
-                <w:b/>
-                <w:bCs/>
-                <w:sz w:val="16"/>
-                <w:szCs w:val="16"/>
-              </w:rPr>
-            </w:pPr>
-            <w:proofErr w:type="spellStart"/>
-            <w:r>
-              <w:rPr>
-                <w:rFonts w:ascii="Arial" w:hAnsi="Arial" w:cs="Arial"/>
-                <w:b/>
-                <w:bCs/>
-                <w:sz w:val="16"/>
-                <w:szCs w:val="16"/>
-              </w:rPr>
-              <w:t>Employee_</w:t>
-            </w:r>
-            <w:proofErr w:type="gramStart"/>
-            <w:r>
-              <w:rPr>
-                <w:rFonts w:ascii="Arial" w:hAnsi="Arial" w:cs="Arial"/>
-                <w:b/>
-                <w:bCs/>
-                <w:sz w:val="16"/>
-                <w:szCs w:val="16"/>
-              </w:rPr>
-              <w:t>Id</w:t>
-            </w:r>
-            <w:proofErr w:type="spellEnd"/>
-            <w:r>
-              <w:rPr>
-                <w:rFonts w:ascii="Arial" w:hAnsi="Arial" w:cs="Arial"/>
-                <w:b/>
-                <w:bCs/>
-                <w:sz w:val="16"/>
-                <w:szCs w:val="16"/>
-              </w:rPr>
-              <w:t>(</w:t>
-            </w:r>
-            <w:proofErr w:type="gramEnd"/>
-            <w:r>
-              <w:rPr>
-                <w:rFonts w:ascii="Arial" w:hAnsi="Arial" w:cs="Arial"/>
-                <w:b/>
-                <w:bCs/>
-                <w:sz w:val="16"/>
-                <w:szCs w:val="16"/>
-              </w:rPr>
-              <w:t>FK)</w:t>
-            </w:r>
-          </w:p>
-        </w:tc>
-        <w:tc>
-          <w:tcPr>
-            <w:tcW w:w="992" w:type="pct"/>
-          </w:tcPr>
-          <w:p>
-            <w:pPr>
-              <w:pStyle w:val="ListParagraph"/>
-              <w:ind w:left="0"/>
-              <w:rPr>
-                <w:rFonts w:ascii="Arial" w:hAnsi="Arial" w:cs="Arial"/>
-                <w:b/>
-                <w:bCs/>
-                <w:sz w:val="16"/>
-                <w:szCs w:val="16"/>
-              </w:rPr>
-            </w:pPr>
-            <w:proofErr w:type="spellStart"/>
-            <w:r>
-              <w:rPr>
-                <w:rFonts w:ascii="Arial" w:hAnsi="Arial" w:cs="Arial"/>
-                <w:b/>
-                <w:bCs/>
-                <w:sz w:val="16"/>
-                <w:szCs w:val="16"/>
-              </w:rPr>
-              <w:t>Product_</w:t>
-            </w:r>
-            <w:proofErr w:type="gramStart"/>
-            <w:r>
-              <w:rPr>
-                <w:rFonts w:ascii="Arial" w:hAnsi="Arial" w:cs="Arial"/>
-                <w:b/>
-                <w:bCs/>
-                <w:sz w:val="16"/>
-                <w:szCs w:val="16"/>
-              </w:rPr>
-              <w:t>Id</w:t>
-            </w:r>
-            <w:proofErr w:type="spellEnd"/>
-            <w:r>
-              <w:rPr>
-                <w:rFonts w:ascii="Arial" w:hAnsi="Arial" w:cs="Arial"/>
-                <w:b/>
-                <w:bCs/>
-                <w:sz w:val="16"/>
-                <w:szCs w:val="16"/>
-              </w:rPr>
-              <w:t>(</w:t>
-            </w:r>
-            <w:proofErr w:type="gramEnd"/>
-            <w:r>
-              <w:rPr>
-                <w:rFonts w:ascii="Arial" w:hAnsi="Arial" w:cs="Arial"/>
-                <w:b/>
-                <w:bCs/>
-                <w:sz w:val="16"/>
-                <w:szCs w:val="16"/>
-              </w:rPr>
-              <w:t>FK)</w:t>
+              <w:t>Product_Id(FK)</w:t>
             </w:r>
           </w:p>
         </w:tc>
@@ -25093,7 +24145,6 @@
           <w:szCs w:val="16"/>
         </w:rPr>
       </w:pPr>
-      <w:proofErr w:type="spellStart"/>
       <w:r>
         <w:rPr>
           <w:rFonts w:ascii="Arial" w:hAnsi="Arial" w:cs="Arial"/>
@@ -25102,7 +24153,6 @@
         </w:rPr>
         <w:t>Employee_Training</w:t>
       </w:r>
-      <w:proofErr w:type="spellEnd"/>
     </w:p>
     <w:tbl>
       <w:tblPr>
@@ -25133,7 +24183,6 @@
                 <w:szCs w:val="16"/>
               </w:rPr>
             </w:pPr>
-            <w:proofErr w:type="spellStart"/>
             <w:r>
               <w:rPr>
                 <w:rFonts w:ascii="Arial" w:hAnsi="Arial" w:cs="Arial"/>
@@ -25142,10 +24191,18 @@
                 <w:sz w:val="16"/>
                 <w:szCs w:val="16"/>
               </w:rPr>
-              <w:t>Training_</w:t>
-            </w:r>
-            <w:proofErr w:type="gramStart"/>
-            <w:r>
+              <w:t>Training_Id(FK)</w:t>
+            </w:r>
+          </w:p>
+        </w:tc>
+        <w:tc>
+          <w:tcPr>
+            <w:tcW w:w="1371" w:type="pct"/>
+          </w:tcPr>
+          <w:p>
+            <w:pPr>
+              <w:pStyle w:val="ListParagraph"/>
+              <w:ind w:left="0"/>
               <w:rPr>
                 <w:rFonts w:ascii="Arial" w:hAnsi="Arial" w:cs="Arial"/>
                 <w:b/>
@@ -25153,9 +24210,7 @@
                 <w:sz w:val="16"/>
                 <w:szCs w:val="16"/>
               </w:rPr>
-              <w:t>Id</w:t>
-            </w:r>
-            <w:proofErr w:type="spellEnd"/>
+            </w:pPr>
             <w:r>
               <w:rPr>
                 <w:rFonts w:ascii="Arial" w:hAnsi="Arial" w:cs="Arial"/>
@@ -25164,10 +24219,18 @@
                 <w:sz w:val="16"/>
                 <w:szCs w:val="16"/>
               </w:rPr>
-              <w:t>(</w:t>
-            </w:r>
-            <w:proofErr w:type="gramEnd"/>
-            <w:r>
+              <w:t>Employee_Id(FK)</w:t>
+            </w:r>
+          </w:p>
+        </w:tc>
+        <w:tc>
+          <w:tcPr>
+            <w:tcW w:w="1380" w:type="pct"/>
+          </w:tcPr>
+          <w:p>
+            <w:pPr>
+              <w:pStyle w:val="ListParagraph"/>
+              <w:ind w:left="0"/>
               <w:rPr>
                 <w:rFonts w:ascii="Arial" w:hAnsi="Arial" w:cs="Arial"/>
                 <w:b/>
@@ -25175,18 +24238,8 @@
                 <w:sz w:val="16"/>
                 <w:szCs w:val="16"/>
               </w:rPr>
-              <w:t>FK)</w:t>
-            </w:r>
-          </w:p>
-        </w:tc>
-        <w:tc>
-          <w:tcPr>
-            <w:tcW w:w="1371" w:type="pct"/>
-          </w:tcPr>
-          <w:p>
-            <w:pPr>
-              <w:pStyle w:val="ListParagraph"/>
-              <w:ind w:left="0"/>
+            </w:pPr>
+            <w:r>
               <w:rPr>
                 <w:rFonts w:ascii="Arial" w:hAnsi="Arial" w:cs="Arial"/>
                 <w:b/>
@@ -25194,9 +24247,18 @@
                 <w:sz w:val="16"/>
                 <w:szCs w:val="16"/>
               </w:rPr>
-            </w:pPr>
-            <w:proofErr w:type="spellStart"/>
-            <w:r>
+              <w:t>Completion_Date</w:t>
+            </w:r>
+          </w:p>
+        </w:tc>
+        <w:tc>
+          <w:tcPr>
+            <w:tcW w:w="1005" w:type="pct"/>
+          </w:tcPr>
+          <w:p>
+            <w:pPr>
+              <w:pStyle w:val="ListParagraph"/>
+              <w:ind w:left="0"/>
               <w:rPr>
                 <w:rFonts w:ascii="Arial" w:hAnsi="Arial" w:cs="Arial"/>
                 <w:b/>
@@ -25204,9 +24266,7 @@
                 <w:sz w:val="16"/>
                 <w:szCs w:val="16"/>
               </w:rPr>
-              <w:t>Employee_</w:t>
-            </w:r>
-            <w:proofErr w:type="gramStart"/>
+            </w:pPr>
             <w:r>
               <w:rPr>
                 <w:rFonts w:ascii="Arial" w:hAnsi="Arial" w:cs="Arial"/>
@@ -25215,90 +24275,8 @@
                 <w:sz w:val="16"/>
                 <w:szCs w:val="16"/>
               </w:rPr>
-              <w:t>Id</w:t>
-            </w:r>
-            <w:proofErr w:type="spellEnd"/>
-            <w:r>
-              <w:rPr>
-                <w:rFonts w:ascii="Arial" w:hAnsi="Arial" w:cs="Arial"/>
-                <w:b/>
-                <w:bCs/>
-                <w:sz w:val="16"/>
-                <w:szCs w:val="16"/>
-              </w:rPr>
-              <w:t>(</w:t>
-            </w:r>
-            <w:proofErr w:type="gramEnd"/>
-            <w:r>
-              <w:rPr>
-                <w:rFonts w:ascii="Arial" w:hAnsi="Arial" w:cs="Arial"/>
-                <w:b/>
-                <w:bCs/>
-                <w:sz w:val="16"/>
-                <w:szCs w:val="16"/>
-              </w:rPr>
-              <w:t>FK)</w:t>
-            </w:r>
-          </w:p>
-        </w:tc>
-        <w:tc>
-          <w:tcPr>
-            <w:tcW w:w="1380" w:type="pct"/>
-          </w:tcPr>
-          <w:p>
-            <w:pPr>
-              <w:pStyle w:val="ListParagraph"/>
-              <w:ind w:left="0"/>
-              <w:rPr>
-                <w:rFonts w:ascii="Arial" w:hAnsi="Arial" w:cs="Arial"/>
-                <w:b/>
-                <w:bCs/>
-                <w:sz w:val="16"/>
-                <w:szCs w:val="16"/>
-              </w:rPr>
-            </w:pPr>
-            <w:proofErr w:type="spellStart"/>
-            <w:r>
-              <w:rPr>
-                <w:rFonts w:ascii="Arial" w:hAnsi="Arial" w:cs="Arial"/>
-                <w:b/>
-                <w:bCs/>
-                <w:sz w:val="16"/>
-                <w:szCs w:val="16"/>
-              </w:rPr>
-              <w:t>Completion_Date</w:t>
-            </w:r>
-            <w:proofErr w:type="spellEnd"/>
-          </w:p>
-        </w:tc>
-        <w:tc>
-          <w:tcPr>
-            <w:tcW w:w="1005" w:type="pct"/>
-          </w:tcPr>
-          <w:p>
-            <w:pPr>
-              <w:pStyle w:val="ListParagraph"/>
-              <w:ind w:left="0"/>
-              <w:rPr>
-                <w:rFonts w:ascii="Arial" w:hAnsi="Arial" w:cs="Arial"/>
-                <w:b/>
-                <w:bCs/>
-                <w:sz w:val="16"/>
-                <w:szCs w:val="16"/>
-              </w:rPr>
-            </w:pPr>
-            <w:proofErr w:type="spellStart"/>
-            <w:r>
-              <w:rPr>
-                <w:rFonts w:ascii="Arial" w:hAnsi="Arial" w:cs="Arial"/>
-                <w:b/>
-                <w:bCs/>
-                <w:sz w:val="16"/>
-                <w:szCs w:val="16"/>
-              </w:rPr>
               <w:t>Expiry_Date</w:t>
             </w:r>
-            <w:proofErr w:type="spellEnd"/>
           </w:p>
         </w:tc>
       </w:tr>
@@ -26620,50 +25598,14 @@
         </w:rPr>
         <w:t xml:space="preserve"> was normalized from an </w:t>
       </w:r>
-      <w:proofErr w:type="spellStart"/>
       <w:r>
         <w:rPr>
           <w:rFonts w:ascii="Arial" w:hAnsi="Arial" w:cs="Arial"/>
           <w:sz w:val="22"/>
           <w:szCs w:val="22"/>
         </w:rPr>
-        <w:t>u</w:t>
+        <w:t>Unnormalized</w:t>
       </w:r>
-      <w:r>
-        <w:rPr>
-          <w:rFonts w:ascii="Arial" w:hAnsi="Arial" w:cs="Arial"/>
-          <w:sz w:val="22"/>
-          <w:szCs w:val="22"/>
-        </w:rPr>
-        <w:t>NOT</w:t>
-      </w:r>
-      <w:proofErr w:type="spellEnd"/>
-      <w:r>
-        <w:rPr>
-          <w:rFonts w:ascii="Arial" w:hAnsi="Arial" w:cs="Arial"/>
-          <w:sz w:val="22"/>
-          <w:szCs w:val="22"/>
-        </w:rPr>
-        <w:t xml:space="preserve"> </w:t>
-      </w:r>
-      <w:proofErr w:type="spellStart"/>
-      <w:r>
-        <w:rPr>
-          <w:rFonts w:ascii="Arial" w:hAnsi="Arial" w:cs="Arial"/>
-          <w:sz w:val="22"/>
-          <w:szCs w:val="22"/>
-        </w:rPr>
-        <w:t>NULL</w:t>
-      </w:r>
-      <w:r>
-        <w:rPr>
-          <w:rFonts w:ascii="Arial" w:hAnsi="Arial" w:cs="Arial"/>
-          <w:sz w:val="22"/>
-          <w:szCs w:val="22"/>
-        </w:rPr>
-        <w:t>ormalized</w:t>
-      </w:r>
-      <w:proofErr w:type="spellEnd"/>
       <w:r>
         <w:rPr>
           <w:rFonts w:ascii="Arial" w:hAnsi="Arial" w:cs="Arial"/>
@@ -26720,50 +25662,14 @@
         </w:rPr>
         <w:t xml:space="preserve">. In the </w:t>
       </w:r>
-      <w:proofErr w:type="spellStart"/>
       <w:r>
         <w:rPr>
           <w:rFonts w:ascii="Arial" w:hAnsi="Arial" w:cs="Arial"/>
           <w:sz w:val="22"/>
           <w:szCs w:val="22"/>
         </w:rPr>
-        <w:t>u</w:t>
+        <w:t>Unnormalized</w:t>
       </w:r>
-      <w:r>
-        <w:rPr>
-          <w:rFonts w:ascii="Arial" w:hAnsi="Arial" w:cs="Arial"/>
-          <w:sz w:val="22"/>
-          <w:szCs w:val="22"/>
-        </w:rPr>
-        <w:t>NOT</w:t>
-      </w:r>
-      <w:proofErr w:type="spellEnd"/>
-      <w:r>
-        <w:rPr>
-          <w:rFonts w:ascii="Arial" w:hAnsi="Arial" w:cs="Arial"/>
-          <w:sz w:val="22"/>
-          <w:szCs w:val="22"/>
-        </w:rPr>
-        <w:t xml:space="preserve"> </w:t>
-      </w:r>
-      <w:proofErr w:type="spellStart"/>
-      <w:r>
-        <w:rPr>
-          <w:rFonts w:ascii="Arial" w:hAnsi="Arial" w:cs="Arial"/>
-          <w:sz w:val="22"/>
-          <w:szCs w:val="22"/>
-        </w:rPr>
-        <w:t>NULL</w:t>
-      </w:r>
-      <w:r>
-        <w:rPr>
-          <w:rFonts w:ascii="Arial" w:hAnsi="Arial" w:cs="Arial"/>
-          <w:sz w:val="22"/>
-          <w:szCs w:val="22"/>
-        </w:rPr>
-        <w:t>ormalized</w:t>
-      </w:r>
-      <w:proofErr w:type="spellEnd"/>
       <w:r>
         <w:rPr>
           <w:rFonts w:ascii="Arial" w:hAnsi="Arial" w:cs="Arial"/>
@@ -26858,25 +25764,7 @@
           <w:sz w:val="22"/>
           <w:szCs w:val="22"/>
         </w:rPr>
-        <w:t xml:space="preserve"> This structure could have </w:t>
-      </w:r>
-      <w:proofErr w:type="gramStart"/>
-      <w:r>
-        <w:rPr>
-          <w:rFonts w:ascii="Arial" w:hAnsi="Arial" w:cs="Arial"/>
-          <w:sz w:val="22"/>
-          <w:szCs w:val="22"/>
-        </w:rPr>
-        <w:t>lead</w:t>
-      </w:r>
-      <w:proofErr w:type="gramEnd"/>
-      <w:r>
-        <w:rPr>
-          <w:rFonts w:ascii="Arial" w:hAnsi="Arial" w:cs="Arial"/>
-          <w:sz w:val="22"/>
-          <w:szCs w:val="22"/>
-        </w:rPr>
-        <w:t xml:space="preserve"> into data duplication and anomalies during updates.</w:t>
+        <w:t xml:space="preserve"> This structure could have lead into data duplication and anomalies during updates.</w:t>
       </w:r>
       <w:r>
         <w:rPr>
@@ -27132,7 +26020,6 @@
           <w:sz w:val="22"/>
           <w:szCs w:val="22"/>
         </w:rPr>
-        <w:lastRenderedPageBreak/>
         <w:t>First Normal Form (1NF)</w:t>
       </w:r>
     </w:p>
@@ -27151,6 +26038,7 @@
           <w:sz w:val="22"/>
           <w:szCs w:val="22"/>
         </w:rPr>
+        <w:lastRenderedPageBreak/>
         <w:t>To achieve First Normal Form,</w:t>
       </w:r>
       <w:r>
@@ -27177,50 +26065,14 @@
         </w:rPr>
         <w:t xml:space="preserve">removed from the </w:t>
       </w:r>
-      <w:proofErr w:type="spellStart"/>
       <w:r>
         <w:rPr>
           <w:rFonts w:ascii="Arial" w:hAnsi="Arial" w:cs="Arial"/>
           <w:sz w:val="22"/>
           <w:szCs w:val="22"/>
         </w:rPr>
-        <w:t>u</w:t>
+        <w:t>Unnormalized</w:t>
       </w:r>
-      <w:r>
-        <w:rPr>
-          <w:rFonts w:ascii="Arial" w:hAnsi="Arial" w:cs="Arial"/>
-          <w:sz w:val="22"/>
-          <w:szCs w:val="22"/>
-        </w:rPr>
-        <w:t>NOT</w:t>
-      </w:r>
-      <w:proofErr w:type="spellEnd"/>
-      <w:r>
-        <w:rPr>
-          <w:rFonts w:ascii="Arial" w:hAnsi="Arial" w:cs="Arial"/>
-          <w:sz w:val="22"/>
-          <w:szCs w:val="22"/>
-        </w:rPr>
-        <w:t xml:space="preserve"> </w:t>
-      </w:r>
-      <w:proofErr w:type="spellStart"/>
-      <w:r>
-        <w:rPr>
-          <w:rFonts w:ascii="Arial" w:hAnsi="Arial" w:cs="Arial"/>
-          <w:sz w:val="22"/>
-          <w:szCs w:val="22"/>
-        </w:rPr>
-        <w:t>NULL</w:t>
-      </w:r>
-      <w:r>
-        <w:rPr>
-          <w:rFonts w:ascii="Arial" w:hAnsi="Arial" w:cs="Arial"/>
-          <w:sz w:val="22"/>
-          <w:szCs w:val="22"/>
-        </w:rPr>
-        <w:t>ormalized</w:t>
-      </w:r>
-      <w:proofErr w:type="spellEnd"/>
       <w:r>
         <w:rPr>
           <w:rFonts w:ascii="Arial" w:hAnsi="Arial" w:cs="Arial"/>
@@ -27318,36 +26170,8 @@
           <w:sz w:val="22"/>
           <w:szCs w:val="22"/>
         </w:rPr>
-        <w:t xml:space="preserve">as well as sessions and equipment, were resolved through the introduction of associate tables such as </w:t>
+        <w:t>as well as sessions and equipment, were resolved through the introduction of associate tables such as Session_Employee and Session_Equipment</w:t>
       </w:r>
-      <w:proofErr w:type="spellStart"/>
-      <w:r>
-        <w:rPr>
-          <w:rFonts w:ascii="Arial" w:hAnsi="Arial" w:cs="Arial"/>
-          <w:sz w:val="22"/>
-          <w:szCs w:val="22"/>
-        </w:rPr>
-        <w:t>Session_Employee</w:t>
-      </w:r>
-      <w:proofErr w:type="spellEnd"/>
-      <w:r>
-        <w:rPr>
-          <w:rFonts w:ascii="Arial" w:hAnsi="Arial" w:cs="Arial"/>
-          <w:sz w:val="22"/>
-          <w:szCs w:val="22"/>
-        </w:rPr>
-        <w:t xml:space="preserve"> and </w:t>
-      </w:r>
-      <w:proofErr w:type="spellStart"/>
-      <w:r>
-        <w:rPr>
-          <w:rFonts w:ascii="Arial" w:hAnsi="Arial" w:cs="Arial"/>
-          <w:sz w:val="22"/>
-          <w:szCs w:val="22"/>
-        </w:rPr>
-        <w:t>Session_Equipment</w:t>
-      </w:r>
-      <w:proofErr w:type="spellEnd"/>
       <w:r>
         <w:rPr>
           <w:rFonts w:ascii="Arial" w:hAnsi="Arial" w:cs="Arial"/>
@@ -27521,113 +26345,23 @@
           <w:sz w:val="22"/>
           <w:szCs w:val="22"/>
         </w:rPr>
-        <w:t xml:space="preserve">ntities such as Training, </w:t>
+        <w:t>ntities such as Training, Employee_Training, Session_Type and Session_Attendance were to store specialized information separately and eliminate u</w:t>
       </w:r>
-      <w:proofErr w:type="spellStart"/>
       <w:r>
         <w:rPr>
           <w:rFonts w:ascii="Arial" w:hAnsi="Arial" w:cs="Arial"/>
           <w:sz w:val="22"/>
           <w:szCs w:val="22"/>
         </w:rPr>
-        <w:t>Employee_Training</w:t>
+        <w:t>NOT NULL</w:t>
       </w:r>
-      <w:proofErr w:type="spellEnd"/>
       <w:r>
         <w:rPr>
           <w:rFonts w:ascii="Arial" w:hAnsi="Arial" w:cs="Arial"/>
           <w:sz w:val="22"/>
           <w:szCs w:val="22"/>
         </w:rPr>
-        <w:t xml:space="preserve">, </w:t>
-      </w:r>
-      <w:proofErr w:type="spellStart"/>
-      <w:r>
-        <w:rPr>
-          <w:rFonts w:ascii="Arial" w:hAnsi="Arial" w:cs="Arial"/>
-          <w:sz w:val="22"/>
-          <w:szCs w:val="22"/>
-        </w:rPr>
-        <w:t>Session_Type</w:t>
-      </w:r>
-      <w:proofErr w:type="spellEnd"/>
-      <w:r>
-        <w:rPr>
-          <w:rFonts w:ascii="Arial" w:hAnsi="Arial" w:cs="Arial"/>
-          <w:sz w:val="22"/>
-          <w:szCs w:val="22"/>
-        </w:rPr>
-        <w:t xml:space="preserve"> and </w:t>
-      </w:r>
-      <w:proofErr w:type="spellStart"/>
-      <w:r>
-        <w:rPr>
-          <w:rFonts w:ascii="Arial" w:hAnsi="Arial" w:cs="Arial"/>
-          <w:sz w:val="22"/>
-          <w:szCs w:val="22"/>
-        </w:rPr>
-        <w:t>Session_Attendance</w:t>
-      </w:r>
-      <w:proofErr w:type="spellEnd"/>
-      <w:r>
-        <w:rPr>
-          <w:rFonts w:ascii="Arial" w:hAnsi="Arial" w:cs="Arial"/>
-          <w:sz w:val="22"/>
-          <w:szCs w:val="22"/>
-        </w:rPr>
-        <w:t xml:space="preserve"> were to store specialized information separately and eliminate </w:t>
-      </w:r>
-      <w:proofErr w:type="spellStart"/>
-      <w:r>
-        <w:rPr>
-          <w:rFonts w:ascii="Arial" w:hAnsi="Arial" w:cs="Arial"/>
-          <w:sz w:val="22"/>
-          <w:szCs w:val="22"/>
-        </w:rPr>
-        <w:t>u</w:t>
-      </w:r>
-      <w:r>
-        <w:rPr>
-          <w:rFonts w:ascii="Arial" w:hAnsi="Arial" w:cs="Arial"/>
-          <w:sz w:val="22"/>
-          <w:szCs w:val="22"/>
-        </w:rPr>
-        <w:t>NOT</w:t>
-      </w:r>
-      <w:proofErr w:type="spellEnd"/>
-      <w:r>
-        <w:rPr>
-          <w:rFonts w:ascii="Arial" w:hAnsi="Arial" w:cs="Arial"/>
-          <w:sz w:val="22"/>
-          <w:szCs w:val="22"/>
-        </w:rPr>
-        <w:t xml:space="preserve"> </w:t>
-      </w:r>
-      <w:proofErr w:type="spellStart"/>
-      <w:r>
-        <w:rPr>
-          <w:rFonts w:ascii="Arial" w:hAnsi="Arial" w:cs="Arial"/>
-          <w:sz w:val="22"/>
-          <w:szCs w:val="22"/>
-        </w:rPr>
-        <w:t>NULL</w:t>
-      </w:r>
-      <w:r>
-        <w:rPr>
-          <w:rFonts w:ascii="Arial" w:hAnsi="Arial" w:cs="Arial"/>
-          <w:sz w:val="22"/>
-          <w:szCs w:val="22"/>
-        </w:rPr>
-        <w:t>ecessary</w:t>
-      </w:r>
-      <w:proofErr w:type="spellEnd"/>
-      <w:r>
-        <w:rPr>
-          <w:rFonts w:ascii="Arial" w:hAnsi="Arial" w:cs="Arial"/>
-          <w:sz w:val="22"/>
-          <w:szCs w:val="22"/>
-        </w:rPr>
-        <w:t xml:space="preserve"> duplication. Foreign keys were used to establish relationships between related tables. This maintained referential integrity</w:t>
+        <w:t>ecessary duplication. Foreign keys were used to establish relationships between related tables. This maintained referential integrity</w:t>
       </w:r>
       <w:r>
         <w:rPr>
@@ -27772,7 +26506,6 @@
           <w:sz w:val="32"/>
           <w:szCs w:val="32"/>
         </w:rPr>
-        <w:lastRenderedPageBreak/>
         <w:t>ERD</w:t>
       </w:r>
     </w:p>
@@ -28019,6 +26752,7 @@
           <w:sz w:val="32"/>
           <w:szCs w:val="32"/>
         </w:rPr>
+        <w:lastRenderedPageBreak/>
         <w:t xml:space="preserve">Justification </w:t>
       </w:r>
       <w:r>
@@ -28147,77 +26881,7 @@
         <w:rPr>
           <w:rFonts w:ascii="Arial" w:hAnsi="Arial" w:cs="Arial"/>
         </w:rPr>
-        <w:t xml:space="preserve">, when producing an entity relationship diagram each entity should be represented as a separate table with primary keys. Relationships between the entities should be established using foreign keys to maintain referential integrity. For example, Customer, Employee, Product, Supplier, Equipment, Training, Session, </w:t>
-      </w:r>
-      <w:proofErr w:type="spellStart"/>
-      <w:r>
-        <w:rPr>
-          <w:rFonts w:ascii="Arial" w:hAnsi="Arial" w:cs="Arial"/>
-        </w:rPr>
-        <w:t>Session_Type</w:t>
-      </w:r>
-      <w:proofErr w:type="spellEnd"/>
-      <w:r>
-        <w:rPr>
-          <w:rFonts w:ascii="Arial" w:hAnsi="Arial" w:cs="Arial"/>
-        </w:rPr>
-        <w:t xml:space="preserve">, </w:t>
-      </w:r>
-      <w:proofErr w:type="spellStart"/>
-      <w:r>
-        <w:rPr>
-          <w:rFonts w:ascii="Arial" w:hAnsi="Arial" w:cs="Arial"/>
-        </w:rPr>
-        <w:t>Employee_Role</w:t>
-      </w:r>
-      <w:proofErr w:type="spellEnd"/>
-      <w:r>
-        <w:rPr>
-          <w:rFonts w:ascii="Arial" w:hAnsi="Arial" w:cs="Arial"/>
-        </w:rPr>
-        <w:t xml:space="preserve">, </w:t>
-      </w:r>
-      <w:proofErr w:type="spellStart"/>
-      <w:r>
-        <w:rPr>
-          <w:rFonts w:ascii="Arial" w:hAnsi="Arial" w:cs="Arial"/>
-        </w:rPr>
-        <w:t>Employee_Qualification</w:t>
-      </w:r>
-      <w:proofErr w:type="spellEnd"/>
-      <w:r>
-        <w:rPr>
-          <w:rFonts w:ascii="Arial" w:hAnsi="Arial" w:cs="Arial"/>
-        </w:rPr>
-        <w:t xml:space="preserve"> and </w:t>
-      </w:r>
-      <w:proofErr w:type="spellStart"/>
-      <w:r>
-        <w:rPr>
-          <w:rFonts w:ascii="Arial" w:hAnsi="Arial" w:cs="Arial"/>
-        </w:rPr>
-        <w:t>Sale_Transaction</w:t>
-      </w:r>
-      <w:proofErr w:type="spellEnd"/>
-      <w:r>
-        <w:rPr>
-          <w:rFonts w:ascii="Arial" w:hAnsi="Arial" w:cs="Arial"/>
-        </w:rPr>
-        <w:t xml:space="preserve"> were created because each entity stores a separate content of information. Each entity has its own primary key and foreign keys linking them for instance Customer and </w:t>
-      </w:r>
-      <w:proofErr w:type="spellStart"/>
-      <w:r>
-        <w:rPr>
-          <w:rFonts w:ascii="Arial" w:hAnsi="Arial" w:cs="Arial"/>
-        </w:rPr>
-        <w:t>Sales_Transaction</w:t>
-      </w:r>
-      <w:proofErr w:type="spellEnd"/>
-      <w:r>
-        <w:rPr>
-          <w:rFonts w:ascii="Arial" w:hAnsi="Arial" w:cs="Arial"/>
-        </w:rPr>
-        <w:t xml:space="preserve"> are linked together.</w:t>
+        <w:t>, when producing an entity relationship diagram each entity should be represented as a separate table with primary keys. Relationships between the entities should be established using foreign keys to maintain referential integrity. For example, Customer, Employee, Product, Supplier, Equipment, Training, Session, Session_Type, Employee_Role, Employee_Qualification and Sale_Transaction were created because each entity stores a separate content of information. Each entity has its own primary key and foreign keys linking them for instance Customer and Sales_Transaction are linked together.</w:t>
       </w:r>
     </w:p>
     <w:p>
@@ -28293,49 +26957,7 @@
         <w:rPr>
           <w:rFonts w:ascii="Arial" w:hAnsi="Arial" w:cs="Arial"/>
         </w:rPr>
-        <w:t xml:space="preserve">The introduction of associative entities such as </w:t>
-      </w:r>
-      <w:proofErr w:type="spellStart"/>
-      <w:r>
-        <w:rPr>
-          <w:rFonts w:ascii="Arial" w:hAnsi="Arial" w:cs="Arial"/>
-        </w:rPr>
-        <w:t>Session_Employee</w:t>
-      </w:r>
-      <w:proofErr w:type="spellEnd"/>
-      <w:r>
-        <w:rPr>
-          <w:rFonts w:ascii="Arial" w:hAnsi="Arial" w:cs="Arial"/>
-        </w:rPr>
-        <w:t xml:space="preserve">, Session Equipment, </w:t>
-      </w:r>
-      <w:proofErr w:type="spellStart"/>
-      <w:r>
-        <w:rPr>
-          <w:rFonts w:ascii="Arial" w:hAnsi="Arial" w:cs="Arial"/>
-        </w:rPr>
-        <w:t>Employee_Training</w:t>
-      </w:r>
-      <w:proofErr w:type="spellEnd"/>
-      <w:r>
-        <w:rPr>
-          <w:rFonts w:ascii="Arial" w:hAnsi="Arial" w:cs="Arial"/>
-        </w:rPr>
-        <w:t xml:space="preserve"> and </w:t>
-      </w:r>
-      <w:proofErr w:type="spellStart"/>
-      <w:r>
-        <w:rPr>
-          <w:rFonts w:ascii="Arial" w:hAnsi="Arial" w:cs="Arial"/>
-        </w:rPr>
-        <w:t>Session_Attendance</w:t>
-      </w:r>
-      <w:proofErr w:type="spellEnd"/>
-      <w:r>
-        <w:rPr>
-          <w:rFonts w:ascii="Arial" w:hAnsi="Arial" w:cs="Arial"/>
-        </w:rPr>
-        <w:t xml:space="preserve"> was necessary to manage many-to-man</w:t>
+        <w:t>The introduction of associative entities such as Session_Employee, Session Equipment, Employee_Training and Session_Attendance was necessary to manage many-to-man</w:t>
       </w:r>
       <w:r>
         <w:rPr>
@@ -28359,21 +26981,7 @@
         <w:rPr>
           <w:rFonts w:ascii="Arial" w:hAnsi="Arial" w:cs="Arial"/>
         </w:rPr>
-        <w:t xml:space="preserve"> during database analysis. For example, one session can be conducted by several employees and at the same time one employee can participate in several sessions. Therefore, the </w:t>
-      </w:r>
-      <w:proofErr w:type="spellStart"/>
-      <w:r>
-        <w:rPr>
-          <w:rFonts w:ascii="Arial" w:hAnsi="Arial" w:cs="Arial"/>
-        </w:rPr>
-        <w:t>Session_Employee</w:t>
-      </w:r>
-      <w:proofErr w:type="spellEnd"/>
-      <w:r>
-        <w:rPr>
-          <w:rFonts w:ascii="Arial" w:hAnsi="Arial" w:cs="Arial"/>
-        </w:rPr>
-        <w:t xml:space="preserve"> table was introduced to link the two entities. Similarly, a session can use multiple </w:t>
+        <w:t xml:space="preserve"> during database analysis. For example, one session can be conducted by several employees and at the same time one employee can participate in several sessions. Therefore, the Session_Employee table was introduced to link the two entities. Similarly, a session can use multiple </w:t>
       </w:r>
       <w:r>
         <w:rPr>
@@ -28385,21 +26993,7 @@
         <w:rPr>
           <w:rFonts w:ascii="Arial" w:hAnsi="Arial" w:cs="Arial"/>
         </w:rPr>
-        <w:t xml:space="preserve">, white the same equipment can be used in multiple sessions. It is for this reason why </w:t>
-      </w:r>
-      <w:proofErr w:type="spellStart"/>
-      <w:r>
-        <w:rPr>
-          <w:rFonts w:ascii="Arial" w:hAnsi="Arial" w:cs="Arial"/>
-        </w:rPr>
-        <w:t>Session_Equipment</w:t>
-      </w:r>
-      <w:proofErr w:type="spellEnd"/>
-      <w:r>
-        <w:rPr>
-          <w:rFonts w:ascii="Arial" w:hAnsi="Arial" w:cs="Arial"/>
-        </w:rPr>
-        <w:t xml:space="preserve"> table was introduced. These linking tables help organize the data properly maintaining </w:t>
+        <w:t xml:space="preserve">, white the same equipment can be used in multiple sessions. It is for this reason why Session_Equipment table was introduced. These linking tables help organize the data properly maintaining </w:t>
       </w:r>
       <w:r>
         <w:rPr>
@@ -28411,21 +27005,7 @@
         <w:rPr>
           <w:rFonts w:ascii="Arial" w:hAnsi="Arial" w:cs="Arial"/>
         </w:rPr>
-        <w:t xml:space="preserve">. In addition, they help avoid common Entity Relationship Diagram anomalies such as Fan Traps and Chasm Traps, where entities can become incomplete. By introducing these associative entities, Bloomfield Garden Centre database </w:t>
-      </w:r>
-      <w:proofErr w:type="gramStart"/>
-      <w:r>
-        <w:rPr>
-          <w:rFonts w:ascii="Arial" w:hAnsi="Arial" w:cs="Arial"/>
-        </w:rPr>
-        <w:t>are</w:t>
-      </w:r>
-      <w:proofErr w:type="gramEnd"/>
-      <w:r>
-        <w:rPr>
-          <w:rFonts w:ascii="Arial" w:hAnsi="Arial" w:cs="Arial"/>
-        </w:rPr>
-        <w:t xml:space="preserve"> clearly defined and accurately represent the business activities.</w:t>
+        <w:t>. In addition, they help avoid common Entity Relationship Diagram anomalies such as Fan Traps and Chasm Traps, where entities can become incomplete. By introducing these associative entities, Bloomfield Garden Centre database are clearly defined and accurately represent the business activities.</w:t>
       </w:r>
     </w:p>
     <w:p>
@@ -28457,20 +27037,20 @@
         <w:rPr>
           <w:rFonts w:ascii="Arial" w:hAnsi="Arial" w:cs="Arial"/>
         </w:rPr>
-        <w:t xml:space="preserve"> attributes, ensuring that each field contains atomic values. Independent </w:t>
+        <w:t xml:space="preserve"> attributes, ensuring that each field contains atomic values. Independent data such as employee roles, qualifications, product categories and session types were separated into their own tables to eliminate redundancy. The use of foreign keys</w:t>
       </w:r>
       <w:r>
         <w:rPr>
           <w:rFonts w:ascii="Arial" w:hAnsi="Arial" w:cs="Arial"/>
         </w:rPr>
-        <w:lastRenderedPageBreak/>
-        <w:t>data such as employee roles, qualifications, product categories and session types were separated into their own tables to eliminate redundancy. The use of foreign keys</w:t>
+        <w:t xml:space="preserve"> </w:t>
       </w:r>
       <w:r>
         <w:rPr>
           <w:rFonts w:ascii="Arial" w:hAnsi="Arial" w:cs="Arial"/>
         </w:rPr>
-        <w:t xml:space="preserve"> between entities</w:t>
+        <w:lastRenderedPageBreak/>
+        <w:t>between entities</w:t>
       </w:r>
       <w:r>
         <w:rPr>
@@ -28753,6 +27333,7 @@
           <w:szCs w:val="32"/>
           <w:lang w:val="en-GB"/>
         </w:rPr>
+        <w:lastRenderedPageBreak/>
         <w:t>Data Dictionary</w:t>
       </w:r>
     </w:p>
@@ -29014,7 +27595,6 @@
                 <w:lang w:val="en-GB"/>
               </w:rPr>
             </w:pPr>
-            <w:proofErr w:type="spellStart"/>
             <w:r>
               <w:rPr>
                 <w:rFonts w:ascii="Arial" w:hAnsi="Arial" w:cs="Arial"/>
@@ -29024,7 +27604,6 @@
               </w:rPr>
               <w:t>Customer_id</w:t>
             </w:r>
-            <w:proofErr w:type="spellEnd"/>
           </w:p>
         </w:tc>
         <w:tc>
@@ -29225,9 +27804,8 @@
                 <w:szCs w:val="22"/>
                 <w:lang w:val="en-GB"/>
               </w:rPr>
-              <w:t>C</w:t>
-            </w:r>
-            <w:proofErr w:type="gramStart"/>
+              <w:t>C00</w:t>
+            </w:r>
             <w:r>
               <w:rPr>
                 <w:rFonts w:ascii="Arial" w:hAnsi="Arial" w:cs="Arial"/>
@@ -29235,7 +27813,7 @@
                 <w:szCs w:val="22"/>
                 <w:lang w:val="en-GB"/>
               </w:rPr>
-              <w:t>00</w:t>
+              <w:t>1,</w:t>
             </w:r>
             <w:r>
               <w:rPr>
@@ -29244,7 +27822,7 @@
                 <w:szCs w:val="22"/>
                 <w:lang w:val="en-GB"/>
               </w:rPr>
-              <w:t>1,</w:t>
+              <w:t>C00</w:t>
             </w:r>
             <w:r>
               <w:rPr>
@@ -29253,7 +27831,7 @@
                 <w:szCs w:val="22"/>
                 <w:lang w:val="en-GB"/>
               </w:rPr>
-              <w:t>C00</w:t>
+              <w:t>2,</w:t>
             </w:r>
             <w:r>
               <w:rPr>
@@ -29262,7 +27840,7 @@
                 <w:szCs w:val="22"/>
                 <w:lang w:val="en-GB"/>
               </w:rPr>
-              <w:t>2,</w:t>
+              <w:t>C00</w:t>
             </w:r>
             <w:r>
               <w:rPr>
@@ -29271,18 +27849,27 @@
                 <w:szCs w:val="22"/>
                 <w:lang w:val="en-GB"/>
               </w:rPr>
-              <w:t>C</w:t>
-            </w:r>
-            <w:proofErr w:type="gramEnd"/>
-            <w:r>
+              <w:t>3</w:t>
+            </w:r>
+          </w:p>
+        </w:tc>
+      </w:tr>
+      <w:tr>
+        <w:tc>
+          <w:tcPr>
+            <w:tcW w:w="2177" w:type="dxa"/>
+          </w:tcPr>
+          <w:p>
+            <w:pPr>
+              <w:pStyle w:val="ListParagraph"/>
+              <w:ind w:left="0"/>
               <w:rPr>
                 <w:rFonts w:ascii="Arial" w:hAnsi="Arial" w:cs="Arial"/>
                 <w:sz w:val="22"/>
                 <w:szCs w:val="22"/>
                 <w:lang w:val="en-GB"/>
               </w:rPr>
-              <w:t>00</w:t>
-            </w:r>
+            </w:pPr>
             <w:r>
               <w:rPr>
                 <w:rFonts w:ascii="Arial" w:hAnsi="Arial" w:cs="Arial"/>
@@ -29290,7 +27877,146 @@
                 <w:szCs w:val="22"/>
                 <w:lang w:val="en-GB"/>
               </w:rPr>
-              <w:t>3</w:t>
+              <w:t>Customer_Firstname</w:t>
+            </w:r>
+          </w:p>
+        </w:tc>
+        <w:tc>
+          <w:tcPr>
+            <w:tcW w:w="1228" w:type="dxa"/>
+          </w:tcPr>
+          <w:p>
+            <w:pPr>
+              <w:pStyle w:val="ListParagraph"/>
+              <w:ind w:left="0"/>
+              <w:rPr>
+                <w:rFonts w:ascii="Arial" w:hAnsi="Arial" w:cs="Arial"/>
+                <w:sz w:val="22"/>
+                <w:szCs w:val="22"/>
+                <w:lang w:val="en-GB"/>
+              </w:rPr>
+            </w:pPr>
+            <w:r>
+              <w:rPr>
+                <w:rFonts w:ascii="Arial" w:hAnsi="Arial" w:cs="Arial"/>
+                <w:sz w:val="22"/>
+                <w:szCs w:val="22"/>
+                <w:lang w:val="en-GB"/>
+              </w:rPr>
+              <w:t>VARCHAR</w:t>
+            </w:r>
+          </w:p>
+        </w:tc>
+        <w:tc>
+          <w:tcPr>
+            <w:tcW w:w="802" w:type="dxa"/>
+          </w:tcPr>
+          <w:p>
+            <w:pPr>
+              <w:pStyle w:val="ListParagraph"/>
+              <w:ind w:left="0"/>
+              <w:rPr>
+                <w:rFonts w:ascii="Arial" w:hAnsi="Arial" w:cs="Arial"/>
+                <w:sz w:val="22"/>
+                <w:szCs w:val="22"/>
+                <w:lang w:val="en-GB"/>
+              </w:rPr>
+            </w:pPr>
+            <w:r>
+              <w:rPr>
+                <w:rFonts w:ascii="Arial" w:hAnsi="Arial" w:cs="Arial"/>
+                <w:sz w:val="22"/>
+                <w:szCs w:val="22"/>
+                <w:lang w:val="en-GB"/>
+              </w:rPr>
+              <w:t>50</w:t>
+            </w:r>
+          </w:p>
+        </w:tc>
+        <w:tc>
+          <w:tcPr>
+            <w:tcW w:w="1870" w:type="dxa"/>
+          </w:tcPr>
+          <w:p>
+            <w:pPr>
+              <w:pStyle w:val="ListParagraph"/>
+              <w:ind w:left="0"/>
+              <w:rPr>
+                <w:rFonts w:ascii="Arial" w:hAnsi="Arial" w:cs="Arial"/>
+                <w:sz w:val="22"/>
+                <w:szCs w:val="22"/>
+                <w:lang w:val="en-GB"/>
+              </w:rPr>
+            </w:pPr>
+            <w:r>
+              <w:rPr>
+                <w:rFonts w:ascii="Arial" w:hAnsi="Arial" w:cs="Arial"/>
+                <w:sz w:val="22"/>
+                <w:szCs w:val="22"/>
+                <w:lang w:val="en-GB"/>
+              </w:rPr>
+              <w:t>N</w:t>
+            </w:r>
+            <w:r>
+              <w:rPr>
+                <w:rFonts w:ascii="Arial" w:hAnsi="Arial" w:cs="Arial"/>
+                <w:sz w:val="22"/>
+                <w:szCs w:val="22"/>
+                <w:lang w:val="en-GB"/>
+              </w:rPr>
+              <w:t>OT NULL</w:t>
+            </w:r>
+          </w:p>
+        </w:tc>
+        <w:tc>
+          <w:tcPr>
+            <w:tcW w:w="1182" w:type="dxa"/>
+          </w:tcPr>
+          <w:p>
+            <w:pPr>
+              <w:pStyle w:val="ListParagraph"/>
+              <w:ind w:left="0"/>
+              <w:rPr>
+                <w:rFonts w:ascii="Arial" w:hAnsi="Arial" w:cs="Arial"/>
+                <w:sz w:val="22"/>
+                <w:szCs w:val="22"/>
+                <w:lang w:val="en-GB"/>
+              </w:rPr>
+            </w:pPr>
+            <w:r>
+              <w:rPr>
+                <w:rFonts w:ascii="Arial" w:hAnsi="Arial" w:cs="Arial"/>
+                <w:sz w:val="22"/>
+                <w:szCs w:val="22"/>
+                <w:lang w:val="en-GB"/>
+              </w:rPr>
+              <w:t>Customer’s first name</w:t>
+            </w:r>
+          </w:p>
+        </w:tc>
+        <w:tc>
+          <w:tcPr>
+            <w:tcW w:w="1731" w:type="dxa"/>
+          </w:tcPr>
+          <w:p>
+            <w:pPr>
+              <w:pStyle w:val="ListParagraph"/>
+              <w:ind w:left="0"/>
+              <w:rPr>
+                <w:rFonts w:ascii="Arial" w:hAnsi="Arial" w:cs="Arial"/>
+                <w:sz w:val="22"/>
+                <w:szCs w:val="22"/>
+                <w:lang w:val="en-GB"/>
+              </w:rPr>
+            </w:pPr>
+            <w:r>
+              <w:rPr>
+                <w:rFonts w:ascii="Arial" w:hAnsi="Arial" w:cs="Arial"/>
+                <w:sz w:val="22"/>
+                <w:szCs w:val="22"/>
+                <w:lang w:val="en-GB"/>
+              </w:rPr>
+              <w:t>John, Sarah</w:t>
             </w:r>
           </w:p>
         </w:tc>
@@ -29311,7 +28037,6 @@
                 <w:lang w:val="en-GB"/>
               </w:rPr>
             </w:pPr>
-            <w:proofErr w:type="spellStart"/>
             <w:r>
               <w:rPr>
                 <w:rFonts w:ascii="Arial" w:hAnsi="Arial" w:cs="Arial"/>
@@ -29319,9 +28044,8 @@
                 <w:szCs w:val="22"/>
                 <w:lang w:val="en-GB"/>
               </w:rPr>
-              <w:t>Customer_Firstname</w:t>
-            </w:r>
-            <w:proofErr w:type="spellEnd"/>
+              <w:t>Customer_Lastname</w:t>
+            </w:r>
           </w:p>
         </w:tc>
         <w:tc>
@@ -29433,7 +28157,7 @@
                 <w:szCs w:val="22"/>
                 <w:lang w:val="en-GB"/>
               </w:rPr>
-              <w:t>Customer’s first name</w:t>
+              <w:t>Customer’s last name</w:t>
             </w:r>
           </w:p>
         </w:tc>
@@ -29459,7 +28183,16 @@
                 <w:szCs w:val="22"/>
                 <w:lang w:val="en-GB"/>
               </w:rPr>
-              <w:t>John, Sarah</w:t>
+              <w:t xml:space="preserve">Banda, </w:t>
+            </w:r>
+            <w:r>
+              <w:rPr>
+                <w:rFonts w:ascii="Arial" w:hAnsi="Arial" w:cs="Arial"/>
+                <w:sz w:val="22"/>
+                <w:szCs w:val="22"/>
+                <w:lang w:val="en-GB"/>
+              </w:rPr>
+              <w:t>Phiri</w:t>
             </w:r>
           </w:p>
         </w:tc>
@@ -29480,7 +28213,6 @@
                 <w:lang w:val="en-GB"/>
               </w:rPr>
             </w:pPr>
-            <w:proofErr w:type="spellStart"/>
             <w:r>
               <w:rPr>
                 <w:rFonts w:ascii="Arial" w:hAnsi="Arial" w:cs="Arial"/>
@@ -29488,187 +28220,8 @@
                 <w:szCs w:val="22"/>
                 <w:lang w:val="en-GB"/>
               </w:rPr>
-              <w:t>Customer_Lastname</w:t>
-            </w:r>
-            <w:proofErr w:type="spellEnd"/>
-          </w:p>
-        </w:tc>
-        <w:tc>
-          <w:tcPr>
-            <w:tcW w:w="1228" w:type="dxa"/>
-          </w:tcPr>
-          <w:p>
-            <w:pPr>
-              <w:pStyle w:val="ListParagraph"/>
-              <w:ind w:left="0"/>
-              <w:rPr>
-                <w:rFonts w:ascii="Arial" w:hAnsi="Arial" w:cs="Arial"/>
-                <w:sz w:val="22"/>
-                <w:szCs w:val="22"/>
-                <w:lang w:val="en-GB"/>
-              </w:rPr>
-            </w:pPr>
-            <w:r>
-              <w:rPr>
-                <w:rFonts w:ascii="Arial" w:hAnsi="Arial" w:cs="Arial"/>
-                <w:sz w:val="22"/>
-                <w:szCs w:val="22"/>
-                <w:lang w:val="en-GB"/>
-              </w:rPr>
-              <w:t>VARCHAR</w:t>
-            </w:r>
-          </w:p>
-        </w:tc>
-        <w:tc>
-          <w:tcPr>
-            <w:tcW w:w="802" w:type="dxa"/>
-          </w:tcPr>
-          <w:p>
-            <w:pPr>
-              <w:pStyle w:val="ListParagraph"/>
-              <w:ind w:left="0"/>
-              <w:rPr>
-                <w:rFonts w:ascii="Arial" w:hAnsi="Arial" w:cs="Arial"/>
-                <w:sz w:val="22"/>
-                <w:szCs w:val="22"/>
-                <w:lang w:val="en-GB"/>
-              </w:rPr>
-            </w:pPr>
-            <w:r>
-              <w:rPr>
-                <w:rFonts w:ascii="Arial" w:hAnsi="Arial" w:cs="Arial"/>
-                <w:sz w:val="22"/>
-                <w:szCs w:val="22"/>
-                <w:lang w:val="en-GB"/>
-              </w:rPr>
-              <w:t>50</w:t>
-            </w:r>
-          </w:p>
-        </w:tc>
-        <w:tc>
-          <w:tcPr>
-            <w:tcW w:w="1870" w:type="dxa"/>
-          </w:tcPr>
-          <w:p>
-            <w:pPr>
-              <w:pStyle w:val="ListParagraph"/>
-              <w:ind w:left="0"/>
-              <w:rPr>
-                <w:rFonts w:ascii="Arial" w:hAnsi="Arial" w:cs="Arial"/>
-                <w:sz w:val="22"/>
-                <w:szCs w:val="22"/>
-                <w:lang w:val="en-GB"/>
-              </w:rPr>
-            </w:pPr>
-            <w:r>
-              <w:rPr>
-                <w:rFonts w:ascii="Arial" w:hAnsi="Arial" w:cs="Arial"/>
-                <w:sz w:val="22"/>
-                <w:szCs w:val="22"/>
-                <w:lang w:val="en-GB"/>
-              </w:rPr>
-              <w:t>N</w:t>
-            </w:r>
-            <w:r>
-              <w:rPr>
-                <w:rFonts w:ascii="Arial" w:hAnsi="Arial" w:cs="Arial"/>
-                <w:sz w:val="22"/>
-                <w:szCs w:val="22"/>
-                <w:lang w:val="en-GB"/>
-              </w:rPr>
-              <w:t>OT NULL</w:t>
-            </w:r>
-          </w:p>
-        </w:tc>
-        <w:tc>
-          <w:tcPr>
-            <w:tcW w:w="1182" w:type="dxa"/>
-          </w:tcPr>
-          <w:p>
-            <w:pPr>
-              <w:pStyle w:val="ListParagraph"/>
-              <w:ind w:left="0"/>
-              <w:rPr>
-                <w:rFonts w:ascii="Arial" w:hAnsi="Arial" w:cs="Arial"/>
-                <w:sz w:val="22"/>
-                <w:szCs w:val="22"/>
-                <w:lang w:val="en-GB"/>
-              </w:rPr>
-            </w:pPr>
-            <w:r>
-              <w:rPr>
-                <w:rFonts w:ascii="Arial" w:hAnsi="Arial" w:cs="Arial"/>
-                <w:sz w:val="22"/>
-                <w:szCs w:val="22"/>
-                <w:lang w:val="en-GB"/>
-              </w:rPr>
-              <w:t>Customer’s last name</w:t>
-            </w:r>
-          </w:p>
-        </w:tc>
-        <w:tc>
-          <w:tcPr>
-            <w:tcW w:w="1731" w:type="dxa"/>
-          </w:tcPr>
-          <w:p>
-            <w:pPr>
-              <w:pStyle w:val="ListParagraph"/>
-              <w:ind w:left="0"/>
-              <w:rPr>
-                <w:rFonts w:ascii="Arial" w:hAnsi="Arial" w:cs="Arial"/>
-                <w:sz w:val="22"/>
-                <w:szCs w:val="22"/>
-                <w:lang w:val="en-GB"/>
-              </w:rPr>
-            </w:pPr>
-            <w:r>
-              <w:rPr>
-                <w:rFonts w:ascii="Arial" w:hAnsi="Arial" w:cs="Arial"/>
-                <w:sz w:val="22"/>
-                <w:szCs w:val="22"/>
-                <w:lang w:val="en-GB"/>
-              </w:rPr>
-              <w:t xml:space="preserve">Banda, </w:t>
-            </w:r>
-            <w:r>
-              <w:rPr>
-                <w:rFonts w:ascii="Arial" w:hAnsi="Arial" w:cs="Arial"/>
-                <w:sz w:val="22"/>
-                <w:szCs w:val="22"/>
-                <w:lang w:val="en-GB"/>
-              </w:rPr>
-              <w:t>Phiri</w:t>
-            </w:r>
-          </w:p>
-        </w:tc>
-      </w:tr>
-      <w:tr>
-        <w:tc>
-          <w:tcPr>
-            <w:tcW w:w="2177" w:type="dxa"/>
-          </w:tcPr>
-          <w:p>
-            <w:pPr>
-              <w:pStyle w:val="ListParagraph"/>
-              <w:ind w:left="0"/>
-              <w:rPr>
-                <w:rFonts w:ascii="Arial" w:hAnsi="Arial" w:cs="Arial"/>
-                <w:sz w:val="22"/>
-                <w:szCs w:val="22"/>
-                <w:lang w:val="en-GB"/>
-              </w:rPr>
-            </w:pPr>
-            <w:proofErr w:type="spellStart"/>
-            <w:r>
-              <w:rPr>
-                <w:rFonts w:ascii="Arial" w:hAnsi="Arial" w:cs="Arial"/>
-                <w:sz w:val="22"/>
-                <w:szCs w:val="22"/>
-                <w:lang w:val="en-GB"/>
-              </w:rPr>
               <w:t>Customer_Email</w:t>
             </w:r>
-            <w:proofErr w:type="spellEnd"/>
           </w:p>
         </w:tc>
         <w:tc>
@@ -29891,7 +28444,6 @@
                 <w:lang w:val="en-GB"/>
               </w:rPr>
             </w:pPr>
-            <w:proofErr w:type="spellStart"/>
             <w:r>
               <w:rPr>
                 <w:rFonts w:ascii="Arial" w:hAnsi="Arial" w:cs="Arial"/>
@@ -29901,7 +28453,6 @@
               </w:rPr>
               <w:t>Customer_Gender</w:t>
             </w:r>
-            <w:proofErr w:type="spellEnd"/>
           </w:p>
         </w:tc>
         <w:tc>
@@ -30005,9 +28556,8 @@
                 <w:szCs w:val="22"/>
                 <w:lang w:val="en-GB"/>
               </w:rPr>
-              <w:t>‘</w:t>
-            </w:r>
-            <w:proofErr w:type="spellStart"/>
+              <w:t>‘Male’,’Female’</w:t>
+            </w:r>
             <w:r>
               <w:rPr>
                 <w:rFonts w:ascii="Arial" w:hAnsi="Arial" w:cs="Arial"/>
@@ -30015,18 +28565,25 @@
                 <w:szCs w:val="22"/>
                 <w:lang w:val="en-GB"/>
               </w:rPr>
-              <w:t>Male’,’Female</w:t>
-            </w:r>
-            <w:proofErr w:type="spellEnd"/>
-            <w:r>
+              <w:t>)</w:t>
+            </w:r>
+          </w:p>
+        </w:tc>
+        <w:tc>
+          <w:tcPr>
+            <w:tcW w:w="1182" w:type="dxa"/>
+          </w:tcPr>
+          <w:p>
+            <w:pPr>
+              <w:pStyle w:val="ListParagraph"/>
+              <w:ind w:left="0"/>
               <w:rPr>
                 <w:rFonts w:ascii="Arial" w:hAnsi="Arial" w:cs="Arial"/>
                 <w:sz w:val="22"/>
                 <w:szCs w:val="22"/>
                 <w:lang w:val="en-GB"/>
               </w:rPr>
-              <w:t>’</w:t>
-            </w:r>
+            </w:pPr>
             <w:r>
               <w:rPr>
                 <w:rFonts w:ascii="Arial" w:hAnsi="Arial" w:cs="Arial"/>
@@ -30034,13 +28591,13 @@
                 <w:szCs w:val="22"/>
                 <w:lang w:val="en-GB"/>
               </w:rPr>
-              <w:t>)</w:t>
-            </w:r>
-          </w:p>
-        </w:tc>
-        <w:tc>
-          <w:tcPr>
-            <w:tcW w:w="1182" w:type="dxa"/>
+              <w:t>Customer’s gender</w:t>
+            </w:r>
+          </w:p>
+        </w:tc>
+        <w:tc>
+          <w:tcPr>
+            <w:tcW w:w="1731" w:type="dxa"/>
           </w:tcPr>
           <w:p>
             <w:pPr>
@@ -30060,13 +28617,15 @@
                 <w:szCs w:val="22"/>
                 <w:lang w:val="en-GB"/>
               </w:rPr>
-              <w:t>Customer’s gender</w:t>
-            </w:r>
-          </w:p>
-        </w:tc>
-        <w:tc>
-          <w:tcPr>
-            <w:tcW w:w="1731" w:type="dxa"/>
+              <w:t>Male</w:t>
+            </w:r>
+          </w:p>
+        </w:tc>
+      </w:tr>
+      <w:tr>
+        <w:tc>
+          <w:tcPr>
+            <w:tcW w:w="2177" w:type="dxa"/>
           </w:tcPr>
           <w:p>
             <w:pPr>
@@ -30086,7 +28645,164 @@
                 <w:szCs w:val="22"/>
                 <w:lang w:val="en-GB"/>
               </w:rPr>
-              <w:t>Male</w:t>
+              <w:t>Customer_Phonenumber</w:t>
+            </w:r>
+          </w:p>
+        </w:tc>
+        <w:tc>
+          <w:tcPr>
+            <w:tcW w:w="1228" w:type="dxa"/>
+          </w:tcPr>
+          <w:p>
+            <w:pPr>
+              <w:pStyle w:val="ListParagraph"/>
+              <w:ind w:left="0"/>
+              <w:rPr>
+                <w:rFonts w:ascii="Arial" w:hAnsi="Arial" w:cs="Arial"/>
+                <w:sz w:val="22"/>
+                <w:szCs w:val="22"/>
+                <w:lang w:val="en-GB"/>
+              </w:rPr>
+            </w:pPr>
+            <w:r>
+              <w:rPr>
+                <w:rFonts w:ascii="Arial" w:hAnsi="Arial" w:cs="Arial"/>
+                <w:sz w:val="22"/>
+                <w:szCs w:val="22"/>
+                <w:lang w:val="en-GB"/>
+              </w:rPr>
+              <w:t>VARCHAR</w:t>
+            </w:r>
+          </w:p>
+        </w:tc>
+        <w:tc>
+          <w:tcPr>
+            <w:tcW w:w="802" w:type="dxa"/>
+          </w:tcPr>
+          <w:p>
+            <w:pPr>
+              <w:pStyle w:val="ListParagraph"/>
+              <w:ind w:left="0"/>
+              <w:rPr>
+                <w:rFonts w:ascii="Arial" w:hAnsi="Arial" w:cs="Arial"/>
+                <w:sz w:val="22"/>
+                <w:szCs w:val="22"/>
+                <w:lang w:val="en-GB"/>
+              </w:rPr>
+            </w:pPr>
+            <w:r>
+              <w:rPr>
+                <w:rFonts w:ascii="Arial" w:hAnsi="Arial" w:cs="Arial"/>
+                <w:sz w:val="22"/>
+                <w:szCs w:val="22"/>
+                <w:lang w:val="en-GB"/>
+              </w:rPr>
+              <w:t>15</w:t>
+            </w:r>
+          </w:p>
+        </w:tc>
+        <w:tc>
+          <w:tcPr>
+            <w:tcW w:w="1870" w:type="dxa"/>
+          </w:tcPr>
+          <w:p>
+            <w:pPr>
+              <w:pStyle w:val="ListParagraph"/>
+              <w:ind w:left="0"/>
+              <w:rPr>
+                <w:rFonts w:ascii="Arial" w:hAnsi="Arial" w:cs="Arial"/>
+                <w:sz w:val="22"/>
+                <w:szCs w:val="22"/>
+                <w:lang w:val="en-GB"/>
+              </w:rPr>
+            </w:pPr>
+            <w:r>
+              <w:rPr>
+                <w:rFonts w:ascii="Arial" w:hAnsi="Arial" w:cs="Arial"/>
+                <w:sz w:val="22"/>
+                <w:szCs w:val="22"/>
+                <w:lang w:val="en-GB"/>
+              </w:rPr>
+              <w:t>N</w:t>
+            </w:r>
+            <w:r>
+              <w:rPr>
+                <w:rFonts w:ascii="Arial" w:hAnsi="Arial" w:cs="Arial"/>
+                <w:sz w:val="22"/>
+                <w:szCs w:val="22"/>
+                <w:lang w:val="en-GB"/>
+              </w:rPr>
+              <w:t>OT NULL</w:t>
+            </w:r>
+          </w:p>
+        </w:tc>
+        <w:tc>
+          <w:tcPr>
+            <w:tcW w:w="1182" w:type="dxa"/>
+          </w:tcPr>
+          <w:p>
+            <w:pPr>
+              <w:pStyle w:val="ListParagraph"/>
+              <w:ind w:left="0"/>
+              <w:rPr>
+                <w:rFonts w:ascii="Arial" w:hAnsi="Arial" w:cs="Arial"/>
+                <w:sz w:val="22"/>
+                <w:szCs w:val="22"/>
+                <w:lang w:val="en-GB"/>
+              </w:rPr>
+            </w:pPr>
+            <w:r>
+              <w:rPr>
+                <w:rFonts w:ascii="Arial" w:hAnsi="Arial" w:cs="Arial"/>
+                <w:sz w:val="22"/>
+                <w:szCs w:val="22"/>
+                <w:lang w:val="en-GB"/>
+              </w:rPr>
+              <w:t>Customer phone number</w:t>
+            </w:r>
+          </w:p>
+        </w:tc>
+        <w:tc>
+          <w:tcPr>
+            <w:tcW w:w="1731" w:type="dxa"/>
+          </w:tcPr>
+          <w:p>
+            <w:pPr>
+              <w:pStyle w:val="ListParagraph"/>
+              <w:ind w:left="0"/>
+              <w:rPr>
+                <w:rFonts w:ascii="Arial" w:hAnsi="Arial" w:cs="Arial"/>
+                <w:sz w:val="22"/>
+                <w:szCs w:val="22"/>
+                <w:lang w:val="en-GB"/>
+              </w:rPr>
+            </w:pPr>
+            <w:r>
+              <w:rPr>
+                <w:rFonts w:ascii="Arial" w:hAnsi="Arial" w:cs="Arial"/>
+                <w:sz w:val="22"/>
+                <w:szCs w:val="22"/>
+                <w:lang w:val="en-GB"/>
+              </w:rPr>
+              <w:t>+26512</w:t>
+            </w:r>
+            <w:r>
+              <w:rPr>
+                <w:rFonts w:ascii="Arial" w:hAnsi="Arial" w:cs="Arial"/>
+                <w:sz w:val="22"/>
+                <w:szCs w:val="22"/>
+                <w:lang w:val="en-GB"/>
+              </w:rPr>
+              <w:t>3</w:t>
+            </w:r>
+            <w:r>
+              <w:rPr>
+                <w:rFonts w:ascii="Arial" w:hAnsi="Arial" w:cs="Arial"/>
+                <w:sz w:val="22"/>
+                <w:szCs w:val="22"/>
+                <w:lang w:val="en-GB"/>
+              </w:rPr>
+              <w:t>43675</w:t>
             </w:r>
           </w:p>
         </w:tc>
@@ -30107,7 +28823,6 @@
                 <w:lang w:val="en-GB"/>
               </w:rPr>
             </w:pPr>
-            <w:proofErr w:type="spellStart"/>
             <w:r>
               <w:rPr>
                 <w:rFonts w:ascii="Arial" w:hAnsi="Arial" w:cs="Arial"/>
@@ -30115,9 +28830,8 @@
                 <w:szCs w:val="22"/>
                 <w:lang w:val="en-GB"/>
               </w:rPr>
-              <w:t>Customer_Phonenumber</w:t>
-            </w:r>
-            <w:proofErr w:type="spellEnd"/>
+              <w:t>Customer_Address</w:t>
+            </w:r>
           </w:p>
         </w:tc>
         <w:tc>
@@ -30168,7 +28882,7 @@
                 <w:szCs w:val="22"/>
                 <w:lang w:val="en-GB"/>
               </w:rPr>
-              <w:t>15</w:t>
+              <w:t>100</w:t>
             </w:r>
           </w:p>
         </w:tc>
@@ -30229,7 +28943,7 @@
                 <w:szCs w:val="22"/>
                 <w:lang w:val="en-GB"/>
               </w:rPr>
-              <w:t>Customer phone number</w:t>
+              <w:t>Customer’s mailling address</w:t>
             </w:r>
           </w:p>
         </w:tc>
@@ -30255,17 +28969,20 @@
                 <w:szCs w:val="22"/>
                 <w:lang w:val="en-GB"/>
               </w:rPr>
-              <w:t>+26512</w:t>
-            </w:r>
-            <w:r>
+              <w:t>BOX-20663,</w:t>
+            </w:r>
+          </w:p>
+          <w:p>
+            <w:pPr>
+              <w:pStyle w:val="ListParagraph"/>
+              <w:ind w:left="0"/>
               <w:rPr>
                 <w:rFonts w:ascii="Arial" w:hAnsi="Arial" w:cs="Arial"/>
                 <w:sz w:val="22"/>
                 <w:szCs w:val="22"/>
                 <w:lang w:val="en-GB"/>
               </w:rPr>
-              <w:t>3</w:t>
-            </w:r>
+            </w:pPr>
             <w:r>
               <w:rPr>
                 <w:rFonts w:ascii="Arial" w:hAnsi="Arial" w:cs="Arial"/>
@@ -30273,7 +28990,7 @@
                 <w:szCs w:val="22"/>
                 <w:lang w:val="en-GB"/>
               </w:rPr>
-              <w:t>43675</w:t>
+              <w:t>BOX-1900, BOX-3</w:t>
             </w:r>
           </w:p>
         </w:tc>
@@ -30294,7 +29011,6 @@
                 <w:lang w:val="en-GB"/>
               </w:rPr>
             </w:pPr>
-            <w:proofErr w:type="spellStart"/>
             <w:r>
               <w:rPr>
                 <w:rFonts w:ascii="Arial" w:hAnsi="Arial" w:cs="Arial"/>
@@ -30302,9 +29018,8 @@
                 <w:szCs w:val="22"/>
                 <w:lang w:val="en-GB"/>
               </w:rPr>
-              <w:t>Customer_Address</w:t>
-            </w:r>
-            <w:proofErr w:type="spellEnd"/>
+              <w:t>Customer_Status</w:t>
+            </w:r>
           </w:p>
         </w:tc>
         <w:tc>
@@ -30355,7 +29070,7 @@
                 <w:szCs w:val="22"/>
                 <w:lang w:val="en-GB"/>
               </w:rPr>
-              <w:t>100</w:t>
+              <w:t>15</w:t>
             </w:r>
           </w:p>
         </w:tc>
@@ -30381,44 +29096,51 @@
                 <w:szCs w:val="22"/>
                 <w:lang w:val="en-GB"/>
               </w:rPr>
-              <w:t>N</w:t>
-            </w:r>
-            <w:r>
+              <w:t>DEFAULT ‘Active’</w:t>
+            </w:r>
+          </w:p>
+        </w:tc>
+        <w:tc>
+          <w:tcPr>
+            <w:tcW w:w="1182" w:type="dxa"/>
+          </w:tcPr>
+          <w:p>
+            <w:pPr>
+              <w:pStyle w:val="ListParagraph"/>
+              <w:ind w:left="0"/>
               <w:rPr>
                 <w:rFonts w:ascii="Arial" w:hAnsi="Arial" w:cs="Arial"/>
                 <w:sz w:val="22"/>
                 <w:szCs w:val="22"/>
                 <w:lang w:val="en-GB"/>
               </w:rPr>
-              <w:t>OT NULL</w:t>
-            </w:r>
-          </w:p>
-        </w:tc>
-        <w:tc>
-          <w:tcPr>
-            <w:tcW w:w="1182" w:type="dxa"/>
-          </w:tcPr>
-          <w:p>
-            <w:pPr>
-              <w:pStyle w:val="ListParagraph"/>
-              <w:ind w:left="0"/>
+            </w:pPr>
+            <w:r>
               <w:rPr>
                 <w:rFonts w:ascii="Arial" w:hAnsi="Arial" w:cs="Arial"/>
                 <w:sz w:val="22"/>
                 <w:szCs w:val="22"/>
                 <w:lang w:val="en-GB"/>
               </w:rPr>
-            </w:pPr>
-            <w:r>
+              <w:t>Customer’s status either active or not active</w:t>
+            </w:r>
+          </w:p>
+        </w:tc>
+        <w:tc>
+          <w:tcPr>
+            <w:tcW w:w="1731" w:type="dxa"/>
+          </w:tcPr>
+          <w:p>
+            <w:pPr>
+              <w:pStyle w:val="ListParagraph"/>
+              <w:ind w:left="0"/>
               <w:rPr>
                 <w:rFonts w:ascii="Arial" w:hAnsi="Arial" w:cs="Arial"/>
                 <w:sz w:val="22"/>
                 <w:szCs w:val="22"/>
                 <w:lang w:val="en-GB"/>
               </w:rPr>
-              <w:t xml:space="preserve">Customer’s </w:t>
-            </w:r>
-            <w:proofErr w:type="spellStart"/>
+            </w:pPr>
             <w:r>
               <w:rPr>
                 <w:rFonts w:ascii="Arial" w:hAnsi="Arial" w:cs="Arial"/>
@@ -30426,255 +29148,36 @@
                 <w:szCs w:val="22"/>
                 <w:lang w:val="en-GB"/>
               </w:rPr>
-              <w:t>mailling</w:t>
-            </w:r>
-            <w:proofErr w:type="spellEnd"/>
-            <w:r>
+              <w:t>Active, Inactive</w:t>
+            </w:r>
+          </w:p>
+        </w:tc>
+      </w:tr>
+      <w:tr>
+        <w:tc>
+          <w:tcPr>
+            <w:tcW w:w="2177" w:type="dxa"/>
+          </w:tcPr>
+          <w:p>
+            <w:pPr>
+              <w:pStyle w:val="ListParagraph"/>
+              <w:ind w:left="0"/>
               <w:rPr>
                 <w:rFonts w:ascii="Arial" w:hAnsi="Arial" w:cs="Arial"/>
                 <w:sz w:val="22"/>
                 <w:szCs w:val="22"/>
                 <w:lang w:val="en-GB"/>
               </w:rPr>
-              <w:t xml:space="preserve"> address</w:t>
-            </w:r>
-          </w:p>
-        </w:tc>
-        <w:tc>
-          <w:tcPr>
-            <w:tcW w:w="1731" w:type="dxa"/>
-          </w:tcPr>
-          <w:p>
-            <w:pPr>
-              <w:pStyle w:val="ListParagraph"/>
-              <w:ind w:left="0"/>
+            </w:pPr>
+            <w:r>
               <w:rPr>
                 <w:rFonts w:ascii="Arial" w:hAnsi="Arial" w:cs="Arial"/>
                 <w:sz w:val="22"/>
                 <w:szCs w:val="22"/>
                 <w:lang w:val="en-GB"/>
               </w:rPr>
-            </w:pPr>
-            <w:r>
-              <w:rPr>
-                <w:rFonts w:ascii="Arial" w:hAnsi="Arial" w:cs="Arial"/>
-                <w:sz w:val="22"/>
-                <w:szCs w:val="22"/>
-                <w:lang w:val="en-GB"/>
-              </w:rPr>
-              <w:t>BOX-20663,</w:t>
-            </w:r>
-          </w:p>
-          <w:p>
-            <w:pPr>
-              <w:pStyle w:val="ListParagraph"/>
-              <w:ind w:left="0"/>
-              <w:rPr>
-                <w:rFonts w:ascii="Arial" w:hAnsi="Arial" w:cs="Arial"/>
-                <w:sz w:val="22"/>
-                <w:szCs w:val="22"/>
-                <w:lang w:val="en-GB"/>
-              </w:rPr>
-            </w:pPr>
-            <w:r>
-              <w:rPr>
-                <w:rFonts w:ascii="Arial" w:hAnsi="Arial" w:cs="Arial"/>
-                <w:sz w:val="22"/>
-                <w:szCs w:val="22"/>
-                <w:lang w:val="en-GB"/>
-              </w:rPr>
-              <w:t>BOX-1900, BOX-3</w:t>
-            </w:r>
-          </w:p>
-        </w:tc>
-      </w:tr>
-      <w:tr>
-        <w:tc>
-          <w:tcPr>
-            <w:tcW w:w="2177" w:type="dxa"/>
-          </w:tcPr>
-          <w:p>
-            <w:pPr>
-              <w:pStyle w:val="ListParagraph"/>
-              <w:ind w:left="0"/>
-              <w:rPr>
-                <w:rFonts w:ascii="Arial" w:hAnsi="Arial" w:cs="Arial"/>
-                <w:sz w:val="22"/>
-                <w:szCs w:val="22"/>
-                <w:lang w:val="en-GB"/>
-              </w:rPr>
-            </w:pPr>
-            <w:proofErr w:type="spellStart"/>
-            <w:r>
-              <w:rPr>
-                <w:rFonts w:ascii="Arial" w:hAnsi="Arial" w:cs="Arial"/>
-                <w:sz w:val="22"/>
-                <w:szCs w:val="22"/>
-                <w:lang w:val="en-GB"/>
-              </w:rPr>
-              <w:t>Customer_Status</w:t>
-            </w:r>
-            <w:proofErr w:type="spellEnd"/>
-          </w:p>
-        </w:tc>
-        <w:tc>
-          <w:tcPr>
-            <w:tcW w:w="1228" w:type="dxa"/>
-          </w:tcPr>
-          <w:p>
-            <w:pPr>
-              <w:pStyle w:val="ListParagraph"/>
-              <w:ind w:left="0"/>
-              <w:rPr>
-                <w:rFonts w:ascii="Arial" w:hAnsi="Arial" w:cs="Arial"/>
-                <w:sz w:val="22"/>
-                <w:szCs w:val="22"/>
-                <w:lang w:val="en-GB"/>
-              </w:rPr>
-            </w:pPr>
-            <w:r>
-              <w:rPr>
-                <w:rFonts w:ascii="Arial" w:hAnsi="Arial" w:cs="Arial"/>
-                <w:sz w:val="22"/>
-                <w:szCs w:val="22"/>
-                <w:lang w:val="en-GB"/>
-              </w:rPr>
-              <w:t>VARCHAR</w:t>
-            </w:r>
-          </w:p>
-        </w:tc>
-        <w:tc>
-          <w:tcPr>
-            <w:tcW w:w="802" w:type="dxa"/>
-          </w:tcPr>
-          <w:p>
-            <w:pPr>
-              <w:pStyle w:val="ListParagraph"/>
-              <w:ind w:left="0"/>
-              <w:rPr>
-                <w:rFonts w:ascii="Arial" w:hAnsi="Arial" w:cs="Arial"/>
-                <w:sz w:val="22"/>
-                <w:szCs w:val="22"/>
-                <w:lang w:val="en-GB"/>
-              </w:rPr>
-            </w:pPr>
-            <w:r>
-              <w:rPr>
-                <w:rFonts w:ascii="Arial" w:hAnsi="Arial" w:cs="Arial"/>
-                <w:sz w:val="22"/>
-                <w:szCs w:val="22"/>
-                <w:lang w:val="en-GB"/>
-              </w:rPr>
-              <w:t>15</w:t>
-            </w:r>
-          </w:p>
-        </w:tc>
-        <w:tc>
-          <w:tcPr>
-            <w:tcW w:w="1870" w:type="dxa"/>
-          </w:tcPr>
-          <w:p>
-            <w:pPr>
-              <w:pStyle w:val="ListParagraph"/>
-              <w:ind w:left="0"/>
-              <w:rPr>
-                <w:rFonts w:ascii="Arial" w:hAnsi="Arial" w:cs="Arial"/>
-                <w:sz w:val="22"/>
-                <w:szCs w:val="22"/>
-                <w:lang w:val="en-GB"/>
-              </w:rPr>
-            </w:pPr>
-            <w:r>
-              <w:rPr>
-                <w:rFonts w:ascii="Arial" w:hAnsi="Arial" w:cs="Arial"/>
-                <w:sz w:val="22"/>
-                <w:szCs w:val="22"/>
-                <w:lang w:val="en-GB"/>
-              </w:rPr>
-              <w:t>DEFAULT ‘Active’</w:t>
-            </w:r>
-          </w:p>
-        </w:tc>
-        <w:tc>
-          <w:tcPr>
-            <w:tcW w:w="1182" w:type="dxa"/>
-          </w:tcPr>
-          <w:p>
-            <w:pPr>
-              <w:pStyle w:val="ListParagraph"/>
-              <w:ind w:left="0"/>
-              <w:rPr>
-                <w:rFonts w:ascii="Arial" w:hAnsi="Arial" w:cs="Arial"/>
-                <w:sz w:val="22"/>
-                <w:szCs w:val="22"/>
-                <w:lang w:val="en-GB"/>
-              </w:rPr>
-            </w:pPr>
-            <w:r>
-              <w:rPr>
-                <w:rFonts w:ascii="Arial" w:hAnsi="Arial" w:cs="Arial"/>
-                <w:sz w:val="22"/>
-                <w:szCs w:val="22"/>
-                <w:lang w:val="en-GB"/>
-              </w:rPr>
-              <w:t>Customer’s status either active or not active</w:t>
-            </w:r>
-          </w:p>
-        </w:tc>
-        <w:tc>
-          <w:tcPr>
-            <w:tcW w:w="1731" w:type="dxa"/>
-          </w:tcPr>
-          <w:p>
-            <w:pPr>
-              <w:pStyle w:val="ListParagraph"/>
-              <w:ind w:left="0"/>
-              <w:rPr>
-                <w:rFonts w:ascii="Arial" w:hAnsi="Arial" w:cs="Arial"/>
-                <w:sz w:val="22"/>
-                <w:szCs w:val="22"/>
-                <w:lang w:val="en-GB"/>
-              </w:rPr>
-            </w:pPr>
-            <w:r>
-              <w:rPr>
-                <w:rFonts w:ascii="Arial" w:hAnsi="Arial" w:cs="Arial"/>
-                <w:sz w:val="22"/>
-                <w:szCs w:val="22"/>
-                <w:lang w:val="en-GB"/>
-              </w:rPr>
-              <w:t>Active, Inactive</w:t>
-            </w:r>
-          </w:p>
-        </w:tc>
-      </w:tr>
-      <w:tr>
-        <w:tc>
-          <w:tcPr>
-            <w:tcW w:w="2177" w:type="dxa"/>
-          </w:tcPr>
-          <w:p>
-            <w:pPr>
-              <w:pStyle w:val="ListParagraph"/>
-              <w:ind w:left="0"/>
-              <w:rPr>
-                <w:rFonts w:ascii="Arial" w:hAnsi="Arial" w:cs="Arial"/>
-                <w:sz w:val="22"/>
-                <w:szCs w:val="22"/>
-                <w:lang w:val="en-GB"/>
-              </w:rPr>
-            </w:pPr>
-            <w:proofErr w:type="spellStart"/>
-            <w:r>
-              <w:rPr>
-                <w:rFonts w:ascii="Arial" w:hAnsi="Arial" w:cs="Arial"/>
-                <w:sz w:val="22"/>
-                <w:szCs w:val="22"/>
-                <w:lang w:val="en-GB"/>
-              </w:rPr>
               <w:t>Customer_Created_At</w:t>
             </w:r>
-            <w:proofErr w:type="spellEnd"/>
           </w:p>
         </w:tc>
         <w:tc>
@@ -30865,7 +29368,6 @@
           <w:lang w:val="en-GB"/>
         </w:rPr>
       </w:pPr>
-      <w:proofErr w:type="spellStart"/>
       <w:r>
         <w:rPr>
           <w:rFonts w:ascii="Arial" w:hAnsi="Arial" w:cs="Arial"/>
@@ -30875,7 +29377,6 @@
         </w:rPr>
         <w:t>Employee_Role</w:t>
       </w:r>
-      <w:proofErr w:type="spellEnd"/>
     </w:p>
     <w:tbl>
       <w:tblPr>
@@ -31090,7 +29591,6 @@
                 <w:lang w:val="en-GB"/>
               </w:rPr>
             </w:pPr>
-            <w:proofErr w:type="spellStart"/>
             <w:r>
               <w:rPr>
                 <w:rFonts w:ascii="Arial" w:hAnsi="Arial" w:cs="Arial"/>
@@ -31098,10 +29598,8 @@
                 <w:szCs w:val="22"/>
                 <w:lang w:val="en-GB"/>
               </w:rPr>
-              <w:lastRenderedPageBreak/>
               <w:t>Role_Id</w:t>
             </w:r>
-            <w:proofErr w:type="spellEnd"/>
           </w:p>
         </w:tc>
         <w:tc>
@@ -31214,6 +29712,7 @@
                 <w:szCs w:val="22"/>
                 <w:lang w:val="en-GB"/>
               </w:rPr>
+              <w:lastRenderedPageBreak/>
               <w:t>NOT NULL</w:t>
             </w:r>
           </w:p>
@@ -31240,6 +29739,7 @@
                 <w:szCs w:val="22"/>
                 <w:lang w:val="en-GB"/>
               </w:rPr>
+              <w:lastRenderedPageBreak/>
               <w:t xml:space="preserve">Unique Identifier for </w:t>
             </w:r>
             <w:r>
@@ -31249,6 +29749,7 @@
                 <w:szCs w:val="22"/>
                 <w:lang w:val="en-GB"/>
               </w:rPr>
+              <w:lastRenderedPageBreak/>
               <w:t>Employee</w:t>
             </w:r>
             <w:r>
@@ -31284,9 +29785,9 @@
                 <w:szCs w:val="22"/>
                 <w:lang w:val="en-GB"/>
               </w:rPr>
-              <w:t>R</w:t>
-            </w:r>
-            <w:proofErr w:type="gramStart"/>
+              <w:lastRenderedPageBreak/>
+              <w:t>R00</w:t>
+            </w:r>
             <w:r>
               <w:rPr>
                 <w:rFonts w:ascii="Arial" w:hAnsi="Arial" w:cs="Arial"/>
@@ -31294,7 +29795,7 @@
                 <w:szCs w:val="22"/>
                 <w:lang w:val="en-GB"/>
               </w:rPr>
-              <w:t>00</w:t>
+              <w:t>1,</w:t>
             </w:r>
             <w:r>
               <w:rPr>
@@ -31303,7 +29804,7 @@
                 <w:szCs w:val="22"/>
                 <w:lang w:val="en-GB"/>
               </w:rPr>
-              <w:t>1,</w:t>
+              <w:t>R00</w:t>
             </w:r>
             <w:r>
               <w:rPr>
@@ -31312,7 +29813,7 @@
                 <w:szCs w:val="22"/>
                 <w:lang w:val="en-GB"/>
               </w:rPr>
-              <w:t>R00</w:t>
+              <w:t>2,</w:t>
             </w:r>
             <w:r>
               <w:rPr>
@@ -31321,7 +29822,7 @@
                 <w:szCs w:val="22"/>
                 <w:lang w:val="en-GB"/>
               </w:rPr>
-              <w:t>2,</w:t>
+              <w:t>R00</w:t>
             </w:r>
             <w:r>
               <w:rPr>
@@ -31330,18 +29831,27 @@
                 <w:szCs w:val="22"/>
                 <w:lang w:val="en-GB"/>
               </w:rPr>
-              <w:t>R</w:t>
-            </w:r>
-            <w:proofErr w:type="gramEnd"/>
-            <w:r>
+              <w:t>3</w:t>
+            </w:r>
+          </w:p>
+        </w:tc>
+      </w:tr>
+      <w:tr>
+        <w:tc>
+          <w:tcPr>
+            <w:tcW w:w="1725" w:type="dxa"/>
+          </w:tcPr>
+          <w:p>
+            <w:pPr>
+              <w:pStyle w:val="ListParagraph"/>
+              <w:ind w:left="0"/>
               <w:rPr>
                 <w:rFonts w:ascii="Arial" w:hAnsi="Arial" w:cs="Arial"/>
                 <w:sz w:val="22"/>
                 <w:szCs w:val="22"/>
                 <w:lang w:val="en-GB"/>
               </w:rPr>
-              <w:t>00</w:t>
-            </w:r>
+            </w:pPr>
             <w:r>
               <w:rPr>
                 <w:rFonts w:ascii="Arial" w:hAnsi="Arial" w:cs="Arial"/>
@@ -31349,7 +29859,146 @@
                 <w:szCs w:val="22"/>
                 <w:lang w:val="en-GB"/>
               </w:rPr>
-              <w:t>3</w:t>
+              <w:t>Role_Name</w:t>
+            </w:r>
+          </w:p>
+        </w:tc>
+        <w:tc>
+          <w:tcPr>
+            <w:tcW w:w="1299" w:type="dxa"/>
+          </w:tcPr>
+          <w:p>
+            <w:pPr>
+              <w:pStyle w:val="ListParagraph"/>
+              <w:ind w:left="0"/>
+              <w:rPr>
+                <w:rFonts w:ascii="Arial" w:hAnsi="Arial" w:cs="Arial"/>
+                <w:sz w:val="22"/>
+                <w:szCs w:val="22"/>
+                <w:lang w:val="en-GB"/>
+              </w:rPr>
+            </w:pPr>
+            <w:r>
+              <w:rPr>
+                <w:rFonts w:ascii="Arial" w:hAnsi="Arial" w:cs="Arial"/>
+                <w:sz w:val="22"/>
+                <w:szCs w:val="22"/>
+                <w:lang w:val="en-GB"/>
+              </w:rPr>
+              <w:t>VARCHAR</w:t>
+            </w:r>
+          </w:p>
+        </w:tc>
+        <w:tc>
+          <w:tcPr>
+            <w:tcW w:w="881" w:type="dxa"/>
+          </w:tcPr>
+          <w:p>
+            <w:pPr>
+              <w:pStyle w:val="ListParagraph"/>
+              <w:ind w:left="0"/>
+              <w:rPr>
+                <w:rFonts w:ascii="Arial" w:hAnsi="Arial" w:cs="Arial"/>
+                <w:sz w:val="22"/>
+                <w:szCs w:val="22"/>
+                <w:lang w:val="en-GB"/>
+              </w:rPr>
+            </w:pPr>
+            <w:r>
+              <w:rPr>
+                <w:rFonts w:ascii="Arial" w:hAnsi="Arial" w:cs="Arial"/>
+                <w:sz w:val="22"/>
+                <w:szCs w:val="22"/>
+                <w:lang w:val="en-GB"/>
+              </w:rPr>
+              <w:t>50</w:t>
+            </w:r>
+          </w:p>
+        </w:tc>
+        <w:tc>
+          <w:tcPr>
+            <w:tcW w:w="2224" w:type="dxa"/>
+          </w:tcPr>
+          <w:p>
+            <w:pPr>
+              <w:pStyle w:val="ListParagraph"/>
+              <w:ind w:left="0"/>
+              <w:rPr>
+                <w:rFonts w:ascii="Arial" w:hAnsi="Arial" w:cs="Arial"/>
+                <w:sz w:val="22"/>
+                <w:szCs w:val="22"/>
+                <w:lang w:val="en-GB"/>
+              </w:rPr>
+            </w:pPr>
+            <w:r>
+              <w:rPr>
+                <w:rFonts w:ascii="Arial" w:hAnsi="Arial" w:cs="Arial"/>
+                <w:sz w:val="22"/>
+                <w:szCs w:val="22"/>
+                <w:lang w:val="en-GB"/>
+              </w:rPr>
+              <w:t>U</w:t>
+            </w:r>
+            <w:r>
+              <w:rPr>
+                <w:rFonts w:ascii="Arial" w:hAnsi="Arial" w:cs="Arial"/>
+                <w:sz w:val="22"/>
+                <w:szCs w:val="22"/>
+                <w:lang w:val="en-GB"/>
+              </w:rPr>
+              <w:t>NIQUE, NOT NULL</w:t>
+            </w:r>
+          </w:p>
+        </w:tc>
+        <w:tc>
+          <w:tcPr>
+            <w:tcW w:w="1642" w:type="dxa"/>
+          </w:tcPr>
+          <w:p>
+            <w:pPr>
+              <w:pStyle w:val="ListParagraph"/>
+              <w:ind w:left="0"/>
+              <w:rPr>
+                <w:rFonts w:ascii="Arial" w:hAnsi="Arial" w:cs="Arial"/>
+                <w:sz w:val="22"/>
+                <w:szCs w:val="22"/>
+                <w:lang w:val="en-GB"/>
+              </w:rPr>
+            </w:pPr>
+            <w:r>
+              <w:rPr>
+                <w:rFonts w:ascii="Arial" w:hAnsi="Arial" w:cs="Arial"/>
+                <w:sz w:val="22"/>
+                <w:szCs w:val="22"/>
+                <w:lang w:val="en-GB"/>
+              </w:rPr>
+              <w:t>Role title</w:t>
+            </w:r>
+          </w:p>
+        </w:tc>
+        <w:tc>
+          <w:tcPr>
+            <w:tcW w:w="1219" w:type="dxa"/>
+          </w:tcPr>
+          <w:p>
+            <w:pPr>
+              <w:pStyle w:val="ListParagraph"/>
+              <w:ind w:left="0"/>
+              <w:rPr>
+                <w:rFonts w:ascii="Arial" w:hAnsi="Arial" w:cs="Arial"/>
+                <w:sz w:val="22"/>
+                <w:szCs w:val="22"/>
+                <w:lang w:val="en-GB"/>
+              </w:rPr>
+            </w:pPr>
+            <w:r>
+              <w:rPr>
+                <w:rFonts w:ascii="Arial" w:hAnsi="Arial" w:cs="Arial"/>
+                <w:sz w:val="22"/>
+                <w:szCs w:val="22"/>
+                <w:lang w:val="en-GB"/>
+              </w:rPr>
+              <w:t>Sales Associate, Manager</w:t>
             </w:r>
           </w:p>
         </w:tc>
@@ -31370,7 +30019,6 @@
                 <w:lang w:val="en-GB"/>
               </w:rPr>
             </w:pPr>
-            <w:proofErr w:type="spellStart"/>
             <w:r>
               <w:rPr>
                 <w:rFonts w:ascii="Arial" w:hAnsi="Arial" w:cs="Arial"/>
@@ -31378,9 +30026,8 @@
                 <w:szCs w:val="22"/>
                 <w:lang w:val="en-GB"/>
               </w:rPr>
-              <w:t>Role_Name</w:t>
-            </w:r>
-            <w:proofErr w:type="spellEnd"/>
+              <w:t>Role_Description</w:t>
+            </w:r>
           </w:p>
         </w:tc>
         <w:tc>
@@ -31405,7 +30052,7 @@
                 <w:szCs w:val="22"/>
                 <w:lang w:val="en-GB"/>
               </w:rPr>
-              <w:t>VARCHAR</w:t>
+              <w:t>TEXT</w:t>
             </w:r>
           </w:p>
         </w:tc>
@@ -31431,7 +30078,7 @@
                 <w:szCs w:val="22"/>
                 <w:lang w:val="en-GB"/>
               </w:rPr>
-              <w:t>50</w:t>
+              <w:t>-</w:t>
             </w:r>
           </w:p>
         </w:tc>
@@ -31457,89 +30104,88 @@
                 <w:szCs w:val="22"/>
                 <w:lang w:val="en-GB"/>
               </w:rPr>
-              <w:t>U</w:t>
-            </w:r>
-            <w:r>
+              <w:t>NOT NULL</w:t>
+            </w:r>
+          </w:p>
+        </w:tc>
+        <w:tc>
+          <w:tcPr>
+            <w:tcW w:w="1642" w:type="dxa"/>
+          </w:tcPr>
+          <w:p>
+            <w:pPr>
+              <w:pStyle w:val="ListParagraph"/>
+              <w:ind w:left="0"/>
               <w:rPr>
                 <w:rFonts w:ascii="Arial" w:hAnsi="Arial" w:cs="Arial"/>
                 <w:sz w:val="22"/>
                 <w:szCs w:val="22"/>
                 <w:lang w:val="en-GB"/>
               </w:rPr>
-              <w:t>NIQUE, NOT NULL</w:t>
-            </w:r>
-          </w:p>
-        </w:tc>
-        <w:tc>
-          <w:tcPr>
-            <w:tcW w:w="1642" w:type="dxa"/>
-          </w:tcPr>
-          <w:p>
-            <w:pPr>
-              <w:pStyle w:val="ListParagraph"/>
-              <w:ind w:left="0"/>
+            </w:pPr>
+            <w:r>
               <w:rPr>
                 <w:rFonts w:ascii="Arial" w:hAnsi="Arial" w:cs="Arial"/>
                 <w:sz w:val="22"/>
                 <w:szCs w:val="22"/>
                 <w:lang w:val="en-GB"/>
               </w:rPr>
-            </w:pPr>
-            <w:r>
+              <w:t>Short description of the responsibilities</w:t>
+            </w:r>
+          </w:p>
+        </w:tc>
+        <w:tc>
+          <w:tcPr>
+            <w:tcW w:w="1219" w:type="dxa"/>
+          </w:tcPr>
+          <w:p>
+            <w:pPr>
+              <w:pStyle w:val="ListParagraph"/>
+              <w:ind w:left="0"/>
               <w:rPr>
                 <w:rFonts w:ascii="Arial" w:hAnsi="Arial" w:cs="Arial"/>
                 <w:sz w:val="22"/>
                 <w:szCs w:val="22"/>
                 <w:lang w:val="en-GB"/>
               </w:rPr>
-              <w:t>Role title</w:t>
-            </w:r>
-          </w:p>
-        </w:tc>
-        <w:tc>
-          <w:tcPr>
-            <w:tcW w:w="1219" w:type="dxa"/>
-          </w:tcPr>
-          <w:p>
-            <w:pPr>
-              <w:pStyle w:val="ListParagraph"/>
-              <w:ind w:left="0"/>
+            </w:pPr>
+            <w:r>
               <w:rPr>
                 <w:rFonts w:ascii="Arial" w:hAnsi="Arial" w:cs="Arial"/>
                 <w:sz w:val="22"/>
                 <w:szCs w:val="22"/>
                 <w:lang w:val="en-GB"/>
               </w:rPr>
-            </w:pPr>
-            <w:r>
+              <w:t>“Handles customer sales”</w:t>
+            </w:r>
+          </w:p>
+        </w:tc>
+      </w:tr>
+      <w:tr>
+        <w:tc>
+          <w:tcPr>
+            <w:tcW w:w="1725" w:type="dxa"/>
+          </w:tcPr>
+          <w:p>
+            <w:pPr>
+              <w:pStyle w:val="ListParagraph"/>
+              <w:ind w:left="0"/>
               <w:rPr>
                 <w:rFonts w:ascii="Arial" w:hAnsi="Arial" w:cs="Arial"/>
                 <w:sz w:val="22"/>
                 <w:szCs w:val="22"/>
                 <w:lang w:val="en-GB"/>
               </w:rPr>
-              <w:t>Sales Associate, Manager</w:t>
-            </w:r>
-          </w:p>
-        </w:tc>
-      </w:tr>
-      <w:tr>
-        <w:tc>
-          <w:tcPr>
-            <w:tcW w:w="1725" w:type="dxa"/>
-          </w:tcPr>
-          <w:p>
-            <w:pPr>
-              <w:pStyle w:val="ListParagraph"/>
-              <w:ind w:left="0"/>
+            </w:pPr>
+            <w:r>
               <w:rPr>
                 <w:rFonts w:ascii="Arial" w:hAnsi="Arial" w:cs="Arial"/>
                 <w:sz w:val="22"/>
                 <w:szCs w:val="22"/>
                 <w:lang w:val="en-GB"/>
               </w:rPr>
-            </w:pPr>
-            <w:proofErr w:type="spellStart"/>
+              <w:t>Role_</w:t>
+            </w:r>
             <w:r>
               <w:rPr>
                 <w:rFonts w:ascii="Arial" w:hAnsi="Arial" w:cs="Arial"/>
@@ -31547,187 +30193,17 @@
                 <w:szCs w:val="22"/>
                 <w:lang w:val="en-GB"/>
               </w:rPr>
-              <w:t>Role_Description</w:t>
-            </w:r>
-            <w:proofErr w:type="spellEnd"/>
-          </w:p>
-        </w:tc>
-        <w:tc>
-          <w:tcPr>
-            <w:tcW w:w="1299" w:type="dxa"/>
-          </w:tcPr>
-          <w:p>
-            <w:pPr>
-              <w:pStyle w:val="ListParagraph"/>
-              <w:ind w:left="0"/>
+              <w:t>Time</w:t>
+            </w:r>
+            <w:r>
               <w:rPr>
                 <w:rFonts w:ascii="Arial" w:hAnsi="Arial" w:cs="Arial"/>
                 <w:sz w:val="22"/>
                 <w:szCs w:val="22"/>
                 <w:lang w:val="en-GB"/>
               </w:rPr>
-            </w:pPr>
-            <w:r>
-              <w:rPr>
-                <w:rFonts w:ascii="Arial" w:hAnsi="Arial" w:cs="Arial"/>
-                <w:sz w:val="22"/>
-                <w:szCs w:val="22"/>
-                <w:lang w:val="en-GB"/>
-              </w:rPr>
-              <w:t>TEXT</w:t>
-            </w:r>
-          </w:p>
-        </w:tc>
-        <w:tc>
-          <w:tcPr>
-            <w:tcW w:w="881" w:type="dxa"/>
-          </w:tcPr>
-          <w:p>
-            <w:pPr>
-              <w:pStyle w:val="ListParagraph"/>
-              <w:ind w:left="0"/>
-              <w:rPr>
-                <w:rFonts w:ascii="Arial" w:hAnsi="Arial" w:cs="Arial"/>
-                <w:sz w:val="22"/>
-                <w:szCs w:val="22"/>
-                <w:lang w:val="en-GB"/>
-              </w:rPr>
-            </w:pPr>
-            <w:r>
-              <w:rPr>
-                <w:rFonts w:ascii="Arial" w:hAnsi="Arial" w:cs="Arial"/>
-                <w:sz w:val="22"/>
-                <w:szCs w:val="22"/>
-                <w:lang w:val="en-GB"/>
-              </w:rPr>
-              <w:t>-</w:t>
-            </w:r>
-          </w:p>
-        </w:tc>
-        <w:tc>
-          <w:tcPr>
-            <w:tcW w:w="2224" w:type="dxa"/>
-          </w:tcPr>
-          <w:p>
-            <w:pPr>
-              <w:pStyle w:val="ListParagraph"/>
-              <w:ind w:left="0"/>
-              <w:rPr>
-                <w:rFonts w:ascii="Arial" w:hAnsi="Arial" w:cs="Arial"/>
-                <w:sz w:val="22"/>
-                <w:szCs w:val="22"/>
-                <w:lang w:val="en-GB"/>
-              </w:rPr>
-            </w:pPr>
-            <w:r>
-              <w:rPr>
-                <w:rFonts w:ascii="Arial" w:hAnsi="Arial" w:cs="Arial"/>
-                <w:sz w:val="22"/>
-                <w:szCs w:val="22"/>
-                <w:lang w:val="en-GB"/>
-              </w:rPr>
-              <w:t>NOT NULL</w:t>
-            </w:r>
-          </w:p>
-        </w:tc>
-        <w:tc>
-          <w:tcPr>
-            <w:tcW w:w="1642" w:type="dxa"/>
-          </w:tcPr>
-          <w:p>
-            <w:pPr>
-              <w:pStyle w:val="ListParagraph"/>
-              <w:ind w:left="0"/>
-              <w:rPr>
-                <w:rFonts w:ascii="Arial" w:hAnsi="Arial" w:cs="Arial"/>
-                <w:sz w:val="22"/>
-                <w:szCs w:val="22"/>
-                <w:lang w:val="en-GB"/>
-              </w:rPr>
-            </w:pPr>
-            <w:r>
-              <w:rPr>
-                <w:rFonts w:ascii="Arial" w:hAnsi="Arial" w:cs="Arial"/>
-                <w:sz w:val="22"/>
-                <w:szCs w:val="22"/>
-                <w:lang w:val="en-GB"/>
-              </w:rPr>
-              <w:t>Short description of the responsibilities</w:t>
-            </w:r>
-          </w:p>
-        </w:tc>
-        <w:tc>
-          <w:tcPr>
-            <w:tcW w:w="1219" w:type="dxa"/>
-          </w:tcPr>
-          <w:p>
-            <w:pPr>
-              <w:pStyle w:val="ListParagraph"/>
-              <w:ind w:left="0"/>
-              <w:rPr>
-                <w:rFonts w:ascii="Arial" w:hAnsi="Arial" w:cs="Arial"/>
-                <w:sz w:val="22"/>
-                <w:szCs w:val="22"/>
-                <w:lang w:val="en-GB"/>
-              </w:rPr>
-            </w:pPr>
-            <w:r>
-              <w:rPr>
-                <w:rFonts w:ascii="Arial" w:hAnsi="Arial" w:cs="Arial"/>
-                <w:sz w:val="22"/>
-                <w:szCs w:val="22"/>
-                <w:lang w:val="en-GB"/>
-              </w:rPr>
-              <w:t>“Handles customer sales”</w:t>
-            </w:r>
-          </w:p>
-        </w:tc>
-      </w:tr>
-      <w:tr>
-        <w:tc>
-          <w:tcPr>
-            <w:tcW w:w="1725" w:type="dxa"/>
-          </w:tcPr>
-          <w:p>
-            <w:pPr>
-              <w:pStyle w:val="ListParagraph"/>
-              <w:ind w:left="0"/>
-              <w:rPr>
-                <w:rFonts w:ascii="Arial" w:hAnsi="Arial" w:cs="Arial"/>
-                <w:sz w:val="22"/>
-                <w:szCs w:val="22"/>
-                <w:lang w:val="en-GB"/>
-              </w:rPr>
-            </w:pPr>
-            <w:proofErr w:type="spellStart"/>
-            <w:r>
-              <w:rPr>
-                <w:rFonts w:ascii="Arial" w:hAnsi="Arial" w:cs="Arial"/>
-                <w:sz w:val="22"/>
-                <w:szCs w:val="22"/>
-                <w:lang w:val="en-GB"/>
-              </w:rPr>
-              <w:t>Role_</w:t>
-            </w:r>
-            <w:r>
-              <w:rPr>
-                <w:rFonts w:ascii="Arial" w:hAnsi="Arial" w:cs="Arial"/>
-                <w:sz w:val="22"/>
-                <w:szCs w:val="22"/>
-                <w:lang w:val="en-GB"/>
-              </w:rPr>
-              <w:t>Time</w:t>
-            </w:r>
-            <w:r>
-              <w:rPr>
-                <w:rFonts w:ascii="Arial" w:hAnsi="Arial" w:cs="Arial"/>
-                <w:sz w:val="22"/>
-                <w:szCs w:val="22"/>
-                <w:lang w:val="en-GB"/>
-              </w:rPr>
               <w:t>_Created</w:t>
             </w:r>
-            <w:proofErr w:type="spellEnd"/>
           </w:p>
         </w:tc>
         <w:tc>
@@ -32150,7 +30626,6 @@
                 <w:lang w:val="en-GB"/>
               </w:rPr>
             </w:pPr>
-            <w:proofErr w:type="spellStart"/>
             <w:r>
               <w:rPr>
                 <w:rFonts w:ascii="Arial" w:hAnsi="Arial" w:cs="Arial"/>
@@ -32160,7 +30635,6 @@
               </w:rPr>
               <w:t>Employee_Id</w:t>
             </w:r>
-            <w:proofErr w:type="spellEnd"/>
           </w:p>
         </w:tc>
         <w:tc>
@@ -32337,25 +30811,14 @@
               </w:rPr>
               <w:t xml:space="preserve">Unique Identifier for </w:t>
             </w:r>
-            <w:proofErr w:type="spellStart"/>
-            <w:r>
-              <w:rPr>
-                <w:rFonts w:ascii="Arial" w:hAnsi="Arial" w:cs="Arial"/>
-                <w:sz w:val="20"/>
-                <w:szCs w:val="20"/>
-                <w:lang w:val="en-GB"/>
-              </w:rPr>
-              <w:t>Employees’s</w:t>
-            </w:r>
-            <w:proofErr w:type="spellEnd"/>
-            <w:r>
-              <w:rPr>
-                <w:rFonts w:ascii="Arial" w:hAnsi="Arial" w:cs="Arial"/>
-                <w:sz w:val="20"/>
-                <w:szCs w:val="20"/>
-                <w:lang w:val="en-GB"/>
-              </w:rPr>
-              <w:t xml:space="preserve"> table</w:t>
+            <w:r>
+              <w:rPr>
+                <w:rFonts w:ascii="Arial" w:hAnsi="Arial" w:cs="Arial"/>
+                <w:sz w:val="20"/>
+                <w:szCs w:val="20"/>
+                <w:lang w:val="en-GB"/>
+              </w:rPr>
+              <w:t>Employees’s table</w:t>
             </w:r>
           </w:p>
         </w:tc>
@@ -32381,17 +30844,7 @@
                 <w:szCs w:val="20"/>
                 <w:lang w:val="en-GB"/>
               </w:rPr>
-              <w:t>E</w:t>
-            </w:r>
-            <w:proofErr w:type="gramStart"/>
-            <w:r>
-              <w:rPr>
-                <w:rFonts w:ascii="Arial" w:hAnsi="Arial" w:cs="Arial"/>
-                <w:sz w:val="20"/>
-                <w:szCs w:val="20"/>
-                <w:lang w:val="en-GB"/>
-              </w:rPr>
-              <w:t>00</w:t>
+              <w:t>E00</w:t>
             </w:r>
             <w:r>
               <w:rPr>
@@ -32427,17 +30880,7 @@
                 <w:szCs w:val="20"/>
                 <w:lang w:val="en-GB"/>
               </w:rPr>
-              <w:t>E</w:t>
-            </w:r>
-            <w:proofErr w:type="gramEnd"/>
-            <w:r>
-              <w:rPr>
-                <w:rFonts w:ascii="Arial" w:hAnsi="Arial" w:cs="Arial"/>
-                <w:sz w:val="20"/>
-                <w:szCs w:val="20"/>
-                <w:lang w:val="en-GB"/>
-              </w:rPr>
-              <w:t>00</w:t>
+              <w:t>E00</w:t>
             </w:r>
             <w:r>
               <w:rPr>
@@ -32467,7 +30910,6 @@
                 <w:lang w:val="en-GB"/>
               </w:rPr>
             </w:pPr>
-            <w:proofErr w:type="spellStart"/>
             <w:r>
               <w:rPr>
                 <w:rFonts w:ascii="Arial" w:hAnsi="Arial" w:cs="Arial"/>
@@ -32477,7 +30919,6 @@
               </w:rPr>
               <w:t>Employee_Firstname</w:t>
             </w:r>
-            <w:proofErr w:type="spellEnd"/>
           </w:p>
         </w:tc>
         <w:tc>
@@ -32645,7 +31086,6 @@
                 <w:lang w:val="en-GB"/>
               </w:rPr>
             </w:pPr>
-            <w:proofErr w:type="spellStart"/>
             <w:r>
               <w:rPr>
                 <w:rFonts w:ascii="Arial" w:hAnsi="Arial" w:cs="Arial"/>
@@ -32655,7 +31095,6 @@
               </w:rPr>
               <w:t>Employee_Lastname</w:t>
             </w:r>
-            <w:proofErr w:type="spellEnd"/>
           </w:p>
         </w:tc>
         <w:tc>
@@ -32823,7 +31262,6 @@
                 <w:lang w:val="en-GB"/>
               </w:rPr>
             </w:pPr>
-            <w:proofErr w:type="spellStart"/>
             <w:r>
               <w:rPr>
                 <w:rFonts w:ascii="Arial" w:hAnsi="Arial" w:cs="Arial"/>
@@ -32833,7 +31271,6 @@
               </w:rPr>
               <w:t>Employee_Email</w:t>
             </w:r>
-            <w:proofErr w:type="spellEnd"/>
           </w:p>
         </w:tc>
         <w:tc>
@@ -33067,7 +31504,6 @@
                 <w:lang w:val="en-GB"/>
               </w:rPr>
             </w:pPr>
-            <w:proofErr w:type="spellStart"/>
             <w:r>
               <w:rPr>
                 <w:rFonts w:ascii="Arial" w:hAnsi="Arial" w:cs="Arial"/>
@@ -33086,7 +31522,6 @@
               </w:rPr>
               <w:t>_Phonenumber</w:t>
             </w:r>
-            <w:proofErr w:type="spellEnd"/>
           </w:p>
         </w:tc>
         <w:tc>
@@ -33263,7 +31698,6 @@
                 <w:lang w:val="en-GB"/>
               </w:rPr>
             </w:pPr>
-            <w:proofErr w:type="spellStart"/>
             <w:r>
               <w:rPr>
                 <w:rFonts w:ascii="Arial" w:hAnsi="Arial" w:cs="Arial"/>
@@ -33273,7 +31707,6 @@
               </w:rPr>
               <w:t>Employee_Working_Hours</w:t>
             </w:r>
-            <w:proofErr w:type="spellEnd"/>
           </w:p>
         </w:tc>
         <w:tc>
@@ -33423,7 +31856,6 @@
                 <w:lang w:val="en-GB"/>
               </w:rPr>
             </w:pPr>
-            <w:proofErr w:type="spellStart"/>
             <w:r>
               <w:rPr>
                 <w:rFonts w:ascii="Arial" w:hAnsi="Arial" w:cs="Arial"/>
@@ -33433,7 +31865,6 @@
               </w:rPr>
               <w:t>Employee_Status</w:t>
             </w:r>
-            <w:proofErr w:type="spellEnd"/>
           </w:p>
         </w:tc>
         <w:tc>
@@ -33592,7 +32023,6 @@
                 <w:lang w:val="en-GB"/>
               </w:rPr>
             </w:pPr>
-            <w:proofErr w:type="spellStart"/>
             <w:r>
               <w:rPr>
                 <w:rFonts w:ascii="Arial" w:hAnsi="Arial" w:cs="Arial"/>
@@ -33602,7 +32032,6 @@
               </w:rPr>
               <w:t>Role_Id</w:t>
             </w:r>
-            <w:proofErr w:type="spellEnd"/>
           </w:p>
         </w:tc>
         <w:tc>
@@ -33788,7 +32217,6 @@
                 <w:lang w:val="en-GB"/>
               </w:rPr>
             </w:pPr>
-            <w:proofErr w:type="spellStart"/>
             <w:r>
               <w:rPr>
                 <w:rFonts w:ascii="Arial" w:hAnsi="Arial" w:cs="Arial"/>
@@ -33798,7 +32226,6 @@
               </w:rPr>
               <w:t>Qualification_Id</w:t>
             </w:r>
-            <w:proofErr w:type="spellEnd"/>
           </w:p>
         </w:tc>
         <w:tc>
@@ -33886,7 +32313,6 @@
               </w:rPr>
               <w:t xml:space="preserve"> </w:t>
             </w:r>
-            <w:proofErr w:type="gramStart"/>
             <w:r>
               <w:rPr>
                 <w:rFonts w:ascii="Arial" w:hAnsi="Arial" w:cs="Arial"/>
@@ -33912,17 +32338,7 @@
                 <w:szCs w:val="20"/>
                 <w:lang w:val="en-GB"/>
               </w:rPr>
-              <w:t>,NOT</w:t>
-            </w:r>
-            <w:proofErr w:type="gramEnd"/>
-            <w:r>
-              <w:rPr>
-                <w:rFonts w:ascii="Arial" w:hAnsi="Arial" w:cs="Arial"/>
-                <w:sz w:val="20"/>
-                <w:szCs w:val="20"/>
-                <w:lang w:val="en-GB"/>
-              </w:rPr>
-              <w:t xml:space="preserve"> NULL</w:t>
+              <w:t>,NOT NULL</w:t>
             </w:r>
           </w:p>
         </w:tc>
@@ -33948,17 +32364,7 @@
                 <w:szCs w:val="20"/>
                 <w:lang w:val="en-GB"/>
               </w:rPr>
-              <w:t xml:space="preserve">Section references </w:t>
-            </w:r>
-            <w:proofErr w:type="spellStart"/>
-            <w:r>
-              <w:rPr>
-                <w:rFonts w:ascii="Arial" w:hAnsi="Arial" w:cs="Arial"/>
-                <w:sz w:val="20"/>
-                <w:szCs w:val="20"/>
-                <w:lang w:val="en-GB"/>
-              </w:rPr>
-              <w:t>Employee</w:t>
+              <w:t>Section references Employee</w:t>
             </w:r>
             <w:r>
               <w:rPr>
@@ -33969,7 +32375,6 @@
               </w:rPr>
               <w:t>_Qualification</w:t>
             </w:r>
-            <w:proofErr w:type="spellEnd"/>
             <w:r>
               <w:rPr>
                 <w:rFonts w:ascii="Arial" w:hAnsi="Arial" w:cs="Arial"/>
@@ -34053,7 +32458,6 @@
           <w:bCs/>
           <w:lang w:val="en-GB"/>
         </w:rPr>
-        <w:lastRenderedPageBreak/>
         <w:t>Supplier</w:t>
       </w:r>
     </w:p>
@@ -34270,17 +32674,16 @@
                 <w:lang w:val="en-GB"/>
               </w:rPr>
             </w:pPr>
-            <w:proofErr w:type="spellStart"/>
-            <w:r>
-              <w:rPr>
-                <w:rFonts w:ascii="Arial" w:hAnsi="Arial" w:cs="Arial"/>
-                <w:sz w:val="20"/>
-                <w:szCs w:val="20"/>
-                <w:lang w:val="en-GB"/>
-              </w:rPr>
+            <w:r>
+              <w:rPr>
+                <w:rFonts w:ascii="Arial" w:hAnsi="Arial" w:cs="Arial"/>
+                <w:sz w:val="20"/>
+                <w:szCs w:val="20"/>
+                <w:lang w:val="en-GB"/>
+              </w:rPr>
+              <w:lastRenderedPageBreak/>
               <w:t>Supplier_Id</w:t>
             </w:r>
-            <w:proofErr w:type="spellEnd"/>
           </w:p>
         </w:tc>
         <w:tc>
@@ -34465,7 +32868,6 @@
               </w:rPr>
               <w:t>UP</w:t>
             </w:r>
-            <w:proofErr w:type="gramStart"/>
             <w:r>
               <w:rPr>
                 <w:rFonts w:ascii="Arial" w:hAnsi="Arial" w:cs="Arial"/>
@@ -34538,7 +32940,6 @@
               </w:rPr>
               <w:t>UP</w:t>
             </w:r>
-            <w:proofErr w:type="gramEnd"/>
             <w:r>
               <w:rPr>
                 <w:rFonts w:ascii="Arial" w:hAnsi="Arial" w:cs="Arial"/>
@@ -34576,7 +32977,6 @@
                 <w:lang w:val="en-GB"/>
               </w:rPr>
             </w:pPr>
-            <w:proofErr w:type="spellStart"/>
             <w:r>
               <w:rPr>
                 <w:rFonts w:ascii="Arial" w:hAnsi="Arial" w:cs="Arial"/>
@@ -34586,7 +32986,6 @@
               </w:rPr>
               <w:t>Supplier_Name</w:t>
             </w:r>
-            <w:proofErr w:type="spellEnd"/>
           </w:p>
         </w:tc>
         <w:tc>
@@ -34726,25 +33125,14 @@
                 <w:lang w:val="en-GB"/>
               </w:rPr>
             </w:pPr>
-            <w:proofErr w:type="spellStart"/>
-            <w:r>
-              <w:rPr>
-                <w:rFonts w:ascii="Arial" w:hAnsi="Arial" w:cs="Arial"/>
-                <w:sz w:val="20"/>
-                <w:szCs w:val="20"/>
-                <w:lang w:val="en-GB"/>
-              </w:rPr>
-              <w:t>AgriSupplies</w:t>
-            </w:r>
-            <w:proofErr w:type="spellEnd"/>
-            <w:r>
-              <w:rPr>
-                <w:rFonts w:ascii="Arial" w:hAnsi="Arial" w:cs="Arial"/>
-                <w:sz w:val="20"/>
-                <w:szCs w:val="20"/>
-                <w:lang w:val="en-GB"/>
-              </w:rPr>
-              <w:t xml:space="preserve"> Ltd</w:t>
+            <w:r>
+              <w:rPr>
+                <w:rFonts w:ascii="Arial" w:hAnsi="Arial" w:cs="Arial"/>
+                <w:sz w:val="20"/>
+                <w:szCs w:val="20"/>
+                <w:lang w:val="en-GB"/>
+              </w:rPr>
+              <w:t>AgriSupplies Ltd</w:t>
             </w:r>
           </w:p>
         </w:tc>
@@ -34765,7 +33153,6 @@
                 <w:lang w:val="en-GB"/>
               </w:rPr>
             </w:pPr>
-            <w:proofErr w:type="spellStart"/>
             <w:r>
               <w:rPr>
                 <w:rFonts w:ascii="Arial" w:hAnsi="Arial" w:cs="Arial"/>
@@ -34775,7 +33162,6 @@
               </w:rPr>
               <w:t>Supplier_Email</w:t>
             </w:r>
-            <w:proofErr w:type="spellEnd"/>
           </w:p>
         </w:tc>
         <w:tc>
@@ -34952,7 +33338,6 @@
                 <w:lang w:val="en-GB"/>
               </w:rPr>
             </w:pPr>
-            <w:proofErr w:type="spellStart"/>
             <w:r>
               <w:rPr>
                 <w:rFonts w:ascii="Arial" w:hAnsi="Arial" w:cs="Arial"/>
@@ -34962,7 +33347,6 @@
               </w:rPr>
               <w:t>Supplier_Phonenumber</w:t>
             </w:r>
-            <w:proofErr w:type="spellEnd"/>
           </w:p>
         </w:tc>
         <w:tc>
@@ -35076,7 +33460,6 @@
               </w:rPr>
               <w:t xml:space="preserve">Supplier </w:t>
             </w:r>
-            <w:proofErr w:type="spellStart"/>
             <w:r>
               <w:rPr>
                 <w:rFonts w:ascii="Arial" w:hAnsi="Arial" w:cs="Arial"/>
@@ -35086,7 +33469,6 @@
               </w:rPr>
               <w:t>phonenumber</w:t>
             </w:r>
-            <w:proofErr w:type="spellEnd"/>
           </w:p>
         </w:tc>
         <w:tc>
@@ -35134,7 +33516,6 @@
                 <w:lang w:val="en-GB"/>
               </w:rPr>
             </w:pPr>
-            <w:proofErr w:type="spellStart"/>
             <w:r>
               <w:rPr>
                 <w:rFonts w:ascii="Arial" w:hAnsi="Arial" w:cs="Arial"/>
@@ -35144,7 +33525,6 @@
               </w:rPr>
               <w:t>Supplier_Location</w:t>
             </w:r>
-            <w:proofErr w:type="spellEnd"/>
           </w:p>
         </w:tc>
         <w:tc>
@@ -35321,7 +33701,6 @@
           <w:lang w:val="en-GB"/>
         </w:rPr>
       </w:pPr>
-      <w:proofErr w:type="spellStart"/>
       <w:r>
         <w:rPr>
           <w:rFonts w:ascii="Arial" w:hAnsi="Arial" w:cs="Arial"/>
@@ -35340,7 +33719,6 @@
         </w:rPr>
         <w:t>Qualification</w:t>
       </w:r>
-      <w:proofErr w:type="spellEnd"/>
     </w:p>
     <w:tbl>
       <w:tblPr>
@@ -35555,7 +33933,6 @@
                 <w:lang w:val="en-GB"/>
               </w:rPr>
             </w:pPr>
-            <w:proofErr w:type="spellStart"/>
             <w:r>
               <w:rPr>
                 <w:rFonts w:ascii="Arial" w:hAnsi="Arial" w:cs="Arial"/>
@@ -35565,7 +33942,6 @@
               </w:rPr>
               <w:t>Qualification_Id</w:t>
             </w:r>
-            <w:proofErr w:type="spellEnd"/>
           </w:p>
         </w:tc>
         <w:tc>
@@ -35703,17 +34079,7 @@
                 <w:szCs w:val="20"/>
                 <w:lang w:val="en-GB"/>
               </w:rPr>
-              <w:t>Q</w:t>
-            </w:r>
-            <w:proofErr w:type="gramStart"/>
-            <w:r>
-              <w:rPr>
-                <w:rFonts w:ascii="Arial" w:hAnsi="Arial" w:cs="Arial"/>
-                <w:sz w:val="20"/>
-                <w:szCs w:val="20"/>
-                <w:lang w:val="en-GB"/>
-              </w:rPr>
-              <w:t>00</w:t>
+              <w:t>Q00</w:t>
             </w:r>
             <w:r>
               <w:rPr>
@@ -35749,17 +34115,7 @@
                 <w:szCs w:val="20"/>
                 <w:lang w:val="en-GB"/>
               </w:rPr>
-              <w:t>Q</w:t>
-            </w:r>
-            <w:proofErr w:type="gramEnd"/>
-            <w:r>
-              <w:rPr>
-                <w:rFonts w:ascii="Arial" w:hAnsi="Arial" w:cs="Arial"/>
-                <w:sz w:val="20"/>
-                <w:szCs w:val="20"/>
-                <w:lang w:val="en-GB"/>
-              </w:rPr>
-              <w:t>00</w:t>
+              <w:t>Q00</w:t>
             </w:r>
             <w:r>
               <w:rPr>
@@ -35789,7 +34145,6 @@
                 <w:lang w:val="en-GB"/>
               </w:rPr>
             </w:pPr>
-            <w:proofErr w:type="spellStart"/>
             <w:r>
               <w:rPr>
                 <w:rFonts w:ascii="Arial" w:hAnsi="Arial" w:cs="Arial"/>
@@ -35799,7 +34154,6 @@
               </w:rPr>
               <w:t>Qualification_Name</w:t>
             </w:r>
-            <w:proofErr w:type="spellEnd"/>
           </w:p>
         </w:tc>
         <w:tc>
@@ -35869,7 +34223,6 @@
                 <w:lang w:val="en-GB"/>
               </w:rPr>
             </w:pPr>
-            <w:proofErr w:type="gramStart"/>
             <w:r>
               <w:rPr>
                 <w:rFonts w:ascii="Arial" w:hAnsi="Arial" w:cs="Arial"/>
@@ -35886,17 +34239,7 @@
                 <w:szCs w:val="20"/>
                 <w:lang w:val="en-GB"/>
               </w:rPr>
-              <w:t>NIQUE ,NOT</w:t>
-            </w:r>
-            <w:proofErr w:type="gramEnd"/>
-            <w:r>
-              <w:rPr>
-                <w:rFonts w:ascii="Arial" w:hAnsi="Arial" w:cs="Arial"/>
-                <w:sz w:val="20"/>
-                <w:szCs w:val="20"/>
-                <w:lang w:val="en-GB"/>
-              </w:rPr>
-              <w:t xml:space="preserve"> </w:t>
+              <w:t xml:space="preserve">NIQUE ,NOT </w:t>
             </w:r>
             <w:r>
               <w:rPr>
@@ -36003,7 +34346,6 @@
           <w:lang w:val="en-GB"/>
         </w:rPr>
       </w:pPr>
-      <w:proofErr w:type="spellStart"/>
       <w:r>
         <w:rPr>
           <w:rFonts w:ascii="Arial" w:hAnsi="Arial" w:cs="Arial"/>
@@ -36031,7 +34373,6 @@
         </w:rPr>
         <w:t>gory</w:t>
       </w:r>
-      <w:proofErr w:type="spellEnd"/>
     </w:p>
     <w:tbl>
       <w:tblPr>
@@ -36246,7 +34587,6 @@
                 <w:lang w:val="en-GB"/>
               </w:rPr>
             </w:pPr>
-            <w:proofErr w:type="spellStart"/>
             <w:r>
               <w:rPr>
                 <w:rFonts w:ascii="Arial" w:hAnsi="Arial" w:cs="Arial"/>
@@ -36256,7 +34596,6 @@
               </w:rPr>
               <w:t>Category_Id</w:t>
             </w:r>
-            <w:proofErr w:type="spellEnd"/>
           </w:p>
         </w:tc>
         <w:tc>
@@ -36452,9 +34791,8 @@
                 <w:szCs w:val="20"/>
                 <w:lang w:val="en-GB"/>
               </w:rPr>
-              <w:t>PC</w:t>
-            </w:r>
-            <w:proofErr w:type="gramStart"/>
+              <w:t>PC01</w:t>
+            </w:r>
             <w:r>
               <w:rPr>
                 <w:rFonts w:ascii="Arial" w:hAnsi="Arial" w:cs="Arial"/>
@@ -36463,7 +34801,7 @@
                 <w:szCs w:val="20"/>
                 <w:lang w:val="en-GB"/>
               </w:rPr>
-              <w:t>01</w:t>
+              <w:t>,</w:t>
             </w:r>
             <w:r>
               <w:rPr>
@@ -36473,28 +34811,7 @@
                 <w:szCs w:val="20"/>
                 <w:lang w:val="en-GB"/>
               </w:rPr>
-              <w:t>,</w:t>
-            </w:r>
-            <w:r>
-              <w:rPr>
-                <w:rFonts w:ascii="Arial" w:hAnsi="Arial" w:cs="Arial"/>
-                <w:bCs/>
-                <w:sz w:val="20"/>
-                <w:szCs w:val="20"/>
-                <w:lang w:val="en-GB"/>
-              </w:rPr>
-              <w:t>PC02,PC</w:t>
-            </w:r>
-            <w:proofErr w:type="gramEnd"/>
-            <w:r>
-              <w:rPr>
-                <w:rFonts w:ascii="Arial" w:hAnsi="Arial" w:cs="Arial"/>
-                <w:bCs/>
-                <w:sz w:val="20"/>
-                <w:szCs w:val="20"/>
-                <w:lang w:val="en-GB"/>
-              </w:rPr>
-              <w:t>0</w:t>
+              <w:t>PC02,PC0</w:t>
             </w:r>
             <w:r>
               <w:rPr>
@@ -36525,7 +34842,6 @@
                 <w:lang w:val="en-GB"/>
               </w:rPr>
             </w:pPr>
-            <w:proofErr w:type="spellStart"/>
             <w:r>
               <w:rPr>
                 <w:rFonts w:ascii="Arial" w:hAnsi="Arial" w:cs="Arial"/>
@@ -36535,7 +34851,6 @@
               </w:rPr>
               <w:t>Category_Name</w:t>
             </w:r>
-            <w:proofErr w:type="spellEnd"/>
           </w:p>
         </w:tc>
         <w:tc>
@@ -36937,7 +35252,6 @@
                 <w:lang w:val="en-GB"/>
               </w:rPr>
             </w:pPr>
-            <w:proofErr w:type="spellStart"/>
             <w:r>
               <w:rPr>
                 <w:rFonts w:ascii="Arial" w:hAnsi="Arial" w:cs="Arial"/>
@@ -36947,7 +35261,6 @@
               </w:rPr>
               <w:t>Product_Id</w:t>
             </w:r>
-            <w:proofErr w:type="spellEnd"/>
           </w:p>
         </w:tc>
         <w:tc>
@@ -37094,17 +35407,7 @@
                 <w:szCs w:val="20"/>
                 <w:lang w:val="en-GB"/>
               </w:rPr>
-              <w:t>P</w:t>
-            </w:r>
-            <w:proofErr w:type="gramStart"/>
-            <w:r>
-              <w:rPr>
-                <w:rFonts w:ascii="Arial" w:hAnsi="Arial" w:cs="Arial"/>
-                <w:sz w:val="20"/>
-                <w:szCs w:val="20"/>
-                <w:lang w:val="en-GB"/>
-              </w:rPr>
-              <w:t>00</w:t>
+              <w:t>P00</w:t>
             </w:r>
             <w:r>
               <w:rPr>
@@ -37140,17 +35443,7 @@
                 <w:szCs w:val="20"/>
                 <w:lang w:val="en-GB"/>
               </w:rPr>
-              <w:t>P</w:t>
-            </w:r>
-            <w:proofErr w:type="gramEnd"/>
-            <w:r>
-              <w:rPr>
-                <w:rFonts w:ascii="Arial" w:hAnsi="Arial" w:cs="Arial"/>
-                <w:sz w:val="20"/>
-                <w:szCs w:val="20"/>
-                <w:lang w:val="en-GB"/>
-              </w:rPr>
-              <w:t>00</w:t>
+              <w:t>P00</w:t>
             </w:r>
             <w:r>
               <w:rPr>
@@ -37180,7 +35473,6 @@
                 <w:lang w:val="en-GB"/>
               </w:rPr>
             </w:pPr>
-            <w:proofErr w:type="spellStart"/>
             <w:r>
               <w:rPr>
                 <w:rFonts w:ascii="Arial" w:hAnsi="Arial" w:cs="Arial"/>
@@ -37190,7 +35482,6 @@
               </w:rPr>
               <w:t>Product_Name</w:t>
             </w:r>
-            <w:proofErr w:type="spellEnd"/>
           </w:p>
         </w:tc>
         <w:tc>
@@ -37340,18 +35631,15 @@
                 <w:lang w:val="en-GB"/>
               </w:rPr>
             </w:pPr>
-            <w:proofErr w:type="spellStart"/>
-            <w:r>
-              <w:rPr>
-                <w:rFonts w:ascii="Arial" w:hAnsi="Arial" w:cs="Arial"/>
-                <w:sz w:val="20"/>
-                <w:szCs w:val="20"/>
-                <w:lang w:val="en-GB"/>
-              </w:rPr>
-              <w:lastRenderedPageBreak/>
+            <w:r>
+              <w:rPr>
+                <w:rFonts w:ascii="Arial" w:hAnsi="Arial" w:cs="Arial"/>
+                <w:sz w:val="20"/>
+                <w:szCs w:val="20"/>
+                <w:lang w:val="en-GB"/>
+              </w:rPr>
               <w:t>Product_Description</w:t>
             </w:r>
-            <w:proofErr w:type="spellEnd"/>
           </w:p>
         </w:tc>
         <w:tc>
@@ -37501,17 +35789,16 @@
                 <w:lang w:val="en-GB"/>
               </w:rPr>
             </w:pPr>
-            <w:proofErr w:type="spellStart"/>
-            <w:r>
-              <w:rPr>
-                <w:rFonts w:ascii="Arial" w:hAnsi="Arial" w:cs="Arial"/>
-                <w:sz w:val="20"/>
-                <w:szCs w:val="20"/>
-                <w:lang w:val="en-GB"/>
-              </w:rPr>
+            <w:r>
+              <w:rPr>
+                <w:rFonts w:ascii="Arial" w:hAnsi="Arial" w:cs="Arial"/>
+                <w:sz w:val="20"/>
+                <w:szCs w:val="20"/>
+                <w:lang w:val="en-GB"/>
+              </w:rPr>
+              <w:lastRenderedPageBreak/>
               <w:t>Product_Price</w:t>
             </w:r>
-            <w:proofErr w:type="spellEnd"/>
           </w:p>
         </w:tc>
         <w:tc>
@@ -37660,7 +35947,6 @@
                 <w:lang w:val="en-GB"/>
               </w:rPr>
             </w:pPr>
-            <w:proofErr w:type="spellStart"/>
             <w:r>
               <w:rPr>
                 <w:rFonts w:ascii="Arial" w:hAnsi="Arial" w:cs="Arial"/>
@@ -37670,7 +35956,6 @@
               </w:rPr>
               <w:t>Product_Stock_Quantity</w:t>
             </w:r>
-            <w:proofErr w:type="spellEnd"/>
           </w:p>
         </w:tc>
         <w:tc>
@@ -37820,7 +36105,6 @@
                 <w:lang w:val="en-GB"/>
               </w:rPr>
             </w:pPr>
-            <w:proofErr w:type="spellStart"/>
             <w:r>
               <w:rPr>
                 <w:rFonts w:ascii="Arial" w:hAnsi="Arial" w:cs="Arial"/>
@@ -37830,7 +36114,6 @@
               </w:rPr>
               <w:t>Product_Date_Added</w:t>
             </w:r>
-            <w:proofErr w:type="spellEnd"/>
           </w:p>
         </w:tc>
         <w:tc>
@@ -37980,7 +36263,6 @@
                 <w:lang w:val="en-GB"/>
               </w:rPr>
             </w:pPr>
-            <w:proofErr w:type="spellStart"/>
             <w:r>
               <w:rPr>
                 <w:rFonts w:ascii="Arial" w:hAnsi="Arial" w:cs="Arial"/>
@@ -37990,7 +36272,6 @@
               </w:rPr>
               <w:t>Category_Id</w:t>
             </w:r>
-            <w:proofErr w:type="spellEnd"/>
           </w:p>
         </w:tc>
         <w:tc>
@@ -38102,27 +36383,7 @@
                 <w:szCs w:val="20"/>
                 <w:lang w:val="en-GB"/>
               </w:rPr>
-              <w:t xml:space="preserve">Section referencing </w:t>
-            </w:r>
-            <w:proofErr w:type="spellStart"/>
-            <w:r>
-              <w:rPr>
-                <w:rFonts w:ascii="Arial" w:hAnsi="Arial" w:cs="Arial"/>
-                <w:sz w:val="20"/>
-                <w:szCs w:val="20"/>
-                <w:lang w:val="en-GB"/>
-              </w:rPr>
-              <w:t>Product_Category</w:t>
-            </w:r>
-            <w:proofErr w:type="spellEnd"/>
-            <w:r>
-              <w:rPr>
-                <w:rFonts w:ascii="Arial" w:hAnsi="Arial" w:cs="Arial"/>
-                <w:sz w:val="20"/>
-                <w:szCs w:val="20"/>
-                <w:lang w:val="en-GB"/>
-              </w:rPr>
-              <w:t xml:space="preserve"> table</w:t>
+              <w:t>Section referencing Product_Category table</w:t>
             </w:r>
           </w:p>
         </w:tc>
@@ -38187,7 +36448,6 @@
                 <w:lang w:val="en-GB"/>
               </w:rPr>
             </w:pPr>
-            <w:proofErr w:type="spellStart"/>
             <w:r>
               <w:rPr>
                 <w:rFonts w:ascii="Arial" w:hAnsi="Arial" w:cs="Arial"/>
@@ -38197,7 +36457,6 @@
               </w:rPr>
               <w:t>Supplier_Id</w:t>
             </w:r>
-            <w:proofErr w:type="spellEnd"/>
           </w:p>
         </w:tc>
         <w:tc>
@@ -38610,7 +36869,6 @@
                 <w:lang w:val="en-GB"/>
               </w:rPr>
             </w:pPr>
-            <w:proofErr w:type="spellStart"/>
             <w:r>
               <w:rPr>
                 <w:rFonts w:ascii="Arial" w:hAnsi="Arial" w:cs="Arial"/>
@@ -38620,7 +36878,6 @@
               </w:rPr>
               <w:t>Training_Id</w:t>
             </w:r>
-            <w:proofErr w:type="spellEnd"/>
           </w:p>
         </w:tc>
         <w:tc>
@@ -38697,27 +36954,7 @@
                 <w:szCs w:val="20"/>
                 <w:lang w:val="en-GB"/>
               </w:rPr>
-              <w:t xml:space="preserve">PRIMARY </w:t>
-            </w:r>
-            <w:proofErr w:type="gramStart"/>
-            <w:r>
-              <w:rPr>
-                <w:rFonts w:ascii="Arial" w:hAnsi="Arial" w:cs="Arial"/>
-                <w:sz w:val="20"/>
-                <w:szCs w:val="20"/>
-                <w:lang w:val="en-GB"/>
-              </w:rPr>
-              <w:t>KEY,  NOT</w:t>
-            </w:r>
-            <w:proofErr w:type="gramEnd"/>
-            <w:r>
-              <w:rPr>
-                <w:rFonts w:ascii="Arial" w:hAnsi="Arial" w:cs="Arial"/>
-                <w:sz w:val="20"/>
-                <w:szCs w:val="20"/>
-                <w:lang w:val="en-GB"/>
-              </w:rPr>
-              <w:t xml:space="preserve"> NULL</w:t>
+              <w:t>PRIMARY KEY,  NOT NULL</w:t>
             </w:r>
           </w:p>
         </w:tc>
@@ -38769,17 +37006,7 @@
                 <w:szCs w:val="20"/>
                 <w:lang w:val="en-GB"/>
               </w:rPr>
-              <w:t>T</w:t>
-            </w:r>
-            <w:proofErr w:type="gramStart"/>
-            <w:r>
-              <w:rPr>
-                <w:rFonts w:ascii="Arial" w:hAnsi="Arial" w:cs="Arial"/>
-                <w:sz w:val="20"/>
-                <w:szCs w:val="20"/>
-                <w:lang w:val="en-GB"/>
-              </w:rPr>
-              <w:t>00</w:t>
+              <w:t>T00</w:t>
             </w:r>
             <w:r>
               <w:rPr>
@@ -38815,17 +37042,7 @@
                 <w:szCs w:val="20"/>
                 <w:lang w:val="en-GB"/>
               </w:rPr>
-              <w:t>T</w:t>
-            </w:r>
-            <w:proofErr w:type="gramEnd"/>
-            <w:r>
-              <w:rPr>
-                <w:rFonts w:ascii="Arial" w:hAnsi="Arial" w:cs="Arial"/>
-                <w:sz w:val="20"/>
-                <w:szCs w:val="20"/>
-                <w:lang w:val="en-GB"/>
-              </w:rPr>
-              <w:t>00</w:t>
+              <w:t>T00</w:t>
             </w:r>
             <w:r>
               <w:rPr>
@@ -38855,7 +37072,6 @@
                 <w:lang w:val="en-GB"/>
               </w:rPr>
             </w:pPr>
-            <w:proofErr w:type="spellStart"/>
             <w:r>
               <w:rPr>
                 <w:rFonts w:ascii="Arial" w:hAnsi="Arial" w:cs="Arial"/>
@@ -38865,7 +37081,6 @@
               </w:rPr>
               <w:t>Training_Name</w:t>
             </w:r>
-            <w:proofErr w:type="spellEnd"/>
           </w:p>
         </w:tc>
         <w:tc>
@@ -39024,7 +37239,6 @@
                 <w:lang w:val="en-GB"/>
               </w:rPr>
             </w:pPr>
-            <w:proofErr w:type="spellStart"/>
             <w:r>
               <w:rPr>
                 <w:rFonts w:ascii="Arial" w:hAnsi="Arial" w:cs="Arial"/>
@@ -39052,7 +37266,6 @@
               </w:rPr>
               <w:t>ption</w:t>
             </w:r>
-            <w:proofErr w:type="spellEnd"/>
           </w:p>
         </w:tc>
         <w:tc>
@@ -39211,7 +37424,6 @@
                 <w:lang w:val="en-GB"/>
               </w:rPr>
             </w:pPr>
-            <w:proofErr w:type="spellStart"/>
             <w:r>
               <w:rPr>
                 <w:rFonts w:ascii="Arial" w:hAnsi="Arial" w:cs="Arial"/>
@@ -39221,7 +37433,6 @@
               </w:rPr>
               <w:t>Training_Duration</w:t>
             </w:r>
-            <w:proofErr w:type="spellEnd"/>
           </w:p>
         </w:tc>
         <w:tc>
@@ -39371,7 +37582,6 @@
                 <w:lang w:val="en-GB"/>
               </w:rPr>
             </w:pPr>
-            <w:proofErr w:type="spellStart"/>
             <w:r>
               <w:rPr>
                 <w:rFonts w:ascii="Arial" w:hAnsi="Arial" w:cs="Arial"/>
@@ -39381,7 +37591,6 @@
               </w:rPr>
               <w:t>Training_Level</w:t>
             </w:r>
-            <w:proofErr w:type="spellEnd"/>
           </w:p>
         </w:tc>
         <w:tc>
@@ -39571,8 +37780,6 @@
           <w:lang w:val="en-GB"/>
         </w:rPr>
       </w:pPr>
-      <w:proofErr w:type="spellStart"/>
-      <w:proofErr w:type="gramStart"/>
       <w:r>
         <w:rPr>
           <w:rFonts w:ascii="Arial" w:hAnsi="Arial" w:cs="Arial"/>
@@ -39580,19 +37787,8 @@
           <w:bCs/>
           <w:lang w:val="en-GB"/>
         </w:rPr>
-        <w:t>f.Employee</w:t>
+        <w:t>f.Employee_Training</w:t>
       </w:r>
-      <w:proofErr w:type="gramEnd"/>
-      <w:r>
-        <w:rPr>
-          <w:rFonts w:ascii="Arial" w:hAnsi="Arial" w:cs="Arial"/>
-          <w:b/>
-          <w:bCs/>
-          <w:lang w:val="en-GB"/>
-        </w:rPr>
-        <w:t>_Training</w:t>
-      </w:r>
-      <w:proofErr w:type="spellEnd"/>
     </w:p>
     <w:tbl>
       <w:tblPr>
@@ -39807,7 +38003,6 @@
                 <w:lang w:val="en-GB"/>
               </w:rPr>
             </w:pPr>
-            <w:proofErr w:type="spellStart"/>
             <w:r>
               <w:rPr>
                 <w:rFonts w:ascii="Arial" w:hAnsi="Arial" w:cs="Arial"/>
@@ -39817,7 +38012,6 @@
               </w:rPr>
               <w:t>Training_Id</w:t>
             </w:r>
-            <w:proofErr w:type="spellEnd"/>
           </w:p>
         </w:tc>
         <w:tc>
@@ -39985,7 +38179,6 @@
                 <w:lang w:val="en-GB"/>
               </w:rPr>
             </w:pPr>
-            <w:proofErr w:type="spellStart"/>
             <w:r>
               <w:rPr>
                 <w:rFonts w:ascii="Arial" w:hAnsi="Arial" w:cs="Arial"/>
@@ -39995,7 +38188,6 @@
               </w:rPr>
               <w:t>Employee_Id</w:t>
             </w:r>
-            <w:proofErr w:type="spellEnd"/>
           </w:p>
         </w:tc>
         <w:tc>
@@ -40154,7 +38346,6 @@
                 <w:lang w:val="en-GB"/>
               </w:rPr>
             </w:pPr>
-            <w:proofErr w:type="spellStart"/>
             <w:r>
               <w:rPr>
                 <w:rFonts w:ascii="Arial" w:hAnsi="Arial" w:cs="Arial"/>
@@ -40164,7 +38355,6 @@
               </w:rPr>
               <w:t>Completion_Date</w:t>
             </w:r>
-            <w:proofErr w:type="spellEnd"/>
           </w:p>
         </w:tc>
         <w:tc>
@@ -40314,7 +38504,6 @@
                 <w:lang w:val="en-GB"/>
               </w:rPr>
             </w:pPr>
-            <w:proofErr w:type="spellStart"/>
             <w:r>
               <w:rPr>
                 <w:rFonts w:ascii="Arial" w:hAnsi="Arial" w:cs="Arial"/>
@@ -40324,7 +38513,6 @@
               </w:rPr>
               <w:t>Expiry_Date</w:t>
             </w:r>
-            <w:proofErr w:type="spellEnd"/>
           </w:p>
         </w:tc>
         <w:tc>
@@ -40503,7 +38691,6 @@
           <w:lang w:val="en-GB"/>
         </w:rPr>
       </w:pPr>
-      <w:proofErr w:type="spellStart"/>
       <w:r>
         <w:rPr>
           <w:rFonts w:ascii="Arial" w:hAnsi="Arial" w:cs="Arial"/>
@@ -40513,7 +38700,6 @@
         </w:rPr>
         <w:t>Session_Type</w:t>
       </w:r>
-      <w:proofErr w:type="spellEnd"/>
     </w:p>
     <w:tbl>
       <w:tblPr>
@@ -40728,7 +38914,119 @@
                 <w:lang w:val="en-GB"/>
               </w:rPr>
             </w:pPr>
-            <w:proofErr w:type="spellStart"/>
+            <w:r>
+              <w:rPr>
+                <w:rFonts w:ascii="Arial" w:hAnsi="Arial" w:cs="Arial"/>
+                <w:sz w:val="20"/>
+                <w:szCs w:val="20"/>
+                <w:lang w:val="en-GB"/>
+              </w:rPr>
+              <w:t>Session_Type_Id</w:t>
+            </w:r>
+          </w:p>
+        </w:tc>
+        <w:tc>
+          <w:tcPr>
+            <w:tcW w:w="1266" w:type="dxa"/>
+          </w:tcPr>
+          <w:p>
+            <w:pPr>
+              <w:pStyle w:val="ListParagraph"/>
+              <w:ind w:left="0"/>
+              <w:rPr>
+                <w:rFonts w:ascii="Arial" w:hAnsi="Arial" w:cs="Arial"/>
+                <w:sz w:val="20"/>
+                <w:szCs w:val="20"/>
+                <w:lang w:val="en-GB"/>
+              </w:rPr>
+            </w:pPr>
+            <w:r>
+              <w:rPr>
+                <w:rFonts w:ascii="Arial" w:hAnsi="Arial" w:cs="Arial"/>
+                <w:sz w:val="20"/>
+                <w:szCs w:val="20"/>
+                <w:lang w:val="en-GB"/>
+              </w:rPr>
+              <w:t>VARCHAR</w:t>
+            </w:r>
+          </w:p>
+        </w:tc>
+        <w:tc>
+          <w:tcPr>
+            <w:tcW w:w="1352" w:type="dxa"/>
+          </w:tcPr>
+          <w:p>
+            <w:pPr>
+              <w:pStyle w:val="ListParagraph"/>
+              <w:ind w:left="0"/>
+              <w:rPr>
+                <w:rFonts w:ascii="Arial" w:hAnsi="Arial" w:cs="Arial"/>
+                <w:sz w:val="20"/>
+                <w:szCs w:val="20"/>
+                <w:lang w:val="en-GB"/>
+              </w:rPr>
+            </w:pPr>
+            <w:r>
+              <w:rPr>
+                <w:rFonts w:ascii="Arial" w:hAnsi="Arial" w:cs="Arial"/>
+                <w:sz w:val="20"/>
+                <w:szCs w:val="20"/>
+                <w:lang w:val="en-GB"/>
+              </w:rPr>
+              <w:t>8</w:t>
+            </w:r>
+          </w:p>
+        </w:tc>
+        <w:tc>
+          <w:tcPr>
+            <w:tcW w:w="1620" w:type="dxa"/>
+          </w:tcPr>
+          <w:p>
+            <w:pPr>
+              <w:pStyle w:val="ListParagraph"/>
+              <w:ind w:left="0"/>
+              <w:rPr>
+                <w:rFonts w:ascii="Arial" w:hAnsi="Arial" w:cs="Arial"/>
+                <w:sz w:val="20"/>
+                <w:szCs w:val="20"/>
+                <w:lang w:val="en-GB"/>
+              </w:rPr>
+            </w:pPr>
+            <w:r>
+              <w:rPr>
+                <w:rFonts w:ascii="Arial" w:hAnsi="Arial" w:cs="Arial"/>
+                <w:sz w:val="20"/>
+                <w:szCs w:val="20"/>
+                <w:lang w:val="en-GB"/>
+              </w:rPr>
+              <w:t>PRIMARY KEY, NOT NULL</w:t>
+            </w:r>
+          </w:p>
+        </w:tc>
+        <w:tc>
+          <w:tcPr>
+            <w:tcW w:w="1614" w:type="dxa"/>
+          </w:tcPr>
+          <w:p>
+            <w:pPr>
+              <w:pStyle w:val="ListParagraph"/>
+              <w:ind w:left="0"/>
+              <w:rPr>
+                <w:rFonts w:ascii="Arial" w:hAnsi="Arial" w:cs="Arial"/>
+                <w:sz w:val="20"/>
+                <w:szCs w:val="20"/>
+                <w:lang w:val="en-GB"/>
+              </w:rPr>
+            </w:pPr>
+            <w:r>
+              <w:rPr>
+                <w:rFonts w:ascii="Arial" w:hAnsi="Arial" w:cs="Arial"/>
+                <w:sz w:val="20"/>
+                <w:szCs w:val="20"/>
+                <w:lang w:val="en-GB"/>
+              </w:rPr>
+              <w:t xml:space="preserve">Unique identifier for </w:t>
+            </w:r>
             <w:r>
               <w:rPr>
                 <w:rFonts w:ascii="Arial" w:hAnsi="Arial" w:cs="Arial"/>
@@ -40737,112 +39035,7 @@
                 <w:lang w:val="en-GB"/>
               </w:rPr>
               <w:lastRenderedPageBreak/>
-              <w:t>Session_Type_Id</w:t>
-            </w:r>
-            <w:proofErr w:type="spellEnd"/>
-          </w:p>
-        </w:tc>
-        <w:tc>
-          <w:tcPr>
-            <w:tcW w:w="1266" w:type="dxa"/>
-          </w:tcPr>
-          <w:p>
-            <w:pPr>
-              <w:pStyle w:val="ListParagraph"/>
-              <w:ind w:left="0"/>
-              <w:rPr>
-                <w:rFonts w:ascii="Arial" w:hAnsi="Arial" w:cs="Arial"/>
-                <w:sz w:val="20"/>
-                <w:szCs w:val="20"/>
-                <w:lang w:val="en-GB"/>
-              </w:rPr>
-            </w:pPr>
-            <w:r>
-              <w:rPr>
-                <w:rFonts w:ascii="Arial" w:hAnsi="Arial" w:cs="Arial"/>
-                <w:sz w:val="20"/>
-                <w:szCs w:val="20"/>
-                <w:lang w:val="en-GB"/>
-              </w:rPr>
-              <w:t>VARCHAR</w:t>
-            </w:r>
-          </w:p>
-        </w:tc>
-        <w:tc>
-          <w:tcPr>
-            <w:tcW w:w="1352" w:type="dxa"/>
-          </w:tcPr>
-          <w:p>
-            <w:pPr>
-              <w:pStyle w:val="ListParagraph"/>
-              <w:ind w:left="0"/>
-              <w:rPr>
-                <w:rFonts w:ascii="Arial" w:hAnsi="Arial" w:cs="Arial"/>
-                <w:sz w:val="20"/>
-                <w:szCs w:val="20"/>
-                <w:lang w:val="en-GB"/>
-              </w:rPr>
-            </w:pPr>
-            <w:r>
-              <w:rPr>
-                <w:rFonts w:ascii="Arial" w:hAnsi="Arial" w:cs="Arial"/>
-                <w:sz w:val="20"/>
-                <w:szCs w:val="20"/>
-                <w:lang w:val="en-GB"/>
-              </w:rPr>
-              <w:t>8</w:t>
-            </w:r>
-          </w:p>
-        </w:tc>
-        <w:tc>
-          <w:tcPr>
-            <w:tcW w:w="1620" w:type="dxa"/>
-          </w:tcPr>
-          <w:p>
-            <w:pPr>
-              <w:pStyle w:val="ListParagraph"/>
-              <w:ind w:left="0"/>
-              <w:rPr>
-                <w:rFonts w:ascii="Arial" w:hAnsi="Arial" w:cs="Arial"/>
-                <w:sz w:val="20"/>
-                <w:szCs w:val="20"/>
-                <w:lang w:val="en-GB"/>
-              </w:rPr>
-            </w:pPr>
-            <w:r>
-              <w:rPr>
-                <w:rFonts w:ascii="Arial" w:hAnsi="Arial" w:cs="Arial"/>
-                <w:sz w:val="20"/>
-                <w:szCs w:val="20"/>
-                <w:lang w:val="en-GB"/>
-              </w:rPr>
-              <w:t>PRIMARY KEY, NOT NULL</w:t>
-            </w:r>
-          </w:p>
-        </w:tc>
-        <w:tc>
-          <w:tcPr>
-            <w:tcW w:w="1614" w:type="dxa"/>
-          </w:tcPr>
-          <w:p>
-            <w:pPr>
-              <w:pStyle w:val="ListParagraph"/>
-              <w:ind w:left="0"/>
-              <w:rPr>
-                <w:rFonts w:ascii="Arial" w:hAnsi="Arial" w:cs="Arial"/>
-                <w:sz w:val="20"/>
-                <w:szCs w:val="20"/>
-                <w:lang w:val="en-GB"/>
-              </w:rPr>
-            </w:pPr>
-            <w:r>
-              <w:rPr>
-                <w:rFonts w:ascii="Arial" w:hAnsi="Arial" w:cs="Arial"/>
-                <w:sz w:val="20"/>
-                <w:szCs w:val="20"/>
-                <w:lang w:val="en-GB"/>
-              </w:rPr>
-              <w:t>Unique identifier for Employee Training Table</w:t>
+              <w:t>Employee Training Table</w:t>
             </w:r>
           </w:p>
         </w:tc>
@@ -40868,17 +39061,8 @@
                 <w:szCs w:val="20"/>
                 <w:lang w:val="en-GB"/>
               </w:rPr>
-              <w:t>ST</w:t>
-            </w:r>
-            <w:proofErr w:type="gramStart"/>
-            <w:r>
-              <w:rPr>
-                <w:rFonts w:ascii="Arial" w:hAnsi="Arial" w:cs="Arial"/>
-                <w:sz w:val="20"/>
-                <w:szCs w:val="20"/>
-                <w:lang w:val="en-GB"/>
-              </w:rPr>
-              <w:t>01</w:t>
+              <w:lastRenderedPageBreak/>
+              <w:t>ST01</w:t>
             </w:r>
             <w:r>
               <w:rPr>
@@ -40896,17 +39080,7 @@
                 <w:szCs w:val="20"/>
                 <w:lang w:val="en-GB"/>
               </w:rPr>
-              <w:t>ST</w:t>
-            </w:r>
-            <w:proofErr w:type="gramEnd"/>
-            <w:r>
-              <w:rPr>
-                <w:rFonts w:ascii="Arial" w:hAnsi="Arial" w:cs="Arial"/>
-                <w:sz w:val="20"/>
-                <w:szCs w:val="20"/>
-                <w:lang w:val="en-GB"/>
-              </w:rPr>
-              <w:t>0</w:t>
+              <w:t>ST0</w:t>
             </w:r>
             <w:r>
               <w:rPr>
@@ -40936,7 +39110,6 @@
                 <w:lang w:val="en-GB"/>
               </w:rPr>
             </w:pPr>
-            <w:proofErr w:type="spellStart"/>
             <w:r>
               <w:rPr>
                 <w:rFonts w:ascii="Arial" w:hAnsi="Arial" w:cs="Arial"/>
@@ -40946,7 +39119,6 @@
               </w:rPr>
               <w:t>Session_Name</w:t>
             </w:r>
-            <w:proofErr w:type="spellEnd"/>
           </w:p>
         </w:tc>
         <w:tc>
@@ -41096,7 +39268,6 @@
                 <w:lang w:val="en-GB"/>
               </w:rPr>
             </w:pPr>
-            <w:proofErr w:type="spellStart"/>
             <w:r>
               <w:rPr>
                 <w:rFonts w:ascii="Arial" w:hAnsi="Arial" w:cs="Arial"/>
@@ -41106,7 +39277,6 @@
               </w:rPr>
               <w:t>Session_Description</w:t>
             </w:r>
-            <w:proofErr w:type="spellEnd"/>
           </w:p>
         </w:tc>
         <w:tc>
@@ -41506,7 +39676,6 @@
                 <w:lang w:val="en-GB"/>
               </w:rPr>
             </w:pPr>
-            <w:proofErr w:type="spellStart"/>
             <w:r>
               <w:rPr>
                 <w:rFonts w:ascii="Arial" w:hAnsi="Arial" w:cs="Arial"/>
@@ -41525,7 +39694,6 @@
               </w:rPr>
               <w:t>_Id</w:t>
             </w:r>
-            <w:proofErr w:type="spellEnd"/>
           </w:p>
         </w:tc>
         <w:tc>
@@ -41654,17 +39822,7 @@
                 <w:szCs w:val="20"/>
                 <w:lang w:val="en-GB"/>
               </w:rPr>
-              <w:t>S</w:t>
-            </w:r>
-            <w:proofErr w:type="gramStart"/>
-            <w:r>
-              <w:rPr>
-                <w:rFonts w:ascii="Arial" w:hAnsi="Arial" w:cs="Arial"/>
-                <w:sz w:val="20"/>
-                <w:szCs w:val="20"/>
-                <w:lang w:val="en-GB"/>
-              </w:rPr>
-              <w:t>00</w:t>
+              <w:t>S00</w:t>
             </w:r>
             <w:r>
               <w:rPr>
@@ -41682,17 +39840,7 @@
                 <w:szCs w:val="20"/>
                 <w:lang w:val="en-GB"/>
               </w:rPr>
-              <w:t>,S002,S</w:t>
-            </w:r>
-            <w:proofErr w:type="gramEnd"/>
-            <w:r>
-              <w:rPr>
-                <w:rFonts w:ascii="Arial" w:hAnsi="Arial" w:cs="Arial"/>
-                <w:sz w:val="20"/>
-                <w:szCs w:val="20"/>
-                <w:lang w:val="en-GB"/>
-              </w:rPr>
-              <w:t>003</w:t>
+              <w:t>,S002,S003</w:t>
             </w:r>
           </w:p>
         </w:tc>
@@ -41713,7 +39861,6 @@
                 <w:lang w:val="en-GB"/>
               </w:rPr>
             </w:pPr>
-            <w:proofErr w:type="spellStart"/>
             <w:r>
               <w:rPr>
                 <w:rFonts w:ascii="Arial" w:hAnsi="Arial" w:cs="Arial"/>
@@ -41741,7 +39888,6 @@
               </w:rPr>
               <w:t>Title</w:t>
             </w:r>
-            <w:proofErr w:type="spellEnd"/>
           </w:p>
         </w:tc>
         <w:tc>
@@ -41900,7 +40046,6 @@
                 <w:lang w:val="en-GB"/>
               </w:rPr>
             </w:pPr>
-            <w:proofErr w:type="spellStart"/>
             <w:r>
               <w:rPr>
                 <w:rFonts w:ascii="Arial" w:hAnsi="Arial" w:cs="Arial"/>
@@ -41910,7 +40055,6 @@
               </w:rPr>
               <w:t>Session_Description</w:t>
             </w:r>
-            <w:proofErr w:type="spellEnd"/>
           </w:p>
         </w:tc>
         <w:tc>
@@ -42060,7 +40204,6 @@
                 <w:lang w:val="en-GB"/>
               </w:rPr>
             </w:pPr>
-            <w:proofErr w:type="spellStart"/>
             <w:r>
               <w:rPr>
                 <w:rFonts w:ascii="Arial" w:hAnsi="Arial" w:cs="Arial"/>
@@ -42070,7 +40213,6 @@
               </w:rPr>
               <w:t>Session_Date</w:t>
             </w:r>
-            <w:proofErr w:type="spellEnd"/>
           </w:p>
         </w:tc>
         <w:tc>
@@ -42220,7 +40362,6 @@
                 <w:lang w:val="en-GB"/>
               </w:rPr>
             </w:pPr>
-            <w:proofErr w:type="spellStart"/>
             <w:r>
               <w:rPr>
                 <w:rFonts w:ascii="Arial" w:hAnsi="Arial" w:cs="Arial"/>
@@ -42230,7 +40371,6 @@
               </w:rPr>
               <w:t>Session_Time</w:t>
             </w:r>
-            <w:proofErr w:type="spellEnd"/>
           </w:p>
         </w:tc>
         <w:tc>
@@ -42380,7 +40520,6 @@
                 <w:lang w:val="en-GB"/>
               </w:rPr>
             </w:pPr>
-            <w:proofErr w:type="spellStart"/>
             <w:r>
               <w:rPr>
                 <w:rFonts w:ascii="Arial" w:hAnsi="Arial" w:cs="Arial"/>
@@ -42390,7 +40529,6 @@
               </w:rPr>
               <w:t>Session_Location</w:t>
             </w:r>
-            <w:proofErr w:type="spellEnd"/>
           </w:p>
         </w:tc>
         <w:tc>
@@ -42540,7 +40678,6 @@
                 <w:lang w:val="en-GB"/>
               </w:rPr>
             </w:pPr>
-            <w:proofErr w:type="spellStart"/>
             <w:r>
               <w:rPr>
                 <w:rFonts w:ascii="Arial" w:hAnsi="Arial" w:cs="Arial"/>
@@ -42550,7 +40687,6 @@
               </w:rPr>
               <w:t>Session_Max_Attendance</w:t>
             </w:r>
-            <w:proofErr w:type="spellEnd"/>
           </w:p>
         </w:tc>
         <w:tc>
@@ -42858,7 +40994,6 @@
                 <w:lang w:val="en-GB"/>
               </w:rPr>
             </w:pPr>
-            <w:proofErr w:type="spellStart"/>
             <w:r>
               <w:rPr>
                 <w:rFonts w:ascii="Arial" w:hAnsi="Arial" w:cs="Arial"/>
@@ -42868,7 +41003,6 @@
               </w:rPr>
               <w:t>Session_Type_Id</w:t>
             </w:r>
-            <w:proofErr w:type="spellEnd"/>
           </w:p>
         </w:tc>
         <w:tc>
@@ -43281,7 +41415,6 @@
                 <w:lang w:val="en-GB"/>
               </w:rPr>
             </w:pPr>
-            <w:proofErr w:type="spellStart"/>
             <w:r>
               <w:rPr>
                 <w:rFonts w:ascii="Arial" w:hAnsi="Arial" w:cs="Arial"/>
@@ -43291,7 +41424,6 @@
               </w:rPr>
               <w:t>Equipment_Id</w:t>
             </w:r>
-            <w:proofErr w:type="spellEnd"/>
           </w:p>
         </w:tc>
         <w:tc>
@@ -43450,7 +41582,6 @@
                 <w:lang w:val="en-GB"/>
               </w:rPr>
             </w:pPr>
-            <w:proofErr w:type="spellStart"/>
             <w:r>
               <w:rPr>
                 <w:rFonts w:ascii="Arial" w:hAnsi="Arial" w:cs="Arial"/>
@@ -43460,7 +41591,6 @@
               </w:rPr>
               <w:t>Equipment_Name</w:t>
             </w:r>
-            <w:proofErr w:type="spellEnd"/>
           </w:p>
         </w:tc>
         <w:tc>
@@ -43610,18 +41740,15 @@
                 <w:lang w:val="en-GB"/>
               </w:rPr>
             </w:pPr>
-            <w:proofErr w:type="spellStart"/>
-            <w:r>
-              <w:rPr>
-                <w:rFonts w:ascii="Arial" w:hAnsi="Arial" w:cs="Arial"/>
-                <w:sz w:val="20"/>
-                <w:szCs w:val="20"/>
-                <w:lang w:val="en-GB"/>
-              </w:rPr>
-              <w:lastRenderedPageBreak/>
+            <w:r>
+              <w:rPr>
+                <w:rFonts w:ascii="Arial" w:hAnsi="Arial" w:cs="Arial"/>
+                <w:sz w:val="20"/>
+                <w:szCs w:val="20"/>
+                <w:lang w:val="en-GB"/>
+              </w:rPr>
               <w:t>Equipment_Quantity</w:t>
             </w:r>
-            <w:proofErr w:type="spellEnd"/>
           </w:p>
         </w:tc>
         <w:tc>
@@ -43771,17 +41898,16 @@
                 <w:lang w:val="en-GB"/>
               </w:rPr>
             </w:pPr>
-            <w:proofErr w:type="spellStart"/>
-            <w:r>
-              <w:rPr>
-                <w:rFonts w:ascii="Arial" w:hAnsi="Arial" w:cs="Arial"/>
-                <w:sz w:val="20"/>
-                <w:szCs w:val="20"/>
-                <w:lang w:val="en-GB"/>
-              </w:rPr>
+            <w:r>
+              <w:rPr>
+                <w:rFonts w:ascii="Arial" w:hAnsi="Arial" w:cs="Arial"/>
+                <w:sz w:val="20"/>
+                <w:szCs w:val="20"/>
+                <w:lang w:val="en-GB"/>
+              </w:rPr>
+              <w:lastRenderedPageBreak/>
               <w:t>Equipment_Description</w:t>
             </w:r>
-            <w:proofErr w:type="spellEnd"/>
           </w:p>
         </w:tc>
         <w:tc>
@@ -43884,19 +42010,8 @@
                 <w:szCs w:val="20"/>
                 <w:lang w:val="en-GB"/>
               </w:rPr>
-              <w:t xml:space="preserve">Equipment </w:t>
-            </w:r>
-            <w:proofErr w:type="spellStart"/>
-            <w:r>
-              <w:rPr>
-                <w:rFonts w:ascii="Arial" w:hAnsi="Arial" w:cs="Arial"/>
-                <w:sz w:val="20"/>
-                <w:szCs w:val="20"/>
-                <w:lang w:val="en-GB"/>
-              </w:rPr>
-              <w:t>desciption</w:t>
-            </w:r>
-            <w:proofErr w:type="spellEnd"/>
+              <w:t>Equipment desciption</w:t>
+            </w:r>
           </w:p>
         </w:tc>
         <w:tc>
@@ -43942,7 +42057,6 @@
                 <w:lang w:val="en-GB"/>
               </w:rPr>
             </w:pPr>
-            <w:proofErr w:type="spellStart"/>
             <w:r>
               <w:rPr>
                 <w:rFonts w:ascii="Arial" w:hAnsi="Arial" w:cs="Arial"/>
@@ -43952,7 +42066,6 @@
               </w:rPr>
               <w:t>Equipment_Status</w:t>
             </w:r>
-            <w:proofErr w:type="spellEnd"/>
           </w:p>
         </w:tc>
         <w:tc>
@@ -44102,7 +42215,6 @@
                 <w:lang w:val="en-GB"/>
               </w:rPr>
             </w:pPr>
-            <w:proofErr w:type="spellStart"/>
             <w:r>
               <w:rPr>
                 <w:rFonts w:ascii="Arial" w:hAnsi="Arial" w:cs="Arial"/>
@@ -44112,7 +42224,6 @@
               </w:rPr>
               <w:t>Equipment_Cost</w:t>
             </w:r>
-            <w:proofErr w:type="spellEnd"/>
           </w:p>
         </w:tc>
         <w:tc>
@@ -44262,7 +42373,6 @@
                 <w:lang w:val="en-GB"/>
               </w:rPr>
             </w:pPr>
-            <w:proofErr w:type="spellStart"/>
             <w:r>
               <w:rPr>
                 <w:rFonts w:ascii="Arial" w:hAnsi="Arial" w:cs="Arial"/>
@@ -44272,7 +42382,6 @@
               </w:rPr>
               <w:t>Equipment_Purchase_Date</w:t>
             </w:r>
-            <w:proofErr w:type="spellEnd"/>
           </w:p>
         </w:tc>
         <w:tc>
@@ -44447,7 +42556,6 @@
           <w:lang w:val="en-GB"/>
         </w:rPr>
       </w:pPr>
-      <w:proofErr w:type="spellStart"/>
       <w:r>
         <w:rPr>
           <w:rFonts w:ascii="Arial" w:hAnsi="Arial" w:cs="Arial"/>
@@ -44457,7 +42565,6 @@
         </w:rPr>
         <w:t>Session_Employee</w:t>
       </w:r>
-      <w:proofErr w:type="spellEnd"/>
     </w:p>
     <w:p>
       <w:pPr>
@@ -44686,7 +42793,6 @@
                 <w:lang w:val="en-GB"/>
               </w:rPr>
             </w:pPr>
-            <w:proofErr w:type="spellStart"/>
             <w:r>
               <w:rPr>
                 <w:rFonts w:ascii="Arial" w:hAnsi="Arial" w:cs="Arial"/>
@@ -44696,7 +42802,6 @@
               </w:rPr>
               <w:t>Session_Id</w:t>
             </w:r>
-            <w:proofErr w:type="spellEnd"/>
           </w:p>
         </w:tc>
         <w:tc>
@@ -44855,7 +42960,6 @@
                 <w:lang w:val="en-GB"/>
               </w:rPr>
             </w:pPr>
-            <w:proofErr w:type="spellStart"/>
             <w:r>
               <w:rPr>
                 <w:rFonts w:ascii="Arial" w:hAnsi="Arial" w:cs="Arial"/>
@@ -44865,7 +42969,6 @@
               </w:rPr>
               <w:t>Employee_Id</w:t>
             </w:r>
-            <w:proofErr w:type="spellEnd"/>
           </w:p>
         </w:tc>
         <w:tc>
@@ -45051,7 +43154,6 @@
           <w:lang w:val="en-GB"/>
         </w:rPr>
       </w:pPr>
-      <w:proofErr w:type="spellStart"/>
       <w:r>
         <w:rPr>
           <w:rFonts w:ascii="Arial" w:hAnsi="Arial" w:cs="Arial"/>
@@ -45061,7 +43163,6 @@
         </w:rPr>
         <w:t>Session_Equipment</w:t>
       </w:r>
-      <w:proofErr w:type="spellEnd"/>
     </w:p>
     <w:tbl>
       <w:tblPr>
@@ -45276,7 +43377,6 @@
                 <w:lang w:val="en-GB"/>
               </w:rPr>
             </w:pPr>
-            <w:proofErr w:type="spellStart"/>
             <w:r>
               <w:rPr>
                 <w:rFonts w:ascii="Arial" w:hAnsi="Arial" w:cs="Arial"/>
@@ -45295,7 +43395,6 @@
               </w:rPr>
               <w:t>_Id</w:t>
             </w:r>
-            <w:proofErr w:type="spellEnd"/>
           </w:p>
         </w:tc>
         <w:tc>
@@ -45463,7 +43562,6 @@
                 <w:lang w:val="en-GB"/>
               </w:rPr>
             </w:pPr>
-            <w:proofErr w:type="spellStart"/>
             <w:r>
               <w:rPr>
                 <w:rFonts w:ascii="Arial" w:hAnsi="Arial" w:cs="Arial"/>
@@ -45500,7 +43598,6 @@
               </w:rPr>
               <w:t>Id</w:t>
             </w:r>
-            <w:proofErr w:type="spellEnd"/>
           </w:p>
         </w:tc>
         <w:tc>
@@ -45661,7 +43758,6 @@
           <w:lang w:val="en-GB"/>
         </w:rPr>
       </w:pPr>
-      <w:proofErr w:type="spellStart"/>
       <w:r>
         <w:rPr>
           <w:rFonts w:ascii="Arial" w:hAnsi="Arial" w:cs="Arial"/>
@@ -45671,7 +43767,6 @@
         </w:rPr>
         <w:t>Session_Attendance</w:t>
       </w:r>
-      <w:proofErr w:type="spellEnd"/>
     </w:p>
     <w:tbl>
       <w:tblPr>
@@ -45886,7 +43981,119 @@
                 <w:lang w:val="en-GB"/>
               </w:rPr>
             </w:pPr>
-            <w:proofErr w:type="spellStart"/>
+            <w:r>
+              <w:rPr>
+                <w:rFonts w:ascii="Arial" w:hAnsi="Arial" w:cs="Arial"/>
+                <w:sz w:val="20"/>
+                <w:szCs w:val="20"/>
+                <w:lang w:val="en-GB"/>
+              </w:rPr>
+              <w:t>Session_Attendance_Id</w:t>
+            </w:r>
+          </w:p>
+        </w:tc>
+        <w:tc>
+          <w:tcPr>
+            <w:tcW w:w="1222" w:type="dxa"/>
+          </w:tcPr>
+          <w:p>
+            <w:pPr>
+              <w:pStyle w:val="ListParagraph"/>
+              <w:ind w:left="0"/>
+              <w:rPr>
+                <w:rFonts w:ascii="Arial" w:hAnsi="Arial" w:cs="Arial"/>
+                <w:sz w:val="20"/>
+                <w:szCs w:val="20"/>
+                <w:lang w:val="en-GB"/>
+              </w:rPr>
+            </w:pPr>
+            <w:r>
+              <w:rPr>
+                <w:rFonts w:ascii="Arial" w:hAnsi="Arial" w:cs="Arial"/>
+                <w:sz w:val="20"/>
+                <w:szCs w:val="20"/>
+                <w:lang w:val="en-GB"/>
+              </w:rPr>
+              <w:t>INT</w:t>
+            </w:r>
+          </w:p>
+        </w:tc>
+        <w:tc>
+          <w:tcPr>
+            <w:tcW w:w="1113" w:type="dxa"/>
+          </w:tcPr>
+          <w:p>
+            <w:pPr>
+              <w:pStyle w:val="ListParagraph"/>
+              <w:ind w:left="0"/>
+              <w:rPr>
+                <w:rFonts w:ascii="Arial" w:hAnsi="Arial" w:cs="Arial"/>
+                <w:sz w:val="20"/>
+                <w:szCs w:val="20"/>
+                <w:lang w:val="en-GB"/>
+              </w:rPr>
+            </w:pPr>
+            <w:r>
+              <w:rPr>
+                <w:rFonts w:ascii="Arial" w:hAnsi="Arial" w:cs="Arial"/>
+                <w:sz w:val="20"/>
+                <w:szCs w:val="20"/>
+                <w:lang w:val="en-GB"/>
+              </w:rPr>
+              <w:t>-</w:t>
+            </w:r>
+          </w:p>
+        </w:tc>
+        <w:tc>
+          <w:tcPr>
+            <w:tcW w:w="1471" w:type="dxa"/>
+          </w:tcPr>
+          <w:p>
+            <w:pPr>
+              <w:pStyle w:val="ListParagraph"/>
+              <w:ind w:left="0"/>
+              <w:rPr>
+                <w:rFonts w:ascii="Arial" w:hAnsi="Arial" w:cs="Arial"/>
+                <w:sz w:val="20"/>
+                <w:szCs w:val="20"/>
+                <w:lang w:val="en-GB"/>
+              </w:rPr>
+            </w:pPr>
+            <w:r>
+              <w:rPr>
+                <w:rFonts w:ascii="Arial" w:hAnsi="Arial" w:cs="Arial"/>
+                <w:sz w:val="20"/>
+                <w:szCs w:val="20"/>
+                <w:lang w:val="en-GB"/>
+              </w:rPr>
+              <w:t>PRIMARY KEY, AUTO_INCREMENT, NOT NULL</w:t>
+            </w:r>
+          </w:p>
+        </w:tc>
+        <w:tc>
+          <w:tcPr>
+            <w:tcW w:w="1462" w:type="dxa"/>
+          </w:tcPr>
+          <w:p>
+            <w:pPr>
+              <w:pStyle w:val="ListParagraph"/>
+              <w:ind w:left="0"/>
+              <w:rPr>
+                <w:rFonts w:ascii="Arial" w:hAnsi="Arial" w:cs="Arial"/>
+                <w:sz w:val="20"/>
+                <w:szCs w:val="20"/>
+                <w:lang w:val="en-GB"/>
+              </w:rPr>
+            </w:pPr>
+            <w:r>
+              <w:rPr>
+                <w:rFonts w:ascii="Arial" w:hAnsi="Arial" w:cs="Arial"/>
+                <w:sz w:val="20"/>
+                <w:szCs w:val="20"/>
+                <w:lang w:val="en-GB"/>
+              </w:rPr>
+              <w:t xml:space="preserve">Unique identifier for Employee </w:t>
+            </w:r>
             <w:r>
               <w:rPr>
                 <w:rFonts w:ascii="Arial" w:hAnsi="Arial" w:cs="Arial"/>
@@ -45895,112 +44102,7 @@
                 <w:lang w:val="en-GB"/>
               </w:rPr>
               <w:lastRenderedPageBreak/>
-              <w:t>Session_Attendance_Id</w:t>
-            </w:r>
-            <w:proofErr w:type="spellEnd"/>
-          </w:p>
-        </w:tc>
-        <w:tc>
-          <w:tcPr>
-            <w:tcW w:w="1222" w:type="dxa"/>
-          </w:tcPr>
-          <w:p>
-            <w:pPr>
-              <w:pStyle w:val="ListParagraph"/>
-              <w:ind w:left="0"/>
-              <w:rPr>
-                <w:rFonts w:ascii="Arial" w:hAnsi="Arial" w:cs="Arial"/>
-                <w:sz w:val="20"/>
-                <w:szCs w:val="20"/>
-                <w:lang w:val="en-GB"/>
-              </w:rPr>
-            </w:pPr>
-            <w:r>
-              <w:rPr>
-                <w:rFonts w:ascii="Arial" w:hAnsi="Arial" w:cs="Arial"/>
-                <w:sz w:val="20"/>
-                <w:szCs w:val="20"/>
-                <w:lang w:val="en-GB"/>
-              </w:rPr>
-              <w:t>INT</w:t>
-            </w:r>
-          </w:p>
-        </w:tc>
-        <w:tc>
-          <w:tcPr>
-            <w:tcW w:w="1113" w:type="dxa"/>
-          </w:tcPr>
-          <w:p>
-            <w:pPr>
-              <w:pStyle w:val="ListParagraph"/>
-              <w:ind w:left="0"/>
-              <w:rPr>
-                <w:rFonts w:ascii="Arial" w:hAnsi="Arial" w:cs="Arial"/>
-                <w:sz w:val="20"/>
-                <w:szCs w:val="20"/>
-                <w:lang w:val="en-GB"/>
-              </w:rPr>
-            </w:pPr>
-            <w:r>
-              <w:rPr>
-                <w:rFonts w:ascii="Arial" w:hAnsi="Arial" w:cs="Arial"/>
-                <w:sz w:val="20"/>
-                <w:szCs w:val="20"/>
-                <w:lang w:val="en-GB"/>
-              </w:rPr>
-              <w:t>-</w:t>
-            </w:r>
-          </w:p>
-        </w:tc>
-        <w:tc>
-          <w:tcPr>
-            <w:tcW w:w="1471" w:type="dxa"/>
-          </w:tcPr>
-          <w:p>
-            <w:pPr>
-              <w:pStyle w:val="ListParagraph"/>
-              <w:ind w:left="0"/>
-              <w:rPr>
-                <w:rFonts w:ascii="Arial" w:hAnsi="Arial" w:cs="Arial"/>
-                <w:sz w:val="20"/>
-                <w:szCs w:val="20"/>
-                <w:lang w:val="en-GB"/>
-              </w:rPr>
-            </w:pPr>
-            <w:r>
-              <w:rPr>
-                <w:rFonts w:ascii="Arial" w:hAnsi="Arial" w:cs="Arial"/>
-                <w:sz w:val="20"/>
-                <w:szCs w:val="20"/>
-                <w:lang w:val="en-GB"/>
-              </w:rPr>
-              <w:t>PRIMARY KEY, AUTO_INCREMENT, NOT NULL</w:t>
-            </w:r>
-          </w:p>
-        </w:tc>
-        <w:tc>
-          <w:tcPr>
-            <w:tcW w:w="1462" w:type="dxa"/>
-          </w:tcPr>
-          <w:p>
-            <w:pPr>
-              <w:pStyle w:val="ListParagraph"/>
-              <w:ind w:left="0"/>
-              <w:rPr>
-                <w:rFonts w:ascii="Arial" w:hAnsi="Arial" w:cs="Arial"/>
-                <w:sz w:val="20"/>
-                <w:szCs w:val="20"/>
-                <w:lang w:val="en-GB"/>
-              </w:rPr>
-            </w:pPr>
-            <w:r>
-              <w:rPr>
-                <w:rFonts w:ascii="Arial" w:hAnsi="Arial" w:cs="Arial"/>
-                <w:sz w:val="20"/>
-                <w:szCs w:val="20"/>
-                <w:lang w:val="en-GB"/>
-              </w:rPr>
-              <w:t>Unique identifier for Employee Training Table</w:t>
+              <w:t>Training Table</w:t>
             </w:r>
           </w:p>
         </w:tc>
@@ -46026,6 +44128,7 @@
                 <w:szCs w:val="20"/>
                 <w:lang w:val="en-GB"/>
               </w:rPr>
+              <w:lastRenderedPageBreak/>
               <w:t>1</w:t>
             </w:r>
           </w:p>
@@ -46047,7 +44150,6 @@
                 <w:lang w:val="en-GB"/>
               </w:rPr>
             </w:pPr>
-            <w:proofErr w:type="spellStart"/>
             <w:r>
               <w:rPr>
                 <w:rFonts w:ascii="Arial" w:hAnsi="Arial" w:cs="Arial"/>
@@ -46057,7 +44159,6 @@
               </w:rPr>
               <w:t>Session_Id</w:t>
             </w:r>
-            <w:proofErr w:type="spellEnd"/>
           </w:p>
         </w:tc>
         <w:tc>
@@ -46216,7 +44317,6 @@
                 <w:lang w:val="en-GB"/>
               </w:rPr>
             </w:pPr>
-            <w:proofErr w:type="spellStart"/>
             <w:r>
               <w:rPr>
                 <w:rFonts w:ascii="Arial" w:hAnsi="Arial" w:cs="Arial"/>
@@ -46226,7 +44326,6 @@
               </w:rPr>
               <w:t>Customer_Id</w:t>
             </w:r>
-            <w:proofErr w:type="spellEnd"/>
           </w:p>
         </w:tc>
         <w:tc>
@@ -46385,7 +44484,6 @@
                 <w:lang w:val="en-GB"/>
               </w:rPr>
             </w:pPr>
-            <w:proofErr w:type="spellStart"/>
             <w:r>
               <w:rPr>
                 <w:rFonts w:ascii="Arial" w:hAnsi="Arial" w:cs="Arial"/>
@@ -46395,7 +44493,6 @@
               </w:rPr>
               <w:t>Attendance_Date</w:t>
             </w:r>
-            <w:proofErr w:type="spellEnd"/>
           </w:p>
         </w:tc>
         <w:tc>
@@ -46545,7 +44642,6 @@
                 <w:lang w:val="en-GB"/>
               </w:rPr>
             </w:pPr>
-            <w:proofErr w:type="spellStart"/>
             <w:r>
               <w:rPr>
                 <w:rFonts w:ascii="Arial" w:hAnsi="Arial" w:cs="Arial"/>
@@ -46555,7 +44651,6 @@
               </w:rPr>
               <w:t>Attendance_Status</w:t>
             </w:r>
-            <w:proofErr w:type="spellEnd"/>
           </w:p>
         </w:tc>
         <w:tc>
@@ -46716,7 +44811,6 @@
           <w:lang w:val="en-GB"/>
         </w:rPr>
       </w:pPr>
-      <w:proofErr w:type="spellStart"/>
       <w:r>
         <w:rPr>
           <w:rFonts w:ascii="Arial" w:hAnsi="Arial" w:cs="Arial"/>
@@ -46744,7 +44838,6 @@
         </w:rPr>
         <w:t>Transaction</w:t>
       </w:r>
-      <w:proofErr w:type="spellEnd"/>
     </w:p>
     <w:tbl>
       <w:tblPr>
@@ -46959,7 +45052,6 @@
                 <w:lang w:val="en-GB"/>
               </w:rPr>
             </w:pPr>
-            <w:proofErr w:type="spellStart"/>
             <w:r>
               <w:rPr>
                 <w:rFonts w:ascii="Arial" w:hAnsi="Arial" w:cs="Arial"/>
@@ -46969,7 +45061,6 @@
               </w:rPr>
               <w:t>Transaction_Id</w:t>
             </w:r>
-            <w:proofErr w:type="spellEnd"/>
           </w:p>
         </w:tc>
         <w:tc>
@@ -47277,7 +45368,6 @@
                 <w:lang w:val="en-GB"/>
               </w:rPr>
             </w:pPr>
-            <w:proofErr w:type="spellStart"/>
             <w:r>
               <w:rPr>
                 <w:rFonts w:ascii="Arial" w:hAnsi="Arial" w:cs="Arial"/>
@@ -47287,7 +45377,6 @@
               </w:rPr>
               <w:t>Unit_Price</w:t>
             </w:r>
-            <w:proofErr w:type="spellEnd"/>
           </w:p>
         </w:tc>
         <w:tc>
@@ -47446,7 +45535,6 @@
                 <w:lang w:val="en-GB"/>
               </w:rPr>
             </w:pPr>
-            <w:proofErr w:type="spellStart"/>
             <w:r>
               <w:rPr>
                 <w:rFonts w:ascii="Arial" w:hAnsi="Arial" w:cs="Arial"/>
@@ -47456,7 +45544,6 @@
               </w:rPr>
               <w:t>Customer_Id</w:t>
             </w:r>
-            <w:proofErr w:type="spellEnd"/>
           </w:p>
         </w:tc>
         <w:tc>
@@ -47615,7 +45702,6 @@
                 <w:lang w:val="en-GB"/>
               </w:rPr>
             </w:pPr>
-            <w:proofErr w:type="spellStart"/>
             <w:r>
               <w:rPr>
                 <w:rFonts w:ascii="Arial" w:hAnsi="Arial" w:cs="Arial"/>
@@ -47625,7 +45711,6 @@
               </w:rPr>
               <w:t>Employee_Id</w:t>
             </w:r>
-            <w:proofErr w:type="spellEnd"/>
           </w:p>
         </w:tc>
         <w:tc>
@@ -47784,7 +45869,6 @@
                 <w:lang w:val="en-GB"/>
               </w:rPr>
             </w:pPr>
-            <w:proofErr w:type="spellStart"/>
             <w:r>
               <w:rPr>
                 <w:rFonts w:ascii="Arial" w:hAnsi="Arial" w:cs="Arial"/>
@@ -47794,7 +45878,6 @@
               </w:rPr>
               <w:t>Product_Id</w:t>
             </w:r>
-            <w:proofErr w:type="spellEnd"/>
           </w:p>
         </w:tc>
         <w:tc>
@@ -48157,7 +46240,6 @@
           <w:szCs w:val="32"/>
           <w:lang w:val="en-GB"/>
         </w:rPr>
-        <w:lastRenderedPageBreak/>
         <w:t>Database Query</w:t>
       </w:r>
     </w:p>
@@ -48210,6 +46292,7 @@
           <w:szCs w:val="32"/>
           <w:lang w:val="en-GB"/>
         </w:rPr>
+        <w:lastRenderedPageBreak/>
         <w:drawing>
           <wp:inline distT="0" distB="0" distL="0" distR="0" wp14:anchorId="684E3996" wp14:editId="089B3D6D">
             <wp:extent cx="5943600" cy="3612515"/>
@@ -48986,6 +47069,12 @@
       </w:r>
       <w:r>
         <w:rPr>
+          <w:noProof/>
+        </w:rPr>
+        <w:t xml:space="preserve"> </w:t>
+      </w:r>
+      <w:r>
+        <w:rPr>
           <w:rFonts w:ascii="Arial" w:hAnsi="Arial" w:cs="Arial"/>
           <w:b/>
           <w:bCs/>
@@ -48995,10 +47084,10 @@
           <w:lang w:val="en-GB"/>
         </w:rPr>
         <w:drawing>
-          <wp:inline distT="0" distB="0" distL="0" distR="0" wp14:anchorId="4F520910" wp14:editId="0FD1E64F">
-            <wp:extent cx="5943600" cy="2586990"/>
-            <wp:effectExtent l="0" t="0" r="0" b="3810"/>
-            <wp:docPr id="1845152516" name="Picture 16"/>
+          <wp:inline distT="0" distB="0" distL="0" distR="0" wp14:anchorId="089CE40C" wp14:editId="356811CD">
+            <wp:extent cx="5943600" cy="2271395"/>
+            <wp:effectExtent l="0" t="0" r="0" b="0"/>
+            <wp:docPr id="435929376" name="Picture 1"/>
             <wp:cNvGraphicFramePr>
               <a:graphicFrameLocks xmlns:a="http://schemas.openxmlformats.org/drawingml/2006/main" noChangeAspect="1"/>
             </wp:cNvGraphicFramePr>
@@ -49006,17 +47095,11 @@
               <a:graphicData uri="http://schemas.openxmlformats.org/drawingml/2006/picture">
                 <pic:pic xmlns:pic="http://schemas.openxmlformats.org/drawingml/2006/picture">
                   <pic:nvPicPr>
-                    <pic:cNvPr id="1845152516" name="Picture 1845152516"/>
+                    <pic:cNvPr id="435929376" name=""/>
                     <pic:cNvPicPr/>
                   </pic:nvPicPr>
                   <pic:blipFill>
-                    <a:blip r:embed="rId52">
-                      <a:extLst>
-                        <a:ext uri="{28A0092B-C50C-407E-A947-70E740481C1C}">
-                          <a14:useLocalDpi xmlns:a14="http://schemas.microsoft.com/office/drawing/2010/main" val="0"/>
-                        </a:ext>
-                      </a:extLst>
-                    </a:blip>
+                    <a:blip r:embed="rId52"/>
                     <a:stretch>
                       <a:fillRect/>
                     </a:stretch>
@@ -49024,7 +47107,7 @@
                   <pic:spPr>
                     <a:xfrm>
                       <a:off x="0" y="0"/>
-                      <a:ext cx="5943600" cy="2586990"/>
+                      <a:ext cx="5943600" cy="2271395"/>
                     </a:xfrm>
                     <a:prstGeom prst="rect">
                       <a:avLst/>
@@ -49862,6 +47945,12 @@
       </w:r>
       <w:r>
         <w:rPr>
+          <w:noProof/>
+        </w:rPr>
+        <w:t xml:space="preserve"> </w:t>
+      </w:r>
+      <w:r>
+        <w:rPr>
           <w:rFonts w:ascii="Arial" w:hAnsi="Arial" w:cs="Arial"/>
           <w:b/>
           <w:bCs/>
@@ -49871,10 +47960,10 @@
           <w:lang w:val="en-GB"/>
         </w:rPr>
         <w:drawing>
-          <wp:inline distT="0" distB="0" distL="0" distR="0" wp14:anchorId="371F9199" wp14:editId="0313E583">
-            <wp:extent cx="5943600" cy="2099310"/>
+          <wp:inline distT="0" distB="0" distL="0" distR="0" wp14:anchorId="6339BAAA" wp14:editId="77D3F90C">
+            <wp:extent cx="5943600" cy="1928495"/>
             <wp:effectExtent l="0" t="0" r="0" b="0"/>
-            <wp:docPr id="1404331980" name="Picture 32"/>
+            <wp:docPr id="1191765585" name="Picture 1"/>
             <wp:cNvGraphicFramePr>
               <a:graphicFrameLocks xmlns:a="http://schemas.openxmlformats.org/drawingml/2006/main" noChangeAspect="1"/>
             </wp:cNvGraphicFramePr>
@@ -49882,17 +47971,11 @@
               <a:graphicData uri="http://schemas.openxmlformats.org/drawingml/2006/picture">
                 <pic:pic xmlns:pic="http://schemas.openxmlformats.org/drawingml/2006/picture">
                   <pic:nvPicPr>
-                    <pic:cNvPr id="1404331980" name="Picture 1404331980"/>
+                    <pic:cNvPr id="1191765585" name=""/>
                     <pic:cNvPicPr/>
                   </pic:nvPicPr>
                   <pic:blipFill>
-                    <a:blip r:embed="rId68" cstate="print">
-                      <a:extLst>
-                        <a:ext uri="{28A0092B-C50C-407E-A947-70E740481C1C}">
-                          <a14:useLocalDpi xmlns:a14="http://schemas.microsoft.com/office/drawing/2010/main" val="0"/>
-                        </a:ext>
-                      </a:extLst>
-                    </a:blip>
+                    <a:blip r:embed="rId68"/>
                     <a:stretch>
                       <a:fillRect/>
                     </a:stretch>
@@ -49900,7 +47983,7 @@
                   <pic:spPr>
                     <a:xfrm>
                       <a:off x="0" y="0"/>
-                      <a:ext cx="5943600" cy="2099310"/>
+                      <a:ext cx="5943600" cy="1928495"/>
                     </a:xfrm>
                     <a:prstGeom prst="rect">
                       <a:avLst/>
@@ -50016,7 +48099,7 @@
           <w:lang w:val="en-GB"/>
         </w:rPr>
         <w:drawing>
-          <wp:inline distT="0" distB="0" distL="0" distR="0" wp14:anchorId="5DD84DCD" wp14:editId="685E41EC">
+          <wp:inline distT="0" distB="0" distL="0" distR="0" wp14:anchorId="5DD84DCD" wp14:editId="64B562A5">
             <wp:extent cx="5943600" cy="1254125"/>
             <wp:effectExtent l="0" t="0" r="0" b="3175"/>
             <wp:docPr id="2076214259" name="Picture 38"/>
@@ -50330,7 +48413,7 @@
         </w:rPr>
         <w:lastRenderedPageBreak/>
         <w:drawing>
-          <wp:inline distT="0" distB="0" distL="0" distR="0" wp14:anchorId="55F01750" wp14:editId="131A05D4">
+          <wp:inline distT="0" distB="0" distL="0" distR="0" wp14:anchorId="55F01750" wp14:editId="31A3670E">
             <wp:extent cx="5943600" cy="1294130"/>
             <wp:effectExtent l="0" t="0" r="0" b="1270"/>
             <wp:docPr id="853240802" name="Picture 44"/>
@@ -51534,6 +49617,7 @@
       <w:r>
         <w:rPr>
           <w:rFonts w:ascii="Arial" w:hAnsi="Arial" w:cs="Arial"/>
+          <w:noProof/>
           <w:sz w:val="32"/>
           <w:szCs w:val="32"/>
           <w:lang w:val="en-GB"/>
@@ -51649,6 +49733,7 @@
       <w:r>
         <w:rPr>
           <w:rFonts w:ascii="Arial" w:hAnsi="Arial" w:cs="Arial"/>
+          <w:noProof/>
           <w:sz w:val="32"/>
           <w:szCs w:val="32"/>
           <w:lang w:val="en-GB"/>
@@ -51739,6 +49824,7 @@
       </w:pPr>
       <w:r>
         <w:rPr>
+          <w:noProof/>
           <w:lang w:val="en-GB"/>
         </w:rPr>
         <w:drawing>
@@ -51853,6 +49939,7 @@
       <w:r>
         <w:rPr>
           <w:rFonts w:ascii="Arial" w:hAnsi="Arial" w:cs="Arial"/>
+          <w:noProof/>
           <w:sz w:val="32"/>
           <w:szCs w:val="32"/>
           <w:lang w:val="en-GB"/>
@@ -51966,6 +50053,7 @@
       <w:r>
         <w:rPr>
           <w:rFonts w:ascii="Arial" w:hAnsi="Arial" w:cs="Arial"/>
+          <w:noProof/>
           <w:sz w:val="32"/>
           <w:szCs w:val="32"/>
           <w:lang w:val="en-GB"/>
@@ -52077,10 +50165,35 @@
           <w:szCs w:val="32"/>
           <w:lang w:val="en-GB"/>
         </w:rPr>
-        <w:t xml:space="preserve">Selected Tables </w:t>
+        <w:t>Selected Tables For Access Control</w:t>
       </w:r>
-      <w:proofErr w:type="gramStart"/>
+    </w:p>
+    <w:p>
+      <w:pPr>
+        <w:rPr>
+          <w:rFonts w:ascii="Arial" w:hAnsi="Arial" w:cs="Arial"/>
+          <w:sz w:val="32"/>
+          <w:szCs w:val="32"/>
+          <w:lang w:val="en-GB"/>
+        </w:rPr>
+      </w:pPr>
       <w:r>
+        <w:rPr>
+          <w:rFonts w:ascii="Arial" w:hAnsi="Arial" w:cs="Arial"/>
+          <w:sz w:val="32"/>
+          <w:szCs w:val="32"/>
+          <w:lang w:val="en-GB"/>
+        </w:rPr>
+        <w:t>The following tables were selected:</w:t>
+      </w:r>
+    </w:p>
+    <w:p>
+      <w:pPr>
+        <w:pStyle w:val="ListParagraph"/>
+        <w:numPr>
+          <w:ilvl w:val="0"/>
+          <w:numId w:val="38"/>
+        </w:numPr>
         <w:rPr>
           <w:rFonts w:ascii="Arial" w:hAnsi="Arial" w:cs="Arial"/>
           <w:b/>
@@ -52089,9 +50202,7 @@
           <w:szCs w:val="32"/>
           <w:lang w:val="en-GB"/>
         </w:rPr>
-        <w:t>For</w:t>
-      </w:r>
-      <w:proofErr w:type="gramEnd"/>
+      </w:pPr>
       <w:r>
         <w:rPr>
           <w:rFonts w:ascii="Arial" w:hAnsi="Arial" w:cs="Arial"/>
@@ -52101,26 +50212,64 @@
           <w:szCs w:val="32"/>
           <w:lang w:val="en-GB"/>
         </w:rPr>
-        <w:t xml:space="preserve"> Access Control</w:t>
+        <w:t>Admin Role</w:t>
       </w:r>
     </w:p>
     <w:p>
       <w:pPr>
-        <w:rPr>
-          <w:rFonts w:ascii="Arial" w:hAnsi="Arial" w:cs="Arial"/>
-          <w:sz w:val="32"/>
-          <w:szCs w:val="32"/>
+        <w:pStyle w:val="ListParagraph"/>
+        <w:rPr>
+          <w:rFonts w:ascii="Arial" w:hAnsi="Arial" w:cs="Arial"/>
           <w:lang w:val="en-GB"/>
         </w:rPr>
       </w:pPr>
       <w:r>
         <w:rPr>
           <w:rFonts w:ascii="Arial" w:hAnsi="Arial" w:cs="Arial"/>
-          <w:sz w:val="32"/>
-          <w:szCs w:val="32"/>
           <w:lang w:val="en-GB"/>
         </w:rPr>
-        <w:t>The following tables were selected:</w:t>
+        <w:t>This role is for the database system administrator. It is responsible for managing customer records and monitoring sales activities. It holds SELECT, INSERT, UPDATE, DELETE priviledges. This is because the administrator in bloomsfield database system requires full control over customer information and transaction records to manage the database effectively, correct errors, update records and maintain data integrity.</w:t>
+      </w:r>
+    </w:p>
+    <w:p>
+      <w:pPr>
+        <w:pStyle w:val="ListParagraph"/>
+        <w:rPr>
+          <w:rFonts w:ascii="Arial" w:hAnsi="Arial" w:cs="Arial"/>
+          <w:lang w:val="en-GB"/>
+        </w:rPr>
+      </w:pPr>
+    </w:p>
+    <w:p>
+      <w:pPr>
+        <w:pStyle w:val="ListParagraph"/>
+        <w:rPr>
+          <w:rFonts w:ascii="Arial" w:hAnsi="Arial" w:cs="Arial"/>
+          <w:lang w:val="en-GB"/>
+        </w:rPr>
+      </w:pPr>
+      <w:r>
+        <w:rPr>
+          <w:rFonts w:ascii="Arial" w:hAnsi="Arial" w:cs="Arial"/>
+          <w:lang w:val="en-GB"/>
+        </w:rPr>
+        <w:t xml:space="preserve">Customer and Sale Transaction tables are tables where the admin role is implemented on.   </w:t>
+      </w:r>
+    </w:p>
+    <w:p>
+      <w:pPr>
+        <w:pStyle w:val="ListParagraph"/>
+        <w:rPr>
+          <w:rFonts w:ascii="Arial" w:hAnsi="Arial" w:cs="Arial"/>
+          <w:lang w:val="en-GB"/>
+        </w:rPr>
+      </w:pPr>
+      <w:r>
+        <w:rPr>
+          <w:rFonts w:ascii="Arial" w:hAnsi="Arial" w:cs="Arial"/>
+          <w:lang w:val="en-GB"/>
+        </w:rPr>
+        <w:tab/>
       </w:r>
     </w:p>
     <w:p>
@@ -52148,104 +50297,54 @@
           <w:szCs w:val="32"/>
           <w:lang w:val="en-GB"/>
         </w:rPr>
-        <w:t>Admin Role</w:t>
+        <w:t>Sales Role</w:t>
       </w:r>
     </w:p>
     <w:p>
       <w:pPr>
-        <w:pStyle w:val="ListParagraph"/>
-        <w:rPr>
-          <w:rFonts w:ascii="Arial" w:hAnsi="Arial" w:cs="Arial"/>
+        <w:ind w:left="720"/>
+        <w:rPr>
+          <w:rFonts w:ascii="Arial" w:hAnsi="Arial" w:cs="Arial"/>
+          <w:sz w:val="32"/>
+          <w:szCs w:val="32"/>
           <w:lang w:val="en-GB"/>
         </w:rPr>
       </w:pPr>
       <w:r>
         <w:rPr>
           <w:rFonts w:ascii="Arial" w:hAnsi="Arial" w:cs="Arial"/>
+          <w:sz w:val="32"/>
+          <w:szCs w:val="32"/>
           <w:lang w:val="en-GB"/>
         </w:rPr>
-        <w:t xml:space="preserve">This role is for the database system administrator. It is responsible for managing customer records and monitoring sales activities. It holds SELECT, INSERT, UPDATE, DELETE </w:t>
+        <w:t xml:space="preserve">This role is set for Sales personnel. It is responsible for processing transactions and viewing customer information. It holds SELECT priviledges in both Customer table and Sale_Transactions table, and it holds INSERT priviledge in </w:t>
       </w:r>
-      <w:proofErr w:type="spellStart"/>
       <w:r>
         <w:rPr>
           <w:rFonts w:ascii="Arial" w:hAnsi="Arial" w:cs="Arial"/>
+          <w:sz w:val="32"/>
+          <w:szCs w:val="32"/>
           <w:lang w:val="en-GB"/>
         </w:rPr>
-        <w:t>priviledges</w:t>
+        <w:lastRenderedPageBreak/>
+        <w:t>Sale_Transaction table. The Sales staff in the database system need to vview customers information when serving customers and record new sales_transactios. However, the sales staff must be limited to some priviledges for example deleting and modifying customer records which could compromise data intergrity and security as that’s not their role</w:t>
       </w:r>
-      <w:proofErr w:type="spellEnd"/>
       <w:r>
         <w:rPr>
           <w:rFonts w:ascii="Arial" w:hAnsi="Arial" w:cs="Arial"/>
+          <w:sz w:val="32"/>
+          <w:szCs w:val="32"/>
           <w:lang w:val="en-GB"/>
         </w:rPr>
-        <w:t xml:space="preserve">. This is because the administrator in </w:t>
-      </w:r>
-      <w:proofErr w:type="spellStart"/>
-      <w:r>
-        <w:rPr>
-          <w:rFonts w:ascii="Arial" w:hAnsi="Arial" w:cs="Arial"/>
-          <w:lang w:val="en-GB"/>
-        </w:rPr>
-        <w:t>bloomsfield</w:t>
-      </w:r>
-      <w:proofErr w:type="spellEnd"/>
-      <w:r>
-        <w:rPr>
-          <w:rFonts w:ascii="Arial" w:hAnsi="Arial" w:cs="Arial"/>
-          <w:lang w:val="en-GB"/>
-        </w:rPr>
-        <w:t xml:space="preserve"> database system requires full control over customer information and transaction records to manage the database effectively, correct errors, update records and maintain data integrity.</w:t>
+        <w:t>.</w:t>
       </w:r>
     </w:p>
     <w:p>
       <w:pPr>
         <w:pStyle w:val="ListParagraph"/>
-        <w:rPr>
-          <w:rFonts w:ascii="Arial" w:hAnsi="Arial" w:cs="Arial"/>
-          <w:lang w:val="en-GB"/>
-        </w:rPr>
-      </w:pPr>
-    </w:p>
-    <w:p>
-      <w:pPr>
-        <w:pStyle w:val="ListParagraph"/>
-        <w:rPr>
-          <w:rFonts w:ascii="Arial" w:hAnsi="Arial" w:cs="Arial"/>
-          <w:lang w:val="en-GB"/>
-        </w:rPr>
-      </w:pPr>
-      <w:r>
-        <w:rPr>
-          <w:rFonts w:ascii="Arial" w:hAnsi="Arial" w:cs="Arial"/>
-          <w:lang w:val="en-GB"/>
-        </w:rPr>
-        <w:t xml:space="preserve">Customer and Sale Transaction tables are tables where the admin role is implemented on.   </w:t>
-      </w:r>
-    </w:p>
-    <w:p>
-      <w:pPr>
-        <w:pStyle w:val="ListParagraph"/>
-        <w:rPr>
-          <w:rFonts w:ascii="Arial" w:hAnsi="Arial" w:cs="Arial"/>
-          <w:lang w:val="en-GB"/>
-        </w:rPr>
-      </w:pPr>
-      <w:r>
-        <w:rPr>
-          <w:rFonts w:ascii="Arial" w:hAnsi="Arial" w:cs="Arial"/>
-          <w:lang w:val="en-GB"/>
-        </w:rPr>
-        <w:tab/>
-      </w:r>
-    </w:p>
-    <w:p>
-      <w:pPr>
-        <w:pStyle w:val="ListParagraph"/>
         <w:numPr>
           <w:ilvl w:val="0"/>
-          <w:numId w:val="38"/>
+          <w:numId w:val="30"/>
         </w:numPr>
         <w:rPr>
           <w:rFonts w:ascii="Arial" w:hAnsi="Arial" w:cs="Arial"/>
@@ -52265,205 +50364,15 @@
           <w:szCs w:val="32"/>
           <w:lang w:val="en-GB"/>
         </w:rPr>
-        <w:t>Sales Role</w:t>
+        <w:t>Granting Priviledges to Roles</w:t>
       </w:r>
     </w:p>
     <w:p>
       <w:pPr>
-        <w:ind w:left="720"/>
-        <w:rPr>
-          <w:rFonts w:ascii="Arial" w:hAnsi="Arial" w:cs="Arial"/>
-          <w:sz w:val="32"/>
-          <w:szCs w:val="32"/>
-          <w:lang w:val="en-GB"/>
-        </w:rPr>
-      </w:pPr>
-      <w:r>
-        <w:rPr>
-          <w:rFonts w:ascii="Arial" w:hAnsi="Arial" w:cs="Arial"/>
-          <w:sz w:val="32"/>
-          <w:szCs w:val="32"/>
-          <w:lang w:val="en-GB"/>
-        </w:rPr>
-        <w:t xml:space="preserve">This role is set for Sales personnel. It is responsible for processing transactions and viewing customer information. It holds SELECT </w:t>
-      </w:r>
-      <w:proofErr w:type="spellStart"/>
-      <w:r>
-        <w:rPr>
-          <w:rFonts w:ascii="Arial" w:hAnsi="Arial" w:cs="Arial"/>
-          <w:sz w:val="32"/>
-          <w:szCs w:val="32"/>
-          <w:lang w:val="en-GB"/>
-        </w:rPr>
-        <w:t>priviledges</w:t>
-      </w:r>
-      <w:proofErr w:type="spellEnd"/>
-      <w:r>
-        <w:rPr>
-          <w:rFonts w:ascii="Arial" w:hAnsi="Arial" w:cs="Arial"/>
-          <w:sz w:val="32"/>
-          <w:szCs w:val="32"/>
-          <w:lang w:val="en-GB"/>
-        </w:rPr>
-        <w:t xml:space="preserve"> in both Customer table and </w:t>
-      </w:r>
-      <w:proofErr w:type="spellStart"/>
-      <w:r>
-        <w:rPr>
-          <w:rFonts w:ascii="Arial" w:hAnsi="Arial" w:cs="Arial"/>
-          <w:sz w:val="32"/>
-          <w:szCs w:val="32"/>
-          <w:lang w:val="en-GB"/>
-        </w:rPr>
-        <w:t>Sale_Transactions</w:t>
-      </w:r>
-      <w:proofErr w:type="spellEnd"/>
-      <w:r>
-        <w:rPr>
-          <w:rFonts w:ascii="Arial" w:hAnsi="Arial" w:cs="Arial"/>
-          <w:sz w:val="32"/>
-          <w:szCs w:val="32"/>
-          <w:lang w:val="en-GB"/>
-        </w:rPr>
-        <w:t xml:space="preserve"> table, and it holds INSERT </w:t>
-      </w:r>
-      <w:proofErr w:type="spellStart"/>
-      <w:r>
-        <w:rPr>
-          <w:rFonts w:ascii="Arial" w:hAnsi="Arial" w:cs="Arial"/>
-          <w:sz w:val="32"/>
-          <w:szCs w:val="32"/>
-          <w:lang w:val="en-GB"/>
-        </w:rPr>
-        <w:t>priviledge</w:t>
-      </w:r>
-      <w:proofErr w:type="spellEnd"/>
-      <w:r>
-        <w:rPr>
-          <w:rFonts w:ascii="Arial" w:hAnsi="Arial" w:cs="Arial"/>
-          <w:sz w:val="32"/>
-          <w:szCs w:val="32"/>
-          <w:lang w:val="en-GB"/>
-        </w:rPr>
-        <w:t xml:space="preserve"> in </w:t>
-      </w:r>
-      <w:proofErr w:type="spellStart"/>
-      <w:r>
-        <w:rPr>
-          <w:rFonts w:ascii="Arial" w:hAnsi="Arial" w:cs="Arial"/>
-          <w:sz w:val="32"/>
-          <w:szCs w:val="32"/>
-          <w:lang w:val="en-GB"/>
-        </w:rPr>
-        <w:lastRenderedPageBreak/>
-        <w:t>Sale_Transaction</w:t>
-      </w:r>
-      <w:proofErr w:type="spellEnd"/>
-      <w:r>
-        <w:rPr>
-          <w:rFonts w:ascii="Arial" w:hAnsi="Arial" w:cs="Arial"/>
-          <w:sz w:val="32"/>
-          <w:szCs w:val="32"/>
-          <w:lang w:val="en-GB"/>
-        </w:rPr>
-        <w:t xml:space="preserve"> table. The Sales staff in the database system need to </w:t>
-      </w:r>
-      <w:proofErr w:type="spellStart"/>
-      <w:r>
-        <w:rPr>
-          <w:rFonts w:ascii="Arial" w:hAnsi="Arial" w:cs="Arial"/>
-          <w:sz w:val="32"/>
-          <w:szCs w:val="32"/>
-          <w:lang w:val="en-GB"/>
-        </w:rPr>
-        <w:t>vview</w:t>
-      </w:r>
-      <w:proofErr w:type="spellEnd"/>
-      <w:r>
-        <w:rPr>
-          <w:rFonts w:ascii="Arial" w:hAnsi="Arial" w:cs="Arial"/>
-          <w:sz w:val="32"/>
-          <w:szCs w:val="32"/>
-          <w:lang w:val="en-GB"/>
-        </w:rPr>
-        <w:t xml:space="preserve"> customers information when serving customers and record new </w:t>
-      </w:r>
-      <w:proofErr w:type="spellStart"/>
-      <w:r>
-        <w:rPr>
-          <w:rFonts w:ascii="Arial" w:hAnsi="Arial" w:cs="Arial"/>
-          <w:sz w:val="32"/>
-          <w:szCs w:val="32"/>
-          <w:lang w:val="en-GB"/>
-        </w:rPr>
-        <w:t>sales_transactios</w:t>
-      </w:r>
-      <w:proofErr w:type="spellEnd"/>
-      <w:r>
-        <w:rPr>
-          <w:rFonts w:ascii="Arial" w:hAnsi="Arial" w:cs="Arial"/>
-          <w:sz w:val="32"/>
-          <w:szCs w:val="32"/>
-          <w:lang w:val="en-GB"/>
-        </w:rPr>
-        <w:t xml:space="preserve">. However, the sales staff must be limited to some </w:t>
-      </w:r>
-      <w:proofErr w:type="spellStart"/>
-      <w:r>
-        <w:rPr>
-          <w:rFonts w:ascii="Arial" w:hAnsi="Arial" w:cs="Arial"/>
-          <w:sz w:val="32"/>
-          <w:szCs w:val="32"/>
-          <w:lang w:val="en-GB"/>
-        </w:rPr>
-        <w:t>priviledges</w:t>
-      </w:r>
-      <w:proofErr w:type="spellEnd"/>
-      <w:r>
-        <w:rPr>
-          <w:rFonts w:ascii="Arial" w:hAnsi="Arial" w:cs="Arial"/>
-          <w:sz w:val="32"/>
-          <w:szCs w:val="32"/>
-          <w:lang w:val="en-GB"/>
-        </w:rPr>
-        <w:t xml:space="preserve"> for example deleting and modifying customer records which could compromise data </w:t>
-      </w:r>
-      <w:proofErr w:type="spellStart"/>
-      <w:r>
-        <w:rPr>
-          <w:rFonts w:ascii="Arial" w:hAnsi="Arial" w:cs="Arial"/>
-          <w:sz w:val="32"/>
-          <w:szCs w:val="32"/>
-          <w:lang w:val="en-GB"/>
-        </w:rPr>
-        <w:t>intergrity</w:t>
-      </w:r>
-      <w:proofErr w:type="spellEnd"/>
-      <w:r>
-        <w:rPr>
-          <w:rFonts w:ascii="Arial" w:hAnsi="Arial" w:cs="Arial"/>
-          <w:sz w:val="32"/>
-          <w:szCs w:val="32"/>
-          <w:lang w:val="en-GB"/>
-        </w:rPr>
-        <w:t xml:space="preserve"> and security as that’s not their role</w:t>
-      </w:r>
-      <w:r>
-        <w:rPr>
-          <w:rFonts w:ascii="Arial" w:hAnsi="Arial" w:cs="Arial"/>
-          <w:sz w:val="32"/>
-          <w:szCs w:val="32"/>
-          <w:lang w:val="en-GB"/>
-        </w:rPr>
-        <w:t>.</w:t>
-      </w:r>
-    </w:p>
-    <w:p>
-      <w:pPr>
         <w:pStyle w:val="ListParagraph"/>
         <w:numPr>
           <w:ilvl w:val="0"/>
-          <w:numId w:val="30"/>
+          <w:numId w:val="40"/>
         </w:numPr>
         <w:rPr>
           <w:rFonts w:ascii="Arial" w:hAnsi="Arial" w:cs="Arial"/>
@@ -52483,10 +50392,12 @@
           <w:szCs w:val="32"/>
           <w:lang w:val="en-GB"/>
         </w:rPr>
-        <w:t xml:space="preserve">Granting </w:t>
+        <w:t>Admin Role</w:t>
       </w:r>
-      <w:proofErr w:type="spellStart"/>
-      <w:r>
+    </w:p>
+    <w:p>
+      <w:pPr>
+        <w:pStyle w:val="ListParagraph"/>
         <w:rPr>
           <w:rFonts w:ascii="Arial" w:hAnsi="Arial" w:cs="Arial"/>
           <w:b/>
@@ -52495,66 +50406,13 @@
           <w:szCs w:val="32"/>
           <w:lang w:val="en-GB"/>
         </w:rPr>
-        <w:t>Priviledges</w:t>
-      </w:r>
-      <w:proofErr w:type="spellEnd"/>
+      </w:pPr>
       <w:r>
         <w:rPr>
           <w:rFonts w:ascii="Arial" w:hAnsi="Arial" w:cs="Arial"/>
           <w:b/>
           <w:bCs/>
-          <w:sz w:val="32"/>
-          <w:szCs w:val="32"/>
-          <w:lang w:val="en-GB"/>
-        </w:rPr>
-        <w:t xml:space="preserve"> to Roles</w:t>
-      </w:r>
-    </w:p>
-    <w:p>
-      <w:pPr>
-        <w:pStyle w:val="ListParagraph"/>
-        <w:numPr>
-          <w:ilvl w:val="0"/>
-          <w:numId w:val="40"/>
-        </w:numPr>
-        <w:rPr>
-          <w:rFonts w:ascii="Arial" w:hAnsi="Arial" w:cs="Arial"/>
-          <w:b/>
-          <w:bCs/>
-          <w:sz w:val="32"/>
-          <w:szCs w:val="32"/>
-          <w:lang w:val="en-GB"/>
-        </w:rPr>
-      </w:pPr>
-      <w:r>
-        <w:rPr>
-          <w:rFonts w:ascii="Arial" w:hAnsi="Arial" w:cs="Arial"/>
-          <w:b/>
-          <w:bCs/>
-          <w:sz w:val="32"/>
-          <w:szCs w:val="32"/>
-          <w:lang w:val="en-GB"/>
-        </w:rPr>
-        <w:t>Admin Role</w:t>
-      </w:r>
-    </w:p>
-    <w:p>
-      <w:pPr>
-        <w:pStyle w:val="ListParagraph"/>
-        <w:rPr>
-          <w:rFonts w:ascii="Arial" w:hAnsi="Arial" w:cs="Arial"/>
-          <w:b/>
-          <w:bCs/>
-          <w:sz w:val="32"/>
-          <w:szCs w:val="32"/>
-          <w:lang w:val="en-GB"/>
-        </w:rPr>
-      </w:pPr>
-      <w:r>
-        <w:rPr>
-          <w:rFonts w:ascii="Arial" w:hAnsi="Arial" w:cs="Arial"/>
-          <w:b/>
-          <w:bCs/>
+          <w:noProof/>
           <w:sz w:val="32"/>
           <w:szCs w:val="32"/>
           <w:lang w:val="en-GB"/>
@@ -52654,6 +50512,7 @@
           <w:rFonts w:ascii="Arial" w:hAnsi="Arial" w:cs="Arial"/>
           <w:b/>
           <w:bCs/>
+          <w:noProof/>
           <w:sz w:val="32"/>
           <w:szCs w:val="32"/>
           <w:lang w:val="en-GB"/>
@@ -52727,19 +50586,8 @@
           <w:szCs w:val="32"/>
           <w:lang w:val="en-GB"/>
         </w:rPr>
-        <w:t xml:space="preserve">There was a need to apply the </w:t>
+        <w:t>There was a need to apply the priviledges</w:t>
       </w:r>
-      <w:proofErr w:type="spellStart"/>
-      <w:r>
-        <w:rPr>
-          <w:rFonts w:ascii="Arial" w:hAnsi="Arial" w:cs="Arial"/>
-          <w:sz w:val="32"/>
-          <w:szCs w:val="32"/>
-          <w:lang w:val="en-GB"/>
-        </w:rPr>
-        <w:t>priviledges</w:t>
-      </w:r>
-      <w:proofErr w:type="spellEnd"/>
     </w:p>
     <w:p>
       <w:pPr>
@@ -52826,6 +50674,7 @@
           <w:rFonts w:ascii="Arial" w:hAnsi="Arial" w:cs="Arial"/>
           <w:b/>
           <w:bCs/>
+          <w:noProof/>
           <w:sz w:val="32"/>
           <w:szCs w:val="32"/>
           <w:lang w:val="en-GB"/>
@@ -52941,27 +50790,7 @@
           <w:szCs w:val="32"/>
           <w:lang w:val="en-GB"/>
         </w:rPr>
-        <w:t xml:space="preserve">The first step followed in the test is login in the database system as </w:t>
-      </w:r>
-      <w:proofErr w:type="spellStart"/>
-      <w:r>
-        <w:rPr>
-          <w:rFonts w:ascii="Arial" w:hAnsi="Arial" w:cs="Arial"/>
-          <w:sz w:val="32"/>
-          <w:szCs w:val="32"/>
-          <w:lang w:val="en-GB"/>
-        </w:rPr>
-        <w:t>as</w:t>
-      </w:r>
-      <w:proofErr w:type="spellEnd"/>
-      <w:r>
-        <w:rPr>
-          <w:rFonts w:ascii="Arial" w:hAnsi="Arial" w:cs="Arial"/>
-          <w:sz w:val="32"/>
-          <w:szCs w:val="32"/>
-          <w:lang w:val="en-GB"/>
-        </w:rPr>
-        <w:t xml:space="preserve"> admin</w:t>
+        <w:t>The first step followed in the test is login in the database system as as admin</w:t>
       </w:r>
       <w:r>
         <w:rPr>
@@ -52986,6 +50815,7 @@
       <w:r>
         <w:rPr>
           <w:rFonts w:ascii="Arial" w:hAnsi="Arial" w:cs="Arial"/>
+          <w:noProof/>
           <w:sz w:val="32"/>
           <w:szCs w:val="32"/>
           <w:lang w:val="en-GB"/>
@@ -53101,6 +50931,7 @@
           <w:rFonts w:ascii="Arial" w:hAnsi="Arial" w:cs="Arial"/>
           <w:b/>
           <w:bCs/>
+          <w:noProof/>
           <w:sz w:val="32"/>
           <w:szCs w:val="32"/>
           <w:lang w:val="en-GB"/>
@@ -53203,27 +51034,7 @@
           <w:szCs w:val="32"/>
           <w:lang w:val="en-GB"/>
         </w:rPr>
-        <w:t xml:space="preserve">try to select everything from </w:t>
-      </w:r>
-      <w:proofErr w:type="gramStart"/>
-      <w:r>
-        <w:rPr>
-          <w:rFonts w:ascii="Arial" w:hAnsi="Arial" w:cs="Arial"/>
-          <w:sz w:val="32"/>
-          <w:szCs w:val="32"/>
-          <w:lang w:val="en-GB"/>
-        </w:rPr>
-        <w:t>customers</w:t>
-      </w:r>
-      <w:proofErr w:type="gramEnd"/>
-      <w:r>
-        <w:rPr>
-          <w:rFonts w:ascii="Arial" w:hAnsi="Arial" w:cs="Arial"/>
-          <w:sz w:val="32"/>
-          <w:szCs w:val="32"/>
-          <w:lang w:val="en-GB"/>
-        </w:rPr>
-        <w:t xml:space="preserve"> table.</w:t>
+        <w:t>try to select everything from customers table.</w:t>
       </w:r>
     </w:p>
     <w:p>
@@ -53260,6 +51071,7 @@
           <w:rFonts w:ascii="Arial" w:hAnsi="Arial" w:cs="Arial"/>
           <w:b/>
           <w:bCs/>
+          <w:noProof/>
           <w:sz w:val="32"/>
           <w:szCs w:val="32"/>
           <w:lang w:val="en-GB"/>
@@ -53323,7 +51135,6 @@
           </wp:anchor>
         </w:drawing>
       </w:r>
-      <w:proofErr w:type="spellStart"/>
       <w:r>
         <w:rPr>
           <w:rFonts w:ascii="Arial" w:hAnsi="Arial" w:cs="Arial"/>
@@ -53333,10 +51144,32 @@
           <w:szCs w:val="32"/>
           <w:lang w:val="en-GB"/>
         </w:rPr>
-        <w:t>Sales_user</w:t>
+        <w:t>Sales_user test</w:t>
       </w:r>
-      <w:proofErr w:type="spellEnd"/>
+    </w:p>
+    <w:p>
+      <w:pPr>
+        <w:pStyle w:val="ListParagraph"/>
+        <w:rPr>
+          <w:rFonts w:ascii="Arial" w:hAnsi="Arial" w:cs="Arial"/>
+          <w:sz w:val="32"/>
+          <w:szCs w:val="32"/>
+          <w:lang w:val="en-GB"/>
+        </w:rPr>
+      </w:pPr>
       <w:r>
+        <w:rPr>
+          <w:rFonts w:ascii="Arial" w:hAnsi="Arial" w:cs="Arial"/>
+          <w:sz w:val="32"/>
+          <w:szCs w:val="32"/>
+          <w:lang w:val="en-GB"/>
+        </w:rPr>
+        <w:t>The first step followed in the test is login in the database system as as Sales user.</w:t>
+      </w:r>
+    </w:p>
+    <w:p>
+      <w:pPr>
+        <w:pStyle w:val="ListParagraph"/>
         <w:rPr>
           <w:rFonts w:ascii="Arial" w:hAnsi="Arial" w:cs="Arial"/>
           <w:b/>
@@ -53345,84 +51178,13 @@
           <w:szCs w:val="32"/>
           <w:lang w:val="en-GB"/>
         </w:rPr>
-        <w:t xml:space="preserve"> test</w:t>
-      </w:r>
-    </w:p>
-    <w:p>
-      <w:pPr>
-        <w:pStyle w:val="ListParagraph"/>
-        <w:rPr>
-          <w:rFonts w:ascii="Arial" w:hAnsi="Arial" w:cs="Arial"/>
-          <w:sz w:val="32"/>
-          <w:szCs w:val="32"/>
-          <w:lang w:val="en-GB"/>
-        </w:rPr>
       </w:pPr>
       <w:r>
-        <w:rPr>
-          <w:rFonts w:ascii="Arial" w:hAnsi="Arial" w:cs="Arial"/>
-          <w:sz w:val="32"/>
-          <w:szCs w:val="32"/>
-          <w:lang w:val="en-GB"/>
-        </w:rPr>
-        <w:t xml:space="preserve">The first step followed in the test is login in the database system as </w:t>
-      </w:r>
-      <w:proofErr w:type="spellStart"/>
-      <w:r>
-        <w:rPr>
-          <w:rFonts w:ascii="Arial" w:hAnsi="Arial" w:cs="Arial"/>
-          <w:sz w:val="32"/>
-          <w:szCs w:val="32"/>
-          <w:lang w:val="en-GB"/>
-        </w:rPr>
-        <w:t>as</w:t>
-      </w:r>
-      <w:proofErr w:type="spellEnd"/>
-      <w:r>
-        <w:rPr>
-          <w:rFonts w:ascii="Arial" w:hAnsi="Arial" w:cs="Arial"/>
-          <w:sz w:val="32"/>
-          <w:szCs w:val="32"/>
-          <w:lang w:val="en-GB"/>
-        </w:rPr>
-        <w:t xml:space="preserve"> </w:t>
-      </w:r>
-      <w:r>
-        <w:rPr>
-          <w:rFonts w:ascii="Arial" w:hAnsi="Arial" w:cs="Arial"/>
-          <w:sz w:val="32"/>
-          <w:szCs w:val="32"/>
-          <w:lang w:val="en-GB"/>
-        </w:rPr>
-        <w:t>Sales user</w:t>
-      </w:r>
-      <w:r>
-        <w:rPr>
-          <w:rFonts w:ascii="Arial" w:hAnsi="Arial" w:cs="Arial"/>
-          <w:sz w:val="32"/>
-          <w:szCs w:val="32"/>
-          <w:lang w:val="en-GB"/>
-        </w:rPr>
-        <w:t>.</w:t>
-      </w:r>
-    </w:p>
-    <w:p>
-      <w:pPr>
-        <w:pStyle w:val="ListParagraph"/>
         <w:rPr>
           <w:rFonts w:ascii="Arial" w:hAnsi="Arial" w:cs="Arial"/>
           <w:b/>
           <w:bCs/>
-          <w:sz w:val="32"/>
-          <w:szCs w:val="32"/>
-          <w:lang w:val="en-GB"/>
-        </w:rPr>
-      </w:pPr>
-      <w:r>
-        <w:rPr>
-          <w:rFonts w:ascii="Arial" w:hAnsi="Arial" w:cs="Arial"/>
-          <w:b/>
-          <w:bCs/>
+          <w:noProof/>
           <w:sz w:val="32"/>
           <w:szCs w:val="32"/>
           <w:lang w:val="en-GB"/>
@@ -53583,6 +51345,7 @@
           <w:rFonts w:ascii="Arial" w:hAnsi="Arial" w:cs="Arial"/>
           <w:b/>
           <w:bCs/>
+          <w:noProof/>
           <w:sz w:val="32"/>
           <w:szCs w:val="32"/>
           <w:lang w:val="en-GB"/>
@@ -53705,6 +51468,7 @@
           <w:rFonts w:ascii="Arial" w:hAnsi="Arial" w:cs="Arial"/>
           <w:b/>
           <w:bCs/>
+          <w:noProof/>
           <w:sz w:val="32"/>
           <w:szCs w:val="32"/>
           <w:lang w:val="en-GB"/>
@@ -53775,27 +51539,7 @@
           <w:szCs w:val="32"/>
           <w:lang w:val="en-GB"/>
         </w:rPr>
-        <w:t xml:space="preserve">Lastly, try deleting the Customer table. This will bring a delete error because the </w:t>
-      </w:r>
-      <w:proofErr w:type="gramStart"/>
-      <w:r>
-        <w:rPr>
-          <w:rFonts w:ascii="Arial" w:hAnsi="Arial" w:cs="Arial"/>
-          <w:sz w:val="32"/>
-          <w:szCs w:val="32"/>
-          <w:lang w:val="en-GB"/>
-        </w:rPr>
-        <w:t>its</w:t>
-      </w:r>
-      <w:proofErr w:type="gramEnd"/>
-      <w:r>
-        <w:rPr>
-          <w:rFonts w:ascii="Arial" w:hAnsi="Arial" w:cs="Arial"/>
-          <w:sz w:val="32"/>
-          <w:szCs w:val="32"/>
-          <w:lang w:val="en-GB"/>
-        </w:rPr>
-        <w:t xml:space="preserve"> not the role of the sales user to delete tables rather viewing customers and inserting the transaction table.</w:t>
+        <w:t>Lastly, try deleting the Customer table. This will bring a delete error because the its not the role of the sales user to delete tables rather viewing customers and inserting the transaction table.</w:t>
       </w:r>
     </w:p>
     <w:p>
@@ -53815,12 +51559,13 @@
           <w:rFonts w:ascii="Arial" w:hAnsi="Arial" w:cs="Arial"/>
           <w:b/>
           <w:bCs/>
+          <w:noProof/>
           <w:sz w:val="32"/>
           <w:szCs w:val="32"/>
           <w:lang w:val="en-GB"/>
         </w:rPr>
         <w:drawing>
-          <wp:anchor distT="0" distB="0" distL="114300" distR="114300" simplePos="0" relativeHeight="251668480" behindDoc="1" locked="0" layoutInCell="1" allowOverlap="1" wp14:anchorId="077C2B36" wp14:editId="1462603D">
+          <wp:anchor distT="0" distB="0" distL="114300" distR="114300" simplePos="0" relativeHeight="251668480" behindDoc="1" locked="0" layoutInCell="1" allowOverlap="1" wp14:anchorId="077C2B36" wp14:editId="28828134">
             <wp:simplePos x="0" y="0"/>
             <wp:positionH relativeFrom="column">
               <wp:posOffset>228600</wp:posOffset>
@@ -54026,9 +51771,7 @@
           <w:lang w:val="en-GB"/>
         </w:rPr>
       </w:pPr>
-    </w:p>
-    <w:p>
-      <w:pPr>
+      <w:r>
         <w:rPr>
           <w:rFonts w:ascii="Arial" w:hAnsi="Arial" w:cs="Arial"/>
           <w:b/>
@@ -54037,7 +51780,42 @@
           <w:szCs w:val="32"/>
           <w:lang w:val="en-GB"/>
         </w:rPr>
-      </w:pPr>
+        <w:drawing>
+          <wp:inline distT="0" distB="0" distL="0" distR="0" wp14:anchorId="211AE339" wp14:editId="4559FE6D">
+            <wp:extent cx="5943600" cy="1582420"/>
+            <wp:effectExtent l="0" t="0" r="0" b="0"/>
+            <wp:docPr id="140793747" name="Picture 1"/>
+            <wp:cNvGraphicFramePr>
+              <a:graphicFrameLocks xmlns:a="http://schemas.openxmlformats.org/drawingml/2006/main" noChangeAspect="1"/>
+            </wp:cNvGraphicFramePr>
+            <a:graphic xmlns:a="http://schemas.openxmlformats.org/drawingml/2006/main">
+              <a:graphicData uri="http://schemas.openxmlformats.org/drawingml/2006/picture">
+                <pic:pic xmlns:pic="http://schemas.openxmlformats.org/drawingml/2006/picture">
+                  <pic:nvPicPr>
+                    <pic:cNvPr id="140793747" name=""/>
+                    <pic:cNvPicPr/>
+                  </pic:nvPicPr>
+                  <pic:blipFill>
+                    <a:blip r:embed="rId100"/>
+                    <a:stretch>
+                      <a:fillRect/>
+                    </a:stretch>
+                  </pic:blipFill>
+                  <pic:spPr>
+                    <a:xfrm>
+                      <a:off x="0" y="0"/>
+                      <a:ext cx="5943600" cy="1582420"/>
+                    </a:xfrm>
+                    <a:prstGeom prst="rect">
+                      <a:avLst/>
+                    </a:prstGeom>
+                  </pic:spPr>
+                </pic:pic>
+              </a:graphicData>
+            </a:graphic>
+          </wp:inline>
+        </w:drawing>
+      </w:r>
     </w:p>
     <w:p>
       <w:pPr>
@@ -54062,9 +51840,7 @@
           <w:lang w:val="en-GB"/>
         </w:rPr>
       </w:pPr>
-    </w:p>
-    <w:p>
-      <w:pPr>
+      <w:r>
         <w:rPr>
           <w:rFonts w:ascii="Arial" w:hAnsi="Arial" w:cs="Arial"/>
           <w:b/>
@@ -54073,7 +51849,226 @@
           <w:szCs w:val="32"/>
           <w:lang w:val="en-GB"/>
         </w:rPr>
-      </w:pPr>
+        <w:drawing>
+          <wp:inline distT="0" distB="0" distL="0" distR="0" wp14:anchorId="0A758E5A" wp14:editId="34E9A43D">
+            <wp:extent cx="5943600" cy="3383280"/>
+            <wp:effectExtent l="0" t="0" r="0" b="7620"/>
+            <wp:docPr id="67636794" name="Picture 1"/>
+            <wp:cNvGraphicFramePr>
+              <a:graphicFrameLocks xmlns:a="http://schemas.openxmlformats.org/drawingml/2006/main" noChangeAspect="1"/>
+            </wp:cNvGraphicFramePr>
+            <a:graphic xmlns:a="http://schemas.openxmlformats.org/drawingml/2006/main">
+              <a:graphicData uri="http://schemas.openxmlformats.org/drawingml/2006/picture">
+                <pic:pic xmlns:pic="http://schemas.openxmlformats.org/drawingml/2006/picture">
+                  <pic:nvPicPr>
+                    <pic:cNvPr id="67636794" name=""/>
+                    <pic:cNvPicPr/>
+                  </pic:nvPicPr>
+                  <pic:blipFill>
+                    <a:blip r:embed="rId101"/>
+                    <a:stretch>
+                      <a:fillRect/>
+                    </a:stretch>
+                  </pic:blipFill>
+                  <pic:spPr>
+                    <a:xfrm>
+                      <a:off x="0" y="0"/>
+                      <a:ext cx="5943600" cy="3383280"/>
+                    </a:xfrm>
+                    <a:prstGeom prst="rect">
+                      <a:avLst/>
+                    </a:prstGeom>
+                  </pic:spPr>
+                </pic:pic>
+              </a:graphicData>
+            </a:graphic>
+          </wp:inline>
+        </w:drawing>
+      </w:r>
+    </w:p>
+    <w:p>
+      <w:pPr>
+        <w:rPr>
+          <w:rFonts w:ascii="Arial" w:hAnsi="Arial" w:cs="Arial"/>
+          <w:b/>
+          <w:bCs/>
+          <w:sz w:val="32"/>
+          <w:szCs w:val="32"/>
+          <w:lang w:val="en-GB"/>
+        </w:rPr>
+      </w:pPr>
+      <w:r>
+        <w:rPr>
+          <w:rFonts w:ascii="Arial" w:hAnsi="Arial" w:cs="Arial"/>
+          <w:b/>
+          <w:bCs/>
+          <w:sz w:val="32"/>
+          <w:szCs w:val="32"/>
+          <w:lang w:val="en-GB"/>
+        </w:rPr>
+        <w:lastRenderedPageBreak/>
+        <w:drawing>
+          <wp:inline distT="0" distB="0" distL="0" distR="0" wp14:anchorId="48132E64" wp14:editId="199822FD">
+            <wp:extent cx="5943600" cy="2595245"/>
+            <wp:effectExtent l="0" t="0" r="0" b="0"/>
+            <wp:docPr id="1450271439" name="Picture 1"/>
+            <wp:cNvGraphicFramePr>
+              <a:graphicFrameLocks xmlns:a="http://schemas.openxmlformats.org/drawingml/2006/main" noChangeAspect="1"/>
+            </wp:cNvGraphicFramePr>
+            <a:graphic xmlns:a="http://schemas.openxmlformats.org/drawingml/2006/main">
+              <a:graphicData uri="http://schemas.openxmlformats.org/drawingml/2006/picture">
+                <pic:pic xmlns:pic="http://schemas.openxmlformats.org/drawingml/2006/picture">
+                  <pic:nvPicPr>
+                    <pic:cNvPr id="1450271439" name=""/>
+                    <pic:cNvPicPr/>
+                  </pic:nvPicPr>
+                  <pic:blipFill>
+                    <a:blip r:embed="rId102"/>
+                    <a:stretch>
+                      <a:fillRect/>
+                    </a:stretch>
+                  </pic:blipFill>
+                  <pic:spPr>
+                    <a:xfrm>
+                      <a:off x="0" y="0"/>
+                      <a:ext cx="5943600" cy="2595245"/>
+                    </a:xfrm>
+                    <a:prstGeom prst="rect">
+                      <a:avLst/>
+                    </a:prstGeom>
+                  </pic:spPr>
+                </pic:pic>
+              </a:graphicData>
+            </a:graphic>
+          </wp:inline>
+        </w:drawing>
+      </w:r>
+    </w:p>
+    <w:p>
+      <w:pPr>
+        <w:rPr>
+          <w:rFonts w:ascii="Arial" w:hAnsi="Arial" w:cs="Arial"/>
+          <w:b/>
+          <w:bCs/>
+          <w:sz w:val="32"/>
+          <w:szCs w:val="32"/>
+          <w:lang w:val="en-GB"/>
+        </w:rPr>
+      </w:pPr>
+      <w:r>
+        <w:rPr>
+          <w:rFonts w:ascii="Arial" w:hAnsi="Arial" w:cs="Arial"/>
+          <w:b/>
+          <w:bCs/>
+          <w:sz w:val="32"/>
+          <w:szCs w:val="32"/>
+          <w:lang w:val="en-GB"/>
+        </w:rPr>
+        <w:drawing>
+          <wp:inline distT="0" distB="0" distL="0" distR="0" wp14:anchorId="37A5FAA2" wp14:editId="3FE0FDC2">
+            <wp:extent cx="5943600" cy="2139315"/>
+            <wp:effectExtent l="0" t="0" r="0" b="0"/>
+            <wp:docPr id="1854593583" name="Picture 1"/>
+            <wp:cNvGraphicFramePr>
+              <a:graphicFrameLocks xmlns:a="http://schemas.openxmlformats.org/drawingml/2006/main" noChangeAspect="1"/>
+            </wp:cNvGraphicFramePr>
+            <a:graphic xmlns:a="http://schemas.openxmlformats.org/drawingml/2006/main">
+              <a:graphicData uri="http://schemas.openxmlformats.org/drawingml/2006/picture">
+                <pic:pic xmlns:pic="http://schemas.openxmlformats.org/drawingml/2006/picture">
+                  <pic:nvPicPr>
+                    <pic:cNvPr id="1854593583" name=""/>
+                    <pic:cNvPicPr/>
+                  </pic:nvPicPr>
+                  <pic:blipFill>
+                    <a:blip r:embed="rId103"/>
+                    <a:stretch>
+                      <a:fillRect/>
+                    </a:stretch>
+                  </pic:blipFill>
+                  <pic:spPr>
+                    <a:xfrm>
+                      <a:off x="0" y="0"/>
+                      <a:ext cx="5943600" cy="2139315"/>
+                    </a:xfrm>
+                    <a:prstGeom prst="rect">
+                      <a:avLst/>
+                    </a:prstGeom>
+                  </pic:spPr>
+                </pic:pic>
+              </a:graphicData>
+            </a:graphic>
+          </wp:inline>
+        </w:drawing>
+      </w:r>
+    </w:p>
+    <w:p>
+      <w:pPr>
+        <w:rPr>
+          <w:rFonts w:ascii="Arial" w:hAnsi="Arial" w:cs="Arial"/>
+          <w:b/>
+          <w:bCs/>
+          <w:sz w:val="32"/>
+          <w:szCs w:val="32"/>
+          <w:lang w:val="en-GB"/>
+        </w:rPr>
+      </w:pPr>
+    </w:p>
+    <w:p>
+      <w:pPr>
+        <w:rPr>
+          <w:rFonts w:ascii="Arial" w:hAnsi="Arial" w:cs="Arial"/>
+          <w:b/>
+          <w:bCs/>
+          <w:sz w:val="32"/>
+          <w:szCs w:val="32"/>
+          <w:lang w:val="en-GB"/>
+        </w:rPr>
+      </w:pPr>
+      <w:r>
+        <w:rPr>
+          <w:rFonts w:ascii="Arial" w:hAnsi="Arial" w:cs="Arial"/>
+          <w:b/>
+          <w:bCs/>
+          <w:sz w:val="32"/>
+          <w:szCs w:val="32"/>
+          <w:lang w:val="en-GB"/>
+        </w:rPr>
+        <w:drawing>
+          <wp:inline distT="0" distB="0" distL="0" distR="0" wp14:anchorId="747D76C2" wp14:editId="4367A0E6">
+            <wp:extent cx="5943600" cy="2573655"/>
+            <wp:effectExtent l="0" t="0" r="0" b="0"/>
+            <wp:docPr id="2011770937" name="Picture 1"/>
+            <wp:cNvGraphicFramePr>
+              <a:graphicFrameLocks xmlns:a="http://schemas.openxmlformats.org/drawingml/2006/main" noChangeAspect="1"/>
+            </wp:cNvGraphicFramePr>
+            <a:graphic xmlns:a="http://schemas.openxmlformats.org/drawingml/2006/main">
+              <a:graphicData uri="http://schemas.openxmlformats.org/drawingml/2006/picture">
+                <pic:pic xmlns:pic="http://schemas.openxmlformats.org/drawingml/2006/picture">
+                  <pic:nvPicPr>
+                    <pic:cNvPr id="2011770937" name=""/>
+                    <pic:cNvPicPr/>
+                  </pic:nvPicPr>
+                  <pic:blipFill>
+                    <a:blip r:embed="rId104"/>
+                    <a:stretch>
+                      <a:fillRect/>
+                    </a:stretch>
+                  </pic:blipFill>
+                  <pic:spPr>
+                    <a:xfrm>
+                      <a:off x="0" y="0"/>
+                      <a:ext cx="5943600" cy="2573655"/>
+                    </a:xfrm>
+                    <a:prstGeom prst="rect">
+                      <a:avLst/>
+                    </a:prstGeom>
+                  </pic:spPr>
+                </pic:pic>
+              </a:graphicData>
+            </a:graphic>
+          </wp:inline>
+        </w:drawing>
+      </w:r>
     </w:p>
     <w:p>
       <w:pPr>
@@ -54674,15 +52669,7 @@
                   <w:noProof/>
                   <w:u w:val="single"/>
                 </w:rPr>
-                <w:t>https://severalnines.com/blog/tips-and-tricks-implementing-database-role-based-</w:t>
-              </w:r>
-              <w:r>
-                <w:rPr>
-                  <w:noProof/>
-                  <w:u w:val="single"/>
-                </w:rPr>
-                <w:lastRenderedPageBreak/>
-                <w:t>access-controls-mariadb/</w:t>
+                <w:t>https://severalnines.com/blog/tips-and-tricks-implementing-database-role-based-access-controls-mariadb/</w:t>
               </w:r>
               <w:r>
                 <w:rPr>
@@ -59219,6 +57206,7 @@
   <w:style w:type="character" w:default="1" w:styleId="DefaultParagraphFont">
     <w:name w:val="Default Paragraph Font"/>
     <w:uiPriority w:val="1"/>
+    <w:semiHidden/>
     <w:unhideWhenUsed/>
   </w:style>
   <w:style w:type="table" w:default="1" w:styleId="TableNormal">

--- a/DATABASE DESIGN Assignment L4DC.docx
+++ b/DATABASE DESIGN Assignment L4DC.docx
@@ -2,146 +2,18 @@
 <file path=word/document.xml><?xml version="1.0" encoding="utf-8"?>
 <w:document xmlns:wpc="http://schemas.microsoft.com/office/word/2010/wordprocessingCanvas" xmlns:cx="http://schemas.microsoft.com/office/drawing/2014/chartex" xmlns:cx1="http://schemas.microsoft.com/office/drawing/2015/9/8/chartex" xmlns:cx2="http://schemas.microsoft.com/office/drawing/2015/10/21/chartex" xmlns:cx3="http://schemas.microsoft.com/office/drawing/2016/5/9/chartex" xmlns:cx4="http://schemas.microsoft.com/office/drawing/2016/5/10/chartex" xmlns:cx5="http://schemas.microsoft.com/office/drawing/2016/5/11/chartex" xmlns:cx6="http://schemas.microsoft.com/office/drawing/2016/5/12/chartex" xmlns:cx7="http://schemas.microsoft.com/office/drawing/2016/5/13/chartex" xmlns:cx8="http://schemas.microsoft.com/office/drawing/2016/5/14/chartex" xmlns:mc="http://schemas.openxmlformats.org/markup-compatibility/2006" xmlns:aink="http://schemas.microsoft.com/office/drawing/2016/ink" xmlns:am3d="http://schemas.microsoft.com/office/drawing/2017/model3d" xmlns:o="urn:schemas-microsoft-com:office:office" xmlns:oel="http://schemas.microsoft.com/office/2019/extlst" xmlns:r="http://schemas.openxmlformats.org/officeDocument/2006/relationships" xmlns:m="http://schemas.openxmlformats.org/officeDocument/2006/math" xmlns:v="urn:schemas-microsoft-com:vml" xmlns:wp14="http://schemas.microsoft.com/office/word/2010/wordprocessingDrawing" xmlns:wp="http://schemas.openxmlformats.org/drawingml/2006/wordprocessingDrawing" xmlns:w10="urn:schemas-microsoft-com:office:word" xmlns:w="http://schemas.openxmlformats.org/wordprocessingml/2006/main" xmlns:w14="http://schemas.microsoft.com/office/word/2010/wordml" xmlns:w15="http://schemas.microsoft.com/office/word/2012/wordml" xmlns:w16cex="http://schemas.microsoft.com/office/word/2018/wordml/cex" xmlns:w16cid="http://schemas.microsoft.com/office/word/2016/wordml/cid" xmlns:w16="http://schemas.microsoft.com/office/word/2018/wordml" xmlns:w16du="http://schemas.microsoft.com/office/word/2023/wordml/word16du" xmlns:w16sdtdh="http://schemas.microsoft.com/office/word/2020/wordml/sdtdatahash" xmlns:w16sdtfl="http://schemas.microsoft.com/office/word/2024/wordml/sdtformatlock" xmlns:w16se="http://schemas.microsoft.com/office/word/2015/wordml/symex" xmlns:wpg="http://schemas.microsoft.com/office/word/2010/wordprocessingGroup" xmlns:wpi="http://schemas.microsoft.com/office/word/2010/wordprocessingInk" xmlns:wne="http://schemas.microsoft.com/office/word/2006/wordml" xmlns:wps="http://schemas.microsoft.com/office/word/2010/wordprocessingShape" mc:Ignorable="w14 w15 w16se w16cid w16 w16cex w16sdtdh w16sdtfl w16du wp14">
   <w:body>
-    <w:sdt>
-      <w:sdtPr>
-        <w:id w:val="488287575"/>
-        <w:docPartObj>
-          <w:docPartGallery w:val="Table of Contents"/>
-          <w:docPartUnique/>
-        </w:docPartObj>
-      </w:sdtPr>
-      <w:sdtEndPr>
-        <w:rPr>
-          <w:rFonts w:asciiTheme="minorHAnsi" w:eastAsiaTheme="minorHAnsi" w:hAnsiTheme="minorHAnsi" w:cstheme="minorBidi"/>
-          <w:b/>
-          <w:bCs/>
-          <w:noProof/>
-          <w:color w:val="auto"/>
-          <w:kern w:val="2"/>
-          <w:sz w:val="24"/>
-          <w:szCs w:val="24"/>
-          <w14:ligatures w14:val="standardContextual"/>
-        </w:rPr>
-      </w:sdtEndPr>
-      <w:sdtContent>
-        <w:p>
-          <w:pPr>
-            <w:pStyle w:val="TOCHeading"/>
-          </w:pPr>
-          <w:r>
-            <w:t>Contents</w:t>
-          </w:r>
-        </w:p>
-        <w:p>
-          <w:pPr>
-            <w:pStyle w:val="TOC1"/>
-            <w:tabs>
-              <w:tab w:val="right" w:leader="dot" w:pos="9350"/>
-            </w:tabs>
-            <w:rPr>
-              <w:rFonts w:eastAsiaTheme="minorEastAsia"/>
-              <w:noProof/>
-            </w:rPr>
-          </w:pPr>
-          <w:r>
-            <w:fldChar w:fldCharType="begin"/>
-          </w:r>
-          <w:r>
-            <w:instrText xml:space="preserve"> TOC \o "1-3" \h \z \u </w:instrText>
-          </w:r>
-          <w:r>
-            <w:fldChar w:fldCharType="separate"/>
-          </w:r>
-          <w:hyperlink w:anchor="_Toc232241640" w:history="1">
-            <w:r>
-              <w:rPr>
-                <w:rStyle w:val="Hyperlink"/>
-                <w:rFonts w:ascii="Arial" w:hAnsi="Arial" w:cs="Arial"/>
-                <w:noProof/>
-              </w:rPr>
-              <w:t>Referen</w:t>
-            </w:r>
-            <w:r>
-              <w:rPr>
-                <w:rStyle w:val="Hyperlink"/>
-                <w:rFonts w:ascii="Arial" w:hAnsi="Arial" w:cs="Arial"/>
-                <w:noProof/>
-              </w:rPr>
-              <w:t>c</w:t>
-            </w:r>
-            <w:r>
-              <w:rPr>
-                <w:rStyle w:val="Hyperlink"/>
-                <w:rFonts w:ascii="Arial" w:hAnsi="Arial" w:cs="Arial"/>
-                <w:noProof/>
-              </w:rPr>
-              <w:t>es</w:t>
-            </w:r>
-            <w:r>
-              <w:rPr>
-                <w:noProof/>
-                <w:webHidden/>
-              </w:rPr>
-              <w:tab/>
-            </w:r>
-            <w:r>
-              <w:rPr>
-                <w:noProof/>
-                <w:webHidden/>
-              </w:rPr>
-              <w:fldChar w:fldCharType="begin"/>
-            </w:r>
-            <w:r>
-              <w:rPr>
-                <w:noProof/>
-                <w:webHidden/>
-              </w:rPr>
-              <w:instrText xml:space="preserve"> PAGEREF _Toc232241640 \h </w:instrText>
-            </w:r>
-            <w:r>
-              <w:rPr>
-                <w:noProof/>
-                <w:webHidden/>
-              </w:rPr>
-            </w:r>
-            <w:r>
-              <w:rPr>
-                <w:noProof/>
-                <w:webHidden/>
-              </w:rPr>
-              <w:fldChar w:fldCharType="separate"/>
-            </w:r>
-            <w:r>
-              <w:rPr>
-                <w:noProof/>
-                <w:webHidden/>
-              </w:rPr>
-              <w:t>48</w:t>
-            </w:r>
-            <w:r>
-              <w:rPr>
-                <w:noProof/>
-                <w:webHidden/>
-              </w:rPr>
-              <w:fldChar w:fldCharType="end"/>
-            </w:r>
-          </w:hyperlink>
-        </w:p>
-        <w:p>
-          <w:r>
-            <w:rPr>
-              <w:b/>
-              <w:bCs/>
-              <w:noProof/>
-            </w:rPr>
-            <w:fldChar w:fldCharType="end"/>
-          </w:r>
-        </w:p>
-      </w:sdtContent>
-    </w:sdt>
     <w:p>
       <w:pPr>
-        <w:pStyle w:val="Heading1"/>
+        <w:pStyle w:val="TOCHeading"/>
+        <w:rPr>
+          <w:rFonts w:ascii="Arial" w:hAnsi="Arial" w:cs="Arial"/>
+        </w:rPr>
+      </w:pPr>
+    </w:p>
+    <w:p>
+      <w:pPr>
+        <w:pStyle w:val="BodyTextFirstIndent2"/>
+        <w:ind w:left="0" w:firstLine="0"/>
         <w:rPr>
           <w:rFonts w:ascii="Arial" w:hAnsi="Arial" w:cs="Arial"/>
           <w:b/>
@@ -158,30 +30,6 @@
           <w:sz w:val="32"/>
           <w:szCs w:val="32"/>
         </w:rPr>
-        <w:br w:type="page"/>
-      </w:r>
-    </w:p>
-    <w:p>
-      <w:pPr>
-        <w:pStyle w:val="BodyTextFirstIndent2"/>
-        <w:ind w:left="0" w:firstLine="0"/>
-        <w:rPr>
-          <w:rFonts w:ascii="Arial" w:hAnsi="Arial" w:cs="Arial"/>
-          <w:b/>
-          <w:bCs/>
-          <w:sz w:val="32"/>
-          <w:szCs w:val="32"/>
-        </w:rPr>
-      </w:pPr>
-      <w:r>
-        <w:rPr>
-          <w:rFonts w:ascii="Arial" w:hAnsi="Arial" w:cs="Arial"/>
-          <w:b/>
-          <w:bCs/>
-          <w:sz w:val="32"/>
-          <w:szCs w:val="32"/>
-        </w:rPr>
-        <w:lastRenderedPageBreak/>
         <w:t>Introduction</w:t>
       </w:r>
     </w:p>
@@ -193,6 +41,14 @@
           <w:szCs w:val="22"/>
         </w:rPr>
       </w:pPr>
+      <w:r>
+        <w:rPr>
+          <w:rFonts w:ascii="Arial" w:hAnsi="Arial" w:cs="Arial"/>
+          <w:sz w:val="22"/>
+          <w:szCs w:val="22"/>
+        </w:rPr>
+        <w:t xml:space="preserve">According to </w:t>
+      </w:r>
       <w:sdt>
         <w:sdtPr>
           <w:rPr>
@@ -263,7 +119,15 @@
           <w:sz w:val="22"/>
           <w:szCs w:val="22"/>
         </w:rPr>
-        <w:t>A relational database is a</w:t>
+        <w:t>a</w:t>
+      </w:r>
+      <w:r>
+        <w:rPr>
+          <w:rFonts w:ascii="Arial" w:hAnsi="Arial" w:cs="Arial"/>
+          <w:sz w:val="22"/>
+          <w:szCs w:val="22"/>
+        </w:rPr>
+        <w:t xml:space="preserve"> relational database is a</w:t>
       </w:r>
       <w:r>
         <w:rPr>
@@ -5473,7 +5337,6 @@
                 <w:sz w:val="16"/>
                 <w:szCs w:val="16"/>
               </w:rPr>
-              <w:lastRenderedPageBreak/>
               <w:t>R00</w:t>
             </w:r>
             <w:r>
@@ -6142,18 +6005,16 @@
                 <w:sz w:val="16"/>
                 <w:szCs w:val="16"/>
               </w:rPr>
-              <w:t xml:space="preserve">Sales </w:t>
-            </w:r>
-            <w:proofErr w:type="spellStart"/>
-            <w:r>
-              <w:rPr>
-                <w:rFonts w:ascii="Arial" w:hAnsi="Arial" w:cs="Arial"/>
-                <w:sz w:val="16"/>
-                <w:szCs w:val="16"/>
-              </w:rPr>
-              <w:t>Assistnace</w:t>
-            </w:r>
-            <w:proofErr w:type="spellEnd"/>
+              <w:t>Sales Assist</w:t>
+            </w:r>
+            <w:r>
+              <w:rPr>
+                <w:rFonts w:ascii="Arial" w:hAnsi="Arial" w:cs="Arial"/>
+                <w:sz w:val="16"/>
+                <w:szCs w:val="16"/>
+              </w:rPr>
+              <w:t>ant</w:t>
+            </w:r>
           </w:p>
         </w:tc>
         <w:tc>
@@ -6804,18 +6665,24 @@
                 <w:sz w:val="16"/>
                 <w:szCs w:val="16"/>
               </w:rPr>
-              <w:t xml:space="preserve">Diploma in </w:t>
-            </w:r>
-            <w:proofErr w:type="spellStart"/>
-            <w:r>
-              <w:rPr>
-                <w:rFonts w:ascii="Arial" w:hAnsi="Arial" w:cs="Arial"/>
-                <w:sz w:val="16"/>
-                <w:szCs w:val="16"/>
-              </w:rPr>
-              <w:t>Holticulture</w:t>
-            </w:r>
-            <w:proofErr w:type="spellEnd"/>
+              <w:t>Diploma in Ho</w:t>
+            </w:r>
+            <w:r>
+              <w:rPr>
+                <w:rFonts w:ascii="Arial" w:hAnsi="Arial" w:cs="Arial"/>
+                <w:sz w:val="16"/>
+                <w:szCs w:val="16"/>
+              </w:rPr>
+              <w:t>r</w:t>
+            </w:r>
+            <w:r>
+              <w:rPr>
+                <w:rFonts w:ascii="Arial" w:hAnsi="Arial" w:cs="Arial"/>
+                <w:sz w:val="16"/>
+                <w:szCs w:val="16"/>
+              </w:rPr>
+              <w:t>ticulture</w:t>
+            </w:r>
           </w:p>
         </w:tc>
       </w:tr>
@@ -6930,7 +6797,7 @@
                 <w:sz w:val="16"/>
                 <w:szCs w:val="16"/>
               </w:rPr>
-              <w:t>Banchelor’s Degree in Agribusiness</w:t>
+              <w:t>Bachelor’s Degree in Agribusiness</w:t>
             </w:r>
           </w:p>
         </w:tc>
@@ -11023,6 +10890,7 @@
                 <w:sz w:val="16"/>
                 <w:szCs w:val="16"/>
               </w:rPr>
+              <w:lastRenderedPageBreak/>
               <w:t>Category_Id</w:t>
             </w:r>
             <w:proofErr w:type="spellEnd"/>
@@ -11254,7 +11122,6 @@
                 <w:sz w:val="16"/>
                 <w:szCs w:val="16"/>
               </w:rPr>
-              <w:lastRenderedPageBreak/>
               <w:t>PC0</w:t>
             </w:r>
             <w:r>
@@ -11513,16 +11380,30 @@
                 <w:szCs w:val="16"/>
               </w:rPr>
             </w:pPr>
-            <w:proofErr w:type="spellStart"/>
-            <w:r>
-              <w:rPr>
-                <w:rFonts w:ascii="Arial" w:hAnsi="Arial" w:cs="Arial"/>
-                <w:sz w:val="16"/>
-                <w:szCs w:val="16"/>
-              </w:rPr>
-              <w:t>Pesticldes</w:t>
-            </w:r>
-            <w:proofErr w:type="spellEnd"/>
+            <w:r>
+              <w:rPr>
+                <w:rFonts w:ascii="Arial" w:hAnsi="Arial" w:cs="Arial"/>
+                <w:sz w:val="16"/>
+                <w:szCs w:val="16"/>
+              </w:rPr>
+              <w:t>Pestic</w:t>
+            </w:r>
+            <w:r>
+              <w:rPr>
+                <w:rFonts w:ascii="Arial" w:hAnsi="Arial" w:cs="Arial"/>
+                <w:sz w:val="16"/>
+                <w:szCs w:val="16"/>
+              </w:rPr>
+              <w:t>i</w:t>
+            </w:r>
+            <w:r>
+              <w:rPr>
+                <w:rFonts w:ascii="Arial" w:hAnsi="Arial" w:cs="Arial"/>
+                <w:sz w:val="16"/>
+                <w:szCs w:val="16"/>
+              </w:rPr>
+              <w:t>des</w:t>
+            </w:r>
           </w:p>
         </w:tc>
       </w:tr>
@@ -14370,7 +14251,6 @@
                 <w:szCs w:val="16"/>
               </w:rPr>
             </w:pPr>
-            <w:proofErr w:type="spellStart"/>
             <w:r>
               <w:rPr>
                 <w:rFonts w:ascii="Arial" w:hAnsi="Arial" w:cs="Arial"/>
@@ -14385,24 +14265,7 @@
                 <w:sz w:val="16"/>
                 <w:szCs w:val="16"/>
               </w:rPr>
-              <w:t>NOT</w:t>
-            </w:r>
-            <w:proofErr w:type="spellEnd"/>
-            <w:r>
-              <w:rPr>
-                <w:rFonts w:ascii="Arial" w:hAnsi="Arial" w:cs="Arial"/>
-                <w:sz w:val="16"/>
-                <w:szCs w:val="16"/>
-              </w:rPr>
-              <w:t xml:space="preserve"> NULL</w:t>
-            </w:r>
-            <w:r>
-              <w:rPr>
-                <w:rFonts w:ascii="Arial" w:hAnsi="Arial" w:cs="Arial"/>
-                <w:sz w:val="16"/>
-                <w:szCs w:val="16"/>
-              </w:rPr>
-              <w:t>er</w:t>
+              <w:t>nner</w:t>
             </w:r>
           </w:p>
         </w:tc>
@@ -14484,52 +14347,24 @@
                 <w:sz w:val="16"/>
                 <w:szCs w:val="16"/>
               </w:rPr>
-              <w:t xml:space="preserve">Natural pest control </w:t>
-            </w:r>
-            <w:proofErr w:type="spellStart"/>
-            <w:r>
-              <w:rPr>
-                <w:rFonts w:ascii="Arial" w:hAnsi="Arial" w:cs="Arial"/>
-                <w:sz w:val="16"/>
-                <w:szCs w:val="16"/>
-              </w:rPr>
-              <w:t>tech</w:t>
-            </w:r>
-            <w:r>
-              <w:rPr>
-                <w:rFonts w:ascii="Arial" w:hAnsi="Arial" w:cs="Arial"/>
-                <w:sz w:val="16"/>
-                <w:szCs w:val="16"/>
-              </w:rPr>
-              <w:t>NOT</w:t>
-            </w:r>
-            <w:proofErr w:type="spellEnd"/>
-            <w:r>
-              <w:rPr>
-                <w:rFonts w:ascii="Arial" w:hAnsi="Arial" w:cs="Arial"/>
-                <w:sz w:val="16"/>
-                <w:szCs w:val="16"/>
-              </w:rPr>
-              <w:t xml:space="preserve"> </w:t>
-            </w:r>
-            <w:proofErr w:type="spellStart"/>
-            <w:r>
-              <w:rPr>
-                <w:rFonts w:ascii="Arial" w:hAnsi="Arial" w:cs="Arial"/>
-                <w:sz w:val="16"/>
-                <w:szCs w:val="16"/>
-              </w:rPr>
-              <w:t>NULL</w:t>
-            </w:r>
-            <w:r>
-              <w:rPr>
-                <w:rFonts w:ascii="Arial" w:hAnsi="Arial" w:cs="Arial"/>
-                <w:sz w:val="16"/>
-                <w:szCs w:val="16"/>
-              </w:rPr>
-              <w:t>iques</w:t>
-            </w:r>
-            <w:proofErr w:type="spellEnd"/>
+              <w:t>Natural pest control tech</w:t>
+            </w:r>
+            <w:r>
+              <w:rPr>
+                <w:rFonts w:ascii="Arial" w:hAnsi="Arial" w:cs="Arial"/>
+                <w:sz w:val="16"/>
+                <w:szCs w:val="16"/>
+              </w:rPr>
+              <w:t>ni</w:t>
+            </w:r>
+            <w:r>
+              <w:rPr>
+                <w:rFonts w:ascii="Arial" w:hAnsi="Arial" w:cs="Arial"/>
+                <w:sz w:val="16"/>
+                <w:szCs w:val="16"/>
+              </w:rPr>
+              <w:t>ques</w:t>
+            </w:r>
             <w:r>
               <w:rPr>
                 <w:rFonts w:ascii="Arial" w:hAnsi="Arial" w:cs="Arial"/>
@@ -15264,7 +15099,6 @@
                 <w:szCs w:val="16"/>
               </w:rPr>
             </w:pPr>
-            <w:proofErr w:type="spellStart"/>
             <w:r>
               <w:rPr>
                 <w:rFonts w:ascii="Arial" w:hAnsi="Arial" w:cs="Arial"/>
@@ -15279,24 +15113,7 @@
                 <w:sz w:val="16"/>
                 <w:szCs w:val="16"/>
               </w:rPr>
-              <w:t>NOT</w:t>
-            </w:r>
-            <w:proofErr w:type="spellEnd"/>
-            <w:r>
-              <w:rPr>
-                <w:rFonts w:ascii="Arial" w:hAnsi="Arial" w:cs="Arial"/>
-                <w:sz w:val="16"/>
-                <w:szCs w:val="16"/>
-              </w:rPr>
-              <w:t xml:space="preserve"> NULL</w:t>
-            </w:r>
-            <w:r>
-              <w:rPr>
-                <w:rFonts w:ascii="Arial" w:hAnsi="Arial" w:cs="Arial"/>
-                <w:sz w:val="16"/>
-                <w:szCs w:val="16"/>
-              </w:rPr>
-              <w:t>er</w:t>
+              <w:t>nner</w:t>
             </w:r>
           </w:p>
         </w:tc>
@@ -15811,16 +15628,14 @@
               </w:rPr>
               <w:t xml:space="preserve">Outdoor practical </w:t>
             </w:r>
-            <w:proofErr w:type="spellStart"/>
-            <w:r>
-              <w:rPr>
-                <w:rFonts w:ascii="Arial" w:hAnsi="Arial" w:cs="Arial"/>
-                <w:sz w:val="16"/>
-                <w:szCs w:val="16"/>
-              </w:rPr>
-              <w:t>demostration</w:t>
-            </w:r>
-            <w:proofErr w:type="spellEnd"/>
+            <w:r>
+              <w:rPr>
+                <w:rFonts w:ascii="Arial" w:hAnsi="Arial" w:cs="Arial"/>
+                <w:sz w:val="16"/>
+                <w:szCs w:val="16"/>
+              </w:rPr>
+              <w:t>demonstration</w:t>
+            </w:r>
           </w:p>
         </w:tc>
       </w:tr>
@@ -16375,6 +16190,7 @@
                 <w:sz w:val="16"/>
                 <w:szCs w:val="16"/>
               </w:rPr>
+              <w:lastRenderedPageBreak/>
               <w:t>S00</w:t>
             </w:r>
             <w:r>
@@ -16697,16 +16513,7 @@
                 <w:sz w:val="16"/>
                 <w:szCs w:val="16"/>
               </w:rPr>
-              <w:t xml:space="preserve">Building backyard </w:t>
-            </w:r>
-            <w:r>
-              <w:rPr>
-                <w:rFonts w:ascii="Arial" w:hAnsi="Arial" w:cs="Arial"/>
-                <w:sz w:val="16"/>
-                <w:szCs w:val="16"/>
-              </w:rPr>
-              <w:lastRenderedPageBreak/>
-              <w:t>vegetable plots</w:t>
+              <w:t>Building backyard vegetable plots</w:t>
             </w:r>
           </w:p>
         </w:tc>
@@ -16730,7 +16537,6 @@
                 <w:sz w:val="16"/>
                 <w:szCs w:val="16"/>
               </w:rPr>
-              <w:lastRenderedPageBreak/>
               <w:t>2026-06-20</w:t>
             </w:r>
           </w:p>
@@ -21322,6 +21128,7 @@
                 <w:sz w:val="16"/>
                 <w:szCs w:val="16"/>
               </w:rPr>
+              <w:lastRenderedPageBreak/>
               <w:t>S00</w:t>
             </w:r>
             <w:r>
@@ -21459,7 +21266,6 @@
                 <w:sz w:val="16"/>
                 <w:szCs w:val="16"/>
               </w:rPr>
-              <w:lastRenderedPageBreak/>
               <w:t>Session_Attendance_</w:t>
             </w:r>
             <w:proofErr w:type="gramStart"/>
@@ -26878,16 +26684,14 @@
         </w:rPr>
         <w:t xml:space="preserve"> This structure could have </w:t>
       </w:r>
-      <w:proofErr w:type="gramStart"/>
       <w:r>
         <w:rPr>
           <w:rFonts w:ascii="Arial" w:hAnsi="Arial" w:cs="Arial"/>
           <w:sz w:val="22"/>
           <w:szCs w:val="22"/>
         </w:rPr>
-        <w:t>lead</w:t>
+        <w:t>led</w:t>
       </w:r>
-      <w:proofErr w:type="gramEnd"/>
       <w:r>
         <w:rPr>
           <w:rFonts w:ascii="Arial" w:hAnsi="Arial" w:cs="Arial"/>
@@ -27168,7 +26972,6 @@
           <w:sz w:val="22"/>
           <w:szCs w:val="22"/>
         </w:rPr>
-        <w:lastRenderedPageBreak/>
         <w:t>To achieve First Normal Form,</w:t>
       </w:r>
       <w:r>
@@ -27557,52 +27360,16 @@
           <w:sz w:val="22"/>
           <w:szCs w:val="22"/>
         </w:rPr>
-        <w:t xml:space="preserve"> were to store specialized information separately and eliminate </w:t>
+        <w:t xml:space="preserve"> were to store specialized information separately and eliminate u</w:t>
       </w:r>
-      <w:proofErr w:type="spellStart"/>
       <w:r>
         <w:rPr>
           <w:rFonts w:ascii="Arial" w:hAnsi="Arial" w:cs="Arial"/>
           <w:sz w:val="22"/>
           <w:szCs w:val="22"/>
         </w:rPr>
-        <w:t>u</w:t>
+        <w:t>nnecessary</w:t>
       </w:r>
-      <w:r>
-        <w:rPr>
-          <w:rFonts w:ascii="Arial" w:hAnsi="Arial" w:cs="Arial"/>
-          <w:sz w:val="22"/>
-          <w:szCs w:val="22"/>
-        </w:rPr>
-        <w:t>NOT</w:t>
-      </w:r>
-      <w:proofErr w:type="spellEnd"/>
-      <w:r>
-        <w:rPr>
-          <w:rFonts w:ascii="Arial" w:hAnsi="Arial" w:cs="Arial"/>
-          <w:sz w:val="22"/>
-          <w:szCs w:val="22"/>
-        </w:rPr>
-        <w:t xml:space="preserve"> </w:t>
-      </w:r>
-      <w:proofErr w:type="spellStart"/>
-      <w:r>
-        <w:rPr>
-          <w:rFonts w:ascii="Arial" w:hAnsi="Arial" w:cs="Arial"/>
-          <w:sz w:val="22"/>
-          <w:szCs w:val="22"/>
-        </w:rPr>
-        <w:t>NULL</w:t>
-      </w:r>
-      <w:r>
-        <w:rPr>
-          <w:rFonts w:ascii="Arial" w:hAnsi="Arial" w:cs="Arial"/>
-          <w:sz w:val="22"/>
-          <w:szCs w:val="22"/>
-        </w:rPr>
-        <w:t>ecessary</w:t>
-      </w:r>
-      <w:proofErr w:type="spellEnd"/>
       <w:r>
         <w:rPr>
           <w:rFonts w:ascii="Arial" w:hAnsi="Arial" w:cs="Arial"/>
@@ -27767,7 +27534,6 @@
           <w:sz w:val="32"/>
           <w:szCs w:val="32"/>
         </w:rPr>
-        <w:lastRenderedPageBreak/>
         <w:t>ERD</w:t>
       </w:r>
     </w:p>
@@ -28254,7 +28020,7 @@
               <w:rFonts w:ascii="Arial" w:hAnsi="Arial" w:cs="Arial"/>
               <w:lang w:val="en-GB"/>
             </w:rPr>
-            <w:instrText xml:space="preserve"> CITATION Edi26 \l 2057 </w:instrText>
+            <w:instrText xml:space="preserve">CITATION Edi26 \l 2057 </w:instrText>
           </w:r>
           <w:r>
             <w:rPr>
@@ -28268,7 +28034,7 @@
               <w:noProof/>
               <w:lang w:val="en-GB"/>
             </w:rPr>
-            <w:t>(University, n.d.)</w:t>
+            <w:t>(Edinburgh Napier University, n.d.)</w:t>
           </w:r>
           <w:r>
             <w:rPr>
@@ -28380,7 +28146,19 @@
         <w:rPr>
           <w:rFonts w:ascii="Arial" w:hAnsi="Arial" w:cs="Arial"/>
         </w:rPr>
-        <w:t xml:space="preserve">, white the same equipment can be used in multiple sessions. It is for this reason why </w:t>
+        <w:t>, whi</w:t>
+      </w:r>
+      <w:r>
+        <w:rPr>
+          <w:rFonts w:ascii="Arial" w:hAnsi="Arial" w:cs="Arial"/>
+        </w:rPr>
+        <w:t>l</w:t>
+      </w:r>
+      <w:r>
+        <w:rPr>
+          <w:rFonts w:ascii="Arial" w:hAnsi="Arial" w:cs="Arial"/>
+        </w:rPr>
+        <w:t xml:space="preserve">e the same equipment can be used in multiple sessions. It is for this reason why </w:t>
       </w:r>
       <w:proofErr w:type="spellStart"/>
       <w:r>
@@ -28408,14 +28186,12 @@
         </w:rPr>
         <w:t xml:space="preserve">. In addition, they help avoid common Entity Relationship Diagram anomalies such as Fan Traps and Chasm Traps, where entities can become incomplete. By introducing these associative entities, Bloomfield Garden Centre database </w:t>
       </w:r>
-      <w:proofErr w:type="gramStart"/>
       <w:r>
         <w:rPr>
           <w:rFonts w:ascii="Arial" w:hAnsi="Arial" w:cs="Arial"/>
         </w:rPr>
-        <w:t>are</w:t>
+        <w:t>is</w:t>
       </w:r>
-      <w:proofErr w:type="gramEnd"/>
       <w:r>
         <w:rPr>
           <w:rFonts w:ascii="Arial" w:hAnsi="Arial" w:cs="Arial"/>
@@ -28440,21 +28216,21 @@
         <w:rPr>
           <w:rFonts w:ascii="Arial" w:hAnsi="Arial" w:cs="Arial"/>
         </w:rPr>
-        <w:t xml:space="preserve">The entity relation diagram adheres to Third Normal Form (3NF) because all entities containing attributes depends entirely on their primary keys and there is no </w:t>
+        <w:t xml:space="preserve">The entity relation diagram adheres to Third Normal Form (3NF) because all entities containing attributes depends entirely on their primary keys and there </w:t>
       </w:r>
-      <w:proofErr w:type="spellStart"/>
+      <w:proofErr w:type="gramStart"/>
       <w:r>
         <w:rPr>
           <w:rFonts w:ascii="Arial" w:hAnsi="Arial" w:cs="Arial"/>
         </w:rPr>
-        <w:t>transistive</w:t>
+        <w:t>is</w:t>
       </w:r>
-      <w:proofErr w:type="spellEnd"/>
+      <w:proofErr w:type="gramEnd"/>
       <w:r>
         <w:rPr>
           <w:rFonts w:ascii="Arial" w:hAnsi="Arial" w:cs="Arial"/>
         </w:rPr>
-        <w:t xml:space="preserve"> dependencies the entities.  The design process involved removing repeating groups and </w:t>
+        <w:t xml:space="preserve"> no transitive dependencies the entities.  The design process involved removing repeating groups and </w:t>
       </w:r>
       <w:r>
         <w:rPr>
@@ -28466,14 +28242,7 @@
         <w:rPr>
           <w:rFonts w:ascii="Arial" w:hAnsi="Arial" w:cs="Arial"/>
         </w:rPr>
-        <w:t xml:space="preserve"> attributes, ensuring that each field contains atomic values. Independent </w:t>
-      </w:r>
-      <w:r>
-        <w:rPr>
-          <w:rFonts w:ascii="Arial" w:hAnsi="Arial" w:cs="Arial"/>
-        </w:rPr>
-        <w:lastRenderedPageBreak/>
-        <w:t>data such as employee roles, qualifications, product categories and session types were separated into their own tables to eliminate redundancy. The use of foreign keys</w:t>
+        <w:t xml:space="preserve"> attributes, ensuring that each field contains atomic values. Independent data such as employee roles, qualifications, product categories and session types were separated into their own tables to eliminate redundancy. The use of foreign keys</w:t>
       </w:r>
       <w:r>
         <w:rPr>
@@ -28575,48 +28344,40 @@
         </w:rPr>
         <w:t>.</w:t>
       </w:r>
-    </w:p>
-    <w:p>
-      <w:pPr>
-        <w:rPr>
-          <w:rFonts w:ascii="Arial" w:hAnsi="Arial" w:cs="Arial"/>
-        </w:rPr>
-      </w:pPr>
-    </w:p>
-    <w:p>
-      <w:pPr>
-        <w:rPr>
-          <w:rFonts w:ascii="Arial" w:hAnsi="Arial" w:cs="Arial"/>
-        </w:rPr>
-      </w:pPr>
-    </w:p>
-    <w:p>
-      <w:pPr>
-        <w:rPr>
-          <w:rFonts w:ascii="Arial" w:hAnsi="Arial" w:cs="Arial"/>
-        </w:rPr>
-      </w:pPr>
-    </w:p>
-    <w:p>
-      <w:pPr>
-        <w:rPr>
-          <w:rFonts w:ascii="Arial" w:hAnsi="Arial" w:cs="Arial"/>
-        </w:rPr>
-      </w:pPr>
-    </w:p>
-    <w:p>
-      <w:pPr>
-        <w:rPr>
-          <w:rFonts w:ascii="Arial" w:hAnsi="Arial" w:cs="Arial"/>
-        </w:rPr>
-      </w:pPr>
-    </w:p>
-    <w:p>
-      <w:pPr>
-        <w:rPr>
-          <w:rFonts w:ascii="Arial" w:hAnsi="Arial" w:cs="Arial"/>
-        </w:rPr>
-      </w:pPr>
+      <w:r>
+        <w:rPr>
+          <w:rFonts w:ascii="Arial" w:hAnsi="Arial" w:cs="Arial"/>
+        </w:rPr>
+        <w:t xml:space="preserve"> Customer history is not stored as a separate Third Normal Form entity, rather it is dynamically retrieved by querying the </w:t>
+      </w:r>
+      <w:proofErr w:type="spellStart"/>
+      <w:r>
+        <w:rPr>
+          <w:rFonts w:ascii="Arial" w:hAnsi="Arial" w:cs="Arial"/>
+        </w:rPr>
+        <w:t>Sale_Transaction</w:t>
+      </w:r>
+      <w:proofErr w:type="spellEnd"/>
+      <w:r>
+        <w:rPr>
+          <w:rFonts w:ascii="Arial" w:hAnsi="Arial" w:cs="Arial"/>
+        </w:rPr>
+        <w:t xml:space="preserve"> table linked to Customer entity via the </w:t>
+      </w:r>
+      <w:proofErr w:type="spellStart"/>
+      <w:r>
+        <w:rPr>
+          <w:rFonts w:ascii="Arial" w:hAnsi="Arial" w:cs="Arial"/>
+        </w:rPr>
+        <w:t>Customer_Id</w:t>
+      </w:r>
+      <w:proofErr w:type="spellEnd"/>
+      <w:r>
+        <w:rPr>
+          <w:rFonts w:ascii="Arial" w:hAnsi="Arial" w:cs="Arial"/>
+        </w:rPr>
+        <w:t xml:space="preserve"> Foreign Key.</w:t>
+      </w:r>
     </w:p>
     <w:p>
       <w:pPr>
@@ -28762,6 +28523,7 @@
           <w:szCs w:val="32"/>
           <w:lang w:val="en-GB"/>
         </w:rPr>
+        <w:lastRenderedPageBreak/>
         <w:t>Data Dictionary</w:t>
       </w:r>
     </w:p>
@@ -31107,7 +30869,6 @@
                 <w:szCs w:val="22"/>
                 <w:lang w:val="en-GB"/>
               </w:rPr>
-              <w:lastRenderedPageBreak/>
               <w:t>Role_Id</w:t>
             </w:r>
             <w:proofErr w:type="spellEnd"/>
@@ -31223,6 +30984,7 @@
                 <w:szCs w:val="22"/>
                 <w:lang w:val="en-GB"/>
               </w:rPr>
+              <w:lastRenderedPageBreak/>
               <w:t>NOT NULL</w:t>
             </w:r>
           </w:p>
@@ -31249,6 +31011,7 @@
                 <w:szCs w:val="22"/>
                 <w:lang w:val="en-GB"/>
               </w:rPr>
+              <w:lastRenderedPageBreak/>
               <w:t xml:space="preserve">Unique Identifier for </w:t>
             </w:r>
             <w:r>
@@ -31258,6 +31021,7 @@
                 <w:szCs w:val="22"/>
                 <w:lang w:val="en-GB"/>
               </w:rPr>
+              <w:lastRenderedPageBreak/>
               <w:t>Employee</w:t>
             </w:r>
             <w:r>
@@ -31293,6 +31057,7 @@
                 <w:szCs w:val="22"/>
                 <w:lang w:val="en-GB"/>
               </w:rPr>
+              <w:lastRenderedPageBreak/>
               <w:t>R</w:t>
             </w:r>
             <w:proofErr w:type="gramStart"/>
@@ -33649,10 +33414,14 @@
               <w:pStyle w:val="ListParagraph"/>
               <w:ind w:left="0"/>
               <w:rPr>
-                <w:lang w:val="en-GB"/>
-              </w:rPr>
-            </w:pPr>
-            <w:r>
+                <w:rFonts w:ascii="Arial" w:hAnsi="Arial" w:cs="Arial"/>
+                <w:lang w:val="en-GB"/>
+              </w:rPr>
+            </w:pPr>
+            <w:r>
+              <w:rPr>
+                <w:rFonts w:ascii="Arial" w:hAnsi="Arial" w:cs="Arial"/>
+              </w:rPr>
               <w:t>8</w:t>
             </w:r>
           </w:p>
@@ -33895,7 +33664,6 @@
               </w:rPr>
               <w:t xml:space="preserve"> </w:t>
             </w:r>
-            <w:proofErr w:type="gramStart"/>
             <w:r>
               <w:rPr>
                 <w:rFonts w:ascii="Arial" w:hAnsi="Arial" w:cs="Arial"/>
@@ -33921,17 +33689,25 @@
                 <w:szCs w:val="20"/>
                 <w:lang w:val="en-GB"/>
               </w:rPr>
-              <w:t>,NOT</w:t>
-            </w:r>
-            <w:proofErr w:type="gramEnd"/>
-            <w:r>
-              <w:rPr>
-                <w:rFonts w:ascii="Arial" w:hAnsi="Arial" w:cs="Arial"/>
-                <w:sz w:val="20"/>
-                <w:szCs w:val="20"/>
-                <w:lang w:val="en-GB"/>
-              </w:rPr>
-              <w:t xml:space="preserve"> NULL</w:t>
+              <w:t>,</w:t>
+            </w:r>
+            <w:r>
+              <w:rPr>
+                <w:rFonts w:ascii="Arial" w:hAnsi="Arial" w:cs="Arial"/>
+                <w:sz w:val="20"/>
+                <w:szCs w:val="20"/>
+                <w:lang w:val="en-GB"/>
+              </w:rPr>
+              <w:t xml:space="preserve"> </w:t>
+            </w:r>
+            <w:r>
+              <w:rPr>
+                <w:rFonts w:ascii="Arial" w:hAnsi="Arial" w:cs="Arial"/>
+                <w:sz w:val="20"/>
+                <w:szCs w:val="20"/>
+                <w:lang w:val="en-GB"/>
+              </w:rPr>
+              <w:t>NOT NULL</w:t>
             </w:r>
           </w:p>
         </w:tc>
@@ -34062,7 +33838,6 @@
           <w:bCs/>
           <w:lang w:val="en-GB"/>
         </w:rPr>
-        <w:lastRenderedPageBreak/>
         <w:t>Supplier</w:t>
       </w:r>
     </w:p>
@@ -34287,6 +34062,7 @@
                 <w:szCs w:val="20"/>
                 <w:lang w:val="en-GB"/>
               </w:rPr>
+              <w:lastRenderedPageBreak/>
               <w:t>Supplier_Id</w:t>
             </w:r>
             <w:proofErr w:type="spellEnd"/>
@@ -35878,7 +35654,6 @@
                 <w:lang w:val="en-GB"/>
               </w:rPr>
             </w:pPr>
-            <w:proofErr w:type="gramStart"/>
             <w:r>
               <w:rPr>
                 <w:rFonts w:ascii="Arial" w:hAnsi="Arial" w:cs="Arial"/>
@@ -35895,9 +35670,8 @@
                 <w:szCs w:val="20"/>
                 <w:lang w:val="en-GB"/>
               </w:rPr>
-              <w:t>NIQUE ,NOT</w:t>
-            </w:r>
-            <w:proofErr w:type="gramEnd"/>
+              <w:t>NIQUE,</w:t>
+            </w:r>
             <w:r>
               <w:rPr>
                 <w:rFonts w:ascii="Arial" w:hAnsi="Arial" w:cs="Arial"/>
@@ -35906,6 +35680,15 @@
                 <w:lang w:val="en-GB"/>
               </w:rPr>
               <w:t xml:space="preserve"> </w:t>
+            </w:r>
+            <w:r>
+              <w:rPr>
+                <w:rFonts w:ascii="Arial" w:hAnsi="Arial" w:cs="Arial"/>
+                <w:sz w:val="20"/>
+                <w:szCs w:val="20"/>
+                <w:lang w:val="en-GB"/>
+              </w:rPr>
+              <w:t xml:space="preserve">NOT </w:t>
             </w:r>
             <w:r>
               <w:rPr>
@@ -37357,7 +37140,6 @@
                 <w:szCs w:val="20"/>
                 <w:lang w:val="en-GB"/>
               </w:rPr>
-              <w:lastRenderedPageBreak/>
               <w:t>Product_Description</w:t>
             </w:r>
             <w:proofErr w:type="spellEnd"/>
@@ -37518,6 +37300,7 @@
                 <w:szCs w:val="20"/>
                 <w:lang w:val="en-GB"/>
               </w:rPr>
+              <w:lastRenderedPageBreak/>
               <w:t>Product_Price</w:t>
             </w:r>
             <w:proofErr w:type="spellEnd"/>
@@ -38706,27 +38489,7 @@
                 <w:szCs w:val="20"/>
                 <w:lang w:val="en-GB"/>
               </w:rPr>
-              <w:t xml:space="preserve">PRIMARY </w:t>
-            </w:r>
-            <w:proofErr w:type="gramStart"/>
-            <w:r>
-              <w:rPr>
-                <w:rFonts w:ascii="Arial" w:hAnsi="Arial" w:cs="Arial"/>
-                <w:sz w:val="20"/>
-                <w:szCs w:val="20"/>
-                <w:lang w:val="en-GB"/>
-              </w:rPr>
-              <w:t>KEY,  NOT</w:t>
-            </w:r>
-            <w:proofErr w:type="gramEnd"/>
-            <w:r>
-              <w:rPr>
-                <w:rFonts w:ascii="Arial" w:hAnsi="Arial" w:cs="Arial"/>
-                <w:sz w:val="20"/>
-                <w:szCs w:val="20"/>
-                <w:lang w:val="en-GB"/>
-              </w:rPr>
-              <w:t xml:space="preserve"> NULL</w:t>
+              <w:t>PRIMARY KEY, NOT NULL</w:t>
             </w:r>
           </w:p>
         </w:tc>
@@ -39572,7 +39335,10 @@
     <w:p>
       <w:pPr>
         <w:pStyle w:val="ListParagraph"/>
-        <w:ind w:left="360"/>
+        <w:numPr>
+          <w:ilvl w:val="0"/>
+          <w:numId w:val="28"/>
+        </w:numPr>
         <w:rPr>
           <w:rFonts w:ascii="Arial" w:hAnsi="Arial" w:cs="Arial"/>
           <w:b/>
@@ -39581,7 +39347,6 @@
         </w:rPr>
       </w:pPr>
       <w:proofErr w:type="spellStart"/>
-      <w:proofErr w:type="gramStart"/>
       <w:r>
         <w:rPr>
           <w:rFonts w:ascii="Arial" w:hAnsi="Arial" w:cs="Arial"/>
@@ -39589,17 +39354,7 @@
           <w:bCs/>
           <w:lang w:val="en-GB"/>
         </w:rPr>
-        <w:t>f.Employee</w:t>
-      </w:r>
-      <w:proofErr w:type="gramEnd"/>
-      <w:r>
-        <w:rPr>
-          <w:rFonts w:ascii="Arial" w:hAnsi="Arial" w:cs="Arial"/>
-          <w:b/>
-          <w:bCs/>
-          <w:lang w:val="en-GB"/>
-        </w:rPr>
-        <w:t>_Training</w:t>
+        <w:t>Employee_Training</w:t>
       </w:r>
       <w:proofErr w:type="spellEnd"/>
     </w:p>
@@ -39903,6 +39658,15 @@
                 <w:szCs w:val="20"/>
                 <w:lang w:val="en-GB"/>
               </w:rPr>
+              <w:t>COMPOUND KEY (</w:t>
+            </w:r>
+            <w:r>
+              <w:rPr>
+                <w:rFonts w:ascii="Arial" w:hAnsi="Arial" w:cs="Arial"/>
+                <w:sz w:val="20"/>
+                <w:szCs w:val="20"/>
+                <w:lang w:val="en-GB"/>
+              </w:rPr>
               <w:t xml:space="preserve">PRIMARY KEY, </w:t>
             </w:r>
             <w:r>
@@ -39913,6 +39677,15 @@
                 <w:lang w:val="en-GB"/>
               </w:rPr>
               <w:t>FOREIGN KEY</w:t>
+            </w:r>
+            <w:r>
+              <w:rPr>
+                <w:rFonts w:ascii="Arial" w:hAnsi="Arial" w:cs="Arial"/>
+                <w:sz w:val="20"/>
+                <w:szCs w:val="20"/>
+                <w:lang w:val="en-GB"/>
+              </w:rPr>
+              <w:t>)</w:t>
             </w:r>
           </w:p>
         </w:tc>
@@ -40081,7 +39854,25 @@
                 <w:szCs w:val="20"/>
                 <w:lang w:val="en-GB"/>
               </w:rPr>
+              <w:t>COMPOUND KEY (</w:t>
+            </w:r>
+            <w:r>
+              <w:rPr>
+                <w:rFonts w:ascii="Arial" w:hAnsi="Arial" w:cs="Arial"/>
+                <w:sz w:val="20"/>
+                <w:szCs w:val="20"/>
+                <w:lang w:val="en-GB"/>
+              </w:rPr>
               <w:t>PRIMARY KEY, FOREIGN KEY</w:t>
+            </w:r>
+            <w:r>
+              <w:rPr>
+                <w:rFonts w:ascii="Arial" w:hAnsi="Arial" w:cs="Arial"/>
+                <w:sz w:val="20"/>
+                <w:szCs w:val="20"/>
+                <w:lang w:val="en-GB"/>
+              </w:rPr>
+              <w:t>)</w:t>
             </w:r>
           </w:p>
         </w:tc>
@@ -42048,7 +41839,25 @@
                 <w:szCs w:val="20"/>
                 <w:lang w:val="en-GB"/>
               </w:rPr>
-              <w:t>Understnading how the soil composition</w:t>
+              <w:t>Underst</w:t>
+            </w:r>
+            <w:r>
+              <w:rPr>
+                <w:rFonts w:ascii="Arial" w:hAnsi="Arial" w:cs="Arial"/>
+                <w:sz w:val="20"/>
+                <w:szCs w:val="20"/>
+                <w:lang w:val="en-GB"/>
+              </w:rPr>
+              <w:t>an</w:t>
+            </w:r>
+            <w:r>
+              <w:rPr>
+                <w:rFonts w:ascii="Arial" w:hAnsi="Arial" w:cs="Arial"/>
+                <w:sz w:val="20"/>
+                <w:szCs w:val="20"/>
+                <w:lang w:val="en-GB"/>
+              </w:rPr>
+              <w:t>ding how the soil composition</w:t>
             </w:r>
           </w:p>
         </w:tc>
@@ -43007,15 +42816,6 @@
                 <w:lang w:val="en-GB"/>
               </w:rPr>
               <w:t>ST01</w:t>
-            </w:r>
-            <w:r>
-              <w:rPr>
-                <w:rFonts w:ascii="Arial" w:hAnsi="Arial" w:cs="Arial"/>
-                <w:sz w:val="20"/>
-                <w:szCs w:val="20"/>
-                <w:lang w:val="en-GB"/>
-              </w:rPr>
-              <w:t>1</w:t>
             </w:r>
           </w:p>
         </w:tc>
@@ -43893,19 +43693,26 @@
                 <w:szCs w:val="20"/>
                 <w:lang w:val="en-GB"/>
               </w:rPr>
-              <w:t xml:space="preserve">Equipment </w:t>
-            </w:r>
-            <w:proofErr w:type="spellStart"/>
-            <w:r>
-              <w:rPr>
-                <w:rFonts w:ascii="Arial" w:hAnsi="Arial" w:cs="Arial"/>
-                <w:sz w:val="20"/>
-                <w:szCs w:val="20"/>
-                <w:lang w:val="en-GB"/>
-              </w:rPr>
-              <w:t>desciption</w:t>
-            </w:r>
-            <w:proofErr w:type="spellEnd"/>
+              <w:t>Equipment desc</w:t>
+            </w:r>
+            <w:r>
+              <w:rPr>
+                <w:rFonts w:ascii="Arial" w:hAnsi="Arial" w:cs="Arial"/>
+                <w:sz w:val="20"/>
+                <w:szCs w:val="20"/>
+                <w:lang w:val="en-GB"/>
+              </w:rPr>
+              <w:t>r</w:t>
+            </w:r>
+            <w:r>
+              <w:rPr>
+                <w:rFonts w:ascii="Arial" w:hAnsi="Arial" w:cs="Arial"/>
+                <w:sz w:val="20"/>
+                <w:szCs w:val="20"/>
+                <w:lang w:val="en-GB"/>
+              </w:rPr>
+              <w:t>iption</w:t>
+            </w:r>
           </w:p>
         </w:tc>
         <w:tc>
@@ -44493,7 +44300,7 @@
         <w:gridCol w:w="2254"/>
         <w:gridCol w:w="1180"/>
         <w:gridCol w:w="1040"/>
-        <w:gridCol w:w="1425"/>
+        <w:gridCol w:w="1587"/>
         <w:gridCol w:w="1416"/>
         <w:gridCol w:w="1018"/>
       </w:tblGrid>
@@ -44782,7 +44589,36 @@
                 <w:szCs w:val="20"/>
                 <w:lang w:val="en-GB"/>
               </w:rPr>
+              <w:t xml:space="preserve">COMPOUND </w:t>
+            </w:r>
+            <w:proofErr w:type="gramStart"/>
+            <w:r>
+              <w:rPr>
+                <w:rFonts w:ascii="Arial" w:hAnsi="Arial" w:cs="Arial"/>
+                <w:sz w:val="20"/>
+                <w:szCs w:val="20"/>
+                <w:lang w:val="en-GB"/>
+              </w:rPr>
+              <w:t>KEY(</w:t>
+            </w:r>
+            <w:proofErr w:type="gramEnd"/>
+            <w:r>
+              <w:rPr>
+                <w:rFonts w:ascii="Arial" w:hAnsi="Arial" w:cs="Arial"/>
+                <w:sz w:val="20"/>
+                <w:szCs w:val="20"/>
+                <w:lang w:val="en-GB"/>
+              </w:rPr>
               <w:t>PRIMARY KEY, FOREIGN KEY</w:t>
+            </w:r>
+            <w:r>
+              <w:rPr>
+                <w:rFonts w:ascii="Arial" w:hAnsi="Arial" w:cs="Arial"/>
+                <w:sz w:val="20"/>
+                <w:szCs w:val="20"/>
+                <w:lang w:val="en-GB"/>
+              </w:rPr>
+              <w:t>)</w:t>
             </w:r>
           </w:p>
         </w:tc>
@@ -44951,7 +44787,25 @@
                 <w:szCs w:val="20"/>
                 <w:lang w:val="en-GB"/>
               </w:rPr>
+              <w:t>COMPOUND KEY (</w:t>
+            </w:r>
+            <w:r>
+              <w:rPr>
+                <w:rFonts w:ascii="Arial" w:hAnsi="Arial" w:cs="Arial"/>
+                <w:sz w:val="20"/>
+                <w:szCs w:val="20"/>
+                <w:lang w:val="en-GB"/>
+              </w:rPr>
               <w:t>PRIMARY KEY, FOREIGN KEY</w:t>
+            </w:r>
+            <w:r>
+              <w:rPr>
+                <w:rFonts w:ascii="Arial" w:hAnsi="Arial" w:cs="Arial"/>
+                <w:sz w:val="20"/>
+                <w:szCs w:val="20"/>
+                <w:lang w:val="en-GB"/>
+              </w:rPr>
+              <w:t>)</w:t>
             </w:r>
           </w:p>
         </w:tc>
@@ -45381,6 +45235,15 @@
                 <w:szCs w:val="20"/>
                 <w:lang w:val="en-GB"/>
               </w:rPr>
+              <w:t>COMPOUND KEY (</w:t>
+            </w:r>
+            <w:r>
+              <w:rPr>
+                <w:rFonts w:ascii="Arial" w:hAnsi="Arial" w:cs="Arial"/>
+                <w:sz w:val="20"/>
+                <w:szCs w:val="20"/>
+                <w:lang w:val="en-GB"/>
+              </w:rPr>
               <w:t xml:space="preserve">PRIMARY KEY, </w:t>
             </w:r>
             <w:r>
@@ -45391,6 +45254,15 @@
                 <w:lang w:val="en-GB"/>
               </w:rPr>
               <w:t>FOREIGN KEY</w:t>
+            </w:r>
+            <w:r>
+              <w:rPr>
+                <w:rFonts w:ascii="Arial" w:hAnsi="Arial" w:cs="Arial"/>
+                <w:sz w:val="20"/>
+                <w:szCs w:val="20"/>
+                <w:lang w:val="en-GB"/>
+              </w:rPr>
+              <w:t>)</w:t>
             </w:r>
           </w:p>
         </w:tc>
@@ -45586,7 +45458,25 @@
                 <w:szCs w:val="20"/>
                 <w:lang w:val="en-GB"/>
               </w:rPr>
+              <w:t>COMPOUND KEY (</w:t>
+            </w:r>
+            <w:r>
+              <w:rPr>
+                <w:rFonts w:ascii="Arial" w:hAnsi="Arial" w:cs="Arial"/>
+                <w:sz w:val="20"/>
+                <w:szCs w:val="20"/>
+                <w:lang w:val="en-GB"/>
+              </w:rPr>
               <w:t>PRIMARY KEY, FOREIGN KEY</w:t>
+            </w:r>
+            <w:r>
+              <w:rPr>
+                <w:rFonts w:ascii="Arial" w:hAnsi="Arial" w:cs="Arial"/>
+                <w:sz w:val="20"/>
+                <w:szCs w:val="20"/>
+                <w:lang w:val="en-GB"/>
+              </w:rPr>
+              <w:t>)</w:t>
             </w:r>
           </w:p>
         </w:tc>
@@ -45903,7 +45793,6 @@
                 <w:szCs w:val="20"/>
                 <w:lang w:val="en-GB"/>
               </w:rPr>
-              <w:lastRenderedPageBreak/>
               <w:t>Session_Attendance_Id</w:t>
             </w:r>
             <w:proofErr w:type="spellEnd"/>
@@ -46773,7 +46662,7 @@
       <w:tr>
         <w:tc>
           <w:tcPr>
-            <w:tcW w:w="2309" w:type="dxa"/>
+            <w:tcW w:w="2253" w:type="dxa"/>
           </w:tcPr>
           <w:p>
             <w:pPr>
@@ -46803,7 +46692,7 @@
         </w:tc>
         <w:tc>
           <w:tcPr>
-            <w:tcW w:w="1106" w:type="dxa"/>
+            <w:tcW w:w="1180" w:type="dxa"/>
           </w:tcPr>
           <w:p>
             <w:pPr>
@@ -46833,7 +46722,7 @@
         </w:tc>
         <w:tc>
           <w:tcPr>
-            <w:tcW w:w="1042" w:type="dxa"/>
+            <w:tcW w:w="1031" w:type="dxa"/>
           </w:tcPr>
           <w:p>
             <w:pPr>
@@ -46893,7 +46782,7 @@
         </w:tc>
         <w:tc>
           <w:tcPr>
-            <w:tcW w:w="1417" w:type="dxa"/>
+            <w:tcW w:w="1410" w:type="dxa"/>
           </w:tcPr>
           <w:p>
             <w:pPr>
@@ -46955,7 +46844,7 @@
       <w:tr>
         <w:tc>
           <w:tcPr>
-            <w:tcW w:w="2309" w:type="dxa"/>
+            <w:tcW w:w="2253" w:type="dxa"/>
           </w:tcPr>
           <w:p>
             <w:pPr>
@@ -46983,7 +46872,7 @@
         </w:tc>
         <w:tc>
           <w:tcPr>
-            <w:tcW w:w="1106" w:type="dxa"/>
+            <w:tcW w:w="1180" w:type="dxa"/>
           </w:tcPr>
           <w:p>
             <w:pPr>
@@ -47009,7 +46898,7 @@
         </w:tc>
         <w:tc>
           <w:tcPr>
-            <w:tcW w:w="1042" w:type="dxa"/>
+            <w:tcW w:w="1031" w:type="dxa"/>
           </w:tcPr>
           <w:p>
             <w:pPr>
@@ -47061,7 +46950,7 @@
         </w:tc>
         <w:tc>
           <w:tcPr>
-            <w:tcW w:w="1417" w:type="dxa"/>
+            <w:tcW w:w="1410" w:type="dxa"/>
           </w:tcPr>
           <w:p>
             <w:pPr>
@@ -47115,59 +47004,61 @@
       <w:tr>
         <w:tc>
           <w:tcPr>
-            <w:tcW w:w="2309" w:type="dxa"/>
-          </w:tcPr>
-          <w:p>
-            <w:pPr>
-              <w:pStyle w:val="ListParagraph"/>
-              <w:ind w:left="0"/>
-              <w:rPr>
-                <w:rFonts w:ascii="Arial" w:hAnsi="Arial" w:cs="Arial"/>
-                <w:sz w:val="20"/>
-                <w:szCs w:val="20"/>
-                <w:lang w:val="en-GB"/>
-              </w:rPr>
-            </w:pPr>
-            <w:r>
-              <w:rPr>
-                <w:rFonts w:ascii="Arial" w:hAnsi="Arial" w:cs="Arial"/>
-                <w:sz w:val="20"/>
-                <w:szCs w:val="20"/>
-                <w:lang w:val="en-GB"/>
-              </w:rPr>
-              <w:t>Quantity</w:t>
-            </w:r>
-          </w:p>
-        </w:tc>
-        <w:tc>
-          <w:tcPr>
-            <w:tcW w:w="1106" w:type="dxa"/>
-          </w:tcPr>
-          <w:p>
-            <w:pPr>
-              <w:pStyle w:val="ListParagraph"/>
-              <w:ind w:left="0"/>
-              <w:rPr>
-                <w:rFonts w:ascii="Arial" w:hAnsi="Arial" w:cs="Arial"/>
-                <w:sz w:val="20"/>
-                <w:szCs w:val="20"/>
-                <w:lang w:val="en-GB"/>
-              </w:rPr>
-            </w:pPr>
-            <w:r>
-              <w:rPr>
-                <w:rFonts w:ascii="Arial" w:hAnsi="Arial" w:cs="Arial"/>
-                <w:sz w:val="20"/>
-                <w:szCs w:val="20"/>
-                <w:lang w:val="en-GB"/>
-              </w:rPr>
-              <w:t>INT</w:t>
-            </w:r>
-          </w:p>
-        </w:tc>
-        <w:tc>
-          <w:tcPr>
-            <w:tcW w:w="1042" w:type="dxa"/>
+            <w:tcW w:w="2253" w:type="dxa"/>
+          </w:tcPr>
+          <w:p>
+            <w:pPr>
+              <w:pStyle w:val="ListParagraph"/>
+              <w:ind w:left="0"/>
+              <w:rPr>
+                <w:rFonts w:ascii="Arial" w:hAnsi="Arial" w:cs="Arial"/>
+                <w:sz w:val="20"/>
+                <w:szCs w:val="20"/>
+                <w:lang w:val="en-GB"/>
+              </w:rPr>
+            </w:pPr>
+            <w:proofErr w:type="spellStart"/>
+            <w:r>
+              <w:rPr>
+                <w:rFonts w:ascii="Arial" w:hAnsi="Arial" w:cs="Arial"/>
+                <w:sz w:val="20"/>
+                <w:szCs w:val="20"/>
+                <w:lang w:val="en-GB"/>
+              </w:rPr>
+              <w:t>Transaction_Date</w:t>
+            </w:r>
+            <w:proofErr w:type="spellEnd"/>
+          </w:p>
+        </w:tc>
+        <w:tc>
+          <w:tcPr>
+            <w:tcW w:w="1180" w:type="dxa"/>
+          </w:tcPr>
+          <w:p>
+            <w:pPr>
+              <w:pStyle w:val="ListParagraph"/>
+              <w:ind w:left="0"/>
+              <w:rPr>
+                <w:rFonts w:ascii="Arial" w:hAnsi="Arial" w:cs="Arial"/>
+                <w:sz w:val="20"/>
+                <w:szCs w:val="20"/>
+                <w:lang w:val="en-GB"/>
+              </w:rPr>
+            </w:pPr>
+            <w:r>
+              <w:rPr>
+                <w:rFonts w:ascii="Arial" w:hAnsi="Arial" w:cs="Arial"/>
+                <w:sz w:val="20"/>
+                <w:szCs w:val="20"/>
+                <w:lang w:val="en-GB"/>
+              </w:rPr>
+              <w:t>DATE</w:t>
+            </w:r>
+          </w:p>
+        </w:tc>
+        <w:tc>
+          <w:tcPr>
+            <w:tcW w:w="1031" w:type="dxa"/>
           </w:tcPr>
           <w:p>
             <w:pPr>
@@ -47219,27 +47110,27 @@
         </w:tc>
         <w:tc>
           <w:tcPr>
-            <w:tcW w:w="1417" w:type="dxa"/>
-          </w:tcPr>
-          <w:p>
-            <w:pPr>
-              <w:pStyle w:val="ListParagraph"/>
-              <w:ind w:left="0"/>
-              <w:rPr>
-                <w:rFonts w:ascii="Arial" w:hAnsi="Arial" w:cs="Arial"/>
-                <w:sz w:val="20"/>
-                <w:szCs w:val="20"/>
-                <w:lang w:val="en-GB"/>
-              </w:rPr>
-            </w:pPr>
-            <w:r>
-              <w:rPr>
-                <w:rFonts w:ascii="Arial" w:hAnsi="Arial" w:cs="Arial"/>
-                <w:sz w:val="20"/>
-                <w:szCs w:val="20"/>
-                <w:lang w:val="en-GB"/>
-              </w:rPr>
-              <w:t>Quantity purchased</w:t>
+            <w:tcW w:w="1410" w:type="dxa"/>
+          </w:tcPr>
+          <w:p>
+            <w:pPr>
+              <w:pStyle w:val="ListParagraph"/>
+              <w:ind w:left="0"/>
+              <w:rPr>
+                <w:rFonts w:ascii="Arial" w:hAnsi="Arial" w:cs="Arial"/>
+                <w:sz w:val="20"/>
+                <w:szCs w:val="20"/>
+                <w:lang w:val="en-GB"/>
+              </w:rPr>
+            </w:pPr>
+            <w:r>
+              <w:rPr>
+                <w:rFonts w:ascii="Arial" w:hAnsi="Arial" w:cs="Arial"/>
+                <w:sz w:val="20"/>
+                <w:szCs w:val="20"/>
+                <w:lang w:val="en-GB"/>
+              </w:rPr>
+              <w:t>Date of transaction</w:t>
             </w:r>
           </w:p>
         </w:tc>
@@ -47265,7 +47156,7 @@
                 <w:szCs w:val="20"/>
                 <w:lang w:val="en-GB"/>
               </w:rPr>
-              <w:t>2</w:t>
+              <w:t>2026-05-15</w:t>
             </w:r>
           </w:p>
         </w:tc>
@@ -47273,81 +47164,79 @@
       <w:tr>
         <w:tc>
           <w:tcPr>
-            <w:tcW w:w="2309" w:type="dxa"/>
-          </w:tcPr>
-          <w:p>
-            <w:pPr>
-              <w:pStyle w:val="ListParagraph"/>
-              <w:ind w:left="0"/>
-              <w:rPr>
-                <w:rFonts w:ascii="Arial" w:hAnsi="Arial" w:cs="Arial"/>
-                <w:sz w:val="20"/>
-                <w:szCs w:val="20"/>
-                <w:lang w:val="en-GB"/>
-              </w:rPr>
-            </w:pPr>
-            <w:proofErr w:type="spellStart"/>
-            <w:r>
-              <w:rPr>
-                <w:rFonts w:ascii="Arial" w:hAnsi="Arial" w:cs="Arial"/>
-                <w:sz w:val="20"/>
-                <w:szCs w:val="20"/>
-                <w:lang w:val="en-GB"/>
-              </w:rPr>
-              <w:t>Unit_Price</w:t>
-            </w:r>
-            <w:proofErr w:type="spellEnd"/>
-          </w:p>
-        </w:tc>
-        <w:tc>
-          <w:tcPr>
-            <w:tcW w:w="1106" w:type="dxa"/>
-          </w:tcPr>
-          <w:p>
-            <w:pPr>
-              <w:pStyle w:val="ListParagraph"/>
-              <w:ind w:left="0"/>
-              <w:rPr>
-                <w:rFonts w:ascii="Arial" w:hAnsi="Arial" w:cs="Arial"/>
-                <w:sz w:val="20"/>
-                <w:szCs w:val="20"/>
-                <w:lang w:val="en-GB"/>
-              </w:rPr>
-            </w:pPr>
-            <w:r>
-              <w:rPr>
-                <w:rFonts w:ascii="Arial" w:hAnsi="Arial" w:cs="Arial"/>
-                <w:sz w:val="20"/>
-                <w:szCs w:val="20"/>
-                <w:lang w:val="en-GB"/>
-              </w:rPr>
-              <w:t>DECIMAL</w:t>
-            </w:r>
-          </w:p>
-        </w:tc>
-        <w:tc>
-          <w:tcPr>
-            <w:tcW w:w="1042" w:type="dxa"/>
-          </w:tcPr>
-          <w:p>
-            <w:pPr>
-              <w:pStyle w:val="ListParagraph"/>
-              <w:ind w:left="0"/>
-              <w:rPr>
-                <w:rFonts w:ascii="Arial" w:hAnsi="Arial" w:cs="Arial"/>
-                <w:sz w:val="20"/>
-                <w:szCs w:val="20"/>
-                <w:lang w:val="en-GB"/>
-              </w:rPr>
-            </w:pPr>
-            <w:r>
-              <w:rPr>
-                <w:rFonts w:ascii="Arial" w:hAnsi="Arial" w:cs="Arial"/>
-                <w:sz w:val="20"/>
-                <w:szCs w:val="20"/>
-                <w:lang w:val="en-GB"/>
-              </w:rPr>
-              <w:t>10,2</w:t>
+            <w:tcW w:w="2253" w:type="dxa"/>
+          </w:tcPr>
+          <w:p>
+            <w:pPr>
+              <w:pStyle w:val="ListParagraph"/>
+              <w:ind w:left="0"/>
+              <w:rPr>
+                <w:rFonts w:ascii="Arial" w:hAnsi="Arial" w:cs="Arial"/>
+                <w:sz w:val="20"/>
+                <w:szCs w:val="20"/>
+                <w:lang w:val="en-GB"/>
+              </w:rPr>
+            </w:pPr>
+            <w:r>
+              <w:rPr>
+                <w:rFonts w:ascii="Arial" w:hAnsi="Arial" w:cs="Arial"/>
+                <w:sz w:val="20"/>
+                <w:szCs w:val="20"/>
+                <w:lang w:val="en-GB"/>
+              </w:rPr>
+              <w:t>Quantity</w:t>
+            </w:r>
+          </w:p>
+        </w:tc>
+        <w:tc>
+          <w:tcPr>
+            <w:tcW w:w="1180" w:type="dxa"/>
+          </w:tcPr>
+          <w:p>
+            <w:pPr>
+              <w:pStyle w:val="ListParagraph"/>
+              <w:ind w:left="0"/>
+              <w:rPr>
+                <w:rFonts w:ascii="Arial" w:hAnsi="Arial" w:cs="Arial"/>
+                <w:sz w:val="20"/>
+                <w:szCs w:val="20"/>
+                <w:lang w:val="en-GB"/>
+              </w:rPr>
+            </w:pPr>
+            <w:r>
+              <w:rPr>
+                <w:rFonts w:ascii="Arial" w:hAnsi="Arial" w:cs="Arial"/>
+                <w:sz w:val="20"/>
+                <w:szCs w:val="20"/>
+                <w:lang w:val="en-GB"/>
+              </w:rPr>
+              <w:t>INT</w:t>
+            </w:r>
+          </w:p>
+        </w:tc>
+        <w:tc>
+          <w:tcPr>
+            <w:tcW w:w="1031" w:type="dxa"/>
+          </w:tcPr>
+          <w:p>
+            <w:pPr>
+              <w:pStyle w:val="ListParagraph"/>
+              <w:ind w:left="0"/>
+              <w:rPr>
+                <w:rFonts w:ascii="Arial" w:hAnsi="Arial" w:cs="Arial"/>
+                <w:sz w:val="20"/>
+                <w:szCs w:val="20"/>
+                <w:lang w:val="en-GB"/>
+              </w:rPr>
+            </w:pPr>
+            <w:r>
+              <w:rPr>
+                <w:rFonts w:ascii="Arial" w:hAnsi="Arial" w:cs="Arial"/>
+                <w:sz w:val="20"/>
+                <w:szCs w:val="20"/>
+                <w:lang w:val="en-GB"/>
+              </w:rPr>
+              <w:t>-</w:t>
             </w:r>
           </w:p>
         </w:tc>
@@ -47379,36 +47268,27 @@
         </w:tc>
         <w:tc>
           <w:tcPr>
-            <w:tcW w:w="1417" w:type="dxa"/>
-          </w:tcPr>
-          <w:p>
-            <w:pPr>
-              <w:pStyle w:val="ListParagraph"/>
-              <w:ind w:left="0"/>
-              <w:rPr>
-                <w:rFonts w:ascii="Arial" w:hAnsi="Arial" w:cs="Arial"/>
-                <w:sz w:val="20"/>
-                <w:szCs w:val="20"/>
-                <w:lang w:val="en-GB"/>
-              </w:rPr>
-            </w:pPr>
-            <w:r>
-              <w:rPr>
-                <w:rFonts w:ascii="Arial" w:hAnsi="Arial" w:cs="Arial"/>
-                <w:sz w:val="20"/>
-                <w:szCs w:val="20"/>
-                <w:lang w:val="en-GB"/>
-              </w:rPr>
-              <w:t xml:space="preserve">Product unit </w:t>
-            </w:r>
-            <w:r>
-              <w:rPr>
-                <w:rFonts w:ascii="Arial" w:hAnsi="Arial" w:cs="Arial"/>
-                <w:sz w:val="20"/>
-                <w:szCs w:val="20"/>
-                <w:lang w:val="en-GB"/>
-              </w:rPr>
-              <w:t>Price</w:t>
+            <w:tcW w:w="1410" w:type="dxa"/>
+          </w:tcPr>
+          <w:p>
+            <w:pPr>
+              <w:pStyle w:val="ListParagraph"/>
+              <w:ind w:left="0"/>
+              <w:rPr>
+                <w:rFonts w:ascii="Arial" w:hAnsi="Arial" w:cs="Arial"/>
+                <w:sz w:val="20"/>
+                <w:szCs w:val="20"/>
+                <w:lang w:val="en-GB"/>
+              </w:rPr>
+            </w:pPr>
+            <w:r>
+              <w:rPr>
+                <w:rFonts w:ascii="Arial" w:hAnsi="Arial" w:cs="Arial"/>
+                <w:sz w:val="20"/>
+                <w:szCs w:val="20"/>
+                <w:lang w:val="en-GB"/>
+              </w:rPr>
+              <w:t>Quantity purchased</w:t>
             </w:r>
           </w:p>
         </w:tc>
@@ -47434,7 +47314,7 @@
                 <w:szCs w:val="20"/>
                 <w:lang w:val="en-GB"/>
               </w:rPr>
-              <w:t>10000.00</w:t>
+              <w:t>2</w:t>
             </w:r>
           </w:p>
         </w:tc>
@@ -47442,7 +47322,7 @@
       <w:tr>
         <w:tc>
           <w:tcPr>
-            <w:tcW w:w="2309" w:type="dxa"/>
+            <w:tcW w:w="2253" w:type="dxa"/>
           </w:tcPr>
           <w:p>
             <w:pPr>
@@ -47463,60 +47343,60 @@
                 <w:szCs w:val="20"/>
                 <w:lang w:val="en-GB"/>
               </w:rPr>
-              <w:t>Customer_Id</w:t>
+              <w:t>Unit_Price</w:t>
             </w:r>
             <w:proofErr w:type="spellEnd"/>
           </w:p>
         </w:tc>
         <w:tc>
           <w:tcPr>
-            <w:tcW w:w="1106" w:type="dxa"/>
-          </w:tcPr>
-          <w:p>
-            <w:pPr>
-              <w:pStyle w:val="ListParagraph"/>
-              <w:ind w:left="0"/>
-              <w:rPr>
-                <w:rFonts w:ascii="Arial" w:hAnsi="Arial" w:cs="Arial"/>
-                <w:sz w:val="20"/>
-                <w:szCs w:val="20"/>
-                <w:lang w:val="en-GB"/>
-              </w:rPr>
-            </w:pPr>
-            <w:r>
-              <w:rPr>
-                <w:rFonts w:ascii="Arial" w:hAnsi="Arial" w:cs="Arial"/>
-                <w:sz w:val="20"/>
-                <w:szCs w:val="20"/>
-                <w:lang w:val="en-GB"/>
-              </w:rPr>
-              <w:t>VARCHAR</w:t>
-            </w:r>
-          </w:p>
-        </w:tc>
-        <w:tc>
-          <w:tcPr>
-            <w:tcW w:w="1042" w:type="dxa"/>
-          </w:tcPr>
-          <w:p>
-            <w:pPr>
-              <w:pStyle w:val="ListParagraph"/>
-              <w:ind w:left="0"/>
-              <w:rPr>
-                <w:rFonts w:ascii="Arial" w:hAnsi="Arial" w:cs="Arial"/>
-                <w:sz w:val="20"/>
-                <w:szCs w:val="20"/>
-                <w:lang w:val="en-GB"/>
-              </w:rPr>
-            </w:pPr>
-            <w:r>
-              <w:rPr>
-                <w:rFonts w:ascii="Arial" w:hAnsi="Arial" w:cs="Arial"/>
-                <w:sz w:val="20"/>
-                <w:szCs w:val="20"/>
-                <w:lang w:val="en-GB"/>
-              </w:rPr>
-              <w:t>8</w:t>
+            <w:tcW w:w="1180" w:type="dxa"/>
+          </w:tcPr>
+          <w:p>
+            <w:pPr>
+              <w:pStyle w:val="ListParagraph"/>
+              <w:ind w:left="0"/>
+              <w:rPr>
+                <w:rFonts w:ascii="Arial" w:hAnsi="Arial" w:cs="Arial"/>
+                <w:sz w:val="20"/>
+                <w:szCs w:val="20"/>
+                <w:lang w:val="en-GB"/>
+              </w:rPr>
+            </w:pPr>
+            <w:r>
+              <w:rPr>
+                <w:rFonts w:ascii="Arial" w:hAnsi="Arial" w:cs="Arial"/>
+                <w:sz w:val="20"/>
+                <w:szCs w:val="20"/>
+                <w:lang w:val="en-GB"/>
+              </w:rPr>
+              <w:t>DECIMAL</w:t>
+            </w:r>
+          </w:p>
+        </w:tc>
+        <w:tc>
+          <w:tcPr>
+            <w:tcW w:w="1031" w:type="dxa"/>
+          </w:tcPr>
+          <w:p>
+            <w:pPr>
+              <w:pStyle w:val="ListParagraph"/>
+              <w:ind w:left="0"/>
+              <w:rPr>
+                <w:rFonts w:ascii="Arial" w:hAnsi="Arial" w:cs="Arial"/>
+                <w:sz w:val="20"/>
+                <w:szCs w:val="20"/>
+                <w:lang w:val="en-GB"/>
+              </w:rPr>
+            </w:pPr>
+            <w:r>
+              <w:rPr>
+                <w:rFonts w:ascii="Arial" w:hAnsi="Arial" w:cs="Arial"/>
+                <w:sz w:val="20"/>
+                <w:szCs w:val="20"/>
+                <w:lang w:val="en-GB"/>
+              </w:rPr>
+              <w:t>10,2</w:t>
             </w:r>
           </w:p>
         </w:tc>
@@ -47542,33 +47422,42 @@
                 <w:szCs w:val="20"/>
                 <w:lang w:val="en-GB"/>
               </w:rPr>
-              <w:t>FOREIGN KEY, NOT NULL</w:t>
-            </w:r>
-          </w:p>
-        </w:tc>
-        <w:tc>
-          <w:tcPr>
-            <w:tcW w:w="1417" w:type="dxa"/>
-          </w:tcPr>
-          <w:p>
-            <w:pPr>
-              <w:pStyle w:val="ListParagraph"/>
-              <w:ind w:left="0"/>
-              <w:rPr>
-                <w:rFonts w:ascii="Arial" w:hAnsi="Arial" w:cs="Arial"/>
-                <w:sz w:val="20"/>
-                <w:szCs w:val="20"/>
-                <w:lang w:val="en-GB"/>
-              </w:rPr>
-            </w:pPr>
-            <w:r>
-              <w:rPr>
-                <w:rFonts w:ascii="Arial" w:hAnsi="Arial" w:cs="Arial"/>
-                <w:sz w:val="20"/>
-                <w:szCs w:val="20"/>
-                <w:lang w:val="en-GB"/>
-              </w:rPr>
-              <w:t>References Customer table</w:t>
+              <w:t>NOT NULL</w:t>
+            </w:r>
+          </w:p>
+        </w:tc>
+        <w:tc>
+          <w:tcPr>
+            <w:tcW w:w="1410" w:type="dxa"/>
+          </w:tcPr>
+          <w:p>
+            <w:pPr>
+              <w:pStyle w:val="ListParagraph"/>
+              <w:ind w:left="0"/>
+              <w:rPr>
+                <w:rFonts w:ascii="Arial" w:hAnsi="Arial" w:cs="Arial"/>
+                <w:sz w:val="20"/>
+                <w:szCs w:val="20"/>
+                <w:lang w:val="en-GB"/>
+              </w:rPr>
+            </w:pPr>
+            <w:r>
+              <w:rPr>
+                <w:rFonts w:ascii="Arial" w:hAnsi="Arial" w:cs="Arial"/>
+                <w:sz w:val="20"/>
+                <w:szCs w:val="20"/>
+                <w:lang w:val="en-GB"/>
+              </w:rPr>
+              <w:t xml:space="preserve">Product unit </w:t>
+            </w:r>
+            <w:r>
+              <w:rPr>
+                <w:rFonts w:ascii="Arial" w:hAnsi="Arial" w:cs="Arial"/>
+                <w:sz w:val="20"/>
+                <w:szCs w:val="20"/>
+                <w:lang w:val="en-GB"/>
+              </w:rPr>
+              <w:t>Price</w:t>
             </w:r>
           </w:p>
         </w:tc>
@@ -47594,16 +47483,7 @@
                 <w:szCs w:val="20"/>
                 <w:lang w:val="en-GB"/>
               </w:rPr>
-              <w:t>C00</w:t>
-            </w:r>
-            <w:r>
-              <w:rPr>
-                <w:rFonts w:ascii="Arial" w:hAnsi="Arial" w:cs="Arial"/>
-                <w:sz w:val="20"/>
-                <w:szCs w:val="20"/>
-                <w:lang w:val="en-GB"/>
-              </w:rPr>
-              <w:t>1</w:t>
+              <w:t>10000.00</w:t>
             </w:r>
           </w:p>
         </w:tc>
@@ -47611,7 +47491,7 @@
       <w:tr>
         <w:tc>
           <w:tcPr>
-            <w:tcW w:w="2309" w:type="dxa"/>
+            <w:tcW w:w="2253" w:type="dxa"/>
           </w:tcPr>
           <w:p>
             <w:pPr>
@@ -47632,14 +47512,14 @@
                 <w:szCs w:val="20"/>
                 <w:lang w:val="en-GB"/>
               </w:rPr>
-              <w:t>Employee_Id</w:t>
+              <w:t>Customer_Id</w:t>
             </w:r>
             <w:proofErr w:type="spellEnd"/>
           </w:p>
         </w:tc>
         <w:tc>
           <w:tcPr>
-            <w:tcW w:w="1106" w:type="dxa"/>
+            <w:tcW w:w="1180" w:type="dxa"/>
           </w:tcPr>
           <w:p>
             <w:pPr>
@@ -47665,7 +47545,7 @@
         </w:tc>
         <w:tc>
           <w:tcPr>
-            <w:tcW w:w="1042" w:type="dxa"/>
+            <w:tcW w:w="1031" w:type="dxa"/>
           </w:tcPr>
           <w:p>
             <w:pPr>
@@ -47717,27 +47597,27 @@
         </w:tc>
         <w:tc>
           <w:tcPr>
-            <w:tcW w:w="1417" w:type="dxa"/>
-          </w:tcPr>
-          <w:p>
-            <w:pPr>
-              <w:pStyle w:val="ListParagraph"/>
-              <w:ind w:left="0"/>
-              <w:rPr>
-                <w:rFonts w:ascii="Arial" w:hAnsi="Arial" w:cs="Arial"/>
-                <w:sz w:val="20"/>
-                <w:szCs w:val="20"/>
-                <w:lang w:val="en-GB"/>
-              </w:rPr>
-            </w:pPr>
-            <w:r>
-              <w:rPr>
-                <w:rFonts w:ascii="Arial" w:hAnsi="Arial" w:cs="Arial"/>
-                <w:sz w:val="20"/>
-                <w:szCs w:val="20"/>
-                <w:lang w:val="en-GB"/>
-              </w:rPr>
-              <w:t>References Employee table</w:t>
+            <w:tcW w:w="1410" w:type="dxa"/>
+          </w:tcPr>
+          <w:p>
+            <w:pPr>
+              <w:pStyle w:val="ListParagraph"/>
+              <w:ind w:left="0"/>
+              <w:rPr>
+                <w:rFonts w:ascii="Arial" w:hAnsi="Arial" w:cs="Arial"/>
+                <w:sz w:val="20"/>
+                <w:szCs w:val="20"/>
+                <w:lang w:val="en-GB"/>
+              </w:rPr>
+            </w:pPr>
+            <w:r>
+              <w:rPr>
+                <w:rFonts w:ascii="Arial" w:hAnsi="Arial" w:cs="Arial"/>
+                <w:sz w:val="20"/>
+                <w:szCs w:val="20"/>
+                <w:lang w:val="en-GB"/>
+              </w:rPr>
+              <w:t>References Customer table</w:t>
             </w:r>
           </w:p>
         </w:tc>
@@ -47763,7 +47643,7 @@
                 <w:szCs w:val="20"/>
                 <w:lang w:val="en-GB"/>
               </w:rPr>
-              <w:t>E00</w:t>
+              <w:t>C00</w:t>
             </w:r>
             <w:r>
               <w:rPr>
@@ -47780,7 +47660,7 @@
       <w:tr>
         <w:tc>
           <w:tcPr>
-            <w:tcW w:w="2309" w:type="dxa"/>
+            <w:tcW w:w="2253" w:type="dxa"/>
           </w:tcPr>
           <w:p>
             <w:pPr>
@@ -47801,6 +47681,175 @@
                 <w:szCs w:val="20"/>
                 <w:lang w:val="en-GB"/>
               </w:rPr>
+              <w:t>Employee_Id</w:t>
+            </w:r>
+            <w:proofErr w:type="spellEnd"/>
+          </w:p>
+        </w:tc>
+        <w:tc>
+          <w:tcPr>
+            <w:tcW w:w="1180" w:type="dxa"/>
+          </w:tcPr>
+          <w:p>
+            <w:pPr>
+              <w:pStyle w:val="ListParagraph"/>
+              <w:ind w:left="0"/>
+              <w:rPr>
+                <w:rFonts w:ascii="Arial" w:hAnsi="Arial" w:cs="Arial"/>
+                <w:sz w:val="20"/>
+                <w:szCs w:val="20"/>
+                <w:lang w:val="en-GB"/>
+              </w:rPr>
+            </w:pPr>
+            <w:r>
+              <w:rPr>
+                <w:rFonts w:ascii="Arial" w:hAnsi="Arial" w:cs="Arial"/>
+                <w:sz w:val="20"/>
+                <w:szCs w:val="20"/>
+                <w:lang w:val="en-GB"/>
+              </w:rPr>
+              <w:t>VARCHAR</w:t>
+            </w:r>
+          </w:p>
+        </w:tc>
+        <w:tc>
+          <w:tcPr>
+            <w:tcW w:w="1031" w:type="dxa"/>
+          </w:tcPr>
+          <w:p>
+            <w:pPr>
+              <w:pStyle w:val="ListParagraph"/>
+              <w:ind w:left="0"/>
+              <w:rPr>
+                <w:rFonts w:ascii="Arial" w:hAnsi="Arial" w:cs="Arial"/>
+                <w:sz w:val="20"/>
+                <w:szCs w:val="20"/>
+                <w:lang w:val="en-GB"/>
+              </w:rPr>
+            </w:pPr>
+            <w:r>
+              <w:rPr>
+                <w:rFonts w:ascii="Arial" w:hAnsi="Arial" w:cs="Arial"/>
+                <w:sz w:val="20"/>
+                <w:szCs w:val="20"/>
+                <w:lang w:val="en-GB"/>
+              </w:rPr>
+              <w:t>8</w:t>
+            </w:r>
+          </w:p>
+        </w:tc>
+        <w:tc>
+          <w:tcPr>
+            <w:tcW w:w="2065" w:type="dxa"/>
+          </w:tcPr>
+          <w:p>
+            <w:pPr>
+              <w:pStyle w:val="ListParagraph"/>
+              <w:ind w:left="0"/>
+              <w:rPr>
+                <w:rFonts w:ascii="Arial" w:hAnsi="Arial" w:cs="Arial"/>
+                <w:sz w:val="20"/>
+                <w:szCs w:val="20"/>
+                <w:lang w:val="en-GB"/>
+              </w:rPr>
+            </w:pPr>
+            <w:r>
+              <w:rPr>
+                <w:rFonts w:ascii="Arial" w:hAnsi="Arial" w:cs="Arial"/>
+                <w:sz w:val="20"/>
+                <w:szCs w:val="20"/>
+                <w:lang w:val="en-GB"/>
+              </w:rPr>
+              <w:t>FOREIGN KEY, NOT NULL</w:t>
+            </w:r>
+          </w:p>
+        </w:tc>
+        <w:tc>
+          <w:tcPr>
+            <w:tcW w:w="1410" w:type="dxa"/>
+          </w:tcPr>
+          <w:p>
+            <w:pPr>
+              <w:pStyle w:val="ListParagraph"/>
+              <w:ind w:left="0"/>
+              <w:rPr>
+                <w:rFonts w:ascii="Arial" w:hAnsi="Arial" w:cs="Arial"/>
+                <w:sz w:val="20"/>
+                <w:szCs w:val="20"/>
+                <w:lang w:val="en-GB"/>
+              </w:rPr>
+            </w:pPr>
+            <w:r>
+              <w:rPr>
+                <w:rFonts w:ascii="Arial" w:hAnsi="Arial" w:cs="Arial"/>
+                <w:sz w:val="20"/>
+                <w:szCs w:val="20"/>
+                <w:lang w:val="en-GB"/>
+              </w:rPr>
+              <w:t>References Employee table</w:t>
+            </w:r>
+          </w:p>
+        </w:tc>
+        <w:tc>
+          <w:tcPr>
+            <w:tcW w:w="1051" w:type="dxa"/>
+          </w:tcPr>
+          <w:p>
+            <w:pPr>
+              <w:pStyle w:val="ListParagraph"/>
+              <w:ind w:left="0"/>
+              <w:rPr>
+                <w:rFonts w:ascii="Arial" w:hAnsi="Arial" w:cs="Arial"/>
+                <w:sz w:val="20"/>
+                <w:szCs w:val="20"/>
+                <w:lang w:val="en-GB"/>
+              </w:rPr>
+            </w:pPr>
+            <w:r>
+              <w:rPr>
+                <w:rFonts w:ascii="Arial" w:hAnsi="Arial" w:cs="Arial"/>
+                <w:sz w:val="20"/>
+                <w:szCs w:val="20"/>
+                <w:lang w:val="en-GB"/>
+              </w:rPr>
+              <w:t>E00</w:t>
+            </w:r>
+            <w:r>
+              <w:rPr>
+                <w:rFonts w:ascii="Arial" w:hAnsi="Arial" w:cs="Arial"/>
+                <w:sz w:val="20"/>
+                <w:szCs w:val="20"/>
+                <w:lang w:val="en-GB"/>
+              </w:rPr>
+              <w:t>1</w:t>
+            </w:r>
+          </w:p>
+        </w:tc>
+      </w:tr>
+      <w:tr>
+        <w:tc>
+          <w:tcPr>
+            <w:tcW w:w="2253" w:type="dxa"/>
+          </w:tcPr>
+          <w:p>
+            <w:pPr>
+              <w:pStyle w:val="ListParagraph"/>
+              <w:ind w:left="0"/>
+              <w:rPr>
+                <w:rFonts w:ascii="Arial" w:hAnsi="Arial" w:cs="Arial"/>
+                <w:sz w:val="20"/>
+                <w:szCs w:val="20"/>
+                <w:lang w:val="en-GB"/>
+              </w:rPr>
+            </w:pPr>
+            <w:proofErr w:type="spellStart"/>
+            <w:r>
+              <w:rPr>
+                <w:rFonts w:ascii="Arial" w:hAnsi="Arial" w:cs="Arial"/>
+                <w:sz w:val="20"/>
+                <w:szCs w:val="20"/>
+                <w:lang w:val="en-GB"/>
+              </w:rPr>
               <w:t>Product_Id</w:t>
             </w:r>
             <w:proofErr w:type="spellEnd"/>
@@ -47808,7 +47857,7 @@
         </w:tc>
         <w:tc>
           <w:tcPr>
-            <w:tcW w:w="1106" w:type="dxa"/>
+            <w:tcW w:w="1180" w:type="dxa"/>
           </w:tcPr>
           <w:p>
             <w:pPr>
@@ -47834,7 +47883,7 @@
         </w:tc>
         <w:tc>
           <w:tcPr>
-            <w:tcW w:w="1042" w:type="dxa"/>
+            <w:tcW w:w="1031" w:type="dxa"/>
           </w:tcPr>
           <w:p>
             <w:pPr>
@@ -47886,7 +47935,7 @@
         </w:tc>
         <w:tc>
           <w:tcPr>
-            <w:tcW w:w="1417" w:type="dxa"/>
+            <w:tcW w:w="1410" w:type="dxa"/>
           </w:tcPr>
           <w:p>
             <w:pPr>
@@ -48061,8 +48110,6 @@
     </w:p>
     <w:p>
       <w:pPr>
-        <w:pStyle w:val="ListParagraph"/>
-        <w:ind w:left="360"/>
         <w:rPr>
           <w:rFonts w:ascii="Arial" w:hAnsi="Arial" w:cs="Arial"/>
           <w:b/>
@@ -48076,74 +48123,6 @@
     <w:p>
       <w:pPr>
         <w:pStyle w:val="ListParagraph"/>
-        <w:ind w:left="360"/>
-        <w:rPr>
-          <w:rFonts w:ascii="Arial" w:hAnsi="Arial" w:cs="Arial"/>
-          <w:b/>
-          <w:bCs/>
-          <w:sz w:val="22"/>
-          <w:szCs w:val="22"/>
-          <w:lang w:val="en-GB"/>
-        </w:rPr>
-      </w:pPr>
-    </w:p>
-    <w:p>
-      <w:pPr>
-        <w:pStyle w:val="ListParagraph"/>
-        <w:ind w:left="360"/>
-        <w:rPr>
-          <w:rFonts w:ascii="Arial" w:hAnsi="Arial" w:cs="Arial"/>
-          <w:b/>
-          <w:bCs/>
-          <w:sz w:val="22"/>
-          <w:szCs w:val="22"/>
-          <w:lang w:val="en-GB"/>
-        </w:rPr>
-      </w:pPr>
-    </w:p>
-    <w:p>
-      <w:pPr>
-        <w:pStyle w:val="ListParagraph"/>
-        <w:ind w:left="360"/>
-        <w:rPr>
-          <w:rFonts w:ascii="Arial" w:hAnsi="Arial" w:cs="Arial"/>
-          <w:b/>
-          <w:bCs/>
-          <w:sz w:val="22"/>
-          <w:szCs w:val="22"/>
-          <w:lang w:val="en-GB"/>
-        </w:rPr>
-      </w:pPr>
-    </w:p>
-    <w:p>
-      <w:pPr>
-        <w:rPr>
-          <w:rFonts w:ascii="Arial" w:hAnsi="Arial" w:cs="Arial"/>
-          <w:b/>
-          <w:bCs/>
-          <w:sz w:val="22"/>
-          <w:szCs w:val="22"/>
-          <w:lang w:val="en-GB"/>
-        </w:rPr>
-      </w:pPr>
-    </w:p>
-    <w:p>
-      <w:pPr>
-        <w:pStyle w:val="ListParagraph"/>
-        <w:ind w:left="360"/>
-        <w:rPr>
-          <w:rFonts w:ascii="Arial" w:hAnsi="Arial" w:cs="Arial"/>
-          <w:b/>
-          <w:bCs/>
-          <w:sz w:val="22"/>
-          <w:szCs w:val="22"/>
-          <w:lang w:val="en-GB"/>
-        </w:rPr>
-      </w:pPr>
-    </w:p>
-    <w:p>
-      <w:pPr>
-        <w:pStyle w:val="ListParagraph"/>
         <w:numPr>
           <w:ilvl w:val="2"/>
           <w:numId w:val="35"/>
@@ -48216,6 +48195,7 @@
     <w:p>
       <w:pPr>
         <w:rPr>
+          <w:rFonts w:ascii="Arial" w:hAnsi="Arial" w:cs="Arial"/>
           <w:noProof/>
         </w:rPr>
       </w:pPr>
@@ -48275,11 +48255,13 @@
     <w:p>
       <w:pPr>
         <w:rPr>
+          <w:rFonts w:ascii="Arial" w:hAnsi="Arial" w:cs="Arial"/>
           <w:noProof/>
         </w:rPr>
       </w:pPr>
       <w:r>
         <w:rPr>
+          <w:rFonts w:ascii="Arial" w:hAnsi="Arial" w:cs="Arial"/>
           <w:noProof/>
         </w:rPr>
         <w:drawing>
@@ -48322,6 +48304,7 @@
     <w:p>
       <w:pPr>
         <w:rPr>
+          <w:rFonts w:ascii="Arial" w:hAnsi="Arial" w:cs="Arial"/>
           <w:noProof/>
         </w:rPr>
       </w:pPr>
@@ -48329,6 +48312,7 @@
     <w:p>
       <w:pPr>
         <w:rPr>
+          <w:rFonts w:ascii="Arial" w:hAnsi="Arial" w:cs="Arial"/>
           <w:noProof/>
         </w:rPr>
       </w:pPr>
@@ -48336,6 +48320,7 @@
     <w:p>
       <w:pPr>
         <w:rPr>
+          <w:rFonts w:ascii="Arial" w:hAnsi="Arial" w:cs="Arial"/>
           <w:noProof/>
         </w:rPr>
       </w:pPr>
@@ -48343,6 +48328,7 @@
     <w:p>
       <w:pPr>
         <w:rPr>
+          <w:rFonts w:ascii="Arial" w:hAnsi="Arial" w:cs="Arial"/>
           <w:noProof/>
         </w:rPr>
       </w:pPr>
@@ -48350,6 +48336,7 @@
     <w:p>
       <w:pPr>
         <w:rPr>
+          <w:rFonts w:ascii="Arial" w:hAnsi="Arial" w:cs="Arial"/>
           <w:noProof/>
         </w:rPr>
       </w:pPr>
@@ -48380,6 +48367,7 @@
     <w:p>
       <w:pPr>
         <w:rPr>
+          <w:rFonts w:ascii="Arial" w:hAnsi="Arial" w:cs="Arial"/>
           <w:noProof/>
         </w:rPr>
       </w:pPr>
@@ -48439,11 +48427,13 @@
     <w:p>
       <w:pPr>
         <w:rPr>
+          <w:rFonts w:ascii="Arial" w:hAnsi="Arial" w:cs="Arial"/>
           <w:noProof/>
         </w:rPr>
       </w:pPr>
       <w:r>
         <w:rPr>
+          <w:rFonts w:ascii="Arial" w:hAnsi="Arial" w:cs="Arial"/>
           <w:noProof/>
         </w:rPr>
         <w:drawing>
@@ -48486,6 +48476,7 @@
     <w:p>
       <w:pPr>
         <w:rPr>
+          <w:rFonts w:ascii="Arial" w:hAnsi="Arial" w:cs="Arial"/>
           <w:noProof/>
         </w:rPr>
       </w:pPr>
@@ -48515,6 +48506,7 @@
     <w:p>
       <w:pPr>
         <w:rPr>
+          <w:rFonts w:ascii="Arial" w:hAnsi="Arial" w:cs="Arial"/>
           <w:noProof/>
         </w:rPr>
       </w:pPr>
@@ -48574,11 +48566,13 @@
     <w:p>
       <w:pPr>
         <w:rPr>
+          <w:rFonts w:ascii="Arial" w:hAnsi="Arial" w:cs="Arial"/>
           <w:noProof/>
         </w:rPr>
       </w:pPr>
       <w:r>
         <w:rPr>
+          <w:rFonts w:ascii="Arial" w:hAnsi="Arial" w:cs="Arial"/>
           <w:noProof/>
         </w:rPr>
         <w:drawing>
@@ -48653,6 +48647,7 @@
     <w:p>
       <w:pPr>
         <w:rPr>
+          <w:rFonts w:ascii="Arial" w:hAnsi="Arial" w:cs="Arial"/>
           <w:noProof/>
         </w:rPr>
       </w:pPr>
@@ -48713,11 +48708,13 @@
     <w:p>
       <w:pPr>
         <w:rPr>
+          <w:rFonts w:ascii="Arial" w:hAnsi="Arial" w:cs="Arial"/>
           <w:noProof/>
         </w:rPr>
       </w:pPr>
       <w:r>
         <w:rPr>
+          <w:rFonts w:ascii="Arial" w:hAnsi="Arial" w:cs="Arial"/>
           <w:noProof/>
         </w:rPr>
         <w:drawing>
@@ -48760,6 +48757,7 @@
     <w:p>
       <w:pPr>
         <w:rPr>
+          <w:rFonts w:ascii="Arial" w:hAnsi="Arial" w:cs="Arial"/>
           <w:noProof/>
         </w:rPr>
       </w:pPr>
@@ -48789,6 +48787,7 @@
     <w:p>
       <w:pPr>
         <w:rPr>
+          <w:rFonts w:ascii="Arial" w:hAnsi="Arial" w:cs="Arial"/>
           <w:noProof/>
         </w:rPr>
       </w:pPr>
@@ -48848,11 +48847,13 @@
     <w:p>
       <w:pPr>
         <w:rPr>
+          <w:rFonts w:ascii="Arial" w:hAnsi="Arial" w:cs="Arial"/>
           <w:noProof/>
         </w:rPr>
       </w:pPr>
       <w:r>
         <w:rPr>
+          <w:rFonts w:ascii="Arial" w:hAnsi="Arial" w:cs="Arial"/>
           <w:noProof/>
         </w:rPr>
         <w:lastRenderedPageBreak/>
@@ -48896,6 +48897,7 @@
     <w:p>
       <w:pPr>
         <w:rPr>
+          <w:rFonts w:ascii="Arial" w:hAnsi="Arial" w:cs="Arial"/>
           <w:noProof/>
         </w:rPr>
       </w:pPr>
@@ -48903,11 +48905,13 @@
     <w:p>
       <w:pPr>
         <w:rPr>
+          <w:rFonts w:ascii="Arial" w:hAnsi="Arial" w:cs="Arial"/>
           <w:noProof/>
         </w:rPr>
       </w:pPr>
       <w:r>
         <w:rPr>
+          <w:rFonts w:ascii="Arial" w:hAnsi="Arial" w:cs="Arial"/>
           <w:noProof/>
         </w:rPr>
         <w:t>Figure 6.0</w:t>
@@ -48916,6 +48920,7 @@
     <w:p>
       <w:pPr>
         <w:rPr>
+          <w:rFonts w:ascii="Arial" w:hAnsi="Arial" w:cs="Arial"/>
           <w:noProof/>
         </w:rPr>
       </w:pPr>
@@ -48975,11 +48980,13 @@
     <w:p>
       <w:pPr>
         <w:rPr>
+          <w:rFonts w:ascii="Arial" w:hAnsi="Arial" w:cs="Arial"/>
           <w:noProof/>
         </w:rPr>
       </w:pPr>
       <w:r>
         <w:rPr>
+          <w:rFonts w:ascii="Arial" w:hAnsi="Arial" w:cs="Arial"/>
           <w:noProof/>
         </w:rPr>
         <w:drawing>
@@ -49022,6 +49029,7 @@
     <w:p>
       <w:pPr>
         <w:rPr>
+          <w:rFonts w:ascii="Arial" w:hAnsi="Arial" w:cs="Arial"/>
           <w:noProof/>
         </w:rPr>
       </w:pPr>
@@ -49029,6 +49037,7 @@
     <w:p>
       <w:pPr>
         <w:rPr>
+          <w:rFonts w:ascii="Arial" w:hAnsi="Arial" w:cs="Arial"/>
           <w:noProof/>
         </w:rPr>
       </w:pPr>
@@ -49036,11 +49045,13 @@
     <w:p>
       <w:pPr>
         <w:rPr>
+          <w:rFonts w:ascii="Arial" w:hAnsi="Arial" w:cs="Arial"/>
           <w:noProof/>
         </w:rPr>
       </w:pPr>
       <w:r>
         <w:rPr>
+          <w:rFonts w:ascii="Arial" w:hAnsi="Arial" w:cs="Arial"/>
           <w:noProof/>
         </w:rPr>
         <w:t>Figure 7.0</w:t>
@@ -49049,6 +49060,7 @@
     <w:p>
       <w:pPr>
         <w:rPr>
+          <w:rFonts w:ascii="Arial" w:hAnsi="Arial" w:cs="Arial"/>
           <w:noProof/>
         </w:rPr>
       </w:pPr>
@@ -49109,11 +49121,13 @@
     <w:p>
       <w:pPr>
         <w:rPr>
+          <w:rFonts w:ascii="Arial" w:hAnsi="Arial" w:cs="Arial"/>
           <w:noProof/>
         </w:rPr>
       </w:pPr>
       <w:r>
         <w:rPr>
+          <w:rFonts w:ascii="Arial" w:hAnsi="Arial" w:cs="Arial"/>
           <w:noProof/>
         </w:rPr>
         <w:drawing>
@@ -49156,6 +49170,7 @@
     <w:p>
       <w:pPr>
         <w:rPr>
+          <w:rFonts w:ascii="Arial" w:hAnsi="Arial" w:cs="Arial"/>
           <w:noProof/>
         </w:rPr>
       </w:pPr>
@@ -49185,6 +49200,7 @@
     <w:p>
       <w:pPr>
         <w:rPr>
+          <w:rFonts w:ascii="Arial" w:hAnsi="Arial" w:cs="Arial"/>
           <w:noProof/>
         </w:rPr>
       </w:pPr>
@@ -49244,11 +49260,13 @@
     <w:p>
       <w:pPr>
         <w:rPr>
+          <w:rFonts w:ascii="Arial" w:hAnsi="Arial" w:cs="Arial"/>
           <w:noProof/>
         </w:rPr>
       </w:pPr>
       <w:r>
         <w:rPr>
+          <w:rFonts w:ascii="Arial" w:hAnsi="Arial" w:cs="Arial"/>
           <w:noProof/>
         </w:rPr>
         <w:lastRenderedPageBreak/>
@@ -49292,6 +49310,7 @@
     <w:p>
       <w:pPr>
         <w:rPr>
+          <w:rFonts w:ascii="Arial" w:hAnsi="Arial" w:cs="Arial"/>
           <w:noProof/>
         </w:rPr>
       </w:pPr>
@@ -49299,11 +49318,13 @@
     <w:p>
       <w:pPr>
         <w:rPr>
+          <w:rFonts w:ascii="Arial" w:hAnsi="Arial" w:cs="Arial"/>
           <w:noProof/>
         </w:rPr>
       </w:pPr>
       <w:r>
         <w:rPr>
+          <w:rFonts w:ascii="Arial" w:hAnsi="Arial" w:cs="Arial"/>
           <w:noProof/>
         </w:rPr>
         <w:t>Figure 9.0</w:t>
@@ -49312,6 +49333,7 @@
     <w:p>
       <w:pPr>
         <w:rPr>
+          <w:rFonts w:ascii="Arial" w:hAnsi="Arial" w:cs="Arial"/>
           <w:noProof/>
         </w:rPr>
       </w:pPr>
@@ -49371,11 +49393,13 @@
     <w:p>
       <w:pPr>
         <w:rPr>
+          <w:rFonts w:ascii="Arial" w:hAnsi="Arial" w:cs="Arial"/>
           <w:noProof/>
         </w:rPr>
       </w:pPr>
       <w:r>
         <w:rPr>
+          <w:rFonts w:ascii="Arial" w:hAnsi="Arial" w:cs="Arial"/>
           <w:noProof/>
         </w:rPr>
         <w:drawing>
@@ -49418,6 +49442,7 @@
     <w:p>
       <w:pPr>
         <w:rPr>
+          <w:rFonts w:ascii="Arial" w:hAnsi="Arial" w:cs="Arial"/>
           <w:noProof/>
         </w:rPr>
       </w:pPr>
@@ -49447,6 +49472,7 @@
     <w:p>
       <w:pPr>
         <w:rPr>
+          <w:rFonts w:ascii="Arial" w:hAnsi="Arial" w:cs="Arial"/>
           <w:noProof/>
         </w:rPr>
       </w:pPr>
@@ -49513,12 +49539,14 @@
       </w:r>
       <w:r>
         <w:rPr>
+          <w:rFonts w:ascii="Arial" w:hAnsi="Arial" w:cs="Arial"/>
           <w:noProof/>
         </w:rPr>
         <w:br w:type="textWrapping" w:clear="all"/>
       </w:r>
       <w:r>
         <w:rPr>
+          <w:rFonts w:ascii="Arial" w:hAnsi="Arial" w:cs="Arial"/>
           <w:noProof/>
         </w:rPr>
         <w:drawing>
@@ -49561,6 +49589,7 @@
     <w:p>
       <w:pPr>
         <w:rPr>
+          <w:rFonts w:ascii="Arial" w:hAnsi="Arial" w:cs="Arial"/>
           <w:noProof/>
         </w:rPr>
       </w:pPr>
@@ -49604,6 +49633,7 @@
     <w:p>
       <w:pPr>
         <w:rPr>
+          <w:rFonts w:ascii="Arial" w:hAnsi="Arial" w:cs="Arial"/>
           <w:noProof/>
         </w:rPr>
       </w:pPr>
@@ -49663,11 +49693,13 @@
     <w:p>
       <w:pPr>
         <w:rPr>
+          <w:rFonts w:ascii="Arial" w:hAnsi="Arial" w:cs="Arial"/>
           <w:noProof/>
         </w:rPr>
       </w:pPr>
       <w:r>
         <w:rPr>
+          <w:rFonts w:ascii="Arial" w:hAnsi="Arial" w:cs="Arial"/>
           <w:noProof/>
         </w:rPr>
         <w:lastRenderedPageBreak/>
@@ -49711,6 +49743,7 @@
     <w:p>
       <w:pPr>
         <w:rPr>
+          <w:rFonts w:ascii="Arial" w:hAnsi="Arial" w:cs="Arial"/>
           <w:noProof/>
         </w:rPr>
       </w:pPr>
@@ -49754,6 +49787,7 @@
     <w:p>
       <w:pPr>
         <w:rPr>
+          <w:rFonts w:ascii="Arial" w:hAnsi="Arial" w:cs="Arial"/>
           <w:noProof/>
         </w:rPr>
       </w:pPr>
@@ -49813,11 +49847,13 @@
     <w:p>
       <w:pPr>
         <w:rPr>
+          <w:rFonts w:ascii="Arial" w:hAnsi="Arial" w:cs="Arial"/>
           <w:noProof/>
         </w:rPr>
       </w:pPr>
       <w:r>
         <w:rPr>
+          <w:rFonts w:ascii="Arial" w:hAnsi="Arial" w:cs="Arial"/>
           <w:noProof/>
         </w:rPr>
         <w:drawing>
@@ -49860,6 +49896,7 @@
     <w:p>
       <w:pPr>
         <w:rPr>
+          <w:rFonts w:ascii="Arial" w:hAnsi="Arial" w:cs="Arial"/>
           <w:noProof/>
         </w:rPr>
       </w:pPr>
@@ -49867,6 +49904,7 @@
     <w:p>
       <w:pPr>
         <w:rPr>
+          <w:rFonts w:ascii="Arial" w:hAnsi="Arial" w:cs="Arial"/>
           <w:noProof/>
         </w:rPr>
       </w:pPr>
@@ -49874,6 +49912,7 @@
     <w:p>
       <w:pPr>
         <w:rPr>
+          <w:rFonts w:ascii="Arial" w:hAnsi="Arial" w:cs="Arial"/>
           <w:noProof/>
         </w:rPr>
       </w:pPr>
@@ -49918,6 +49957,7 @@
     <w:p>
       <w:pPr>
         <w:rPr>
+          <w:rFonts w:ascii="Arial" w:hAnsi="Arial" w:cs="Arial"/>
           <w:noProof/>
         </w:rPr>
       </w:pPr>
@@ -49977,11 +50017,13 @@
     <w:p>
       <w:pPr>
         <w:rPr>
+          <w:rFonts w:ascii="Arial" w:hAnsi="Arial" w:cs="Arial"/>
           <w:noProof/>
         </w:rPr>
       </w:pPr>
       <w:r>
         <w:rPr>
+          <w:rFonts w:ascii="Arial" w:hAnsi="Arial" w:cs="Arial"/>
           <w:noProof/>
         </w:rPr>
         <w:drawing>
@@ -50068,6 +50110,7 @@
     <w:p>
       <w:pPr>
         <w:rPr>
+          <w:rFonts w:ascii="Arial" w:hAnsi="Arial" w:cs="Arial"/>
           <w:noProof/>
         </w:rPr>
       </w:pPr>
@@ -50127,11 +50170,13 @@
     <w:p>
       <w:pPr>
         <w:rPr>
+          <w:rFonts w:ascii="Arial" w:hAnsi="Arial" w:cs="Arial"/>
           <w:noProof/>
         </w:rPr>
       </w:pPr>
       <w:r>
         <w:rPr>
+          <w:rFonts w:ascii="Arial" w:hAnsi="Arial" w:cs="Arial"/>
           <w:noProof/>
         </w:rPr>
         <w:drawing>
@@ -50174,11 +50219,13 @@
     <w:p>
       <w:pPr>
         <w:rPr>
+          <w:rFonts w:ascii="Arial" w:hAnsi="Arial" w:cs="Arial"/>
           <w:noProof/>
         </w:rPr>
       </w:pPr>
       <w:r>
         <w:rPr>
+          <w:rFonts w:ascii="Arial" w:hAnsi="Arial" w:cs="Arial"/>
           <w:noProof/>
         </w:rPr>
         <w:lastRenderedPageBreak/>
@@ -50188,6 +50235,7 @@
     <w:p>
       <w:pPr>
         <w:rPr>
+          <w:rFonts w:ascii="Arial" w:hAnsi="Arial" w:cs="Arial"/>
           <w:noProof/>
         </w:rPr>
       </w:pPr>
@@ -50245,6 +50293,7 @@
       </w:r>
       <w:r>
         <w:rPr>
+          <w:rFonts w:ascii="Arial" w:hAnsi="Arial" w:cs="Arial"/>
           <w:noProof/>
         </w:rPr>
         <w:t xml:space="preserve"> </w:t>
@@ -50253,11 +50302,13 @@
     <w:p>
       <w:pPr>
         <w:rPr>
+          <w:rFonts w:ascii="Arial" w:hAnsi="Arial" w:cs="Arial"/>
           <w:noProof/>
         </w:rPr>
       </w:pPr>
       <w:r>
         <w:rPr>
+          <w:rFonts w:ascii="Arial" w:hAnsi="Arial" w:cs="Arial"/>
           <w:noProof/>
         </w:rPr>
         <w:drawing>
@@ -50300,6 +50351,7 @@
     <w:p>
       <w:pPr>
         <w:rPr>
+          <w:rFonts w:ascii="Arial" w:hAnsi="Arial" w:cs="Arial"/>
           <w:noProof/>
         </w:rPr>
       </w:pPr>
@@ -50307,6 +50359,7 @@
     <w:p>
       <w:pPr>
         <w:rPr>
+          <w:rFonts w:ascii="Arial" w:hAnsi="Arial" w:cs="Arial"/>
           <w:noProof/>
         </w:rPr>
       </w:pPr>
@@ -50314,11 +50367,13 @@
     <w:p>
       <w:pPr>
         <w:rPr>
+          <w:rFonts w:ascii="Arial" w:hAnsi="Arial" w:cs="Arial"/>
           <w:noProof/>
         </w:rPr>
       </w:pPr>
       <w:r>
         <w:rPr>
+          <w:rFonts w:ascii="Arial" w:hAnsi="Arial" w:cs="Arial"/>
           <w:noProof/>
         </w:rPr>
         <w:t>Figure 16.0</w:t>
@@ -50490,6 +50545,7 @@
     <w:p>
       <w:pPr>
         <w:rPr>
+          <w:rFonts w:ascii="Arial" w:hAnsi="Arial" w:cs="Arial"/>
           <w:noProof/>
         </w:rPr>
       </w:pPr>
@@ -50549,11 +50605,13 @@
     <w:p>
       <w:pPr>
         <w:rPr>
+          <w:rFonts w:ascii="Arial" w:hAnsi="Arial" w:cs="Arial"/>
           <w:noProof/>
         </w:rPr>
       </w:pPr>
       <w:r>
         <w:rPr>
+          <w:rFonts w:ascii="Arial" w:hAnsi="Arial" w:cs="Arial"/>
           <w:noProof/>
         </w:rPr>
         <w:drawing>
@@ -50596,6 +50654,7 @@
     <w:p>
       <w:pPr>
         <w:rPr>
+          <w:rFonts w:ascii="Arial" w:hAnsi="Arial" w:cs="Arial"/>
           <w:noProof/>
         </w:rPr>
       </w:pPr>
@@ -50603,11 +50662,13 @@
     <w:p>
       <w:pPr>
         <w:rPr>
+          <w:rFonts w:ascii="Arial" w:hAnsi="Arial" w:cs="Arial"/>
           <w:noProof/>
         </w:rPr>
       </w:pPr>
       <w:r>
         <w:rPr>
+          <w:rFonts w:ascii="Arial" w:hAnsi="Arial" w:cs="Arial"/>
           <w:noProof/>
         </w:rPr>
         <w:lastRenderedPageBreak/>
@@ -50617,6 +50678,7 @@
     <w:p>
       <w:pPr>
         <w:rPr>
+          <w:rFonts w:ascii="Arial" w:hAnsi="Arial" w:cs="Arial"/>
           <w:noProof/>
         </w:rPr>
       </w:pPr>
@@ -50676,11 +50738,13 @@
     <w:p>
       <w:pPr>
         <w:rPr>
+          <w:rFonts w:ascii="Arial" w:hAnsi="Arial" w:cs="Arial"/>
           <w:noProof/>
         </w:rPr>
       </w:pPr>
       <w:r>
         <w:rPr>
+          <w:rFonts w:ascii="Arial" w:hAnsi="Arial" w:cs="Arial"/>
           <w:noProof/>
         </w:rPr>
         <w:drawing>
@@ -50723,6 +50787,7 @@
     <w:p>
       <w:pPr>
         <w:rPr>
+          <w:rFonts w:ascii="Arial" w:hAnsi="Arial" w:cs="Arial"/>
           <w:noProof/>
         </w:rPr>
       </w:pPr>
@@ -50730,11 +50795,13 @@
     <w:p>
       <w:pPr>
         <w:rPr>
+          <w:rFonts w:ascii="Arial" w:hAnsi="Arial" w:cs="Arial"/>
           <w:noProof/>
         </w:rPr>
       </w:pPr>
       <w:r>
         <w:rPr>
+          <w:rFonts w:ascii="Arial" w:hAnsi="Arial" w:cs="Arial"/>
           <w:noProof/>
         </w:rPr>
         <w:t>Figure 3.0</w:t>
@@ -50743,6 +50810,7 @@
     <w:p>
       <w:pPr>
         <w:rPr>
+          <w:rFonts w:ascii="Arial" w:hAnsi="Arial" w:cs="Arial"/>
           <w:noProof/>
         </w:rPr>
       </w:pPr>
@@ -50802,11 +50870,13 @@
     <w:p>
       <w:pPr>
         <w:rPr>
+          <w:rFonts w:ascii="Arial" w:hAnsi="Arial" w:cs="Arial"/>
           <w:noProof/>
         </w:rPr>
       </w:pPr>
       <w:r>
         <w:rPr>
+          <w:rFonts w:ascii="Arial" w:hAnsi="Arial" w:cs="Arial"/>
           <w:noProof/>
         </w:rPr>
         <w:drawing>
@@ -50849,6 +50919,7 @@
     <w:p>
       <w:pPr>
         <w:rPr>
+          <w:rFonts w:ascii="Arial" w:hAnsi="Arial" w:cs="Arial"/>
           <w:noProof/>
         </w:rPr>
       </w:pPr>
@@ -50856,11 +50927,13 @@
     <w:p>
       <w:pPr>
         <w:rPr>
+          <w:rFonts w:ascii="Arial" w:hAnsi="Arial" w:cs="Arial"/>
           <w:noProof/>
         </w:rPr>
       </w:pPr>
       <w:r>
         <w:rPr>
+          <w:rFonts w:ascii="Arial" w:hAnsi="Arial" w:cs="Arial"/>
           <w:noProof/>
         </w:rPr>
         <w:t>Figure 4.0</w:t>
@@ -50869,6 +50942,7 @@
     <w:p>
       <w:pPr>
         <w:rPr>
+          <w:rFonts w:ascii="Arial" w:hAnsi="Arial" w:cs="Arial"/>
           <w:noProof/>
         </w:rPr>
       </w:pPr>
@@ -50928,6 +51002,7 @@
     <w:p>
       <w:pPr>
         <w:rPr>
+          <w:rFonts w:ascii="Arial" w:hAnsi="Arial" w:cs="Arial"/>
           <w:noProof/>
         </w:rPr>
       </w:pPr>
@@ -50935,11 +51010,13 @@
     <w:p>
       <w:pPr>
         <w:rPr>
+          <w:rFonts w:ascii="Arial" w:hAnsi="Arial" w:cs="Arial"/>
           <w:noProof/>
         </w:rPr>
       </w:pPr>
       <w:r>
         <w:rPr>
+          <w:rFonts w:ascii="Arial" w:hAnsi="Arial" w:cs="Arial"/>
           <w:noProof/>
         </w:rPr>
         <w:drawing>
@@ -50982,6 +51059,7 @@
     <w:p>
       <w:pPr>
         <w:rPr>
+          <w:rFonts w:ascii="Arial" w:hAnsi="Arial" w:cs="Arial"/>
           <w:noProof/>
         </w:rPr>
       </w:pPr>
@@ -50989,11 +51067,13 @@
     <w:p>
       <w:pPr>
         <w:rPr>
+          <w:rFonts w:ascii="Arial" w:hAnsi="Arial" w:cs="Arial"/>
           <w:noProof/>
         </w:rPr>
       </w:pPr>
       <w:r>
         <w:rPr>
+          <w:rFonts w:ascii="Arial" w:hAnsi="Arial" w:cs="Arial"/>
           <w:noProof/>
         </w:rPr>
         <w:t>Figure 5.0</w:t>
@@ -51002,6 +51082,7 @@
     <w:p>
       <w:pPr>
         <w:rPr>
+          <w:rFonts w:ascii="Arial" w:hAnsi="Arial" w:cs="Arial"/>
           <w:noProof/>
         </w:rPr>
       </w:pPr>
@@ -51061,11 +51142,13 @@
     <w:p>
       <w:pPr>
         <w:rPr>
+          <w:rFonts w:ascii="Arial" w:hAnsi="Arial" w:cs="Arial"/>
           <w:noProof/>
         </w:rPr>
       </w:pPr>
       <w:r>
         <w:rPr>
+          <w:rFonts w:ascii="Arial" w:hAnsi="Arial" w:cs="Arial"/>
           <w:noProof/>
         </w:rPr>
         <w:lastRenderedPageBreak/>
@@ -51109,6 +51192,7 @@
     <w:p>
       <w:pPr>
         <w:rPr>
+          <w:rFonts w:ascii="Arial" w:hAnsi="Arial" w:cs="Arial"/>
           <w:noProof/>
         </w:rPr>
       </w:pPr>
@@ -51116,11 +51200,13 @@
     <w:p>
       <w:pPr>
         <w:rPr>
+          <w:rFonts w:ascii="Arial" w:hAnsi="Arial" w:cs="Arial"/>
           <w:noProof/>
         </w:rPr>
       </w:pPr>
       <w:r>
         <w:rPr>
+          <w:rFonts w:ascii="Arial" w:hAnsi="Arial" w:cs="Arial"/>
           <w:noProof/>
         </w:rPr>
         <w:t>Figure 6.0</w:t>
@@ -51129,6 +51215,7 @@
     <w:p>
       <w:pPr>
         <w:rPr>
+          <w:rFonts w:ascii="Arial" w:hAnsi="Arial" w:cs="Arial"/>
           <w:noProof/>
         </w:rPr>
       </w:pPr>
@@ -51188,11 +51275,13 @@
     <w:p>
       <w:pPr>
         <w:rPr>
+          <w:rFonts w:ascii="Arial" w:hAnsi="Arial" w:cs="Arial"/>
           <w:noProof/>
         </w:rPr>
       </w:pPr>
       <w:r>
         <w:rPr>
+          <w:rFonts w:ascii="Arial" w:hAnsi="Arial" w:cs="Arial"/>
           <w:noProof/>
         </w:rPr>
         <w:drawing>
@@ -51235,6 +51324,7 @@
     <w:p>
       <w:pPr>
         <w:rPr>
+          <w:rFonts w:ascii="Arial" w:hAnsi="Arial" w:cs="Arial"/>
           <w:noProof/>
         </w:rPr>
       </w:pPr>
@@ -51242,11 +51332,13 @@
     <w:p>
       <w:pPr>
         <w:rPr>
+          <w:rFonts w:ascii="Arial" w:hAnsi="Arial" w:cs="Arial"/>
           <w:noProof/>
         </w:rPr>
       </w:pPr>
       <w:r>
         <w:rPr>
+          <w:rFonts w:ascii="Arial" w:hAnsi="Arial" w:cs="Arial"/>
           <w:noProof/>
         </w:rPr>
         <w:t>Figure 7.0</w:t>
@@ -51255,6 +51347,7 @@
     <w:p>
       <w:pPr>
         <w:rPr>
+          <w:rFonts w:ascii="Arial" w:hAnsi="Arial" w:cs="Arial"/>
           <w:noProof/>
         </w:rPr>
       </w:pPr>
@@ -51315,11 +51408,13 @@
     <w:p>
       <w:pPr>
         <w:rPr>
+          <w:rFonts w:ascii="Arial" w:hAnsi="Arial" w:cs="Arial"/>
           <w:noProof/>
         </w:rPr>
       </w:pPr>
       <w:r>
         <w:rPr>
+          <w:rFonts w:ascii="Arial" w:hAnsi="Arial" w:cs="Arial"/>
           <w:noProof/>
         </w:rPr>
         <w:drawing>
@@ -51362,6 +51457,7 @@
     <w:p>
       <w:pPr>
         <w:rPr>
+          <w:rFonts w:ascii="Arial" w:hAnsi="Arial" w:cs="Arial"/>
           <w:noProof/>
         </w:rPr>
       </w:pPr>
@@ -51369,11 +51465,13 @@
     <w:p>
       <w:pPr>
         <w:rPr>
+          <w:rFonts w:ascii="Arial" w:hAnsi="Arial" w:cs="Arial"/>
           <w:noProof/>
         </w:rPr>
       </w:pPr>
       <w:r>
         <w:rPr>
+          <w:rFonts w:ascii="Arial" w:hAnsi="Arial" w:cs="Arial"/>
           <w:noProof/>
         </w:rPr>
         <w:t>Figure 8.0</w:t>
@@ -51382,6 +51480,7 @@
     <w:p>
       <w:pPr>
         <w:rPr>
+          <w:rFonts w:ascii="Arial" w:hAnsi="Arial" w:cs="Arial"/>
           <w:noProof/>
         </w:rPr>
       </w:pPr>
@@ -51441,11 +51540,13 @@
     <w:p>
       <w:pPr>
         <w:rPr>
+          <w:rFonts w:ascii="Arial" w:hAnsi="Arial" w:cs="Arial"/>
           <w:noProof/>
         </w:rPr>
       </w:pPr>
       <w:r>
         <w:rPr>
+          <w:rFonts w:ascii="Arial" w:hAnsi="Arial" w:cs="Arial"/>
           <w:noProof/>
         </w:rPr>
         <w:lastRenderedPageBreak/>
@@ -51489,6 +51590,7 @@
     <w:p>
       <w:pPr>
         <w:rPr>
+          <w:rFonts w:ascii="Arial" w:hAnsi="Arial" w:cs="Arial"/>
           <w:noProof/>
         </w:rPr>
       </w:pPr>
@@ -51496,11 +51598,13 @@
     <w:p>
       <w:pPr>
         <w:rPr>
+          <w:rFonts w:ascii="Arial" w:hAnsi="Arial" w:cs="Arial"/>
           <w:noProof/>
         </w:rPr>
       </w:pPr>
       <w:r>
         <w:rPr>
+          <w:rFonts w:ascii="Arial" w:hAnsi="Arial" w:cs="Arial"/>
           <w:noProof/>
         </w:rPr>
         <w:t>Figure 9.0</w:t>
@@ -51509,6 +51613,7 @@
     <w:p>
       <w:pPr>
         <w:rPr>
+          <w:rFonts w:ascii="Arial" w:hAnsi="Arial" w:cs="Arial"/>
           <w:noProof/>
         </w:rPr>
       </w:pPr>
@@ -51568,11 +51673,13 @@
     <w:p>
       <w:pPr>
         <w:rPr>
+          <w:rFonts w:ascii="Arial" w:hAnsi="Arial" w:cs="Arial"/>
           <w:noProof/>
         </w:rPr>
       </w:pPr>
       <w:r>
         <w:rPr>
+          <w:rFonts w:ascii="Arial" w:hAnsi="Arial" w:cs="Arial"/>
           <w:noProof/>
         </w:rPr>
         <w:drawing>
@@ -51615,6 +51722,7 @@
     <w:p>
       <w:pPr>
         <w:rPr>
+          <w:rFonts w:ascii="Arial" w:hAnsi="Arial" w:cs="Arial"/>
           <w:noProof/>
         </w:rPr>
       </w:pPr>
@@ -51622,6 +51730,7 @@
     <w:p>
       <w:pPr>
         <w:rPr>
+          <w:rFonts w:ascii="Arial" w:hAnsi="Arial" w:cs="Arial"/>
           <w:noProof/>
         </w:rPr>
       </w:pPr>
@@ -51629,6 +51738,7 @@
     <w:p>
       <w:pPr>
         <w:rPr>
+          <w:rFonts w:ascii="Arial" w:hAnsi="Arial" w:cs="Arial"/>
           <w:noProof/>
         </w:rPr>
       </w:pPr>
@@ -51636,20 +51746,22 @@
     <w:p>
       <w:pPr>
         <w:rPr>
+          <w:rFonts w:ascii="Arial" w:hAnsi="Arial" w:cs="Arial"/>
           <w:noProof/>
         </w:rPr>
       </w:pPr>
       <w:r>
         <w:rPr>
+          <w:rFonts w:ascii="Arial" w:hAnsi="Arial" w:cs="Arial"/>
           <w:noProof/>
         </w:rPr>
-        <w:lastRenderedPageBreak/>
         <w:t>Figure 10.0</w:t>
       </w:r>
     </w:p>
     <w:p>
       <w:pPr>
         <w:rPr>
+          <w:rFonts w:ascii="Arial" w:hAnsi="Arial" w:cs="Arial"/>
           <w:noProof/>
         </w:rPr>
       </w:pPr>
@@ -51663,6 +51775,7 @@
           <w:szCs w:val="32"/>
           <w:lang w:val="en-GB"/>
         </w:rPr>
+        <w:lastRenderedPageBreak/>
         <w:drawing>
           <wp:inline distT="0" distB="0" distL="0" distR="0" wp14:anchorId="5B770597" wp14:editId="460C56B6">
             <wp:extent cx="5943600" cy="1979930"/>
@@ -51709,11 +51822,13 @@
     <w:p>
       <w:pPr>
         <w:rPr>
+          <w:rFonts w:ascii="Arial" w:hAnsi="Arial" w:cs="Arial"/>
           <w:noProof/>
         </w:rPr>
       </w:pPr>
       <w:r>
         <w:rPr>
+          <w:rFonts w:ascii="Arial" w:hAnsi="Arial" w:cs="Arial"/>
           <w:noProof/>
         </w:rPr>
         <w:drawing>
@@ -51756,6 +51871,7 @@
     <w:p>
       <w:pPr>
         <w:rPr>
+          <w:rFonts w:ascii="Arial" w:hAnsi="Arial" w:cs="Arial"/>
           <w:noProof/>
         </w:rPr>
       </w:pPr>
@@ -51763,11 +51879,13 @@
     <w:p>
       <w:pPr>
         <w:rPr>
+          <w:rFonts w:ascii="Arial" w:hAnsi="Arial" w:cs="Arial"/>
           <w:noProof/>
         </w:rPr>
       </w:pPr>
       <w:r>
         <w:rPr>
+          <w:rFonts w:ascii="Arial" w:hAnsi="Arial" w:cs="Arial"/>
           <w:noProof/>
         </w:rPr>
         <w:t>Figure 11.0</w:t>
@@ -51776,6 +51894,7 @@
     <w:p>
       <w:pPr>
         <w:rPr>
+          <w:rFonts w:ascii="Arial" w:hAnsi="Arial" w:cs="Arial"/>
           <w:noProof/>
         </w:rPr>
       </w:pPr>
@@ -51835,14 +51954,15 @@
     <w:p>
       <w:pPr>
         <w:rPr>
+          <w:rFonts w:ascii="Arial" w:hAnsi="Arial" w:cs="Arial"/>
           <w:noProof/>
         </w:rPr>
       </w:pPr>
       <w:r>
         <w:rPr>
+          <w:rFonts w:ascii="Arial" w:hAnsi="Arial" w:cs="Arial"/>
           <w:noProof/>
         </w:rPr>
-        <w:lastRenderedPageBreak/>
         <w:drawing>
           <wp:inline distT="0" distB="0" distL="0" distR="0" wp14:anchorId="01E9A3EA" wp14:editId="57A83DEB">
             <wp:extent cx="5943600" cy="1162050"/>
@@ -51883,6 +52003,7 @@
     <w:p>
       <w:pPr>
         <w:rPr>
+          <w:rFonts w:ascii="Arial" w:hAnsi="Arial" w:cs="Arial"/>
           <w:noProof/>
         </w:rPr>
       </w:pPr>
@@ -51890,11 +52011,13 @@
     <w:p>
       <w:pPr>
         <w:rPr>
+          <w:rFonts w:ascii="Arial" w:hAnsi="Arial" w:cs="Arial"/>
           <w:noProof/>
         </w:rPr>
       </w:pPr>
       <w:r>
         <w:rPr>
+          <w:rFonts w:ascii="Arial" w:hAnsi="Arial" w:cs="Arial"/>
           <w:noProof/>
         </w:rPr>
         <w:t>Figure 12.0</w:t>
@@ -51903,6 +52026,7 @@
     <w:p>
       <w:pPr>
         <w:rPr>
+          <w:rFonts w:ascii="Arial" w:hAnsi="Arial" w:cs="Arial"/>
           <w:noProof/>
         </w:rPr>
       </w:pPr>
@@ -51962,11 +52086,13 @@
     <w:p>
       <w:pPr>
         <w:rPr>
+          <w:rFonts w:ascii="Arial" w:hAnsi="Arial" w:cs="Arial"/>
           <w:noProof/>
         </w:rPr>
       </w:pPr>
       <w:r>
         <w:rPr>
+          <w:rFonts w:ascii="Arial" w:hAnsi="Arial" w:cs="Arial"/>
           <w:noProof/>
         </w:rPr>
         <w:drawing>
@@ -52009,6 +52135,7 @@
     <w:p>
       <w:pPr>
         <w:rPr>
+          <w:rFonts w:ascii="Arial" w:hAnsi="Arial" w:cs="Arial"/>
           <w:noProof/>
         </w:rPr>
       </w:pPr>
@@ -52016,11 +52143,13 @@
     <w:p>
       <w:pPr>
         <w:rPr>
+          <w:rFonts w:ascii="Arial" w:hAnsi="Arial" w:cs="Arial"/>
           <w:noProof/>
         </w:rPr>
       </w:pPr>
       <w:r>
         <w:rPr>
+          <w:rFonts w:ascii="Arial" w:hAnsi="Arial" w:cs="Arial"/>
           <w:noProof/>
         </w:rPr>
         <w:t>Figure 13.0</w:t>
@@ -52029,6 +52158,7 @@
     <w:p>
       <w:pPr>
         <w:rPr>
+          <w:rFonts w:ascii="Arial" w:hAnsi="Arial" w:cs="Arial"/>
           <w:noProof/>
         </w:rPr>
       </w:pPr>
@@ -52088,11 +52218,13 @@
     <w:p>
       <w:pPr>
         <w:rPr>
+          <w:rFonts w:ascii="Arial" w:hAnsi="Arial" w:cs="Arial"/>
           <w:noProof/>
         </w:rPr>
       </w:pPr>
       <w:r>
         <w:rPr>
+          <w:rFonts w:ascii="Arial" w:hAnsi="Arial" w:cs="Arial"/>
           <w:noProof/>
         </w:rPr>
         <w:lastRenderedPageBreak/>
@@ -52136,6 +52268,7 @@
     <w:p>
       <w:pPr>
         <w:rPr>
+          <w:rFonts w:ascii="Arial" w:hAnsi="Arial" w:cs="Arial"/>
           <w:noProof/>
         </w:rPr>
       </w:pPr>
@@ -52143,11 +52276,13 @@
     <w:p>
       <w:pPr>
         <w:rPr>
+          <w:rFonts w:ascii="Arial" w:hAnsi="Arial" w:cs="Arial"/>
           <w:noProof/>
         </w:rPr>
       </w:pPr>
       <w:r>
         <w:rPr>
+          <w:rFonts w:ascii="Arial" w:hAnsi="Arial" w:cs="Arial"/>
           <w:noProof/>
         </w:rPr>
         <w:t>Figure 14.0</w:t>
@@ -52156,6 +52291,7 @@
     <w:p>
       <w:pPr>
         <w:rPr>
+          <w:rFonts w:ascii="Arial" w:hAnsi="Arial" w:cs="Arial"/>
           <w:noProof/>
         </w:rPr>
       </w:pPr>
@@ -52215,11 +52351,13 @@
     <w:p>
       <w:pPr>
         <w:rPr>
+          <w:rFonts w:ascii="Arial" w:hAnsi="Arial" w:cs="Arial"/>
           <w:noProof/>
         </w:rPr>
       </w:pPr>
       <w:r>
         <w:rPr>
+          <w:rFonts w:ascii="Arial" w:hAnsi="Arial" w:cs="Arial"/>
           <w:noProof/>
         </w:rPr>
         <w:drawing>
@@ -52262,6 +52400,7 @@
     <w:p>
       <w:pPr>
         <w:rPr>
+          <w:rFonts w:ascii="Arial" w:hAnsi="Arial" w:cs="Arial"/>
           <w:noProof/>
         </w:rPr>
       </w:pPr>
@@ -52269,11 +52408,13 @@
     <w:p>
       <w:pPr>
         <w:rPr>
+          <w:rFonts w:ascii="Arial" w:hAnsi="Arial" w:cs="Arial"/>
           <w:noProof/>
         </w:rPr>
       </w:pPr>
       <w:r>
         <w:rPr>
+          <w:rFonts w:ascii="Arial" w:hAnsi="Arial" w:cs="Arial"/>
           <w:noProof/>
         </w:rPr>
         <w:t>Figure 15.0</w:t>
@@ -52282,6 +52423,7 @@
     <w:p>
       <w:pPr>
         <w:rPr>
+          <w:rFonts w:ascii="Arial" w:hAnsi="Arial" w:cs="Arial"/>
           <w:noProof/>
         </w:rPr>
       </w:pPr>
@@ -52339,6 +52481,7 @@
       </w:r>
       <w:r>
         <w:rPr>
+          <w:rFonts w:ascii="Arial" w:hAnsi="Arial" w:cs="Arial"/>
           <w:noProof/>
         </w:rPr>
         <w:t xml:space="preserve"> </w:t>
@@ -52347,11 +52490,13 @@
     <w:p>
       <w:pPr>
         <w:rPr>
+          <w:rFonts w:ascii="Arial" w:hAnsi="Arial" w:cs="Arial"/>
           <w:noProof/>
         </w:rPr>
       </w:pPr>
       <w:r>
         <w:rPr>
+          <w:rFonts w:ascii="Arial" w:hAnsi="Arial" w:cs="Arial"/>
           <w:noProof/>
         </w:rPr>
         <w:lastRenderedPageBreak/>
@@ -52395,6 +52540,7 @@
     <w:p>
       <w:pPr>
         <w:rPr>
+          <w:rFonts w:ascii="Arial" w:hAnsi="Arial" w:cs="Arial"/>
           <w:noProof/>
         </w:rPr>
       </w:pPr>
@@ -52402,11 +52548,13 @@
     <w:p>
       <w:pPr>
         <w:rPr>
+          <w:rFonts w:ascii="Arial" w:hAnsi="Arial" w:cs="Arial"/>
           <w:noProof/>
         </w:rPr>
       </w:pPr>
       <w:r>
         <w:rPr>
+          <w:rFonts w:ascii="Arial" w:hAnsi="Arial" w:cs="Arial"/>
           <w:noProof/>
         </w:rPr>
         <w:t>Figure 16.0</w:t>
@@ -52634,6 +52782,7 @@
           <w:szCs w:val="32"/>
           <w:lang w:val="en-GB"/>
         </w:rPr>
+        <w:lastRenderedPageBreak/>
         <w:t>Role-based Access Control</w:t>
       </w:r>
     </w:p>
@@ -52675,7 +52824,7 @@
               <w:rFonts w:ascii="Arial" w:hAnsi="Arial" w:cs="Arial"/>
               <w:lang w:val="en-GB"/>
             </w:rPr>
-            <w:instrText xml:space="preserve"> CITATION Ash26 \l 2057 </w:instrText>
+            <w:instrText xml:space="preserve">CITATION Ash26 \l 2057 </w:instrText>
           </w:r>
           <w:r>
             <w:rPr>
@@ -53105,6 +53254,7 @@
       </w:pPr>
       <w:r>
         <w:rPr>
+          <w:rFonts w:ascii="Arial" w:hAnsi="Arial" w:cs="Arial"/>
           <w:noProof/>
           <w:lang w:val="en-GB"/>
         </w:rPr>
@@ -53539,39 +53689,21 @@
           <w:rFonts w:ascii="Arial" w:hAnsi="Arial" w:cs="Arial"/>
           <w:lang w:val="en-GB"/>
         </w:rPr>
-        <w:t xml:space="preserve">This role is for the database system administrator. It is responsible for managing customer records and monitoring sales activities. It holds SELECT, INSERT, UPDATE, DELETE </w:t>
+        <w:t xml:space="preserve">This role is for the database system administrator. It is responsible for managing customer records and monitoring sales activities. It holds SELECT, INSERT, UPDATE, DELETE privileges. This is because the administrator in </w:t>
       </w:r>
-      <w:proofErr w:type="spellStart"/>
       <w:r>
         <w:rPr>
           <w:rFonts w:ascii="Arial" w:hAnsi="Arial" w:cs="Arial"/>
           <w:lang w:val="en-GB"/>
         </w:rPr>
-        <w:t>priviledges</w:t>
+        <w:t>B</w:t>
       </w:r>
-      <w:proofErr w:type="spellEnd"/>
       <w:r>
         <w:rPr>
           <w:rFonts w:ascii="Arial" w:hAnsi="Arial" w:cs="Arial"/>
           <w:lang w:val="en-GB"/>
         </w:rPr>
-        <w:t xml:space="preserve">. This is because the administrator in </w:t>
-      </w:r>
-      <w:proofErr w:type="spellStart"/>
-      <w:r>
-        <w:rPr>
-          <w:rFonts w:ascii="Arial" w:hAnsi="Arial" w:cs="Arial"/>
-          <w:lang w:val="en-GB"/>
-        </w:rPr>
-        <w:t>bloomsfield</w:t>
-      </w:r>
-      <w:proofErr w:type="spellEnd"/>
-      <w:r>
-        <w:rPr>
-          <w:rFonts w:ascii="Arial" w:hAnsi="Arial" w:cs="Arial"/>
-          <w:lang w:val="en-GB"/>
-        </w:rPr>
-        <w:t xml:space="preserve"> database system requires full control over customer information and transaction records to manage the database effectively, correct errors, update records and maintain data integrity.</w:t>
+        <w:t>loomfield database system requires full control over customer information and transaction records to manage the database effectively, correct errors, update records and maintain data integrity.</w:t>
       </w:r>
     </w:p>
     <w:p>
@@ -53656,23 +53788,7 @@
           <w:rFonts w:ascii="Arial" w:hAnsi="Arial" w:cs="Arial"/>
           <w:lang w:val="en-GB"/>
         </w:rPr>
-        <w:t xml:space="preserve">This role is set for Sales personnel. It is responsible for processing transactions and viewing customer information. It holds SELECT </w:t>
-      </w:r>
-      <w:proofErr w:type="spellStart"/>
-      <w:r>
-        <w:rPr>
-          <w:rFonts w:ascii="Arial" w:hAnsi="Arial" w:cs="Arial"/>
-          <w:lang w:val="en-GB"/>
-        </w:rPr>
-        <w:t>priviledges</w:t>
-      </w:r>
-      <w:proofErr w:type="spellEnd"/>
-      <w:r>
-        <w:rPr>
-          <w:rFonts w:ascii="Arial" w:hAnsi="Arial" w:cs="Arial"/>
-          <w:lang w:val="en-GB"/>
-        </w:rPr>
-        <w:t xml:space="preserve"> in both Customer table and </w:t>
+        <w:t xml:space="preserve">This role is set for Sales personnel. It is responsible for processing transactions and viewing customer information. It holds SELECT privileges in both Customer table and </w:t>
       </w:r>
       <w:proofErr w:type="spellStart"/>
       <w:r>
@@ -53688,23 +53804,7 @@
           <w:rFonts w:ascii="Arial" w:hAnsi="Arial" w:cs="Arial"/>
           <w:lang w:val="en-GB"/>
         </w:rPr>
-        <w:t xml:space="preserve"> table, and it holds INSERT </w:t>
-      </w:r>
-      <w:proofErr w:type="spellStart"/>
-      <w:r>
-        <w:rPr>
-          <w:rFonts w:ascii="Arial" w:hAnsi="Arial" w:cs="Arial"/>
-          <w:lang w:val="en-GB"/>
-        </w:rPr>
-        <w:t>priviledge</w:t>
-      </w:r>
-      <w:proofErr w:type="spellEnd"/>
-      <w:r>
-        <w:rPr>
-          <w:rFonts w:ascii="Arial" w:hAnsi="Arial" w:cs="Arial"/>
-          <w:lang w:val="en-GB"/>
-        </w:rPr>
-        <w:t xml:space="preserve"> in </w:t>
+        <w:t xml:space="preserve"> table, and it holds INSERT privilege in </w:t>
       </w:r>
       <w:proofErr w:type="spellStart"/>
       <w:r>
@@ -53720,7 +53820,7 @@
           <w:rFonts w:ascii="Arial" w:hAnsi="Arial" w:cs="Arial"/>
           <w:lang w:val="en-GB"/>
         </w:rPr>
-        <w:t xml:space="preserve"> table. The Sales staff in the database system need to </w:t>
+        <w:t xml:space="preserve"> table. The Sales staff in the database system need to view customers information when serving customers and record new </w:t>
       </w:r>
       <w:proofErr w:type="spellStart"/>
       <w:r>
@@ -53728,7 +53828,22 @@
           <w:rFonts w:ascii="Arial" w:hAnsi="Arial" w:cs="Arial"/>
           <w:lang w:val="en-GB"/>
         </w:rPr>
-        <w:t>vview</w:t>
+        <w:lastRenderedPageBreak/>
+        <w:t>sales_transactio</w:t>
+      </w:r>
+      <w:r>
+        <w:rPr>
+          <w:rFonts w:ascii="Arial" w:hAnsi="Arial" w:cs="Arial"/>
+          <w:lang w:val="en-GB"/>
+        </w:rPr>
+        <w:t>n</w:t>
+      </w:r>
+      <w:r>
+        <w:rPr>
+          <w:rFonts w:ascii="Arial" w:hAnsi="Arial" w:cs="Arial"/>
+          <w:lang w:val="en-GB"/>
+        </w:rPr>
+        <w:t>s</w:t>
       </w:r>
       <w:proofErr w:type="spellEnd"/>
       <w:r>
@@ -53736,56 +53851,7 @@
           <w:rFonts w:ascii="Arial" w:hAnsi="Arial" w:cs="Arial"/>
           <w:lang w:val="en-GB"/>
         </w:rPr>
-        <w:t xml:space="preserve"> customers information when serving customers and record new </w:t>
-      </w:r>
-      <w:proofErr w:type="spellStart"/>
-      <w:r>
-        <w:rPr>
-          <w:rFonts w:ascii="Arial" w:hAnsi="Arial" w:cs="Arial"/>
-          <w:lang w:val="en-GB"/>
-        </w:rPr>
-        <w:lastRenderedPageBreak/>
-        <w:t>sales_transactios</w:t>
-      </w:r>
-      <w:proofErr w:type="spellEnd"/>
-      <w:r>
-        <w:rPr>
-          <w:rFonts w:ascii="Arial" w:hAnsi="Arial" w:cs="Arial"/>
-          <w:lang w:val="en-GB"/>
-        </w:rPr>
-        <w:t xml:space="preserve">. However, the sales staff must be limited to some </w:t>
-      </w:r>
-      <w:proofErr w:type="spellStart"/>
-      <w:r>
-        <w:rPr>
-          <w:rFonts w:ascii="Arial" w:hAnsi="Arial" w:cs="Arial"/>
-          <w:lang w:val="en-GB"/>
-        </w:rPr>
-        <w:t>priviledges</w:t>
-      </w:r>
-      <w:proofErr w:type="spellEnd"/>
-      <w:r>
-        <w:rPr>
-          <w:rFonts w:ascii="Arial" w:hAnsi="Arial" w:cs="Arial"/>
-          <w:lang w:val="en-GB"/>
-        </w:rPr>
-        <w:t xml:space="preserve"> for example deleting and modifying customer records which could compromise data </w:t>
-      </w:r>
-      <w:proofErr w:type="spellStart"/>
-      <w:r>
-        <w:rPr>
-          <w:rFonts w:ascii="Arial" w:hAnsi="Arial" w:cs="Arial"/>
-          <w:lang w:val="en-GB"/>
-        </w:rPr>
-        <w:t>intergrity</w:t>
-      </w:r>
-      <w:proofErr w:type="spellEnd"/>
-      <w:r>
-        <w:rPr>
-          <w:rFonts w:ascii="Arial" w:hAnsi="Arial" w:cs="Arial"/>
-          <w:lang w:val="en-GB"/>
-        </w:rPr>
-        <w:t xml:space="preserve"> and security as that’s not their role</w:t>
+        <w:t>. However, the sales staff must be limited to some privileges for example deleting and modifying customer records which could compromise data integrity and security as that’s not their role</w:t>
       </w:r>
       <w:r>
         <w:rPr>
@@ -53820,31 +53886,7 @@
           <w:szCs w:val="32"/>
           <w:lang w:val="en-GB"/>
         </w:rPr>
-        <w:t xml:space="preserve">Granting </w:t>
-      </w:r>
-      <w:proofErr w:type="spellStart"/>
-      <w:r>
-        <w:rPr>
-          <w:rFonts w:ascii="Arial" w:hAnsi="Arial" w:cs="Arial"/>
-          <w:b/>
-          <w:bCs/>
-          <w:sz w:val="32"/>
-          <w:szCs w:val="32"/>
-          <w:lang w:val="en-GB"/>
-        </w:rPr>
-        <w:t>Priviledges</w:t>
-      </w:r>
-      <w:proofErr w:type="spellEnd"/>
-      <w:r>
-        <w:rPr>
-          <w:rFonts w:ascii="Arial" w:hAnsi="Arial" w:cs="Arial"/>
-          <w:b/>
-          <w:bCs/>
-          <w:sz w:val="32"/>
-          <w:szCs w:val="32"/>
-          <w:lang w:val="en-GB"/>
-        </w:rPr>
-        <w:t xml:space="preserve"> to Roles</w:t>
+        <w:t>Granting Privileges to Roles</w:t>
       </w:r>
     </w:p>
     <w:p>
@@ -54066,19 +54108,8 @@
           <w:szCs w:val="32"/>
           <w:lang w:val="en-GB"/>
         </w:rPr>
-        <w:t xml:space="preserve">There was a need to apply the </w:t>
+        <w:t>There was a need to apply the privileges</w:t>
       </w:r>
-      <w:proofErr w:type="spellStart"/>
-      <w:r>
-        <w:rPr>
-          <w:rFonts w:ascii="Arial" w:hAnsi="Arial" w:cs="Arial"/>
-          <w:sz w:val="32"/>
-          <w:szCs w:val="32"/>
-          <w:lang w:val="en-GB"/>
-        </w:rPr>
-        <w:t>priviledges</w:t>
-      </w:r>
-      <w:proofErr w:type="spellEnd"/>
     </w:p>
     <w:p>
       <w:pPr>
@@ -54942,16 +54973,7 @@
           <w:szCs w:val="32"/>
           <w:lang w:val="en-GB"/>
         </w:rPr>
-        <w:t xml:space="preserve">Then try selecting everything from customer. </w:t>
-      </w:r>
-      <w:r>
-        <w:rPr>
-          <w:rFonts w:ascii="Arial" w:hAnsi="Arial" w:cs="Arial"/>
-          <w:sz w:val="32"/>
-          <w:szCs w:val="32"/>
-          <w:lang w:val="en-GB"/>
-        </w:rPr>
-        <w:t>This will be successful.</w:t>
+        <w:t>Then try selecting everything from customer. This will be successful.</w:t>
       </w:r>
     </w:p>
     <w:p>
@@ -55637,7 +55659,21 @@
           <w:rFonts w:ascii="Arial" w:hAnsi="Arial" w:cs="Arial"/>
           <w:lang w:val="en-GB"/>
         </w:rPr>
-        <w:t>This query summarizes sales for May 2026 but category. It calculates total quantity sold and the revenue using the aggregate functions with Group By.</w:t>
+        <w:t>This query summarizes sales for May 2026 b</w:t>
+      </w:r>
+      <w:r>
+        <w:rPr>
+          <w:rFonts w:ascii="Arial" w:hAnsi="Arial" w:cs="Arial"/>
+          <w:lang w:val="en-GB"/>
+        </w:rPr>
+        <w:t>y</w:t>
+      </w:r>
+      <w:r>
+        <w:rPr>
+          <w:rFonts w:ascii="Arial" w:hAnsi="Arial" w:cs="Arial"/>
+          <w:lang w:val="en-GB"/>
+        </w:rPr>
+        <w:t xml:space="preserve"> category. It calculates total quantity sold and the revenue using the aggregate functions with Group By.</w:t>
       </w:r>
     </w:p>
     <w:p>
@@ -56098,7 +56134,7 @@
     <w:sdt>
       <w:sdtPr>
         <w:rPr>
-          <w:rFonts w:asciiTheme="minorHAnsi" w:eastAsiaTheme="minorHAnsi" w:hAnsiTheme="minorHAnsi" w:cstheme="minorBidi"/>
+          <w:rFonts w:ascii="Arial" w:eastAsiaTheme="minorHAnsi" w:hAnsi="Arial" w:cs="Arial"/>
           <w:color w:val="auto"/>
           <w:sz w:val="24"/>
           <w:szCs w:val="24"/>
@@ -56109,11 +56145,6 @@
           <w:docPartUnique/>
         </w:docPartObj>
       </w:sdtPr>
-      <w:sdtEndPr>
-        <w:rPr>
-          <w:rFonts w:ascii="Arial" w:hAnsi="Arial" w:cs="Arial"/>
-        </w:rPr>
-      </w:sdtEndPr>
       <w:sdtContent>
         <w:p>
           <w:pPr>
@@ -56208,6 +56239,55 @@
                 </w:rPr>
                 <w:br/>
                 <w:t>[Accessed 5 june 2026].</w:t>
+              </w:r>
+            </w:p>
+            <w:p>
+              <w:pPr>
+                <w:pStyle w:val="Bibliography"/>
+                <w:rPr>
+                  <w:noProof/>
+                </w:rPr>
+              </w:pPr>
+              <w:r>
+                <w:rPr>
+                  <w:noProof/>
+                </w:rPr>
+                <w:t xml:space="preserve">Edinburgh Napier University, n.d. </w:t>
+              </w:r>
+              <w:r>
+                <w:rPr>
+                  <w:i/>
+                  <w:iCs/>
+                  <w:noProof/>
+                </w:rPr>
+                <w:t xml:space="preserve">Database Systems Problems. </w:t>
+              </w:r>
+              <w:r>
+                <w:rPr>
+                  <w:noProof/>
+                </w:rPr>
+                <w:t xml:space="preserve">[Online] </w:t>
+              </w:r>
+              <w:r>
+                <w:rPr>
+                  <w:noProof/>
+                </w:rPr>
+                <w:br/>
+                <w:t xml:space="preserve">Available at: </w:t>
+              </w:r>
+              <w:r>
+                <w:rPr>
+                  <w:noProof/>
+                  <w:u w:val="single"/>
+                </w:rPr>
+                <w:t>https://bdavison.napier.ac.uk/db/Notes/Entities/problems/</w:t>
+              </w:r>
+              <w:r>
+                <w:rPr>
+                  <w:noProof/>
+                </w:rPr>
+                <w:br/>
+                <w:t>[Accessed 7 June 2026].</w:t>
               </w:r>
             </w:p>
             <w:p>
@@ -56354,56 +56434,7 @@
                   <w:noProof/>
                 </w:rPr>
                 <w:br/>
-                <w:t>[Accessed 6 june 11].</w:t>
-              </w:r>
-            </w:p>
-            <w:p>
-              <w:pPr>
-                <w:pStyle w:val="Bibliography"/>
-                <w:rPr>
-                  <w:noProof/>
-                </w:rPr>
-              </w:pPr>
-              <w:r>
-                <w:rPr>
-                  <w:noProof/>
-                </w:rPr>
-                <w:t xml:space="preserve">University, E. N., n.d. </w:t>
-              </w:r>
-              <w:r>
-                <w:rPr>
-                  <w:i/>
-                  <w:iCs/>
-                  <w:noProof/>
-                </w:rPr>
-                <w:t xml:space="preserve">Database Systems Problems. </w:t>
-              </w:r>
-              <w:r>
-                <w:rPr>
-                  <w:noProof/>
-                </w:rPr>
-                <w:t xml:space="preserve">[Online] </w:t>
-              </w:r>
-              <w:r>
-                <w:rPr>
-                  <w:noProof/>
-                </w:rPr>
-                <w:br/>
-                <w:t xml:space="preserve">Available at: </w:t>
-              </w:r>
-              <w:r>
-                <w:rPr>
-                  <w:noProof/>
-                  <w:u w:val="single"/>
-                </w:rPr>
-                <w:t>https://bdavison.napier.ac.uk/db/Notes/Entities/problems/</w:t>
-              </w:r>
-              <w:r>
-                <w:rPr>
-                  <w:noProof/>
-                </w:rPr>
-                <w:br/>
-                <w:t>[Accessed 7 june 2026].</w:t>
+                <w:t>[Accessed 6 June 2026].</w:t>
               </w:r>
             </w:p>
             <w:p>
@@ -62378,31 +62409,9 @@
     <b:RefOrder>3</b:RefOrder>
   </b:Source>
   <b:Source>
-    <b:Tag>Edi26</b:Tag>
-    <b:SourceType>InternetSite</b:SourceType>
-    <b:Guid>{50ADBE4E-CA11-4127-9133-B84AB9EA9391}</b:Guid>
-    <b:Author>
-      <b:Author>
-        <b:NameList>
-          <b:Person>
-            <b:Last>University</b:Last>
-            <b:First>Edinburgh</b:First>
-            <b:Middle>Napier</b:Middle>
-          </b:Person>
-        </b:NameList>
-      </b:Author>
-    </b:Author>
-    <b:Title>Database Systems Problems</b:Title>
-    <b:YearAccessed>2026</b:YearAccessed>
-    <b:MonthAccessed>june</b:MonthAccessed>
-    <b:DayAccessed>7</b:DayAccessed>
-    <b:URL>https://bdavison.napier.ac.uk/db/Notes/Entities/problems/</b:URL>
-    <b:RefOrder>4</b:RefOrder>
-  </b:Source>
-  <b:Source>
     <b:Tag>Ash26</b:Tag>
     <b:SourceType>InternetSite</b:SourceType>
-    <b:Guid>{50FA153A-F033-42E2-8C62-06DA034BB1C3}</b:Guid>
+    <b:Guid>{FE30DFE0-0AFA-4EC8-89E0-A7449F0C4B4D}</b:Guid>
     <b:Author>
       <b:Author>
         <b:NameList>
@@ -62415,17 +62424,33 @@
     </b:Author>
     <b:Title>Several9s</b:Title>
     <b:Year>2026</b:Year>
-    <b:YearAccessed>11</b:YearAccessed>
-    <b:MonthAccessed>june</b:MonthAccessed>
+    <b:YearAccessed>2026</b:YearAccessed>
+    <b:MonthAccessed>June</b:MonthAccessed>
     <b:DayAccessed>6</b:DayAccessed>
     <b:URL>https://severalnines.com/blog/tips-and-tricks-implementing-database-role-based-access-controls-mariadb/</b:URL>
     <b:RefOrder>5</b:RefOrder>
+  </b:Source>
+  <b:Source>
+    <b:Tag>Edi26</b:Tag>
+    <b:SourceType>InternetSite</b:SourceType>
+    <b:Guid>{459D090D-66C0-4D3A-8853-C3785C78A0CC}</b:Guid>
+    <b:Author>
+      <b:Author>
+        <b:Corporate>Edinburgh Napier University</b:Corporate>
+      </b:Author>
+    </b:Author>
+    <b:Title>Database Systems Problems</b:Title>
+    <b:YearAccessed>2026</b:YearAccessed>
+    <b:MonthAccessed>June</b:MonthAccessed>
+    <b:DayAccessed>7</b:DayAccessed>
+    <b:URL>https://bdavison.napier.ac.uk/db/Notes/Entities/problems/</b:URL>
+    <b:RefOrder>4</b:RefOrder>
   </b:Source>
 </b:Sources>
 </file>
 
 <file path=customXml/itemProps1.xml><?xml version="1.0" encoding="utf-8"?>
-<ds:datastoreItem xmlns:ds="http://schemas.openxmlformats.org/officeDocument/2006/customXml" ds:itemID="{1980C0B4-4BE1-4518-BF0C-763F6704B05A}">
+<ds:datastoreItem xmlns:ds="http://schemas.openxmlformats.org/officeDocument/2006/customXml" ds:itemID="{DEC775E1-4D97-4602-B448-F43BB7D64281}">
   <ds:schemaRefs>
     <ds:schemaRef ds:uri="http://schemas.openxmlformats.org/officeDocument/2006/bibliography"/>
   </ds:schemaRefs>
